--- a/downloads/teacher/ai-3-week-36.docx
+++ b/downloads/teacher/ai-3-week-36.docx
@@ -2751,6 +2751,396 @@
         <w:t>For your Verified Study Buddy, save the input, procedure, observed result and limitation of this check. Label this worked example as practice; use a different, previously unreviewed case when checking independent understanding.</w:t>
       </w:r>
     </w:p>
+    <w:p>
+      <w:pPr>
+        <w:pStyle w:val="Heading1"/>
+      </w:pPr>
+      <w:r>
+        <w:t>07. Prepare, teach and assess</w:t>
+      </w:r>
+    </w:p>
+    <w:p>
+      <w:r>
+        <w:t>Teaching target: Explain the mechanism and terminology of generative systems defense</w:t>
+      </w:r>
+    </w:p>
+    <w:p>
+      <w:r>
+        <w:t>Prepare the labelled worked-case picture, the matching workbook, fictional input cards and a place for individual responses. No paid AI account is required for the paper reasoning activities.</w:t>
+      </w:r>
+    </w:p>
+    <w:tbl>
+      <w:tblPr>
+        <w:tblStyle w:val="LightShading-Accent1"/>
+        <w:tblW w:type="auto" w:w="0"/>
+        <w:tblLook w:firstColumn="1" w:firstRow="1" w:lastColumn="0" w:lastRow="0" w:noHBand="0" w:noVBand="1" w:val="04A0"/>
+      </w:tblPr>
+      <w:tblGrid>
+        <w:gridCol w:w="3408"/>
+        <w:gridCol w:w="3408"/>
+        <w:gridCol w:w="3408"/>
+      </w:tblGrid>
+      <w:tr>
+        <w:trPr>
+          <w:tblHeader/>
+        </w:trPr>
+        <w:tc>
+          <w:tcPr>
+            <w:tcW w:type="dxa" w:w="3408"/>
+          </w:tcPr>
+          <w:p>
+            <w:r>
+              <w:t>Session</w:t>
+            </w:r>
+          </w:p>
+        </w:tc>
+        <w:tc>
+          <w:tcPr>
+            <w:tcW w:type="dxa" w:w="3408"/>
+          </w:tcPr>
+          <w:p>
+            <w:r>
+              <w:t>Plan</w:t>
+            </w:r>
+          </w:p>
+        </w:tc>
+        <w:tc>
+          <w:tcPr>
+            <w:tcW w:type="dxa" w:w="3408"/>
+          </w:tcPr>
+          <w:p>
+            <w:r>
+              <w:t>Resources</w:t>
+            </w:r>
+          </w:p>
+        </w:tc>
+      </w:tr>
+      <w:tr>
+        <w:tc>
+          <w:tcPr>
+            <w:tcW w:type="dxa" w:w="3408"/>
+          </w:tcPr>
+          <w:p>
+            <w:r>
+              <w:t>Session 1 · Understand · 45 min</w:t>
+            </w:r>
+          </w:p>
+        </w:tc>
+        <w:tc>
+          <w:tcPr>
+            <w:tcW w:type="dxa" w:w="3408"/>
+          </w:tcPr>
+          <w:p>
+            <w:r>
+              <w:t>0–7: recall and prerequisite; 7–15: inspect the concrete case and predict; 15–30: teacher models the worked trace; 30–40: learners explain a step using the text and visual; 40–45: check the core idea.</w:t>
+            </w:r>
+          </w:p>
+        </w:tc>
+        <w:tc>
+          <w:tcPr>
+            <w:tcW w:type="dxa" w:w="3408"/>
+          </w:tcPr>
+          <w:p>
+            <w:r>
+              <w:t>Sections 1–6; record the brief recall in the workbook.</w:t>
+            </w:r>
+          </w:p>
+        </w:tc>
+      </w:tr>
+      <w:tr>
+        <w:tc>
+          <w:tcPr>
+            <w:tcW w:type="dxa" w:w="3408"/>
+          </w:tcPr>
+          <w:p>
+            <w:r>
+              <w:t>Session 2 · Practise · 45 min</w:t>
+            </w:r>
+          </w:p>
+        </w:tc>
+        <w:tc>
+          <w:tcPr>
+            <w:tcW w:type="dxa" w:w="3408"/>
+          </w:tcPr>
+          <w:p>
+            <w:r>
+              <w:t>0–5: retrieve the procedure; 5–15: W2 completion practice; 15–23: explain and check with a partner; 23–30: each learner answers the misconception check; 30–40: targeted reteaching or a harder variation; 40–45: prepare the investigation.</w:t>
+            </w:r>
+          </w:p>
+        </w:tc>
+        <w:tc>
+          <w:tcPr>
+            <w:tcW w:type="dxa" w:w="3408"/>
+          </w:tcPr>
+          <w:p>
+            <w:r>
+              <w:t>Sections 7–10; use the matching workbook W2 and misconception check.</w:t>
+            </w:r>
+          </w:p>
+        </w:tc>
+      </w:tr>
+      <w:tr>
+        <w:tc>
+          <w:tcPr>
+            <w:tcW w:type="dxa" w:w="3408"/>
+          </w:tcPr>
+          <w:p>
+            <w:r>
+              <w:t>Session 3 · Investigate and transfer · 45 min</w:t>
+            </w:r>
+          </w:p>
+        </w:tc>
+        <w:tc>
+          <w:tcPr>
+            <w:tcW w:type="dxa" w:w="3408"/>
+          </w:tcPr>
+          <w:p>
+            <w:r>
+              <w:t>0–5: retrieve the decision rule; 5–20: investigate or trace; 20–30: start the independent case; 30–38: connect the project; 38–43: act on feedback; 43–45: plan the return check.</w:t>
+            </w:r>
+          </w:p>
+        </w:tc>
+        <w:tc>
+          <w:tcPr>
+            <w:tcW w:type="dxa" w:w="3408"/>
+          </w:tcPr>
+          <w:p>
+            <w:r>
+              <w:t>Sections 9 and 11–14. Give extra time to finish the full task set; use Section 15 when the week includes a coding lab.</w:t>
+            </w:r>
+          </w:p>
+        </w:tc>
+      </w:tr>
+    </w:tbl>
+    <w:p>
+      <w:r>
+        <w:t>Before class, solve the supported practice: System reports 9/10 retrieved relevant records, 7/10 supported answers and zero actions in a read-only run. Presenter claims 90% fully correct and faster than baseline. Show the intermediate steps and give the conclusion with its scope.</w:t>
+      </w:r>
+    </w:p>
+    <w:p>
+      <w:r>
+        <w:t>Reasoned practice answer: Teacher explanation: Retrieval rate 90% and support rate 70% differ. Action trace supports zero actions in that run; no timing evidence supports speed. Correct the full-correctness and speed claims.</w:t>
+      </w:r>
+    </w:p>
+    <w:p>
+      <w:r>
+        <w:t>Check every learner before discussion: Use the worked case for Generative systems defense. Proposed explanation: “The worked result establishes every future case”. Decide whether this explanation is supported. Point to the step or supplied fact that decides; explain your repair if needed.</w:t>
+      </w:r>
+    </w:p>
+    <w:p>
+      <w:r>
+        <w:t>Misconception repair: A defense should preserve negative evidence and uncertainty rather than treating polished presentation as proof.</w:t>
+      </w:r>
+    </w:p>
+    <w:p>
+      <w:r>
+        <w:t>Support: read the exact case aloud, enlarge the labelled picture, supply input cards and model only the first deciding step. Accept a spoken explanation or drawing; retain the reasoning goal.</w:t>
+      </w:r>
+    </w:p>
+    <w:p>
+      <w:r>
+        <w:t>Extension: Only the retrieval rate is put on the presentation poster. Require a prediction and a reason before comparing. Expected result: The poster omits the lower supported-answer rate and cannot imply 80% fully correct answers. Reason: Retrieving useful evidence is an intermediate step, not proof that the final answer uses it correctly.</w:t>
+      </w:r>
+    </w:p>
+    <w:p>
+      <w:r>
+        <w:t>Independent assessment: withhold the reserved answer until the learner has attempted the new case. Record support separately from correctness.</w:t>
+      </w:r>
+    </w:p>
+    <w:tbl>
+      <w:tblPr>
+        <w:tblStyle w:val="LightShading-Accent1"/>
+        <w:tblW w:type="auto" w:w="0"/>
+        <w:tblLook w:firstColumn="1" w:firstRow="1" w:lastColumn="0" w:lastRow="0" w:noHBand="0" w:noVBand="1" w:val="04A0"/>
+      </w:tblPr>
+      <w:tblGrid>
+        <w:gridCol w:w="2556"/>
+        <w:gridCol w:w="2556"/>
+        <w:gridCol w:w="2556"/>
+        <w:gridCol w:w="2556"/>
+      </w:tblGrid>
+      <w:tr>
+        <w:trPr>
+          <w:tblHeader/>
+        </w:trPr>
+        <w:tc>
+          <w:tcPr>
+            <w:tcW w:type="dxa" w:w="2556"/>
+          </w:tcPr>
+          <w:p>
+            <w:r>
+              <w:t>Criterion</w:t>
+            </w:r>
+          </w:p>
+        </w:tc>
+        <w:tc>
+          <w:tcPr>
+            <w:tcW w:type="dxa" w:w="2556"/>
+          </w:tcPr>
+          <w:p>
+            <w:r>
+              <w:t>Not yet</w:t>
+            </w:r>
+          </w:p>
+        </w:tc>
+        <w:tc>
+          <w:tcPr>
+            <w:tcW w:type="dxa" w:w="2556"/>
+          </w:tcPr>
+          <w:p>
+            <w:r>
+              <w:t>With support</w:t>
+            </w:r>
+          </w:p>
+        </w:tc>
+        <w:tc>
+          <w:tcPr>
+            <w:tcW w:type="dxa" w:w="2556"/>
+          </w:tcPr>
+          <w:p>
+            <w:r>
+              <w:t>Independent</w:t>
+            </w:r>
+          </w:p>
+        </w:tc>
+      </w:tr>
+      <w:tr>
+        <w:tc>
+          <w:tcPr>
+            <w:tcW w:type="dxa" w:w="2556"/>
+          </w:tcPr>
+          <w:p>
+            <w:r>
+              <w:t>Explanation</w:t>
+            </w:r>
+          </w:p>
+        </w:tc>
+        <w:tc>
+          <w:tcPr>
+            <w:tcW w:type="dxa" w:w="2556"/>
+          </w:tcPr>
+          <w:p>
+            <w:r>
+              <w:t>Names an answer without a deciding fact</w:t>
+            </w:r>
+          </w:p>
+        </w:tc>
+        <w:tc>
+          <w:tcPr>
+            <w:tcW w:type="dxa" w:w="2556"/>
+          </w:tcPr>
+          <w:p>
+            <w:r>
+              <w:t>Uses a hint to link fact and decision</w:t>
+            </w:r>
+          </w:p>
+        </w:tc>
+        <w:tc>
+          <w:tcPr>
+            <w:tcW w:type="dxa" w:w="2556"/>
+          </w:tcPr>
+          <w:p>
+            <w:r>
+              <w:t>Explains the deciding fact in own words</w:t>
+            </w:r>
+          </w:p>
+        </w:tc>
+      </w:tr>
+      <w:tr>
+        <w:tc>
+          <w:tcPr>
+            <w:tcW w:type="dxa" w:w="2556"/>
+          </w:tcPr>
+          <w:p>
+            <w:r>
+              <w:t>Trace or test</w:t>
+            </w:r>
+          </w:p>
+        </w:tc>
+        <w:tc>
+          <w:tcPr>
+            <w:tcW w:type="dxa" w:w="2556"/>
+          </w:tcPr>
+          <w:p>
+            <w:r>
+              <w:t>Cannot connect input and result</w:t>
+            </w:r>
+          </w:p>
+        </w:tc>
+        <w:tc>
+          <w:tcPr>
+            <w:tcW w:type="dxa" w:w="2556"/>
+          </w:tcPr>
+          <w:p>
+            <w:r>
+              <w:t>Completes steps with prompts</w:t>
+            </w:r>
+          </w:p>
+        </w:tc>
+        <w:tc>
+          <w:tcPr>
+            <w:tcW w:type="dxa" w:w="2556"/>
+          </w:tcPr>
+          <w:p>
+            <w:r>
+              <w:t>Traces or tests a changed case accurately</w:t>
+            </w:r>
+          </w:p>
+        </w:tc>
+      </w:tr>
+      <w:tr>
+        <w:tc>
+          <w:tcPr>
+            <w:tcW w:type="dxa" w:w="2556"/>
+          </w:tcPr>
+          <w:p>
+            <w:r>
+              <w:t>Limits and revision</w:t>
+            </w:r>
+          </w:p>
+        </w:tc>
+        <w:tc>
+          <w:tcPr>
+            <w:tcW w:type="dxa" w:w="2556"/>
+          </w:tcPr>
+          <w:p>
+            <w:r>
+              <w:t>Claims more than evidence supports</w:t>
+            </w:r>
+          </w:p>
+        </w:tc>
+        <w:tc>
+          <w:tcPr>
+            <w:tcW w:type="dxa" w:w="2556"/>
+          </w:tcPr>
+          <w:p>
+            <w:r>
+              <w:t>Names a limit after a prompt</w:t>
+            </w:r>
+          </w:p>
+        </w:tc>
+        <w:tc>
+          <w:tcPr>
+            <w:tcW w:type="dxa" w:w="2556"/>
+          </w:tcPr>
+          <w:p>
+            <w:r>
+              <w:t>States a defensible limit and useful next test</w:t>
+            </w:r>
+          </w:p>
+        </w:tc>
+      </w:tr>
+    </w:tbl>
+    <w:p>
+      <w:r>
+        <w:t>Project checkpoint: Present and defend. Demonstrate the system, explain one failure and justify the next improvement with evidence.</w:t>
+      </w:r>
+    </w:p>
+    <w:p>
+      <w:r>
+        <w:t>Use the weekly teacher answer for topic-specific reasoning. A saved progress tick is an activity record; judge mastery from the learner’s explanation and evidence.</w:t>
+      </w:r>
+    </w:p>
     <w:sectPr>
       <w:pgSz w:w="12240" w:h="15840"/>
       <w:pgMar w:top="936" w:right="1008" w:bottom="936" w:left="1008" w:header="720" w:footer="720" w:gutter="0"/>

--- a/downloads/teacher/ai-3-week-36.docx
+++ b/downloads/teacher/ai-3-week-36.docx
@@ -3141,6 +3141,39 @@
         <w:t>Use the weekly teacher answer for topic-specific reasoning. A saved progress tick is an activity record; judge mastery from the learner’s explanation and evidence.</w:t>
       </w:r>
     </w:p>
+    <w:p>
+      <w:pPr>
+        <w:pStyle w:val="Heading1"/>
+      </w:pPr>
+      <w:r>
+        <w:t>08. Use feedback, labs and repair paths</w:t>
+      </w:r>
+    </w:p>
+    <w:p>
+      <w:r>
+        <w:t>Use the two formative questions as supported practice, not as independent mastery scores. Discuss the deciding evidence rather than accepting a guessed selection.</w:t>
+      </w:r>
+    </w:p>
+    <w:p>
+      <w:r>
+        <w:t>The feedback comes from the reviewed public worked case. Do not reveal the separately reserved independent teacher answer until the learner has attempted that case.</w:t>
+      </w:r>
+    </w:p>
+    <w:p>
+      <w:r>
+        <w:t>Ask students to predict before running code. Preserve errors and actual outputs; collect a changed test and an explanation. The branch-boundary and indexing lessons deliberately include failure cases.</w:t>
+      </w:r>
+    </w:p>
+    <w:p>
+      <w:r>
+        <w:t>Use the earlier worked-explanation links to address a specific missing building block, then return to the current question. Adapt this suggestion after observing the learner; it is not an automatic diagnosis.</w:t>
+      </w:r>
+    </w:p>
+    <w:p>
+      <w:r>
+        <w:t>Collect the completed-work portfolio as evidence. Record support separately from correctness, and assess explanation, trace/test and limitations. Progress ticks and quiz selections alone do not establish mastery.</w:t>
+      </w:r>
+    </w:p>
     <w:sectPr>
       <w:pgSz w:w="12240" w:h="15840"/>
       <w:pgMar w:top="936" w:right="1008" w:bottom="936" w:left="1008" w:header="720" w:footer="720" w:gutter="0"/>

--- a/downloads/teacher/ai-3-week-36.docx
+++ b/downloads/teacher/ai-3-week-36.docx
@@ -29,6 +29,11 @@
       </w:r>
     </w:p>
     <w:p>
+      <w:r>
+        <w:t>Prepare Creator Defense: check the target, prerequisites, resources and adaptable teaching schedule.</w:t>
+      </w:r>
+    </w:p>
+    <w:p>
       <w:pPr>
         <w:pStyle w:val="Heading3"/>
       </w:pPr>
@@ -37,8 +42,32 @@
       </w:r>
     </w:p>
     <w:p>
-      <w:r>
-        <w:t>Primary target: Explain the mechanism and terminology of generative systems defense</w:t>
+      <w:pPr>
+        <w:spacing w:line="336" w:lineRule="auto" w:after="180"/>
+      </w:pPr>
+      <w:r>
+        <w:rPr>
+          <w:b w:val="0"/>
+        </w:rPr>
+        <w:t xml:space="preserve">Primary target: Explain the </w:t>
+      </w:r>
+      <w:r>
+        <w:rPr>
+          <w:b/>
+        </w:rPr>
+        <w:t>mechanism</w:t>
+      </w:r>
+      <w:r>
+        <w:rPr>
+          <w:b w:val="0"/>
+        </w:rPr>
+        <w:t xml:space="preserve"> and terminology of generative systems </w:t>
+      </w:r>
+      <w:r>
+        <w:rPr>
+          <w:b/>
+        </w:rPr>
+        <w:t>defense</w:t>
       </w:r>
     </w:p>
     <w:tbl>
@@ -185,8 +214,37 @@
       </w:tr>
     </w:tbl>
     <w:p>
-      <w:r>
-        <w:t>This is a starting allocation of 135 minutes, not a validated duration. Preserve all named topics. Schedule extra time for connected examples, the full investigation, independent cases and project building. Repeated copies of a case share one recorded attempt; they are not new evidence.</w:t>
+      <w:pPr>
+        <w:spacing w:line="336" w:lineRule="auto" w:after="180"/>
+      </w:pPr>
+      <w:r>
+        <w:rPr>
+          <w:b w:val="0"/>
+        </w:rPr>
+        <w:t>This is a starting allocation of 135 minutes, not a validated duration. Preserve all named topics. Schedule extra time for connected examples, the full investigation, independent cases and project building.</w:t>
+      </w:r>
+    </w:p>
+    <w:p>
+      <w:pPr>
+        <w:spacing w:line="336" w:lineRule="auto" w:after="180"/>
+      </w:pPr>
+      <w:r>
+        <w:rPr>
+          <w:b w:val="0"/>
+        </w:rPr>
+        <w:t xml:space="preserve">Repeated copies of a case share one recorded attempt; they are not new </w:t>
+      </w:r>
+      <w:r>
+        <w:rPr>
+          <w:b/>
+        </w:rPr>
+        <w:t>evidence</w:t>
+      </w:r>
+      <w:r>
+        <w:rPr>
+          <w:b w:val="0"/>
+        </w:rPr>
+        <w:t>.</w:t>
       </w:r>
     </w:p>
     <w:p>
@@ -206,18 +264,82 @@
       </w:r>
     </w:p>
     <w:p>
-      <w:r>
+      <w:pPr>
+        <w:spacing w:line="336" w:lineRule="auto" w:after="180"/>
+      </w:pPr>
+      <w:r>
+        <w:rPr>
+          <w:b w:val="0"/>
+        </w:rPr>
         <w:t>Without opening the old lesson, explain one key idea from Capstone Evaluate and Improve. Give an example and a mistake that the idea helps you avoid.</w:t>
       </w:r>
     </w:p>
     <w:p>
-      <w:r>
-        <w:t>Look for: Explain the mechanism and terminology of capstone evaluation and revision</w:t>
-      </w:r>
-    </w:p>
-    <w:p>
-      <w:r>
-        <w:t>Reference example, not the only acceptable wording: Teacher explanation: Capstone evaluation compares the frozen assistant with a baseline on reserved cases and preserves failures. Revision uses observed errors but needs fresh evidence for new final claims. Report paired case outcomes, condition rates and permission violations separately. A critical access failure can block release even when overall pass rate rises. Never overwrite the original final run.</w:t>
+      <w:pPr>
+        <w:spacing w:line="336" w:lineRule="auto" w:after="180"/>
+      </w:pPr>
+      <w:r>
+        <w:rPr>
+          <w:b w:val="0"/>
+        </w:rPr>
+        <w:t xml:space="preserve">Look for: Explain the </w:t>
+      </w:r>
+      <w:r>
+        <w:rPr>
+          <w:b/>
+        </w:rPr>
+        <w:t>mechanism</w:t>
+      </w:r>
+      <w:r>
+        <w:rPr>
+          <w:b w:val="0"/>
+        </w:rPr>
+        <w:t xml:space="preserve"> and terminology of capstone evaluation and revision</w:t>
+      </w:r>
+    </w:p>
+    <w:p>
+      <w:pPr>
+        <w:spacing w:line="336" w:lineRule="auto" w:after="180"/>
+      </w:pPr>
+      <w:r>
+        <w:rPr>
+          <w:b w:val="0"/>
+        </w:rPr>
+        <w:t>Reference example, not the only acceptable wording: Teacher explanation: Capstone evaluation compares the frozen assistant with a baseline on reserved cases and preserves failures.</w:t>
+      </w:r>
+    </w:p>
+    <w:p>
+      <w:pPr>
+        <w:spacing w:line="336" w:lineRule="auto" w:after="180"/>
+      </w:pPr>
+      <w:r>
+        <w:rPr>
+          <w:b w:val="0"/>
+        </w:rPr>
+        <w:t xml:space="preserve">Revision uses observed errors but needs fresh </w:t>
+      </w:r>
+      <w:r>
+        <w:rPr>
+          <w:b/>
+        </w:rPr>
+        <w:t>evidence</w:t>
+      </w:r>
+      <w:r>
+        <w:rPr>
+          <w:b w:val="0"/>
+        </w:rPr>
+        <w:t xml:space="preserve"> for new final claims. Report paired case outcomes, condition rates and permission violations separately.</w:t>
+      </w:r>
+    </w:p>
+    <w:p>
+      <w:pPr>
+        <w:spacing w:line="336" w:lineRule="auto" w:after="180"/>
+      </w:pPr>
+      <w:r>
+        <w:rPr>
+          <w:b w:val="0"/>
+        </w:rPr>
+        <w:t>A critical access failure can block release even when overall pass rate rises. Never overwrite the original final run.</w:t>
       </w:r>
     </w:p>
     <w:p>
@@ -229,18 +351,106 @@
       </w:r>
     </w:p>
     <w:p>
-      <w:r>
+      <w:pPr>
+        <w:spacing w:line="336" w:lineRule="auto" w:after="180"/>
+      </w:pPr>
+      <w:r>
+        <w:rPr>
+          <w:b w:val="0"/>
+        </w:rPr>
         <w:t>Without opening the old lesson, explain one key idea from Capstone Design. Give an example and a mistake that the idea helps you avoid.</w:t>
       </w:r>
     </w:p>
     <w:p>
-      <w:r>
-        <w:t>Look for: Explain the mechanism and terminology of capstone requirements and corpus</w:t>
-      </w:r>
-    </w:p>
-    <w:p>
-      <w:r>
-        <w:t>Reference example, not the only acceptable wording: Teacher explanation: A grounded-assistant capstone begins with bounded requirements and a versioned permitted corpus. A baseline can be a manual lookup process using the same evidence. Specify the user question, source authority, access, output/fallback contract and evaluation plan. Freeze corpus IDs and split cases before implementation. Keep teacher material out of student retrieval.</w:t>
+      <w:pPr>
+        <w:spacing w:line="336" w:lineRule="auto" w:after="180"/>
+      </w:pPr>
+      <w:r>
+        <w:rPr>
+          <w:b w:val="0"/>
+        </w:rPr>
+        <w:t xml:space="preserve">Look for: Explain the </w:t>
+      </w:r>
+      <w:r>
+        <w:rPr>
+          <w:b/>
+        </w:rPr>
+        <w:t>mechanism</w:t>
+      </w:r>
+      <w:r>
+        <w:rPr>
+          <w:b w:val="0"/>
+        </w:rPr>
+        <w:t xml:space="preserve"> and terminology of capstone requirements and corpus</w:t>
+      </w:r>
+    </w:p>
+    <w:p>
+      <w:pPr>
+        <w:spacing w:line="336" w:lineRule="auto" w:after="180"/>
+      </w:pPr>
+      <w:r>
+        <w:rPr>
+          <w:b w:val="0"/>
+        </w:rPr>
+        <w:t>Reference example, not the only acceptable wording: Teacher explanation: A grounded-assistant capstone begins with bounded requirements and a versioned permitted corpus.</w:t>
+      </w:r>
+    </w:p>
+    <w:p>
+      <w:pPr>
+        <w:spacing w:line="336" w:lineRule="auto" w:after="180"/>
+      </w:pPr>
+      <w:r>
+        <w:rPr>
+          <w:b w:val="0"/>
+        </w:rPr>
+        <w:t xml:space="preserve">A baseline can be a manual lookup </w:t>
+      </w:r>
+      <w:r>
+        <w:rPr>
+          <w:b/>
+        </w:rPr>
+        <w:t>process</w:t>
+      </w:r>
+      <w:r>
+        <w:rPr>
+          <w:b w:val="0"/>
+        </w:rPr>
+        <w:t xml:space="preserve"> using the same </w:t>
+      </w:r>
+      <w:r>
+        <w:rPr>
+          <w:b/>
+        </w:rPr>
+        <w:t>evidence</w:t>
+      </w:r>
+      <w:r>
+        <w:rPr>
+          <w:b w:val="0"/>
+        </w:rPr>
+        <w:t xml:space="preserve">. Specify the user question, source authority, access, </w:t>
+      </w:r>
+      <w:r>
+        <w:rPr>
+          <w:b/>
+        </w:rPr>
+        <w:t>output</w:t>
+      </w:r>
+      <w:r>
+        <w:rPr>
+          <w:b w:val="0"/>
+        </w:rPr>
+        <w:t>/fallback contract and evaluation plan. Freeze corpus IDs and split cases before implementation.</w:t>
+      </w:r>
+    </w:p>
+    <w:p>
+      <w:pPr>
+        <w:spacing w:line="336" w:lineRule="auto" w:after="180"/>
+      </w:pPr>
+      <w:r>
+        <w:rPr>
+          <w:b w:val="0"/>
+        </w:rPr>
+        <w:t>Keep teacher material out of student retrieval.</w:t>
       </w:r>
     </w:p>
     <w:p>
@@ -252,22 +462,80 @@
       </w:r>
     </w:p>
     <w:p>
-      <w:r>
+      <w:pPr>
+        <w:spacing w:line="336" w:lineRule="auto" w:after="180"/>
+      </w:pPr>
+      <w:r>
+        <w:rPr>
+          <w:b w:val="0"/>
+        </w:rPr>
         <w:t>Without opening the old lesson, explain one key idea from Bias and Representation. Give an example and a mistake that the idea helps you avoid.</w:t>
       </w:r>
     </w:p>
     <w:p>
-      <w:r>
-        <w:t>Look for: Explain the mechanism and terminology of representation and bias evaluation</w:t>
-      </w:r>
-    </w:p>
-    <w:p>
-      <w:r>
-        <w:t>Reference example, not the only acceptable wording: Teacher explanation: Bias evaluation tests defined outcomes across relevant conditions. Group averages can expose differences but cannot alone establish their cause or the correct remedy. Define the task, relevant groups, labels and denominators before comparing. Use fictional, non-identifying records. Evaluate quality and fallback outcomes separately; preserve sample sizes and unresolved explanations.</w:t>
-      </w:r>
-    </w:p>
-    <w:p>
-      <w:r>
+      <w:pPr>
+        <w:spacing w:line="336" w:lineRule="auto" w:after="180"/>
+      </w:pPr>
+      <w:r>
+        <w:rPr>
+          <w:b w:val="0"/>
+        </w:rPr>
+        <w:t xml:space="preserve">Look for: Explain the </w:t>
+      </w:r>
+      <w:r>
+        <w:rPr>
+          <w:b/>
+        </w:rPr>
+        <w:t>mechanism</w:t>
+      </w:r>
+      <w:r>
+        <w:rPr>
+          <w:b w:val="0"/>
+        </w:rPr>
+        <w:t xml:space="preserve"> and terminology of representation and bias evaluation</w:t>
+      </w:r>
+    </w:p>
+    <w:p>
+      <w:pPr>
+        <w:spacing w:line="336" w:lineRule="auto" w:after="180"/>
+      </w:pPr>
+      <w:r>
+        <w:rPr>
+          <w:b w:val="0"/>
+        </w:rPr>
+        <w:t>Reference example, not the only acceptable wording: Teacher explanation: Bias evaluation tests defined outcomes across relevant conditions.</w:t>
+      </w:r>
+    </w:p>
+    <w:p>
+      <w:pPr>
+        <w:spacing w:line="336" w:lineRule="auto" w:after="180"/>
+      </w:pPr>
+      <w:r>
+        <w:rPr>
+          <w:b w:val="0"/>
+        </w:rPr>
+        <w:t>Group averages can expose differences but cannot alone establish their cause or the correct remedy. Define the task, relevant groups, labels and denominators before comparing. Use fictional, non-identifying records.</w:t>
+      </w:r>
+    </w:p>
+    <w:p>
+      <w:pPr>
+        <w:spacing w:line="336" w:lineRule="auto" w:after="180"/>
+      </w:pPr>
+      <w:r>
+        <w:rPr>
+          <w:b w:val="0"/>
+        </w:rPr>
+        <w:t>Evaluate quality and fallback outcomes separately; preserve sample sizes and unresolved explanations.</w:t>
+      </w:r>
+    </w:p>
+    <w:p>
+      <w:pPr>
+        <w:spacing w:line="336" w:lineRule="auto" w:after="180"/>
+      </w:pPr>
+      <w:r>
+        <w:rPr>
+          <w:b w:val="0"/>
+        </w:rPr>
         <w:t>Use the student module and workbook section with this exact week title. The worked case, independent question and answers below form one aligned lesson sequence.</w:t>
       </w:r>
     </w:p>
@@ -280,8 +548,26 @@
       </w:r>
     </w:p>
     <w:p>
-      <w:r>
-        <w:t>Your assistant passes 9/12 final questions, including all six direct facts but only 3/6 ambiguous or absent-evidence cases. Report results and argue for a focused next step.</w:t>
+      <w:pPr>
+        <w:spacing w:line="336" w:lineRule="auto" w:after="180"/>
+      </w:pPr>
+      <w:r>
+        <w:rPr>
+          <w:b w:val="0"/>
+        </w:rPr>
+        <w:t>Your assistant passes 9/12 final questions, including all six direct facts but only 3/6 ambiguous or absent-</w:t>
+      </w:r>
+      <w:r>
+        <w:rPr>
+          <w:b/>
+        </w:rPr>
+        <w:t>evidence</w:t>
+      </w:r>
+      <w:r>
+        <w:rPr>
+          <w:b w:val="0"/>
+        </w:rPr>
+        <w:t xml:space="preserve"> cases. Report results and argue for a focused next step.</w:t>
       </w:r>
     </w:p>
     <w:p>
@@ -293,8 +579,50 @@
       </w:r>
     </w:p>
     <w:p>
-      <w:r>
-        <w:t>A creator explains architecture, evidence, limitations, provenance, and responsible use.</w:t>
+      <w:pPr>
+        <w:spacing w:line="336" w:lineRule="auto" w:after="180"/>
+      </w:pPr>
+      <w:r>
+        <w:rPr>
+          <w:b w:val="0"/>
+        </w:rPr>
+        <w:t xml:space="preserve">A creator explains </w:t>
+      </w:r>
+      <w:r>
+        <w:rPr>
+          <w:b/>
+        </w:rPr>
+        <w:t>architecture</w:t>
+      </w:r>
+      <w:r>
+        <w:rPr>
+          <w:b w:val="0"/>
+        </w:rPr>
+        <w:t xml:space="preserve">, </w:t>
+      </w:r>
+      <w:r>
+        <w:rPr>
+          <w:b/>
+        </w:rPr>
+        <w:t>evidence</w:t>
+      </w:r>
+      <w:r>
+        <w:rPr>
+          <w:b w:val="0"/>
+        </w:rPr>
+        <w:t xml:space="preserve">, </w:t>
+      </w:r>
+      <w:r>
+        <w:rPr>
+          <w:b/>
+        </w:rPr>
+        <w:t>limitation</w:t>
+      </w:r>
+      <w:r>
+        <w:rPr>
+          <w:b w:val="0"/>
+        </w:rPr>
+        <w:t>s, provenance, and responsible use.</w:t>
       </w:r>
     </w:p>
     <w:tbl>
@@ -430,12 +758,38 @@
       </w:r>
     </w:p>
     <w:p>
-      <w:r>
+      <w:pPr>
+        <w:spacing w:line="336" w:lineRule="auto" w:after="180"/>
+      </w:pPr>
+      <w:r>
+        <w:rPr>
+          <w:b w:val="0"/>
+        </w:rPr>
         <w:t>Use the supplied scenario, student illustrations and blank paper. For numeric work, offer counters or a calculator after learners show the setup. Fictional records are supplied; personal data and paid accounts are unnecessary.</w:t>
       </w:r>
     </w:p>
     <w:p>
-      <w:r>
+      <w:pPr>
+        <w:pStyle w:val="Heading3"/>
+      </w:pPr>
+      <w:r>
+        <w:t>Alternative compact allocation</w:t>
+      </w:r>
+    </w:p>
+    <w:p>
+      <w:r>
+        <w:t>This compact option is not the full-week schedule. Use the main teaching cycle and allow extra sessions for the investigation, independent work and project.</w:t>
+      </w:r>
+    </w:p>
+    <w:p>
+      <w:pPr>
+        <w:spacing w:line="336" w:lineRule="auto" w:after="180"/>
+        <w:shd w:fill="F1F6F8"/>
+      </w:pPr>
+      <w:r>
+        <w:rPr>
+          <w:b w:val="0"/>
+        </w:rPr>
         <w:t>Allow 80 minutes: recall 8; explanation 12; worked demonstration 15; guided practice 20; independent assessment 15; project and reflection 10. Extend the lab into a second session when needed.</w:t>
       </w:r>
     </w:p>
@@ -448,8 +802,96 @@
       </w:r>
     </w:p>
     <w:p>
-      <w:r>
-        <w:t>Two 45-minute sessions. A generative-system defense presents the question, architecture, corpus, permissions, baseline, evaluation and unresolved failures. Demonstration fluency is only one observable property. Use the supplied constructed scenarios to make the mechanism inspectable. Collect W4 before sharing solutions. Students should name intermediate evidence and limitations; classroom pacing and learning effectiveness remain unvalidated.</w:t>
+      <w:pPr>
+        <w:spacing w:line="336" w:lineRule="auto" w:after="180"/>
+      </w:pPr>
+      <w:r>
+        <w:rPr>
+          <w:b w:val="0"/>
+        </w:rPr>
+        <w:t xml:space="preserve">Two 45-minute sessions. A generative-system </w:t>
+      </w:r>
+      <w:r>
+        <w:rPr>
+          <w:b/>
+        </w:rPr>
+        <w:t>defense</w:t>
+      </w:r>
+      <w:r>
+        <w:rPr>
+          <w:b w:val="0"/>
+        </w:rPr>
+        <w:t xml:space="preserve"> presents the question, </w:t>
+      </w:r>
+      <w:r>
+        <w:rPr>
+          <w:b/>
+        </w:rPr>
+        <w:t>architecture</w:t>
+      </w:r>
+      <w:r>
+        <w:rPr>
+          <w:b w:val="0"/>
+        </w:rPr>
+        <w:t>, corpus, permissions, baseline, evaluation and unresolved failures. Demonstration fluency is only one observable property.</w:t>
+      </w:r>
+    </w:p>
+    <w:p>
+      <w:pPr>
+        <w:spacing w:line="336" w:lineRule="auto" w:after="180"/>
+      </w:pPr>
+      <w:r>
+        <w:rPr>
+          <w:b w:val="0"/>
+        </w:rPr>
+        <w:t xml:space="preserve">Use the supplied constructed scenarios to make the </w:t>
+      </w:r>
+      <w:r>
+        <w:rPr>
+          <w:b/>
+        </w:rPr>
+        <w:t>mechanism</w:t>
+      </w:r>
+      <w:r>
+        <w:rPr>
+          <w:b w:val="0"/>
+        </w:rPr>
+        <w:t xml:space="preserve"> inspectable. Collect W4 before sharing solutions.</w:t>
+      </w:r>
+    </w:p>
+    <w:p>
+      <w:pPr>
+        <w:spacing w:line="336" w:lineRule="auto" w:after="180"/>
+      </w:pPr>
+      <w:r>
+        <w:rPr>
+          <w:b w:val="0"/>
+        </w:rPr>
+        <w:t xml:space="preserve">Students should name intermediate </w:t>
+      </w:r>
+      <w:r>
+        <w:rPr>
+          <w:b/>
+        </w:rPr>
+        <w:t>evidence</w:t>
+      </w:r>
+      <w:r>
+        <w:rPr>
+          <w:b w:val="0"/>
+        </w:rPr>
+        <w:t xml:space="preserve"> and </w:t>
+      </w:r>
+      <w:r>
+        <w:rPr>
+          <w:b/>
+        </w:rPr>
+        <w:t>limitation</w:t>
+      </w:r>
+      <w:r>
+        <w:rPr>
+          <w:b w:val="0"/>
+        </w:rPr>
+        <w:t>s; classroom pacing and learning effectiveness remain unvalidated.</w:t>
       </w:r>
     </w:p>
     <w:p>
@@ -461,22 +903,81 @@
       </w:r>
     </w:p>
     <w:p>
-      <w:r>
-        <w:t>A result depends on the inputs, procedure and conditions that produced it. Preserve data roles and distinguish observed outcomes from predictions or unmeasured conditions. If the prior concept cannot be explained, use a short retrieval activity before this chapter.</w:t>
-      </w:r>
-    </w:p>
-    <w:p>
-      <w:r>
+      <w:pPr>
+        <w:spacing w:line="336" w:lineRule="auto" w:after="180"/>
+      </w:pPr>
+      <w:r>
+        <w:rPr>
+          <w:b w:val="0"/>
+        </w:rPr>
+        <w:t xml:space="preserve">A result depends on the </w:t>
+      </w:r>
+      <w:r>
+        <w:rPr>
+          <w:b/>
+        </w:rPr>
+        <w:t>input</w:t>
+      </w:r>
+      <w:r>
+        <w:rPr>
+          <w:b w:val="0"/>
+        </w:rPr>
+        <w:t xml:space="preserve">s, procedure and conditions that produced it. Preserve data roles and distinguish observed outcomes from </w:t>
+      </w:r>
+      <w:r>
+        <w:rPr>
+          <w:b/>
+        </w:rPr>
+        <w:t>prediction</w:t>
+      </w:r>
+      <w:r>
+        <w:rPr>
+          <w:b w:val="0"/>
+        </w:rPr>
+        <w:t>s or unmeasured conditions.</w:t>
+      </w:r>
+    </w:p>
+    <w:p>
+      <w:pPr>
+        <w:spacing w:line="336" w:lineRule="auto" w:after="180"/>
+      </w:pPr>
+      <w:r>
+        <w:rPr>
+          <w:b w:val="0"/>
+        </w:rPr>
+        <w:t>If the prior concept cannot be explained, use a short retrieval activity before this chapter.</w:t>
+      </w:r>
+    </w:p>
+    <w:p>
+      <w:pPr>
+        <w:spacing w:line="336" w:lineRule="auto" w:after="180"/>
+      </w:pPr>
+      <w:r>
+        <w:rPr>
+          <w:b w:val="0"/>
+        </w:rPr>
         <w:t>Lesson and workbook; paper and pencil</w:t>
       </w:r>
     </w:p>
     <w:p>
-      <w:r>
+      <w:pPr>
+        <w:spacing w:line="336" w:lineRule="auto" w:after="180"/>
+      </w:pPr>
+      <w:r>
+        <w:rPr>
+          <w:b w:val="0"/>
+        </w:rPr>
         <w:t>Calculator and optional local Python 3 for arithmetic; no live API or private data</w:t>
       </w:r>
     </w:p>
     <w:p>
-      <w:r>
+      <w:pPr>
+        <w:spacing w:line="336" w:lineRule="auto" w:after="180"/>
+      </w:pPr>
+      <w:r>
+        <w:rPr>
+          <w:b w:val="0"/>
+        </w:rPr>
         <w:t>Prepare the fresh retry separately and withhold its solution until after collection</w:t>
       </w:r>
     </w:p>
@@ -489,12 +990,48 @@
       </w:r>
     </w:p>
     <w:p>
-      <w:r>
-        <w:t>By the end, I can explain creator defense using a traced example and a stated limitation.</w:t>
-      </w:r>
-    </w:p>
-    <w:p>
-      <w:r>
+      <w:pPr>
+        <w:spacing w:line="336" w:lineRule="auto" w:after="180"/>
+      </w:pPr>
+      <w:r>
+        <w:rPr>
+          <w:b w:val="0"/>
+        </w:rPr>
+        <w:t xml:space="preserve">By the end, I can explain creator </w:t>
+      </w:r>
+      <w:r>
+        <w:rPr>
+          <w:b/>
+        </w:rPr>
+        <w:t>defense</w:t>
+      </w:r>
+      <w:r>
+        <w:rPr>
+          <w:b w:val="0"/>
+        </w:rPr>
+        <w:t xml:space="preserve"> using a traced example and a stated </w:t>
+      </w:r>
+      <w:r>
+        <w:rPr>
+          <w:b/>
+        </w:rPr>
+        <w:t>limitation</w:t>
+      </w:r>
+      <w:r>
+        <w:rPr>
+          <w:b w:val="0"/>
+        </w:rPr>
+        <w:t>.</w:t>
+      </w:r>
+    </w:p>
+    <w:p>
+      <w:pPr>
+        <w:spacing w:line="336" w:lineRule="auto" w:after="180"/>
+      </w:pPr>
+      <w:r>
+        <w:rPr>
+          <w:b w:val="0"/>
+        </w:rPr>
         <w:t>This added worked case illustrates the week’s main idea. Retain all original and connected topics; schedule its practice within the teaching cycle.</w:t>
       </w:r>
     </w:p>
@@ -507,61 +1044,179 @@
       </w:r>
     </w:p>
     <w:p>
+      <w:r>
+        <w:t>Model Creator Defense using the supplied case, labelled mechanism and reasoning. Make the scope of each conclusion explicit.</w:t>
+      </w:r>
+    </w:p>
+    <w:p>
+      <w:pPr>
+        <w:spacing w:line="336" w:lineRule="auto" w:after="180"/>
+      </w:pPr>
+      <w:r>
+        <w:rPr>
+          <w:b/>
+        </w:rPr>
+        <w:t>Input</w:t>
+      </w:r>
+      <w:r>
+        <w:rPr>
+          <w:b w:val="0"/>
+        </w:rPr>
+        <w:t xml:space="preserve"> → </w:t>
+      </w:r>
+      <w:r>
+        <w:rPr>
+          <w:b/>
+        </w:rPr>
+        <w:t>Process</w:t>
+      </w:r>
+      <w:r>
+        <w:rPr>
+          <w:b w:val="0"/>
+        </w:rPr>
+        <w:t xml:space="preserve"> → </w:t>
+      </w:r>
+      <w:r>
+        <w:rPr>
+          <w:b/>
+        </w:rPr>
+        <w:t>Output</w:t>
+      </w:r>
+    </w:p>
+    <w:p>
+      <w:pPr>
+        <w:spacing w:line="336" w:lineRule="auto" w:after="180"/>
+      </w:pPr>
+      <w:r>
+        <w:rPr>
+          <w:b w:val="0"/>
+        </w:rPr>
+        <w:t>Trace the information. At each stage, ask what changed and how you could test it.</w:t>
+      </w:r>
+    </w:p>
+    <w:p>
+      <w:pPr>
+        <w:spacing w:line="336" w:lineRule="auto" w:after="180"/>
+      </w:pPr>
+      <w:r>
+        <w:rPr>
+          <w:b w:val="0"/>
+        </w:rPr>
+        <w:t>Which stage could fail even when the other two are correct? Explain:</w:t>
+      </w:r>
+    </w:p>
+    <w:p>
+      <w:pPr>
+        <w:spacing w:line="336" w:lineRule="auto" w:after="180"/>
+      </w:pPr>
+      <w:r>
+        <w:rPr>
+          <w:b w:val="0"/>
+        </w:rPr>
+        <w:t xml:space="preserve">Predict first. Then check each step. A correct answer without visible reasoning is incomplete </w:t>
+      </w:r>
+      <w:r>
+        <w:rPr>
+          <w:b/>
+        </w:rPr>
+        <w:t>evidence</w:t>
+      </w:r>
+      <w:r>
+        <w:rPr>
+          <w:b w:val="0"/>
+        </w:rPr>
+        <w:t>.</w:t>
+      </w:r>
+    </w:p>
+    <w:p>
+      <w:pPr>
+        <w:spacing w:line="336" w:lineRule="auto" w:after="180"/>
+        <w:shd w:fill="F4F9FC"/>
+      </w:pPr>
+      <w:r>
+        <w:rPr>
+          <w:b w:val="0"/>
+        </w:rPr>
+        <w:t>1. Trace one question through retrieval, generation, validation, and citation.</w:t>
+      </w:r>
+    </w:p>
+    <w:p>
+      <w:pPr>
+        <w:spacing w:line="336" w:lineRule="auto" w:after="180"/>
+        <w:shd w:fill="F4F9FC"/>
+      </w:pPr>
+      <w:r>
+        <w:rPr>
+          <w:b w:val="0"/>
+        </w:rPr>
+        <w:t>2. Recompute one evaluation score and show source support.</w:t>
+      </w:r>
+    </w:p>
+    <w:p>
+      <w:pPr>
+        <w:spacing w:line="336" w:lineRule="auto" w:after="180"/>
+        <w:shd w:fill="F4F9FC"/>
+      </w:pPr>
+      <w:r>
+        <w:rPr>
+          <w:b w:val="0"/>
+        </w:rPr>
+        <w:t>3. Run an unseen missing-source or conflicting-source case.</w:t>
+      </w:r>
+    </w:p>
+    <w:p>
+      <w:pPr>
+        <w:spacing w:line="336" w:lineRule="auto" w:after="180"/>
+        <w:shd w:fill="F4F9FC"/>
+      </w:pPr>
+      <w:r>
+        <w:rPr>
+          <w:b w:val="0"/>
+        </w:rPr>
+        <w:t>4. State intended use, do-not-use case, privacy/provenance controls, and human responsibility.</w:t>
+      </w:r>
+    </w:p>
+    <w:p>
+      <w:pPr>
+        <w:spacing w:line="336" w:lineRule="auto" w:after="180"/>
+      </w:pPr>
+      <w:r>
+        <w:rPr>
+          <w:b w:val="0"/>
+        </w:rPr>
+        <w:t>Recalculate, retrace, or restate the reasoning in your own representation:</w:t>
+      </w:r>
+    </w:p>
+    <w:p>
+      <w:pPr>
+        <w:spacing w:line="336" w:lineRule="auto" w:after="180"/>
+        <w:shd w:fill="F5F1FB"/>
+      </w:pPr>
+      <w:r>
+        <w:rPr>
+          <w:b w:val="0"/>
+        </w:rPr>
+        <w:t xml:space="preserve">CHECK Did the </w:t>
+      </w:r>
+      <w:r>
+        <w:rPr>
+          <w:b/>
+        </w:rPr>
+        <w:t>evidence</w:t>
+      </w:r>
+      <w:r>
+        <w:rPr>
+          <w:b w:val="0"/>
+        </w:rPr>
+        <w:t xml:space="preserve"> answer the exact question? Did the total, path, or source record stay consistent?</w:t>
+      </w:r>
+    </w:p>
+    <w:p>
       <w:pPr>
         <w:pStyle w:val="Heading3"/>
       </w:pPr>
       <w:r>
-        <w:t>Explain the mechanism</w:t>
-      </w:r>
-    </w:p>
-    <w:p>
-      <w:r>
-        <w:t>Input → Process → Output</w:t>
-      </w:r>
-    </w:p>
-    <w:p>
-      <w:r>
-        <w:t>Trace the information. At each stage, ask what changed and how you could test it.</w:t>
-      </w:r>
-    </w:p>
-    <w:p>
-      <w:r>
-        <w:t>Which stage could fail even when the other two are correct? Explain:</w:t>
-      </w:r>
-    </w:p>
-    <w:p>
-      <w:r>
-        <w:t>Predict first. Then check each step. A correct answer without visible reasoning is incomplete evidence.</w:t>
-      </w:r>
-    </w:p>
-    <w:p>
-      <w:r>
-        <w:t>1. Trace one question through retrieval, generation, validation, and citation.</w:t>
-      </w:r>
-    </w:p>
-    <w:p>
-      <w:r>
-        <w:t>2. Recompute one evaluation score and show source support.</w:t>
-      </w:r>
-    </w:p>
-    <w:p>
-      <w:r>
-        <w:t>3. Run an unseen missing-source or conflicting-source case.</w:t>
-      </w:r>
-    </w:p>
-    <w:p>
-      <w:r>
-        <w:t>4. State intended use, do-not-use case, privacy/provenance controls, and human responsibility.</w:t>
-      </w:r>
-    </w:p>
-    <w:p>
-      <w:r>
-        <w:t>Recalculate, retrace, or restate the reasoning in your own representation:</w:t>
-      </w:r>
-    </w:p>
-    <w:p>
-      <w:r>
-        <w:t>CHECK Did the evidence answer the exact question? Did the total, path, or source record stay consistent?</w:t>
+        <w:t>Concrete teaching case</w:t>
       </w:r>
     </w:p>
     <w:p>
@@ -569,16 +1224,38 @@
         <w:pStyle w:val="Heading3"/>
       </w:pPr>
       <w:r>
-        <w:t>Concrete teaching case</w:t>
-      </w:r>
-    </w:p>
-    <w:p>
-      <w:r>
+        <w:t>The teaching case</w:t>
+      </w:r>
+    </w:p>
+    <w:p>
+      <w:pPr>
+        <w:spacing w:line="336" w:lineRule="auto" w:after="180"/>
+        <w:shd w:fill="F1F6FC"/>
+      </w:pPr>
+      <w:r>
+        <w:rPr>
+          <w:b w:val="0"/>
+        </w:rPr>
         <w:t>Ten successful demos lead to a never hallucinates claim.</w:t>
       </w:r>
     </w:p>
     <w:p>
-      <w:r>
+      <w:pPr>
+        <w:pStyle w:val="Heading3"/>
+      </w:pPr>
+      <w:r>
+        <w:t>The teaching case</w:t>
+      </w:r>
+    </w:p>
+    <w:p>
+      <w:pPr>
+        <w:spacing w:line="336" w:lineRule="auto" w:after="180"/>
+        <w:shd w:fill="F1F6FC"/>
+      </w:pPr>
+      <w:r>
+        <w:rPr>
+          <w:b w:val="0"/>
+        </w:rPr>
         <w:t>Write a defensible conclusion.</w:t>
       </w:r>
     </w:p>
@@ -591,36 +1268,185 @@
       </w:r>
     </w:p>
     <w:p>
-      <w:r>
-        <w:t>Report those ten specified passes, show evidence and fallback, and state untested conditions. Demonstrate an unanswerable question.</w:t>
-      </w:r>
-    </w:p>
-    <w:p>
       <w:pPr>
         <w:pStyle w:val="Heading3"/>
       </w:pPr>
       <w:r>
+        <w:t>Why the result follows</w:t>
+      </w:r>
+    </w:p>
+    <w:p>
+      <w:pPr>
+        <w:spacing w:line="336" w:lineRule="auto" w:after="180"/>
+        <w:shd w:fill="F1F6FC"/>
+      </w:pPr>
+      <w:r>
+        <w:rPr>
+          <w:b w:val="0"/>
+        </w:rPr>
+        <w:t xml:space="preserve">Report those ten specified passes, show </w:t>
+      </w:r>
+      <w:r>
+        <w:rPr>
+          <w:b/>
+        </w:rPr>
+        <w:t>evidence</w:t>
+      </w:r>
+      <w:r>
+        <w:rPr>
+          <w:b w:val="0"/>
+        </w:rPr>
+        <w:t xml:space="preserve"> and fallback, and state untested conditions. Demonstrate an unanswerable question.</w:t>
+      </w:r>
+    </w:p>
+    <w:p>
+      <w:pPr>
+        <w:pStyle w:val="Heading3"/>
+      </w:pPr>
+      <w:r>
         <w:t>Explain the added worked example</w:t>
       </w:r>
     </w:p>
     <w:p>
-      <w:r>
-        <w:t>A generative-system defense presents the question, architecture, corpus, permissions, baseline, evaluation and unresolved failures. Demonstration fluency is only one observable property.</w:t>
-      </w:r>
-    </w:p>
-    <w:p>
-      <w:r>
-        <w:t>Begin by writing the question the procedure is intended to answer. Identify the information already supplied, the information it will produce and the information still missing. These are constructed classroom examples; they do not require live accounts, private records or an external service. Do not treat a plausible explanation as a measured outcome.</w:t>
-      </w:r>
-    </w:p>
-    <w:p>
-      <w:r>
-        <w:t>Link each claim to a recorded result. State the distinction between retrieval relevance, claim support, fallback and permissions. Give a reproduction packet and answer challenges without inventing missing measurements.</w:t>
-      </w:r>
-    </w:p>
-    <w:p>
-      <w:r>
-        <w:t>Before applying the procedure, write its units, denominator or decision boundary where relevant. A partner should be able to repeat each step using the same inputs. If a required input is absent or violates the stated contract, record that condition explicitly instead of quietly replacing it with a convenient value.</w:t>
+      <w:pPr>
+        <w:spacing w:line="336" w:lineRule="auto" w:after="180"/>
+      </w:pPr>
+      <w:r>
+        <w:rPr>
+          <w:b w:val="0"/>
+        </w:rPr>
+        <w:t xml:space="preserve">A generative-system </w:t>
+      </w:r>
+      <w:r>
+        <w:rPr>
+          <w:b/>
+        </w:rPr>
+        <w:t>defense</w:t>
+      </w:r>
+      <w:r>
+        <w:rPr>
+          <w:b w:val="0"/>
+        </w:rPr>
+        <w:t xml:space="preserve"> presents the question, </w:t>
+      </w:r>
+      <w:r>
+        <w:rPr>
+          <w:b/>
+        </w:rPr>
+        <w:t>architecture</w:t>
+      </w:r>
+      <w:r>
+        <w:rPr>
+          <w:b w:val="0"/>
+        </w:rPr>
+        <w:t>, corpus, permissions, baseline, evaluation and unresolved failures. Demonstration fluency is only one observable property.</w:t>
+      </w:r>
+    </w:p>
+    <w:p>
+      <w:pPr>
+        <w:pStyle w:val="Heading3"/>
+      </w:pPr>
+      <w:r>
+        <w:t>Explain the added worked example · 1</w:t>
+      </w:r>
+    </w:p>
+    <w:p>
+      <w:pPr>
+        <w:spacing w:line="336" w:lineRule="auto" w:after="180"/>
+      </w:pPr>
+      <w:r>
+        <w:rPr>
+          <w:b w:val="0"/>
+        </w:rPr>
+        <w:t>Begin by writing the question the procedure is intended to answer. Identify the information already supplied, the information it will produce and the information still missing.</w:t>
+      </w:r>
+    </w:p>
+    <w:p>
+      <w:pPr>
+        <w:spacing w:line="336" w:lineRule="auto" w:after="180"/>
+      </w:pPr>
+      <w:r>
+        <w:rPr>
+          <w:b w:val="0"/>
+        </w:rPr>
+        <w:t>These are constructed classroom examples; they do not require live accounts, private records or an external service. Do not treat a plausible explanation as a measured outcome.</w:t>
+      </w:r>
+    </w:p>
+    <w:p>
+      <w:pPr>
+        <w:spacing w:line="336" w:lineRule="auto" w:after="180"/>
+      </w:pPr>
+      <w:r>
+        <w:rPr>
+          <w:b w:val="0"/>
+        </w:rPr>
+        <w:t xml:space="preserve">Link each claim to a recorded result. State the distinction between retrieval relevance, claim support, fallback and permissions. Give a </w:t>
+      </w:r>
+      <w:r>
+        <w:rPr>
+          <w:b/>
+        </w:rPr>
+        <w:t>reproduction packet</w:t>
+      </w:r>
+      <w:r>
+        <w:rPr>
+          <w:b w:val="0"/>
+        </w:rPr>
+        <w:t xml:space="preserve"> and answer challenges without inventing missing measurements.</w:t>
+      </w:r>
+    </w:p>
+    <w:p>
+      <w:pPr>
+        <w:pStyle w:val="Heading3"/>
+      </w:pPr>
+      <w:r>
+        <w:t>Explain the added worked example · 2</w:t>
+      </w:r>
+    </w:p>
+    <w:p>
+      <w:pPr>
+        <w:spacing w:line="336" w:lineRule="auto" w:after="180"/>
+      </w:pPr>
+      <w:r>
+        <w:rPr>
+          <w:b w:val="0"/>
+        </w:rPr>
+        <w:t xml:space="preserve">Before applying the procedure, write its units, denominator or decision boundary where relevant. A partner should be able to repeat each step using the same </w:t>
+      </w:r>
+      <w:r>
+        <w:rPr>
+          <w:b/>
+        </w:rPr>
+        <w:t>input</w:t>
+      </w:r>
+      <w:r>
+        <w:rPr>
+          <w:b w:val="0"/>
+        </w:rPr>
+        <w:t>s.</w:t>
+      </w:r>
+    </w:p>
+    <w:p>
+      <w:pPr>
+        <w:spacing w:line="336" w:lineRule="auto" w:after="180"/>
+      </w:pPr>
+      <w:r>
+        <w:rPr>
+          <w:b w:val="0"/>
+        </w:rPr>
+        <w:t xml:space="preserve">If a required </w:t>
+      </w:r>
+      <w:r>
+        <w:rPr>
+          <w:b/>
+        </w:rPr>
+        <w:t>input</w:t>
+      </w:r>
+      <w:r>
+        <w:rPr>
+          <w:b w:val="0"/>
+        </w:rPr>
+        <w:t xml:space="preserve"> is absent or violates the stated contract, record that condition explicitly instead of quietly replacing it with a convenient value.</w:t>
       </w:r>
     </w:p>
     <w:p>
@@ -742,23 +1568,149 @@
       </w:r>
     </w:p>
     <w:p>
-      <w:r>
-        <w:t>Use the complete worked example below before asking learners to complete W2. Reveal a small part, invite a prediction, then explain the deciding step. These teacher notes contain solutions; do not reveal the independent case answer during modelling.</w:t>
-      </w:r>
-    </w:p>
-    <w:p>
-      <w:r>
+      <w:pPr>
+        <w:spacing w:line="336" w:lineRule="auto" w:after="180"/>
+      </w:pPr>
+      <w:r>
+        <w:rPr>
+          <w:b w:val="0"/>
+        </w:rPr>
+        <w:t xml:space="preserve">Use the complete worked example below before asking learners to complete W2. Reveal a small part, invite a </w:t>
+      </w:r>
+      <w:r>
+        <w:rPr>
+          <w:b/>
+        </w:rPr>
+        <w:t>prediction</w:t>
+      </w:r>
+      <w:r>
+        <w:rPr>
+          <w:b w:val="0"/>
+        </w:rPr>
+        <w:t>, then explain the deciding step.</w:t>
+      </w:r>
+    </w:p>
+    <w:p>
+      <w:pPr>
+        <w:spacing w:line="336" w:lineRule="auto" w:after="180"/>
+      </w:pPr>
+      <w:r>
+        <w:rPr>
+          <w:b w:val="0"/>
+        </w:rPr>
+        <w:t>These teacher notes contain solutions; do not reveal the independent case answer during modelling.</w:t>
+      </w:r>
+    </w:p>
+    <w:p>
+      <w:pPr>
+        <w:spacing w:line="336" w:lineRule="auto" w:after="180"/>
+      </w:pPr>
+      <w:r>
+        <w:rPr>
+          <w:b w:val="0"/>
+        </w:rPr>
         <w:t>System reports 9/10 retrieved relevant records, 7/10 supported answers and zero actions in a read-only run. Presenter claims 90% fully correct and faster than baseline.</w:t>
       </w:r>
     </w:p>
     <w:p>
-      <w:r>
-        <w:t>Retrieval rate 90% and support rate 70% differ. Action trace supports zero actions in that run; no timing evidence supports speed. Correct the full-correctness and speed claims.</w:t>
-      </w:r>
-    </w:p>
-    <w:p>
-      <w:r>
-        <w:t>Compare the intermediate evidence with the final statement. Explain why each number or decision follows from the stated inputs. The conclusion belongs to this scenario and procedure; changing the inputs, evaluation population or authority can change what it establishes. Retain the raw record so a later revision can be compared honestly.</w:t>
+      <w:pPr>
+        <w:spacing w:line="336" w:lineRule="auto" w:after="180"/>
+      </w:pPr>
+      <w:r>
+        <w:rPr>
+          <w:b w:val="0"/>
+        </w:rPr>
+        <w:t xml:space="preserve">Retrieval rate 90% and support rate </w:t>
+      </w:r>
+      <w:r>
+        <w:rPr>
+          <w:b/>
+        </w:rPr>
+        <w:t>70%</w:t>
+      </w:r>
+      <w:r>
+        <w:rPr>
+          <w:b w:val="0"/>
+        </w:rPr>
+        <w:t xml:space="preserve"> differ. Action trace supports zero actions in that run; no timing </w:t>
+      </w:r>
+      <w:r>
+        <w:rPr>
+          <w:b/>
+        </w:rPr>
+        <w:t>evidence</w:t>
+      </w:r>
+      <w:r>
+        <w:rPr>
+          <w:b w:val="0"/>
+        </w:rPr>
+        <w:t xml:space="preserve"> supports speed. Correct the full-correctness and speed claims.</w:t>
+      </w:r>
+    </w:p>
+    <w:p>
+      <w:pPr>
+        <w:pStyle w:val="Heading3"/>
+      </w:pPr>
+      <w:r>
+        <w:t>Model the reasoning aloud · 3</w:t>
+      </w:r>
+    </w:p>
+    <w:p>
+      <w:pPr>
+        <w:spacing w:line="336" w:lineRule="auto" w:after="180"/>
+      </w:pPr>
+      <w:r>
+        <w:rPr>
+          <w:b w:val="0"/>
+        </w:rPr>
+        <w:t xml:space="preserve">Compare the intermediate </w:t>
+      </w:r>
+      <w:r>
+        <w:rPr>
+          <w:b/>
+        </w:rPr>
+        <w:t>evidence</w:t>
+      </w:r>
+      <w:r>
+        <w:rPr>
+          <w:b w:val="0"/>
+        </w:rPr>
+        <w:t xml:space="preserve"> with the final statement. Explain why each number or decision follows from the stated </w:t>
+      </w:r>
+      <w:r>
+        <w:rPr>
+          <w:b/>
+        </w:rPr>
+        <w:t>input</w:t>
+      </w:r>
+      <w:r>
+        <w:rPr>
+          <w:b w:val="0"/>
+        </w:rPr>
+        <w:t>s.</w:t>
+      </w:r>
+    </w:p>
+    <w:p>
+      <w:pPr>
+        <w:spacing w:line="336" w:lineRule="auto" w:after="180"/>
+      </w:pPr>
+      <w:r>
+        <w:rPr>
+          <w:b w:val="0"/>
+        </w:rPr>
+        <w:t xml:space="preserve">The conclusion belongs to this scenario and procedure; changing the </w:t>
+      </w:r>
+      <w:r>
+        <w:rPr>
+          <w:b/>
+        </w:rPr>
+        <w:t>input</w:t>
+      </w:r>
+      <w:r>
+        <w:rPr>
+          <w:b w:val="0"/>
+        </w:rPr>
+        <w:t>s, evaluation population or authority can change what it establishes. Retain the raw record so a later revision can be compared honestly.</w:t>
       </w:r>
     </w:p>
     <w:tbl>
@@ -864,7 +1816,13 @@
       </w:tr>
     </w:tbl>
     <w:p>
-      <w:r>
+      <w:pPr>
+        <w:spacing w:line="336" w:lineRule="auto" w:after="180"/>
+      </w:pPr>
+      <w:r>
+        <w:rPr>
+          <w:b w:val="0"/>
+        </w:rPr>
         <w:t>Use the diagram and verbal explanation together. Ask learners to match a sentence to a specific visual step; do not assign learners fixed visual or auditory learning styles.</w:t>
       </w:r>
     </w:p>
@@ -877,8 +1835,26 @@
       </w:r>
     </w:p>
     <w:p>
-      <w:r>
-        <w:t>Defend a study-buddy project using separate claims and matching evidence.</w:t>
+      <w:pPr>
+        <w:spacing w:line="336" w:lineRule="auto" w:after="180"/>
+      </w:pPr>
+      <w:r>
+        <w:rPr>
+          <w:b w:val="0"/>
+        </w:rPr>
+        <w:t xml:space="preserve">Defend a study-buddy project using separate claims and matching </w:t>
+      </w:r>
+      <w:r>
+        <w:rPr>
+          <w:b/>
+        </w:rPr>
+        <w:t>evidence</w:t>
+      </w:r>
+      <w:r>
+        <w:rPr>
+          <w:b w:val="0"/>
+        </w:rPr>
+        <w:t>.</w:t>
       </w:r>
     </w:p>
     <w:p>
@@ -890,13 +1866,55 @@
       </w:r>
     </w:p>
     <w:p>
-      <w:r>
+      <w:pPr>
+        <w:pStyle w:val="Heading3"/>
+      </w:pPr>
+      <w:r>
+        <w:t>Supplied facts</w:t>
+      </w:r>
+    </w:p>
+    <w:p>
+      <w:pPr>
+        <w:spacing w:line="336" w:lineRule="auto" w:after="180"/>
+        <w:shd w:fill="F1F6FC"/>
+      </w:pPr>
+      <w:r>
+        <w:rPr>
+          <w:b w:val="0"/>
+        </w:rPr>
         <w:t>Set A: 15 answerable questions, with 12 relevant retrievals and 9 supported answers. Separate set B: 5 missing-source questions, with 4 appropriate fallbacks. No speed measurements exist.</w:t>
       </w:r>
     </w:p>
     <w:p>
-      <w:r>
-        <w:t>All inputs and outcomes in this worked example are invented classroom data; no real model run is claimed.</w:t>
+      <w:pPr>
+        <w:pStyle w:val="Heading3"/>
+      </w:pPr>
+      <w:r>
+        <w:t>Supplied facts</w:t>
+      </w:r>
+    </w:p>
+    <w:p>
+      <w:pPr>
+        <w:spacing w:line="336" w:lineRule="auto" w:after="180"/>
+        <w:shd w:fill="F1F6FC"/>
+      </w:pPr>
+      <w:r>
+        <w:rPr>
+          <w:b w:val="0"/>
+        </w:rPr>
+        <w:t xml:space="preserve">All </w:t>
+      </w:r>
+      <w:r>
+        <w:rPr>
+          <w:b/>
+        </w:rPr>
+        <w:t>input</w:t>
+      </w:r>
+      <w:r>
+        <w:rPr>
+          <w:b w:val="0"/>
+        </w:rPr>
+        <w:t>s and outcomes in this worked example are invented classroom data; no real model run is claimed.</w:t>
       </w:r>
     </w:p>
     <w:p>
@@ -1059,57 +2077,271 @@
       </w:r>
     </w:p>
     <w:p>
-      <w:r>
-        <w:t>Read the picture in order. Appropriate fallback is 4/5=80%. Make no measured speed claim. The arrows show which recorded input or intermediate result each decision uses. Explain the deciding step aloud before checking the changed case; pointing to the final answer alone does not show how it follows.</w:t>
-      </w:r>
-    </w:p>
-    <w:p>
       <w:pPr>
         <w:pStyle w:val="Heading3"/>
       </w:pPr>
       <w:r>
+        <w:t>Why the result follows</w:t>
+      </w:r>
+    </w:p>
+    <w:p>
+      <w:pPr>
+        <w:spacing w:line="336" w:lineRule="auto" w:after="180"/>
+        <w:shd w:fill="F1F6FC"/>
+      </w:pPr>
+      <w:r>
+        <w:rPr>
+          <w:b w:val="0"/>
+        </w:rPr>
+        <w:t>Read the picture in order. Appropriate fallback is 4/5=</w:t>
+      </w:r>
+      <w:r>
+        <w:rPr>
+          <w:b/>
+        </w:rPr>
+        <w:t>80%</w:t>
+      </w:r>
+      <w:r>
+        <w:rPr>
+          <w:b w:val="0"/>
+        </w:rPr>
+        <w:t xml:space="preserve">. Make no measured speed claim. The arrows show which recorded </w:t>
+      </w:r>
+      <w:r>
+        <w:rPr>
+          <w:b/>
+        </w:rPr>
+        <w:t>input</w:t>
+      </w:r>
+      <w:r>
+        <w:rPr>
+          <w:b w:val="0"/>
+        </w:rPr>
+        <w:t xml:space="preserve"> or intermediate result each decision uses.</w:t>
+      </w:r>
+    </w:p>
+    <w:p>
+      <w:pPr>
+        <w:spacing w:line="336" w:lineRule="auto" w:after="180"/>
+        <w:shd w:fill="F1F6FC"/>
+      </w:pPr>
+      <w:r>
+        <w:rPr>
+          <w:b w:val="0"/>
+        </w:rPr>
+        <w:t>Explain the deciding step aloud before checking the changed case; pointing to the final answer alone does not show how it follows.</w:t>
+      </w:r>
+    </w:p>
+    <w:p>
+      <w:pPr>
+        <w:pStyle w:val="Heading3"/>
+      </w:pPr>
+      <w:r>
         <w:t>What this example does not establish</w:t>
       </w:r>
     </w:p>
     <w:p>
-      <w:r>
-        <w:t>These invented counts illustrate defense structure; the class must replace them with its own documented evidence.</w:t>
-      </w:r>
-    </w:p>
-    <w:p>
       <w:pPr>
         <w:pStyle w:val="Heading3"/>
       </w:pPr>
       <w:r>
+        <w:t>Keep the stated limit</w:t>
+      </w:r>
+    </w:p>
+    <w:p>
+      <w:pPr>
+        <w:spacing w:line="336" w:lineRule="auto" w:after="180"/>
+        <w:shd w:fill="FFF5E6"/>
+      </w:pPr>
+      <w:r>
+        <w:rPr>
+          <w:b w:val="0"/>
+        </w:rPr>
+        <w:t xml:space="preserve">These invented counts illustrate </w:t>
+      </w:r>
+      <w:r>
+        <w:rPr>
+          <w:b/>
+        </w:rPr>
+        <w:t>defense</w:t>
+      </w:r>
+      <w:r>
+        <w:rPr>
+          <w:b w:val="0"/>
+        </w:rPr>
+        <w:t xml:space="preserve"> structure; the class must replace them with its own documented </w:t>
+      </w:r>
+      <w:r>
+        <w:rPr>
+          <w:b/>
+        </w:rPr>
+        <w:t>evidence</w:t>
+      </w:r>
+      <w:r>
+        <w:rPr>
+          <w:b w:val="0"/>
+        </w:rPr>
+        <w:t>.</w:t>
+      </w:r>
+    </w:p>
+    <w:p>
+      <w:pPr>
+        <w:pStyle w:val="Heading3"/>
+      </w:pPr>
+      <w:r>
         <w:t>Change one thing in the pictured case</w:t>
       </w:r>
     </w:p>
     <w:p>
-      <w:r>
+      <w:pPr>
+        <w:pStyle w:val="Heading3"/>
+      </w:pPr>
+      <w:r>
+        <w:t>Change one thing</w:t>
+      </w:r>
+    </w:p>
+    <w:p>
+      <w:pPr>
+        <w:spacing w:line="336" w:lineRule="auto" w:after="180"/>
+        <w:shd w:fill="F5F1FB"/>
+      </w:pPr>
+      <w:r>
+        <w:rPr>
+          <w:b w:val="0"/>
+        </w:rPr>
         <w:t>Change: Only the retrieval rate is put on the presentation poster.</w:t>
       </w:r>
     </w:p>
     <w:p>
-      <w:r>
-        <w:t>Prediction: The poster omits the lower supported-answer rate and cannot imply 80% fully correct answers.</w:t>
-      </w:r>
-    </w:p>
-    <w:p>
-      <w:r>
-        <w:t>Reason: Retrieving useful evidence is an intermediate step, not proof that the final answer uses it correctly.</w:t>
-      </w:r>
-    </w:p>
-    <w:p>
       <w:pPr>
         <w:pStyle w:val="Heading3"/>
       </w:pPr>
       <w:r>
+        <w:t>Predicted result</w:t>
+      </w:r>
+    </w:p>
+    <w:p>
+      <w:pPr>
+        <w:spacing w:line="336" w:lineRule="auto" w:after="180"/>
+        <w:shd w:fill="F1F6FC"/>
+      </w:pPr>
+      <w:r>
+        <w:rPr>
+          <w:b/>
+        </w:rPr>
+        <w:t>Prediction</w:t>
+      </w:r>
+      <w:r>
+        <w:rPr>
+          <w:b w:val="0"/>
+        </w:rPr>
+        <w:t xml:space="preserve">: The poster omits the lower supported-answer rate and cannot imply </w:t>
+      </w:r>
+      <w:r>
+        <w:rPr>
+          <w:b/>
+        </w:rPr>
+        <w:t>80%</w:t>
+      </w:r>
+      <w:r>
+        <w:rPr>
+          <w:b w:val="0"/>
+        </w:rPr>
+        <w:t xml:space="preserve"> fully correct answers.</w:t>
+      </w:r>
+    </w:p>
+    <w:p>
+      <w:pPr>
+        <w:pStyle w:val="Heading3"/>
+      </w:pPr>
+      <w:r>
+        <w:t>Why the result follows</w:t>
+      </w:r>
+    </w:p>
+    <w:p>
+      <w:pPr>
+        <w:spacing w:line="336" w:lineRule="auto" w:after="180"/>
+        <w:shd w:fill="F1F6FC"/>
+      </w:pPr>
+      <w:r>
+        <w:rPr>
+          <w:b w:val="0"/>
+        </w:rPr>
+        <w:t xml:space="preserve">Reason: Retrieving useful </w:t>
+      </w:r>
+      <w:r>
+        <w:rPr>
+          <w:b/>
+        </w:rPr>
+        <w:t>evidence</w:t>
+      </w:r>
+      <w:r>
+        <w:rPr>
+          <w:b w:val="0"/>
+        </w:rPr>
+        <w:t xml:space="preserve"> is an intermediate step, not proof that the final answer uses it correctly.</w:t>
+      </w:r>
+    </w:p>
+    <w:p>
+      <w:pPr>
+        <w:pStyle w:val="Heading3"/>
+      </w:pPr>
+      <w:r>
         <w:t>Ask while showing the picture</w:t>
       </w:r>
     </w:p>
     <w:p>
-      <w:r>
-        <w:t>Cover the result. Ask learners to name the inputs and predict the next step. Uncover one step, connect the icon to the actual procedure, and explain its evidence. Then change the supplied condition and compare. The picture is a representation; it does not document execution of a real AI model.</w:t>
+      <w:pPr>
+        <w:pStyle w:val="Heading3"/>
+      </w:pPr>
+      <w:r>
+        <w:t>Ask while showing the picture · 4</w:t>
+      </w:r>
+    </w:p>
+    <w:p>
+      <w:pPr>
+        <w:spacing w:line="336" w:lineRule="auto" w:after="180"/>
+      </w:pPr>
+      <w:r>
+        <w:rPr>
+          <w:b w:val="0"/>
+        </w:rPr>
+        <w:t xml:space="preserve">Cover the result. Ask learners to name the </w:t>
+      </w:r>
+      <w:r>
+        <w:rPr>
+          <w:b/>
+        </w:rPr>
+        <w:t>input</w:t>
+      </w:r>
+      <w:r>
+        <w:rPr>
+          <w:b w:val="0"/>
+        </w:rPr>
+        <w:t xml:space="preserve">s and predict the next step. Uncover one step, connect the icon to the actual procedure, and explain its </w:t>
+      </w:r>
+      <w:r>
+        <w:rPr>
+          <w:b/>
+        </w:rPr>
+        <w:t>evidence</w:t>
+      </w:r>
+      <w:r>
+        <w:rPr>
+          <w:b w:val="0"/>
+        </w:rPr>
+        <w:t>. Then change the supplied condition and compare.</w:t>
+      </w:r>
+    </w:p>
+    <w:p>
+      <w:pPr>
+        <w:spacing w:line="336" w:lineRule="auto" w:after="180"/>
+      </w:pPr>
+      <w:r>
+        <w:rPr>
+          <w:b w:val="0"/>
+        </w:rPr>
+        <w:t>The picture is a representation; it does not document execution of a real AI model.</w:t>
       </w:r>
     </w:p>
     <w:p>
@@ -1121,11 +2353,16 @@
       </w:r>
     </w:p>
     <w:p>
+      <w:r>
+        <w:t>Demonstrate Creator Defense, reduce support deliberately and check individual reasoning before discussing answers.</w:t>
+      </w:r>
+    </w:p>
+    <w:p>
       <w:pPr>
         <w:pStyle w:val="Heading3"/>
       </w:pPr>
       <w:r>
-        <w:t>Demonstrate and guide practice</w:t>
+        <w:t>Board sequence</w:t>
       </w:r>
     </w:p>
     <w:p>
@@ -1133,55 +2370,209 @@
         <w:pStyle w:val="Heading3"/>
       </w:pPr>
       <w:r>
-        <w:t>Board sequence</w:t>
-      </w:r>
-    </w:p>
-    <w:p>
-      <w:r>
+        <w:t>1. Put the facts on the board</w:t>
+      </w:r>
+    </w:p>
+    <w:p>
+      <w:pPr>
+        <w:spacing w:line="336" w:lineRule="auto" w:after="180"/>
+        <w:shd w:fill="F4F9FC"/>
+      </w:pPr>
+      <w:r>
+        <w:rPr>
+          <w:b w:val="0"/>
+        </w:rPr>
         <w:t>Write the given facts: Ten successful demos lead to a never hallucinates claim.</w:t>
       </w:r>
     </w:p>
     <w:p>
-      <w:r>
+      <w:pPr>
+        <w:pStyle w:val="Heading3"/>
+      </w:pPr>
+      <w:r>
+        <w:t>2. State the decision to explain</w:t>
+      </w:r>
+    </w:p>
+    <w:p>
+      <w:pPr>
+        <w:spacing w:line="336" w:lineRule="auto" w:after="180"/>
+        <w:shd w:fill="F4F9FC"/>
+      </w:pPr>
+      <w:r>
+        <w:rPr>
+          <w:b w:val="0"/>
+        </w:rPr>
         <w:t>Write the question to explain: Write a defensible conclusion.</w:t>
       </w:r>
     </w:p>
     <w:p>
-      <w:r>
-        <w:t>Reveal after predictions: Report those ten specified passes, show evidence and fallback, and state untested conditions. Demonstrate an unanswerable question.</w:t>
-      </w:r>
-    </w:p>
-    <w:p>
-      <w:r>
-        <w:t>Keep for an independent attempt: An audience asks whether your assistant is always correct. Give an evidence-based defense using results and a limit.</w:t>
-      </w:r>
-    </w:p>
-    <w:p>
       <w:pPr>
         <w:pStyle w:val="Heading3"/>
       </w:pPr>
       <w:r>
+        <w:t>3. Reveal the worked reasoning</w:t>
+      </w:r>
+    </w:p>
+    <w:p>
+      <w:pPr>
+        <w:spacing w:line="336" w:lineRule="auto" w:after="180"/>
+        <w:shd w:fill="F1F6FC"/>
+      </w:pPr>
+      <w:r>
+        <w:rPr>
+          <w:b w:val="0"/>
+        </w:rPr>
+        <w:t xml:space="preserve">Reveal after </w:t>
+      </w:r>
+      <w:r>
+        <w:rPr>
+          <w:b/>
+        </w:rPr>
+        <w:t>prediction</w:t>
+      </w:r>
+      <w:r>
+        <w:rPr>
+          <w:b w:val="0"/>
+        </w:rPr>
+        <w:t xml:space="preserve">s: Report those ten specified passes, show </w:t>
+      </w:r>
+      <w:r>
+        <w:rPr>
+          <w:b/>
+        </w:rPr>
+        <w:t>evidence</w:t>
+      </w:r>
+      <w:r>
+        <w:rPr>
+          <w:b w:val="0"/>
+        </w:rPr>
+        <w:t xml:space="preserve"> and fallback, and state untested conditions. Demonstrate an unanswerable question.</w:t>
+      </w:r>
+    </w:p>
+    <w:p>
+      <w:pPr>
+        <w:pStyle w:val="Heading3"/>
+      </w:pPr>
+      <w:r>
+        <w:t>Hold back the independent task</w:t>
+      </w:r>
+    </w:p>
+    <w:p>
+      <w:pPr>
+        <w:spacing w:line="336" w:lineRule="auto" w:after="180"/>
+        <w:shd w:fill="FFF5E6"/>
+      </w:pPr>
+      <w:r>
+        <w:rPr>
+          <w:b w:val="0"/>
+        </w:rPr>
+        <w:t xml:space="preserve">Keep for an independent attempt: An audience asks whether your assistant is always correct. Give an </w:t>
+      </w:r>
+      <w:r>
+        <w:rPr>
+          <w:b/>
+        </w:rPr>
+        <w:t>evidence</w:t>
+      </w:r>
+      <w:r>
+        <w:rPr>
+          <w:b w:val="0"/>
+        </w:rPr>
+        <w:t xml:space="preserve">-based </w:t>
+      </w:r>
+      <w:r>
+        <w:rPr>
+          <w:b/>
+        </w:rPr>
+        <w:t>defense</w:t>
+      </w:r>
+      <w:r>
+        <w:rPr>
+          <w:b w:val="0"/>
+        </w:rPr>
+        <w:t xml:space="preserve"> using results and a limit.</w:t>
+      </w:r>
+    </w:p>
+    <w:p>
+      <w:pPr>
+        <w:pStyle w:val="Heading3"/>
+      </w:pPr>
+      <w:r>
         <w:t>Classroom dialogue</w:t>
       </w:r>
     </w:p>
     <w:p>
-      <w:r>
+      <w:pPr>
+        <w:pStyle w:val="Heading3"/>
+      </w:pPr>
+      <w:r>
+        <w:t>Ask the class</w:t>
+      </w:r>
+    </w:p>
+    <w:p>
+      <w:pPr>
+        <w:spacing w:line="336" w:lineRule="auto" w:after="180"/>
+        <w:shd w:fill="F5F1FB"/>
+      </w:pPr>
+      <w:r>
+        <w:rPr>
+          <w:b w:val="0"/>
+        </w:rPr>
         <w:t>Ask: Which facts are given, and which would we have to assume? Learners mark relevant details before discussing answers.</w:t>
       </w:r>
     </w:p>
     <w:p>
-      <w:r>
+      <w:pPr>
+        <w:pStyle w:val="Heading3"/>
+      </w:pPr>
+      <w:r>
+        <w:t>Language to model</w:t>
+      </w:r>
+    </w:p>
+    <w:p>
+      <w:pPr>
+        <w:spacing w:line="336" w:lineRule="auto" w:after="180"/>
+        <w:shd w:fill="F1F6F8"/>
+      </w:pPr>
+      <w:r>
+        <w:rPr>
+          <w:b w:val="0"/>
+        </w:rPr>
         <w:t>Say: Predict first. Show the rule, information path or calculation that would produce the result. A correct guess is not yet an explanation.</w:t>
       </w:r>
     </w:p>
     <w:p>
-      <w:r>
+      <w:pPr>
+        <w:spacing w:line="336" w:lineRule="auto" w:after="180"/>
+      </w:pPr>
+      <w:r>
+        <w:rPr>
+          <w:b w:val="0"/>
+        </w:rPr>
         <w:t>Reveal reasoning one step at a time. Explain why a tempting alternative fails. Write units and denominators for arithmetic, trace conditions for decisions, and identify supporting sources for claims.</w:t>
       </w:r>
     </w:p>
     <w:p>
-      <w:r>
-        <w:t>In pairs, one learner solves while the other checks evidence; exchange roles. Remove the worked answer before independent assessment.</w:t>
+      <w:pPr>
+        <w:spacing w:line="336" w:lineRule="auto" w:after="180"/>
+      </w:pPr>
+      <w:r>
+        <w:rPr>
+          <w:b w:val="0"/>
+        </w:rPr>
+        <w:t xml:space="preserve">In pairs, one learner solves while the other checks </w:t>
+      </w:r>
+      <w:r>
+        <w:rPr>
+          <w:b/>
+        </w:rPr>
+        <w:t>evidence</w:t>
+      </w:r>
+      <w:r>
+        <w:rPr>
+          <w:b w:val="0"/>
+        </w:rPr>
+        <w:t>; exchange roles. Remove the worked answer before independent assessment.</w:t>
       </w:r>
     </w:p>
     <w:p>
@@ -1193,8 +2584,108 @@
       </w:r>
     </w:p>
     <w:p>
-      <w:r>
-        <w:t>Guided: Retrieval rate 90% and support rate 70% differ. Action trace supports zero actions in that run; no timing evidence supports speed. Correct the full-correctness and speed claims. Qualification: A defense should preserve negative evidence and uncertainty rather than treating polished presentation as proof. Exit: accept a concrete variation with its predicted outcome and a stated condition that would challenge the mechanism; reject a claim resting on unmeasured evidence.</w:t>
+      <w:pPr>
+        <w:spacing w:line="336" w:lineRule="auto" w:after="180"/>
+      </w:pPr>
+      <w:r>
+        <w:rPr>
+          <w:b w:val="0"/>
+        </w:rPr>
+        <w:t xml:space="preserve">Guided: Retrieval rate 90% and support rate </w:t>
+      </w:r>
+      <w:r>
+        <w:rPr>
+          <w:b/>
+        </w:rPr>
+        <w:t>70%</w:t>
+      </w:r>
+      <w:r>
+        <w:rPr>
+          <w:b w:val="0"/>
+        </w:rPr>
+        <w:t xml:space="preserve"> differ. Action trace supports zero actions in that run; no timing </w:t>
+      </w:r>
+      <w:r>
+        <w:rPr>
+          <w:b/>
+        </w:rPr>
+        <w:t>evidence</w:t>
+      </w:r>
+      <w:r>
+        <w:rPr>
+          <w:b w:val="0"/>
+        </w:rPr>
+        <w:t xml:space="preserve"> supports speed. Correct the full-correctness and speed claims.</w:t>
+      </w:r>
+    </w:p>
+    <w:p>
+      <w:pPr>
+        <w:spacing w:line="336" w:lineRule="auto" w:after="180"/>
+      </w:pPr>
+      <w:r>
+        <w:rPr>
+          <w:b w:val="0"/>
+        </w:rPr>
+        <w:t xml:space="preserve">Qualification: A </w:t>
+      </w:r>
+      <w:r>
+        <w:rPr>
+          <w:b/>
+        </w:rPr>
+        <w:t>defense</w:t>
+      </w:r>
+      <w:r>
+        <w:rPr>
+          <w:b w:val="0"/>
+        </w:rPr>
+        <w:t xml:space="preserve"> should preserve negative </w:t>
+      </w:r>
+      <w:r>
+        <w:rPr>
+          <w:b/>
+        </w:rPr>
+        <w:t>evidence</w:t>
+      </w:r>
+      <w:r>
+        <w:rPr>
+          <w:b w:val="0"/>
+        </w:rPr>
+        <w:t xml:space="preserve"> and uncertainty rather than treating polished presentation as proof.</w:t>
+      </w:r>
+    </w:p>
+    <w:p>
+      <w:pPr>
+        <w:spacing w:line="336" w:lineRule="auto" w:after="180"/>
+      </w:pPr>
+      <w:r>
+        <w:rPr>
+          <w:b w:val="0"/>
+        </w:rPr>
+        <w:t xml:space="preserve">Exit: accept a concrete variation with its predicted outcome and a stated condition that would challenge the </w:t>
+      </w:r>
+      <w:r>
+        <w:rPr>
+          <w:b/>
+        </w:rPr>
+        <w:t>mechanism</w:t>
+      </w:r>
+      <w:r>
+        <w:rPr>
+          <w:b w:val="0"/>
+        </w:rPr>
+        <w:t xml:space="preserve">; reject a claim resting on unmeasured </w:t>
+      </w:r>
+      <w:r>
+        <w:rPr>
+          <w:b/>
+        </w:rPr>
+        <w:t>evidence</w:t>
+      </w:r>
+      <w:r>
+        <w:rPr>
+          <w:b w:val="0"/>
+        </w:rPr>
+        <w:t>.</w:t>
       </w:r>
     </w:p>
     <w:p>
@@ -1426,41 +2917,155 @@
       </w:r>
     </w:p>
     <w:p>
-      <w:r>
-        <w:t>Completion task: System reports 9/10 retrieved relevant records, 7/10 supported answers and zero actions in a read-only run. Presenter claims 90% fully correct and faster than baseline. Show the intermediate steps and give the conclusion with its scope.</w:t>
-      </w:r>
-    </w:p>
-    <w:p>
-      <w:r>
-        <w:t>Teacher check: Teacher explanation: Retrieval rate 90% and support rate 70% differ. Action trace supports zero actions in that run; no timing evidence supports speed. Correct the full-correctness and speed claims.</w:t>
-      </w:r>
-    </w:p>
-    <w:p>
-      <w:r>
-        <w:t>Start by identifying the given inputs together. Leave the intermediate steps blank. If needed, model one step, then withdraw that help on the next step. Move to a full trace only when the partial trace is understood. For partners, alternate explainer and checker; collect a response from every learner before discussion.</w:t>
-      </w:r>
-    </w:p>
-    <w:p>
       <w:pPr>
         <w:pStyle w:val="Heading3"/>
       </w:pPr>
       <w:r>
+        <w:t>Completion practice</w:t>
+      </w:r>
+    </w:p>
+    <w:p>
+      <w:pPr>
+        <w:spacing w:line="336" w:lineRule="auto" w:after="180"/>
+        <w:shd w:fill="F5F1FB"/>
+      </w:pPr>
+      <w:r>
+        <w:rPr>
+          <w:b w:val="0"/>
+        </w:rPr>
+        <w:t>Completion task: System reports 9/10 retrieved relevant records, 7/10 supported answers and zero actions in a read-only run. Presenter claims 90% fully correct and faster than baseline.</w:t>
+      </w:r>
+    </w:p>
+    <w:p>
+      <w:pPr>
+        <w:spacing w:line="336" w:lineRule="auto" w:after="180"/>
+        <w:shd w:fill="F5F1FB"/>
+      </w:pPr>
+      <w:r>
+        <w:rPr>
+          <w:b w:val="0"/>
+        </w:rPr>
+        <w:t>Show the intermediate steps and give the conclusion with its scope.</w:t>
+      </w:r>
+    </w:p>
+    <w:p>
+      <w:pPr>
+        <w:pStyle w:val="Heading3"/>
+      </w:pPr>
+      <w:r>
+        <w:t>Reasoning to listen for</w:t>
+      </w:r>
+    </w:p>
+    <w:p>
+      <w:pPr>
+        <w:spacing w:line="336" w:lineRule="auto" w:after="180"/>
+        <w:shd w:fill="F1F6FC"/>
+      </w:pPr>
+      <w:r>
+        <w:rPr>
+          <w:b w:val="0"/>
+        </w:rPr>
+        <w:t xml:space="preserve">Teacher check: Teacher explanation: Retrieval rate 90% and support rate </w:t>
+      </w:r>
+      <w:r>
+        <w:rPr>
+          <w:b/>
+        </w:rPr>
+        <w:t>70%</w:t>
+      </w:r>
+      <w:r>
+        <w:rPr>
+          <w:b w:val="0"/>
+        </w:rPr>
+        <w:t xml:space="preserve"> differ. Action trace supports zero actions in that run; no timing </w:t>
+      </w:r>
+      <w:r>
+        <w:rPr>
+          <w:b/>
+        </w:rPr>
+        <w:t>evidence</w:t>
+      </w:r>
+      <w:r>
+        <w:rPr>
+          <w:b w:val="0"/>
+        </w:rPr>
+        <w:t xml:space="preserve"> supports speed. Correct the full-correctness and speed claims.</w:t>
+      </w:r>
+    </w:p>
+    <w:p>
+      <w:pPr>
+        <w:spacing w:line="336" w:lineRule="auto" w:after="180"/>
+      </w:pPr>
+      <w:r>
+        <w:rPr>
+          <w:b w:val="0"/>
+        </w:rPr>
+        <w:t xml:space="preserve">Start by identifying the given </w:t>
+      </w:r>
+      <w:r>
+        <w:rPr>
+          <w:b/>
+        </w:rPr>
+        <w:t>input</w:t>
+      </w:r>
+      <w:r>
+        <w:rPr>
+          <w:b w:val="0"/>
+        </w:rPr>
+        <w:t>s together. Leave the intermediate steps blank. If needed, model one step, then withdraw that help on the next step. Move to a full trace only when the partial trace is understood.</w:t>
+      </w:r>
+    </w:p>
+    <w:p>
+      <w:pPr>
+        <w:spacing w:line="336" w:lineRule="auto" w:after="180"/>
+      </w:pPr>
+      <w:r>
+        <w:rPr>
+          <w:b w:val="0"/>
+        </w:rPr>
+        <w:t>For partners, alternate explainer and checker; collect a response from every learner before discussion.</w:t>
+      </w:r>
+    </w:p>
+    <w:p>
+      <w:pPr>
+        <w:pStyle w:val="Heading3"/>
+      </w:pPr>
+      <w:r>
         <w:t>Individual reasoning check</w:t>
       </w:r>
     </w:p>
     <w:p>
-      <w:r>
-        <w:t>Use the worked case for Generative systems defense. Proposed explanation: “The worked result establishes every future case”. Decide whether this explanation is supported. Point to the step or supplied fact that decides; explain your repair if needed.</w:t>
-      </w:r>
-    </w:p>
-    <w:p>
-      <w:r>
-        <w:t>Expected correction: A defense should preserve negative evidence and uncertainty rather than treating polished presentation as proof.</w:t>
-      </w:r>
-    </w:p>
-    <w:p>
-      <w:r>
-        <w:t>Collect explanations, not only yes/no votes. If a misunderstanding is common, re-model the relevant step for the class. If it affects a few learners, give a short targeted group explanation while others solve a more demanding variation.</w:t>
+      <w:pPr>
+        <w:spacing w:line="336" w:lineRule="auto" w:after="180"/>
+      </w:pPr>
+      <w:r>
+        <w:rPr>
+          <w:b w:val="0"/>
+        </w:rPr>
+        <w:t xml:space="preserve">Use the worked case for Generative systems </w:t>
+      </w:r>
+      <w:r>
+        <w:rPr>
+          <w:b/>
+        </w:rPr>
+        <w:t>defense</w:t>
+      </w:r>
+      <w:r>
+        <w:rPr>
+          <w:b w:val="0"/>
+        </w:rPr>
+        <w:t>. Proposed explanation: “The worked result establishes every future case”. Decide whether this explanation is supported.</w:t>
+      </w:r>
+    </w:p>
+    <w:p>
+      <w:pPr>
+        <w:spacing w:line="336" w:lineRule="auto" w:after="180"/>
+      </w:pPr>
+      <w:r>
+        <w:rPr>
+          <w:b w:val="0"/>
+        </w:rPr>
+        <w:t>Point to the step or supplied fact that decides; explain your repair if needed.</w:t>
       </w:r>
     </w:p>
     <w:p>
@@ -1468,12 +3073,108 @@
         <w:pStyle w:val="Heading3"/>
       </w:pPr>
       <w:r>
+        <w:t>Expected repair</w:t>
+      </w:r>
+    </w:p>
+    <w:p>
+      <w:pPr>
+        <w:spacing w:line="336" w:lineRule="auto" w:after="180"/>
+        <w:shd w:fill="F1F6FC"/>
+      </w:pPr>
+      <w:r>
+        <w:rPr>
+          <w:b w:val="0"/>
+        </w:rPr>
+        <w:t xml:space="preserve">Expected correction: A </w:t>
+      </w:r>
+      <w:r>
+        <w:rPr>
+          <w:b/>
+        </w:rPr>
+        <w:t>defense</w:t>
+      </w:r>
+      <w:r>
+        <w:rPr>
+          <w:b w:val="0"/>
+        </w:rPr>
+        <w:t xml:space="preserve"> should preserve negative </w:t>
+      </w:r>
+      <w:r>
+        <w:rPr>
+          <w:b/>
+        </w:rPr>
+        <w:t>evidence</w:t>
+      </w:r>
+      <w:r>
+        <w:rPr>
+          <w:b w:val="0"/>
+        </w:rPr>
+        <w:t xml:space="preserve"> and uncertainty rather than treating polished presentation as proof.</w:t>
+      </w:r>
+    </w:p>
+    <w:p>
+      <w:pPr>
+        <w:spacing w:line="336" w:lineRule="auto" w:after="180"/>
+      </w:pPr>
+      <w:r>
+        <w:rPr>
+          <w:b w:val="0"/>
+        </w:rPr>
+        <w:t>Collect explanations, not only yes/no votes. If a misunderstanding is common, re-model the relevant step for the class.</w:t>
+      </w:r>
+    </w:p>
+    <w:p>
+      <w:pPr>
+        <w:spacing w:line="336" w:lineRule="auto" w:after="180"/>
+      </w:pPr>
+      <w:r>
+        <w:rPr>
+          <w:b w:val="0"/>
+        </w:rPr>
+        <w:t>If it affects a few learners, give a short targeted group explanation while others solve a more demanding variation.</w:t>
+      </w:r>
+    </w:p>
+    <w:p>
+      <w:pPr>
+        <w:pStyle w:val="Heading3"/>
+      </w:pPr>
+      <w:r>
         <w:t>Pictorial practice question</w:t>
       </w:r>
     </w:p>
     <w:p>
-      <w:r>
-        <w:t>Which numbers would you display to make the defense honest? Point to the relevant step in the picture, then write the changed result and the rule or evidence that supports it.</w:t>
+      <w:pPr>
+        <w:spacing w:line="336" w:lineRule="auto" w:after="180"/>
+      </w:pPr>
+      <w:r>
+        <w:rPr>
+          <w:b w:val="0"/>
+        </w:rPr>
+        <w:t xml:space="preserve">Which numbers would you display to make the </w:t>
+      </w:r>
+      <w:r>
+        <w:rPr>
+          <w:b/>
+        </w:rPr>
+        <w:t>defense</w:t>
+      </w:r>
+      <w:r>
+        <w:rPr>
+          <w:b w:val="0"/>
+        </w:rPr>
+        <w:t xml:space="preserve"> honest? Point to the relevant step in the picture, then write the changed result and the rule or </w:t>
+      </w:r>
+      <w:r>
+        <w:rPr>
+          <w:b/>
+        </w:rPr>
+        <w:t>evidence</w:t>
+      </w:r>
+      <w:r>
+        <w:rPr>
+          <w:b w:val="0"/>
+        </w:rPr>
+        <w:t xml:space="preserve"> that supports it.</w:t>
       </w:r>
     </w:p>
     <w:p>
@@ -1485,18 +3186,119 @@
       </w:r>
     </w:p>
     <w:p>
-      <w:r>
-        <w:t>Display 12/15 retrieval, 9/15 support and 4/5 fallback with separate set A and set B definitions; say speed was not measured. Changed-case check: The poster omits the lower supported-answer rate and cannot imply 80% fully correct answers. Retrieving useful evidence is an intermediate step, not proof that the final answer uses it correctly.</w:t>
-      </w:r>
-    </w:p>
-    <w:p>
-      <w:r>
-        <w:t>Changed-case reasoning: The poster omits the lower supported-answer rate and cannot imply 80% fully correct answers. Retrieving useful evidence is an intermediate step, not proof that the final answer uses it correctly.</w:t>
-      </w:r>
-    </w:p>
-    <w:p>
-      <w:r>
-        <w:t>Collect each learner’s explanation before discussion. Use the first missing connection between input, deciding step and result to choose support. This question is worked-case practice, not fresh mastery evidence.</w:t>
+      <w:pPr>
+        <w:spacing w:line="336" w:lineRule="auto" w:after="180"/>
+      </w:pPr>
+      <w:r>
+        <w:rPr>
+          <w:b w:val="0"/>
+        </w:rPr>
+        <w:t>Display 12/15 retrieval, 9/15 support and 4/5 fallback with separate set A and set B definitions; say speed was not measured.</w:t>
+      </w:r>
+    </w:p>
+    <w:p>
+      <w:pPr>
+        <w:spacing w:line="336" w:lineRule="auto" w:after="180"/>
+      </w:pPr>
+      <w:r>
+        <w:rPr>
+          <w:b w:val="0"/>
+        </w:rPr>
+        <w:t xml:space="preserve">Changed-case check: The poster omits the lower supported-answer rate and cannot imply </w:t>
+      </w:r>
+      <w:r>
+        <w:rPr>
+          <w:b/>
+        </w:rPr>
+        <w:t>80%</w:t>
+      </w:r>
+      <w:r>
+        <w:rPr>
+          <w:b w:val="0"/>
+        </w:rPr>
+        <w:t xml:space="preserve"> fully correct answers. Retrieving useful </w:t>
+      </w:r>
+      <w:r>
+        <w:rPr>
+          <w:b/>
+        </w:rPr>
+        <w:t>evidence</w:t>
+      </w:r>
+      <w:r>
+        <w:rPr>
+          <w:b w:val="0"/>
+        </w:rPr>
+        <w:t xml:space="preserve"> is an intermediate step, not proof that the final answer uses it correctly.</w:t>
+      </w:r>
+    </w:p>
+    <w:p>
+      <w:pPr>
+        <w:spacing w:line="336" w:lineRule="auto" w:after="180"/>
+      </w:pPr>
+      <w:r>
+        <w:rPr>
+          <w:b w:val="0"/>
+        </w:rPr>
+        <w:t xml:space="preserve">Changed-case reasoning: The poster omits the lower supported-answer rate and cannot imply </w:t>
+      </w:r>
+      <w:r>
+        <w:rPr>
+          <w:b/>
+        </w:rPr>
+        <w:t>80%</w:t>
+      </w:r>
+      <w:r>
+        <w:rPr>
+          <w:b w:val="0"/>
+        </w:rPr>
+        <w:t xml:space="preserve"> fully correct answers. Retrieving useful </w:t>
+      </w:r>
+      <w:r>
+        <w:rPr>
+          <w:b/>
+        </w:rPr>
+        <w:t>evidence</w:t>
+      </w:r>
+      <w:r>
+        <w:rPr>
+          <w:b w:val="0"/>
+        </w:rPr>
+        <w:t xml:space="preserve"> is an intermediate step, not proof that the final answer uses it correctly.</w:t>
+      </w:r>
+    </w:p>
+    <w:p>
+      <w:pPr>
+        <w:spacing w:line="336" w:lineRule="auto" w:after="180"/>
+      </w:pPr>
+      <w:r>
+        <w:rPr>
+          <w:b w:val="0"/>
+        </w:rPr>
+        <w:t xml:space="preserve">Collect each learner’s explanation before discussion. Use the first missing connection between </w:t>
+      </w:r>
+      <w:r>
+        <w:rPr>
+          <w:b/>
+        </w:rPr>
+        <w:t>input</w:t>
+      </w:r>
+      <w:r>
+        <w:rPr>
+          <w:b w:val="0"/>
+        </w:rPr>
+        <w:t xml:space="preserve">, deciding step and result to choose support. This question is worked-case practice, not fresh mastery </w:t>
+      </w:r>
+      <w:r>
+        <w:rPr>
+          <w:b/>
+        </w:rPr>
+        <w:t>evidence</w:t>
+      </w:r>
+      <w:r>
+        <w:rPr>
+          <w:b w:val="0"/>
+        </w:rPr>
+        <w:t>.</w:t>
       </w:r>
     </w:p>
     <w:p>
@@ -1508,54 +3310,129 @@
       </w:r>
     </w:p>
     <w:p>
+      <w:r>
+        <w:t>Run the Creator Defense investigation and use the first unsupported step to choose a teaching response.</w:t>
+      </w:r>
+    </w:p>
+    <w:p>
+      <w:pPr>
+        <w:spacing w:line="336" w:lineRule="auto" w:after="180"/>
+      </w:pPr>
+      <w:r>
+        <w:rPr>
+          <w:b w:val="0"/>
+        </w:rPr>
+        <w:t>Words You Can Use to Reason</w:t>
+      </w:r>
+    </w:p>
+    <w:p>
+      <w:pPr>
+        <w:spacing w:line="336" w:lineRule="auto" w:after="180"/>
+      </w:pPr>
+      <w:r>
+        <w:rPr>
+          <w:b w:val="0"/>
+        </w:rPr>
+        <w:t>A definition matters when you can recognize the idea, use it, and contrast it with a near-miss.</w:t>
+      </w:r>
+    </w:p>
+    <w:p>
+      <w:pPr>
+        <w:spacing w:line="336" w:lineRule="auto" w:after="180"/>
+      </w:pPr>
+      <w:r>
+        <w:rPr>
+          <w:b w:val="0"/>
+        </w:rPr>
+        <w:t>Predict → Test → Record → Explain</w:t>
+      </w:r>
+    </w:p>
+    <w:p>
+      <w:pPr>
+        <w:spacing w:line="336" w:lineRule="auto" w:after="180"/>
+      </w:pPr>
+      <w:r>
+        <w:rPr>
+          <w:b w:val="0"/>
+        </w:rPr>
+        <w:t>Keep expected and actual results separate. Surprises are useful data when recorded honestly.</w:t>
+      </w:r>
+    </w:p>
+    <w:p>
+      <w:pPr>
+        <w:spacing w:line="336" w:lineRule="auto" w:after="180"/>
+      </w:pPr>
+      <w:r>
+        <w:rPr>
+          <w:b w:val="0"/>
+        </w:rPr>
+        <w:t xml:space="preserve">Present </w:t>
+      </w:r>
+      <w:r>
+        <w:rPr>
+          <w:b/>
+        </w:rPr>
+        <w:t>architecture</w:t>
+      </w:r>
+      <w:r>
+        <w:rPr>
+          <w:b w:val="0"/>
+        </w:rPr>
+        <w:t xml:space="preserve"> and </w:t>
+      </w:r>
+      <w:r>
+        <w:rPr>
+          <w:b/>
+        </w:rPr>
+        <w:t>evidence</w:t>
+      </w:r>
+      <w:r>
+        <w:rPr>
+          <w:b w:val="0"/>
+        </w:rPr>
+        <w:t xml:space="preserve"> bundle, accept a fresh case, explain a failure without hiding it, and defend one tradeoff.</w:t>
+      </w:r>
+    </w:p>
+    <w:p>
+      <w:pPr>
+        <w:spacing w:line="336" w:lineRule="auto" w:after="180"/>
+        <w:shd w:fill="F5F1FB"/>
+      </w:pPr>
+      <w:r>
+        <w:rPr>
+          <w:b w:val="0"/>
+        </w:rPr>
+        <w:t>What did the hardest test teach you that the normal test did not?</w:t>
+      </w:r>
+    </w:p>
+    <w:p>
       <w:pPr>
         <w:pStyle w:val="Heading3"/>
       </w:pPr>
       <w:r>
-        <w:t>Run the weekly evidence lab</w:t>
-      </w:r>
-    </w:p>
-    <w:p>
-      <w:r>
-        <w:t>Words You Can Use to Reason</w:t>
-      </w:r>
-    </w:p>
-    <w:p>
-      <w:r>
-        <w:t>A definition matters when you can recognize the idea, use it, and contrast it with a near-miss.</w:t>
-      </w:r>
-    </w:p>
-    <w:p>
-      <w:r>
-        <w:t>Predict → Test → Record → Explain</w:t>
-      </w:r>
-    </w:p>
-    <w:p>
-      <w:r>
-        <w:t>Keep expected and actual results separate. Surprises are useful data when recorded honestly.</w:t>
-      </w:r>
-    </w:p>
-    <w:p>
-      <w:r>
-        <w:t>Present architecture and evidence bundle, accept a fresh case, explain a failure without hiding it, and defend one tradeoff.</w:t>
-      </w:r>
-    </w:p>
-    <w:p>
-      <w:r>
-        <w:t>What did the hardest test teach you that the normal test did not?</w:t>
-      </w:r>
-    </w:p>
-    <w:p>
-      <w:pPr>
-        <w:pStyle w:val="Heading3"/>
-      </w:pPr>
-      <w:r>
         <w:t>Make the lab runnable</w:t>
       </w:r>
     </w:p>
     <w:p>
-      <w:r>
-        <w:t>Use the concrete case as the shared normal case and the independent question as a second case. Each pair creates a boundary or missing-information case and predicts its result before testing. Keep the expected result separate from an observed mistake.</w:t>
+      <w:pPr>
+        <w:spacing w:line="336" w:lineRule="auto" w:after="180"/>
+      </w:pPr>
+      <w:r>
+        <w:rPr>
+          <w:b w:val="0"/>
+        </w:rPr>
+        <w:t>Use the concrete case as the shared normal case and the independent question as a second case. Each pair creates a boundary or missing-information case and predicts its result before testing.</w:t>
+      </w:r>
+    </w:p>
+    <w:p>
+      <w:pPr>
+        <w:spacing w:line="336" w:lineRule="auto" w:after="180"/>
+      </w:pPr>
+      <w:r>
+        <w:rPr>
+          <w:b w:val="0"/>
+        </w:rPr>
+        <w:t>Keep the expected result separate from an observed mistake.</w:t>
       </w:r>
     </w:p>
     <w:tbl>
@@ -1713,8 +3590,25 @@
       </w:r>
     </w:p>
     <w:p>
-      <w:r>
-        <w:t>For guessing, return to given facts and request a trace. For vocabulary without application, use one example and one non-example. For arithmetic errors, check the setup before the calculation. Finish with a different uncoached case before recording mastery.</w:t>
+      <w:pPr>
+        <w:spacing w:line="336" w:lineRule="auto" w:after="180"/>
+      </w:pPr>
+      <w:r>
+        <w:rPr>
+          <w:b w:val="0"/>
+        </w:rPr>
+        <w:t>For guessing, return to given facts and request a trace. For vocabulary without application, use one example and one non-example. For arithmetic errors, check the setup before the calculation.</w:t>
+      </w:r>
+    </w:p>
+    <w:p>
+      <w:pPr>
+        <w:spacing w:line="336" w:lineRule="auto" w:after="180"/>
+      </w:pPr>
+      <w:r>
+        <w:rPr>
+          <w:b w:val="0"/>
+        </w:rPr>
+        <w:t>Finish with a different uncoached case before recording mastery.</w:t>
       </w:r>
     </w:p>
     <w:p>
@@ -1726,18 +3620,96 @@
       </w:r>
     </w:p>
     <w:p>
-      <w:r>
-        <w:t>The worked result establishes every future case: A defense should preserve negative evidence and uncertainty rather than treating polished presentation as proof.</w:t>
-      </w:r>
-    </w:p>
-    <w:p>
-      <w:r>
-        <w:t>A missing input may be replaced without recording the change: A replacement changes the evidence or contract. Record the change and its justification; do not silently turn unknown into a measured value.</w:t>
-      </w:r>
-    </w:p>
-    <w:p>
-      <w:r>
-        <w:t>Repeating an assessed case is new independent evidence: A replay checks consistency. An example used for feedback or revision cannot later be described as untouched final evaluation.</w:t>
+      <w:pPr>
+        <w:spacing w:line="336" w:lineRule="auto" w:after="180"/>
+      </w:pPr>
+      <w:r>
+        <w:rPr>
+          <w:b w:val="0"/>
+        </w:rPr>
+        <w:t xml:space="preserve">The worked result establishes every future case: A </w:t>
+      </w:r>
+      <w:r>
+        <w:rPr>
+          <w:b/>
+        </w:rPr>
+        <w:t>defense</w:t>
+      </w:r>
+      <w:r>
+        <w:rPr>
+          <w:b w:val="0"/>
+        </w:rPr>
+        <w:t xml:space="preserve"> should preserve negative </w:t>
+      </w:r>
+      <w:r>
+        <w:rPr>
+          <w:b/>
+        </w:rPr>
+        <w:t>evidence</w:t>
+      </w:r>
+      <w:r>
+        <w:rPr>
+          <w:b w:val="0"/>
+        </w:rPr>
+        <w:t xml:space="preserve"> and uncertainty rather than treating polished presentation as proof.</w:t>
+      </w:r>
+    </w:p>
+    <w:p>
+      <w:pPr>
+        <w:spacing w:line="336" w:lineRule="auto" w:after="180"/>
+      </w:pPr>
+      <w:r>
+        <w:rPr>
+          <w:b w:val="0"/>
+        </w:rPr>
+        <w:t xml:space="preserve">A missing </w:t>
+      </w:r>
+      <w:r>
+        <w:rPr>
+          <w:b/>
+        </w:rPr>
+        <w:t>input</w:t>
+      </w:r>
+      <w:r>
+        <w:rPr>
+          <w:b w:val="0"/>
+        </w:rPr>
+        <w:t xml:space="preserve"> may be replaced without recording the change: A replacement changes the </w:t>
+      </w:r>
+      <w:r>
+        <w:rPr>
+          <w:b/>
+        </w:rPr>
+        <w:t>evidence</w:t>
+      </w:r>
+      <w:r>
+        <w:rPr>
+          <w:b w:val="0"/>
+        </w:rPr>
+        <w:t xml:space="preserve"> or contract. Record the change and its justification; do not silently turn unknown into a measured value.</w:t>
+      </w:r>
+    </w:p>
+    <w:p>
+      <w:pPr>
+        <w:spacing w:line="336" w:lineRule="auto" w:after="180"/>
+      </w:pPr>
+      <w:r>
+        <w:rPr>
+          <w:b w:val="0"/>
+        </w:rPr>
+        <w:t xml:space="preserve">Repeating an assessed case is new independent </w:t>
+      </w:r>
+      <w:r>
+        <w:rPr>
+          <w:b/>
+        </w:rPr>
+        <w:t>evidence</w:t>
+      </w:r>
+      <w:r>
+        <w:rPr>
+          <w:b w:val="0"/>
+        </w:rPr>
+        <w:t>: A replay checks consistency. An example used for feedback or revision cannot later be described as untouched final evaluation.</w:t>
       </w:r>
     </w:p>
     <w:p>
@@ -1895,8 +3867,25 @@
       </w:tr>
     </w:tbl>
     <w:p>
-      <w:r>
-        <w:t>Offer an oral explanation, drawing, enlarged visual or fewer examples when that removes a reading/writing barrier. Keep the same reasoning goal. Stretch secure learners by changing a boundary or assumption and asking them to defend the effect, not simply by assigning more of the same questions.</w:t>
+      <w:pPr>
+        <w:spacing w:line="336" w:lineRule="auto" w:after="180"/>
+      </w:pPr>
+      <w:r>
+        <w:rPr>
+          <w:b w:val="0"/>
+        </w:rPr>
+        <w:t>Offer an oral explanation, drawing, enlarged visual or fewer examples when that removes a reading/writing barrier. Keep the same reasoning goal.</w:t>
+      </w:r>
+    </w:p>
+    <w:p>
+      <w:pPr>
+        <w:spacing w:line="336" w:lineRule="auto" w:after="180"/>
+      </w:pPr>
+      <w:r>
+        <w:rPr>
+          <w:b w:val="0"/>
+        </w:rPr>
+        <w:t>Stretch secure learners by changing a boundary or assumption and asking them to defend the effect, not simply by assigning more of the same questions.</w:t>
       </w:r>
     </w:p>
     <w:p>
@@ -1908,11 +3897,16 @@
       </w:r>
     </w:p>
     <w:p>
+      <w:r>
+        <w:t>Use the Creator Defense questions, teacher keys and criteria after the relevant attempts. Previously discussed cases are practice; protect the separately selected independent task.</w:t>
+      </w:r>
+    </w:p>
+    <w:p>
       <w:pPr>
         <w:pStyle w:val="Heading3"/>
       </w:pPr>
       <w:r>
-        <w:t>Assess and explain the answers</w:t>
+        <w:t>Worked case answer</w:t>
       </w:r>
     </w:p>
     <w:p>
@@ -1920,12 +3914,31 @@
         <w:pStyle w:val="Heading3"/>
       </w:pPr>
       <w:r>
-        <w:t>Worked case answer</w:t>
-      </w:r>
-    </w:p>
-    <w:p>
-      <w:r>
-        <w:t>Report those ten specified passes, show evidence and fallback, and state untested conditions. Demonstrate an unanswerable question.</w:t>
+        <w:t>Teacher key · Worked case answer</w:t>
+      </w:r>
+    </w:p>
+    <w:p>
+      <w:pPr>
+        <w:spacing w:line="336" w:lineRule="auto" w:after="180"/>
+        <w:shd w:fill="F1F6FC"/>
+      </w:pPr>
+      <w:r>
+        <w:rPr>
+          <w:b w:val="0"/>
+        </w:rPr>
+        <w:t xml:space="preserve">Report those ten specified passes, show </w:t>
+      </w:r>
+      <w:r>
+        <w:rPr>
+          <w:b/>
+        </w:rPr>
+        <w:t>evidence</w:t>
+      </w:r>
+      <w:r>
+        <w:rPr>
+          <w:b w:val="0"/>
+        </w:rPr>
+        <w:t xml:space="preserve"> and fallback, and state untested conditions. Demonstrate an unanswerable question.</w:t>
       </w:r>
     </w:p>
     <w:p>
@@ -1937,20 +3950,74 @@
       </w:r>
     </w:p>
     <w:p>
-      <w:r>
-        <w:t>An audience asks whether your assistant is always correct. Give an evidence-based defense using results and a limit.</w:t>
-      </w:r>
-    </w:p>
-    <w:p>
       <w:pPr>
         <w:pStyle w:val="Heading3"/>
       </w:pPr>
       <w:r>
+        <w:t>Independent question · withhold the key</w:t>
+      </w:r>
+    </w:p>
+    <w:p>
+      <w:pPr>
+        <w:spacing w:line="336" w:lineRule="auto" w:after="180"/>
+        <w:shd w:fill="F5F1FB"/>
+      </w:pPr>
+      <w:r>
+        <w:rPr>
+          <w:b w:val="0"/>
+        </w:rPr>
+        <w:t xml:space="preserve">An audience asks whether your assistant is always correct. Give an </w:t>
+      </w:r>
+      <w:r>
+        <w:rPr>
+          <w:b/>
+        </w:rPr>
+        <w:t>evidence</w:t>
+      </w:r>
+      <w:r>
+        <w:rPr>
+          <w:b w:val="0"/>
+        </w:rPr>
+        <w:t xml:space="preserve">-based </w:t>
+      </w:r>
+      <w:r>
+        <w:rPr>
+          <w:b/>
+        </w:rPr>
+        <w:t>defense</w:t>
+      </w:r>
+      <w:r>
+        <w:rPr>
+          <w:b w:val="0"/>
+        </w:rPr>
+        <w:t xml:space="preserve"> using results and a limit.</w:t>
+      </w:r>
+    </w:p>
+    <w:p>
+      <w:pPr>
+        <w:pStyle w:val="Heading3"/>
+      </w:pPr>
+      <w:r>
         <w:t>Expected independent answer</w:t>
       </w:r>
     </w:p>
     <w:p>
-      <w:r>
+      <w:pPr>
+        <w:pStyle w:val="Heading3"/>
+      </w:pPr>
+      <w:r>
+        <w:t>Teacher key · Expected independent answer</w:t>
+      </w:r>
+    </w:p>
+    <w:p>
+      <w:pPr>
+        <w:spacing w:line="336" w:lineRule="auto" w:after="180"/>
+        <w:shd w:fill="F1F6FC"/>
+      </w:pPr>
+      <w:r>
+        <w:rPr>
+          <w:b w:val="0"/>
+        </w:rPr>
         <w:t>Describe the evaluation tasks, results, failures and revisions; explain the source boundary and remaining uncertainty. Do not claim universal correctness from a limited test.</w:t>
       </w:r>
     </w:p>
@@ -2189,8 +4256,25 @@
       </w:tr>
     </w:tbl>
     <w:p>
-      <w:r>
-        <w:t>Use 6/8 as a classroom checkpoint, with 2 required for both Result and Reasoning. This is a proposed teaching rule, not a validated certification threshold. Do not count a coached answer as independent mastery; correct unsafe or unsupported claims regardless of total.</w:t>
+      <w:pPr>
+        <w:spacing w:line="336" w:lineRule="auto" w:after="180"/>
+      </w:pPr>
+      <w:r>
+        <w:rPr>
+          <w:b w:val="0"/>
+        </w:rPr>
+        <w:t>Use 6/8 as a classroom checkpoint, with 2 required for both Result and Reasoning. This is a proposed teaching rule, not a validated certification threshold.</w:t>
+      </w:r>
+    </w:p>
+    <w:p>
+      <w:pPr>
+        <w:spacing w:line="336" w:lineRule="auto" w:after="180"/>
+      </w:pPr>
+      <w:r>
+        <w:rPr>
+          <w:b w:val="0"/>
+        </w:rPr>
+        <w:t>Do not count a coached answer as independent mastery; correct unsafe or unsupported claims regardless of total.</w:t>
       </w:r>
     </w:p>
     <w:p>
@@ -2202,8 +4286,26 @@
       </w:r>
     </w:p>
     <w:p>
-      <w:r>
-        <w:t>Ask the learner to find the evidence that challenges this claim: “A successful capstone demonstration proves universal reliability.” Keep the first attempt and an uncoached retry separate.</w:t>
+      <w:pPr>
+        <w:spacing w:line="336" w:lineRule="auto" w:after="180"/>
+      </w:pPr>
+      <w:r>
+        <w:rPr>
+          <w:b w:val="0"/>
+        </w:rPr>
+        <w:t xml:space="preserve">Ask the learner to find the </w:t>
+      </w:r>
+      <w:r>
+        <w:rPr>
+          <w:b/>
+        </w:rPr>
+        <w:t>evidence</w:t>
+      </w:r>
+      <w:r>
+        <w:rPr>
+          <w:b w:val="0"/>
+        </w:rPr>
+        <w:t xml:space="preserve"> that challenges this claim: “A successful capstone demonstration proves universal reliability.” Keep the first attempt and an uncoached retry separate.</w:t>
       </w:r>
     </w:p>
     <w:p>
@@ -2215,15 +4317,54 @@
       </w:r>
     </w:p>
     <w:p>
-      <w:r>
-        <w:t>Overall is 75%; direct facts 100%; difficult cases 50%. Prioritise clarification and abstention, retaining each failure record. Twelve questions do not establish broad reliability. Demonstrate a correct unsupported-question response during the defense.</w:t>
-      </w:r>
-    </w:p>
-    <w:p>
       <w:pPr>
         <w:pStyle w:val="Heading3"/>
       </w:pPr>
       <w:r>
+        <w:t>Teacher key · Original transfer answer</w:t>
+      </w:r>
+    </w:p>
+    <w:p>
+      <w:pPr>
+        <w:spacing w:line="336" w:lineRule="auto" w:after="180"/>
+        <w:shd w:fill="F1F6FC"/>
+      </w:pPr>
+      <w:r>
+        <w:rPr>
+          <w:b w:val="0"/>
+        </w:rPr>
+        <w:t>Overall is 75%; direct facts 100%; difficult cases 50%. Prioritise clarification and abstention, retaining each failure record. Twelve questions do not establish broad reliability.</w:t>
+      </w:r>
+    </w:p>
+    <w:p>
+      <w:pPr>
+        <w:spacing w:line="336" w:lineRule="auto" w:after="180"/>
+        <w:shd w:fill="F1F6FC"/>
+      </w:pPr>
+      <w:r>
+        <w:rPr>
+          <w:b w:val="0"/>
+        </w:rPr>
+        <w:t xml:space="preserve">Demonstrate a correct unsupported-question response during the </w:t>
+      </w:r>
+      <w:r>
+        <w:rPr>
+          <w:b/>
+        </w:rPr>
+        <w:t>defense</w:t>
+      </w:r>
+      <w:r>
+        <w:rPr>
+          <w:b w:val="0"/>
+        </w:rPr>
+        <w:t>.</w:t>
+      </w:r>
+    </w:p>
+    <w:p>
+      <w:pPr>
+        <w:pStyle w:val="Heading3"/>
+      </w:pPr>
+      <w:r>
         <w:t>Explanations for the additional workbook examples</w:t>
       </w:r>
     </w:p>
@@ -2236,111 +4377,687 @@
       </w:r>
     </w:p>
     <w:p>
-      <w:r>
-        <w:t>Explain the weekly mechanism in your own words. Use the worked scenario to name its input, decision rule and output.</w:t>
-      </w:r>
-    </w:p>
-    <w:p>
-      <w:r>
-        <w:t>Teacher explanation: A generative-system defense presents the question, architecture, corpus, permissions, baseline, evaluation and unresolved failures. Demonstration fluency is only one observable property. Link each claim to a recorded result. State the distinction between retrieval relevance, claim support, fallback and permissions. Give a reproduction packet and answer challenges without inventing missing measurements.</w:t>
-      </w:r>
-    </w:p>
-    <w:p>
       <w:pPr>
         <w:pStyle w:val="Heading3"/>
       </w:pPr>
       <w:r>
+        <w:t>Workbook question · W1</w:t>
+      </w:r>
+    </w:p>
+    <w:p>
+      <w:pPr>
+        <w:spacing w:line="336" w:lineRule="auto" w:after="180"/>
+        <w:shd w:fill="F5F1FB"/>
+      </w:pPr>
+      <w:r>
+        <w:rPr>
+          <w:b w:val="0"/>
+        </w:rPr>
+        <w:t xml:space="preserve">Explain the weekly </w:t>
+      </w:r>
+      <w:r>
+        <w:rPr>
+          <w:b/>
+        </w:rPr>
+        <w:t>mechanism</w:t>
+      </w:r>
+      <w:r>
+        <w:rPr>
+          <w:b w:val="0"/>
+        </w:rPr>
+        <w:t xml:space="preserve"> in your own words. Use the worked scenario to name its </w:t>
+      </w:r>
+      <w:r>
+        <w:rPr>
+          <w:b/>
+        </w:rPr>
+        <w:t>input</w:t>
+      </w:r>
+      <w:r>
+        <w:rPr>
+          <w:b w:val="0"/>
+        </w:rPr>
+        <w:t xml:space="preserve">, decision rule and </w:t>
+      </w:r>
+      <w:r>
+        <w:rPr>
+          <w:b/>
+        </w:rPr>
+        <w:t>output</w:t>
+      </w:r>
+      <w:r>
+        <w:rPr>
+          <w:b w:val="0"/>
+        </w:rPr>
+        <w:t>.</w:t>
+      </w:r>
+    </w:p>
+    <w:p>
+      <w:pPr>
+        <w:pStyle w:val="Heading3"/>
+      </w:pPr>
+      <w:r>
+        <w:t>Teacher reasoning · W1</w:t>
+      </w:r>
+    </w:p>
+    <w:p>
+      <w:pPr>
+        <w:spacing w:line="336" w:lineRule="auto" w:after="180"/>
+        <w:shd w:fill="F1F6FC"/>
+      </w:pPr>
+      <w:r>
+        <w:rPr>
+          <w:b w:val="0"/>
+        </w:rPr>
+        <w:t xml:space="preserve">Teacher explanation: A generative-system </w:t>
+      </w:r>
+      <w:r>
+        <w:rPr>
+          <w:b/>
+        </w:rPr>
+        <w:t>defense</w:t>
+      </w:r>
+      <w:r>
+        <w:rPr>
+          <w:b w:val="0"/>
+        </w:rPr>
+        <w:t xml:space="preserve"> presents the question, </w:t>
+      </w:r>
+      <w:r>
+        <w:rPr>
+          <w:b/>
+        </w:rPr>
+        <w:t>architecture</w:t>
+      </w:r>
+      <w:r>
+        <w:rPr>
+          <w:b w:val="0"/>
+        </w:rPr>
+        <w:t>, corpus, permissions, baseline, evaluation and unresolved failures. Demonstration fluency is only one observable property.</w:t>
+      </w:r>
+    </w:p>
+    <w:p>
+      <w:pPr>
+        <w:spacing w:line="336" w:lineRule="auto" w:after="180"/>
+        <w:shd w:fill="F1F6FC"/>
+      </w:pPr>
+      <w:r>
+        <w:rPr>
+          <w:b w:val="0"/>
+        </w:rPr>
+        <w:t xml:space="preserve">Link each claim to a recorded result. State the distinction between retrieval relevance, claim support, fallback and permissions. Give a </w:t>
+      </w:r>
+      <w:r>
+        <w:rPr>
+          <w:b/>
+        </w:rPr>
+        <w:t>reproduction packet</w:t>
+      </w:r>
+      <w:r>
+        <w:rPr>
+          <w:b w:val="0"/>
+        </w:rPr>
+        <w:t xml:space="preserve"> and answer challenges without inventing missing measurements.</w:t>
+      </w:r>
+    </w:p>
+    <w:p>
+      <w:pPr>
+        <w:pStyle w:val="Heading3"/>
+      </w:pPr>
+      <w:r>
         <w:t>W2 Trace the worked case</w:t>
       </w:r>
     </w:p>
     <w:p>
-      <w:r>
-        <w:t>System reports 9/10 retrieved relevant records, 7/10 supported answers and zero actions in a read-only run. Presenter claims 90% fully correct and faster than baseline. Show the intermediate steps and give the conclusion with its scope.</w:t>
-      </w:r>
-    </w:p>
-    <w:p>
-      <w:r>
-        <w:t>Teacher explanation: Retrieval rate 90% and support rate 70% differ. Action trace supports zero actions in that run; no timing evidence supports speed. Correct the full-correctness and speed claims.</w:t>
-      </w:r>
-    </w:p>
-    <w:p>
       <w:pPr>
         <w:pStyle w:val="Heading3"/>
       </w:pPr>
       <w:r>
+        <w:t>Workbook question · W2</w:t>
+      </w:r>
+    </w:p>
+    <w:p>
+      <w:pPr>
+        <w:spacing w:line="336" w:lineRule="auto" w:after="180"/>
+        <w:shd w:fill="F5F1FB"/>
+      </w:pPr>
+      <w:r>
+        <w:rPr>
+          <w:b w:val="0"/>
+        </w:rPr>
+        <w:t>System reports 9/10 retrieved relevant records, 7/10 supported answers and zero actions in a read-only run. Presenter claims 90% fully correct and faster than baseline.</w:t>
+      </w:r>
+    </w:p>
+    <w:p>
+      <w:pPr>
+        <w:spacing w:line="336" w:lineRule="auto" w:after="180"/>
+        <w:shd w:fill="F5F1FB"/>
+      </w:pPr>
+      <w:r>
+        <w:rPr>
+          <w:b w:val="0"/>
+        </w:rPr>
+        <w:t>Show the intermediate steps and give the conclusion with its scope.</w:t>
+      </w:r>
+    </w:p>
+    <w:p>
+      <w:pPr>
+        <w:pStyle w:val="Heading3"/>
+      </w:pPr>
+      <w:r>
+        <w:t>Teacher reasoning · W2</w:t>
+      </w:r>
+    </w:p>
+    <w:p>
+      <w:pPr>
+        <w:spacing w:line="336" w:lineRule="auto" w:after="180"/>
+        <w:shd w:fill="F1F6FC"/>
+      </w:pPr>
+      <w:r>
+        <w:rPr>
+          <w:b w:val="0"/>
+        </w:rPr>
+        <w:t xml:space="preserve">Teacher explanation: Retrieval rate 90% and support rate </w:t>
+      </w:r>
+      <w:r>
+        <w:rPr>
+          <w:b/>
+        </w:rPr>
+        <w:t>70%</w:t>
+      </w:r>
+      <w:r>
+        <w:rPr>
+          <w:b w:val="0"/>
+        </w:rPr>
+        <w:t xml:space="preserve"> differ. Action trace supports zero actions in that run; no timing </w:t>
+      </w:r>
+      <w:r>
+        <w:rPr>
+          <w:b/>
+        </w:rPr>
+        <w:t>evidence</w:t>
+      </w:r>
+      <w:r>
+        <w:rPr>
+          <w:b w:val="0"/>
+        </w:rPr>
+        <w:t xml:space="preserve"> supports speed. Correct the full-correctness and speed claims.</w:t>
+      </w:r>
+    </w:p>
+    <w:p>
+      <w:pPr>
+        <w:pStyle w:val="Heading3"/>
+      </w:pPr>
+      <w:r>
         <w:t>W3 Audit the limit</w:t>
       </w:r>
     </w:p>
     <w:p>
-      <w:r>
-        <w:t>A report omits this qualification: A defense should preserve negative evidence and uncertainty rather than treating polished presentation as proof. Explain how omitting it could change a reader's interpretation, and write an accurate replacement.</w:t>
-      </w:r>
-    </w:p>
-    <w:p>
-      <w:r>
-        <w:t>Teacher explanation: A defense should preserve negative evidence and uncertainty rather than treating polished presentation as proof. State the observed result separately from the unverified or out-of-scope claim; preserve the original evidence rather than inventing a missing fact.</w:t>
-      </w:r>
-    </w:p>
-    <w:p>
       <w:pPr>
         <w:pStyle w:val="Heading3"/>
       </w:pPr>
       <w:r>
+        <w:t>Workbook question · W3</w:t>
+      </w:r>
+    </w:p>
+    <w:p>
+      <w:pPr>
+        <w:spacing w:line="336" w:lineRule="auto" w:after="180"/>
+        <w:shd w:fill="F5F1FB"/>
+      </w:pPr>
+      <w:r>
+        <w:rPr>
+          <w:b w:val="0"/>
+        </w:rPr>
+        <w:t xml:space="preserve">A report omits this qualification: A </w:t>
+      </w:r>
+      <w:r>
+        <w:rPr>
+          <w:b/>
+        </w:rPr>
+        <w:t>defense</w:t>
+      </w:r>
+      <w:r>
+        <w:rPr>
+          <w:b w:val="0"/>
+        </w:rPr>
+        <w:t xml:space="preserve"> should preserve negative </w:t>
+      </w:r>
+      <w:r>
+        <w:rPr>
+          <w:b/>
+        </w:rPr>
+        <w:t>evidence</w:t>
+      </w:r>
+      <w:r>
+        <w:rPr>
+          <w:b w:val="0"/>
+        </w:rPr>
+        <w:t xml:space="preserve"> and uncertainty rather than treating polished presentation as proof.</w:t>
+      </w:r>
+    </w:p>
+    <w:p>
+      <w:pPr>
+        <w:spacing w:line="336" w:lineRule="auto" w:after="180"/>
+        <w:shd w:fill="F5F1FB"/>
+      </w:pPr>
+      <w:r>
+        <w:rPr>
+          <w:b w:val="0"/>
+        </w:rPr>
+        <w:t>Explain how omitting it could change a reader's interpretation, and write an accurate replacement.</w:t>
+      </w:r>
+    </w:p>
+    <w:p>
+      <w:pPr>
+        <w:pStyle w:val="Heading3"/>
+      </w:pPr>
+      <w:r>
+        <w:t>Teacher reasoning · W3</w:t>
+      </w:r>
+    </w:p>
+    <w:p>
+      <w:pPr>
+        <w:spacing w:line="336" w:lineRule="auto" w:after="180"/>
+        <w:shd w:fill="F1F6FC"/>
+      </w:pPr>
+      <w:r>
+        <w:rPr>
+          <w:b w:val="0"/>
+        </w:rPr>
+        <w:t xml:space="preserve">Teacher explanation: A </w:t>
+      </w:r>
+      <w:r>
+        <w:rPr>
+          <w:b/>
+        </w:rPr>
+        <w:t>defense</w:t>
+      </w:r>
+      <w:r>
+        <w:rPr>
+          <w:b w:val="0"/>
+        </w:rPr>
+        <w:t xml:space="preserve"> should preserve negative </w:t>
+      </w:r>
+      <w:r>
+        <w:rPr>
+          <w:b/>
+        </w:rPr>
+        <w:t>evidence</w:t>
+      </w:r>
+      <w:r>
+        <w:rPr>
+          <w:b w:val="0"/>
+        </w:rPr>
+        <w:t xml:space="preserve"> and uncertainty rather than treating polished presentation as proof.</w:t>
+      </w:r>
+    </w:p>
+    <w:p>
+      <w:pPr>
+        <w:spacing w:line="336" w:lineRule="auto" w:after="180"/>
+        <w:shd w:fill="F1F6FC"/>
+      </w:pPr>
+      <w:r>
+        <w:rPr>
+          <w:b w:val="0"/>
+        </w:rPr>
+        <w:t xml:space="preserve">State the observed result separately from the unverified or out-of-scope claim; preserve the original </w:t>
+      </w:r>
+      <w:r>
+        <w:rPr>
+          <w:b/>
+        </w:rPr>
+        <w:t>evidence</w:t>
+      </w:r>
+      <w:r>
+        <w:rPr>
+          <w:b w:val="0"/>
+        </w:rPr>
+        <w:t xml:space="preserve"> rather than inventing a missing fact.</w:t>
+      </w:r>
+    </w:p>
+    <w:p>
+      <w:pPr>
+        <w:pStyle w:val="Heading3"/>
+      </w:pPr>
+      <w:r>
         <w:t>W4 Apply a new case independently</w:t>
       </w:r>
     </w:p>
     <w:p>
-      <w:r>
-        <w:t>A defense has retrieval 8/10, support 6/10, fallback 3/4 and no measured latency. State the three rates and reject one unsupported claim.</w:t>
-      </w:r>
-    </w:p>
-    <w:p>
-      <w:r>
-        <w:t>Teacher explanation: 80% retrieval, 60% support, 75% appropriate fallback; denominators differ. Speed and universal correctness are unmeasured; present limitations and source versions.</w:t>
-      </w:r>
-    </w:p>
-    <w:p>
       <w:pPr>
         <w:pStyle w:val="Heading3"/>
       </w:pPr>
       <w:r>
+        <w:t>Workbook question · W4</w:t>
+      </w:r>
+    </w:p>
+    <w:p>
+      <w:pPr>
+        <w:spacing w:line="336" w:lineRule="auto" w:after="180"/>
+        <w:shd w:fill="F5F1FB"/>
+      </w:pPr>
+      <w:r>
+        <w:rPr>
+          <w:b w:val="0"/>
+        </w:rPr>
+        <w:t xml:space="preserve">A </w:t>
+      </w:r>
+      <w:r>
+        <w:rPr>
+          <w:b/>
+        </w:rPr>
+        <w:t>defense</w:t>
+      </w:r>
+      <w:r>
+        <w:rPr>
+          <w:b w:val="0"/>
+        </w:rPr>
+        <w:t xml:space="preserve"> has retrieval 8/10, support 6/10, fallback 3/4 and no measured latency. State the three rates and reject one unsupported claim.</w:t>
+      </w:r>
+    </w:p>
+    <w:p>
+      <w:pPr>
+        <w:pStyle w:val="Heading3"/>
+      </w:pPr>
+      <w:r>
+        <w:t>Teacher reasoning · W4</w:t>
+      </w:r>
+    </w:p>
+    <w:p>
+      <w:pPr>
+        <w:spacing w:line="336" w:lineRule="auto" w:after="180"/>
+        <w:shd w:fill="F1F6FC"/>
+      </w:pPr>
+      <w:r>
+        <w:rPr>
+          <w:b w:val="0"/>
+        </w:rPr>
+        <w:t xml:space="preserve">Teacher explanation: </w:t>
+      </w:r>
+      <w:r>
+        <w:rPr>
+          <w:b/>
+        </w:rPr>
+        <w:t>80%</w:t>
+      </w:r>
+      <w:r>
+        <w:rPr>
+          <w:b w:val="0"/>
+        </w:rPr>
+        <w:t xml:space="preserve"> retrieval, </w:t>
+      </w:r>
+      <w:r>
+        <w:rPr>
+          <w:b/>
+        </w:rPr>
+        <w:t>60%</w:t>
+      </w:r>
+      <w:r>
+        <w:rPr>
+          <w:b w:val="0"/>
+        </w:rPr>
+        <w:t xml:space="preserve"> support, 75% appropriate fallback; denominators differ. Speed and universal correctness are unmeasured; present </w:t>
+      </w:r>
+      <w:r>
+        <w:rPr>
+          <w:b/>
+        </w:rPr>
+        <w:t>limitation</w:t>
+      </w:r>
+      <w:r>
+        <w:rPr>
+          <w:b w:val="0"/>
+        </w:rPr>
+        <w:t>s and source versions.</w:t>
+      </w:r>
+    </w:p>
+    <w:p>
+      <w:pPr>
+        <w:pStyle w:val="Heading3"/>
+      </w:pPr>
+      <w:r>
         <w:t>W5 Design a revealing follow-up</w:t>
       </w:r>
     </w:p>
     <w:p>
-      <w:r>
-        <w:t>For the worked scenario, propose one additional case that could reveal a failure, describe its expected outcome before running it, and explain what would need to remain fixed for a fair comparison. Do not reuse W4 as a new final test after receiving feedback.</w:t>
-      </w:r>
-    </w:p>
-    <w:p>
-      <w:r>
-        <w:t>Teacher explanation: Accept a concrete variant of the worked input or a missing/conflicting/boundary condition, with an expectation derived from the declared procedure. Require preserved settings, original outputs and data roles. A defense should preserve negative evidence and uncertainty rather than treating polished presentation as proof. The new case should test this particular mechanism rather than merely restate the original result.</w:t>
-      </w:r>
-    </w:p>
-    <w:p>
       <w:pPr>
         <w:pStyle w:val="Heading3"/>
       </w:pPr>
       <w:r>
+        <w:t>Workbook question · W5</w:t>
+      </w:r>
+    </w:p>
+    <w:p>
+      <w:pPr>
+        <w:spacing w:line="336" w:lineRule="auto" w:after="180"/>
+        <w:shd w:fill="F5F1FB"/>
+      </w:pPr>
+      <w:r>
+        <w:rPr>
+          <w:b w:val="0"/>
+        </w:rPr>
+        <w:t>For the worked scenario, propose one additional case that could reveal a failure, describe its expected outcome before running it, and explain what would need to remain fixed for a fair comparison.</w:t>
+      </w:r>
+    </w:p>
+    <w:p>
+      <w:pPr>
+        <w:spacing w:line="336" w:lineRule="auto" w:after="180"/>
+        <w:shd w:fill="F5F1FB"/>
+      </w:pPr>
+      <w:r>
+        <w:rPr>
+          <w:b w:val="0"/>
+        </w:rPr>
+        <w:t>Do not reuse W4 as a new final test after receiving feedback.</w:t>
+      </w:r>
+    </w:p>
+    <w:p>
+      <w:pPr>
+        <w:pStyle w:val="Heading3"/>
+      </w:pPr>
+      <w:r>
+        <w:t>Teacher reasoning · W5</w:t>
+      </w:r>
+    </w:p>
+    <w:p>
+      <w:pPr>
+        <w:spacing w:line="336" w:lineRule="auto" w:after="180"/>
+        <w:shd w:fill="F1F6FC"/>
+      </w:pPr>
+      <w:r>
+        <w:rPr>
+          <w:b w:val="0"/>
+        </w:rPr>
+        <w:t xml:space="preserve">Teacher explanation: Accept a concrete variant of the worked </w:t>
+      </w:r>
+      <w:r>
+        <w:rPr>
+          <w:b/>
+        </w:rPr>
+        <w:t>input</w:t>
+      </w:r>
+      <w:r>
+        <w:rPr>
+          <w:b w:val="0"/>
+        </w:rPr>
+        <w:t xml:space="preserve"> or a missing/conflicting/boundary condition, with an expectation derived from the declared procedure.</w:t>
+      </w:r>
+    </w:p>
+    <w:p>
+      <w:pPr>
+        <w:spacing w:line="336" w:lineRule="auto" w:after="180"/>
+        <w:shd w:fill="F1F6FC"/>
+      </w:pPr>
+      <w:r>
+        <w:rPr>
+          <w:b w:val="0"/>
+        </w:rPr>
+        <w:t xml:space="preserve">Require preserved settings, original </w:t>
+      </w:r>
+      <w:r>
+        <w:rPr>
+          <w:b/>
+        </w:rPr>
+        <w:t>output</w:t>
+      </w:r>
+      <w:r>
+        <w:rPr>
+          <w:b w:val="0"/>
+        </w:rPr>
+        <w:t xml:space="preserve">s and data roles. A </w:t>
+      </w:r>
+      <w:r>
+        <w:rPr>
+          <w:b/>
+        </w:rPr>
+        <w:t>defense</w:t>
+      </w:r>
+      <w:r>
+        <w:rPr>
+          <w:b w:val="0"/>
+        </w:rPr>
+        <w:t xml:space="preserve"> should preserve negative </w:t>
+      </w:r>
+      <w:r>
+        <w:rPr>
+          <w:b/>
+        </w:rPr>
+        <w:t>evidence</w:t>
+      </w:r>
+      <w:r>
+        <w:rPr>
+          <w:b w:val="0"/>
+        </w:rPr>
+        <w:t xml:space="preserve"> and uncertainty rather than treating polished presentation as proof.</w:t>
+      </w:r>
+    </w:p>
+    <w:p>
+      <w:pPr>
+        <w:spacing w:line="336" w:lineRule="auto" w:after="180"/>
+        <w:shd w:fill="F1F6FC"/>
+      </w:pPr>
+      <w:r>
+        <w:rPr>
+          <w:b w:val="0"/>
+        </w:rPr>
+        <w:t xml:space="preserve">The new case should test this particular </w:t>
+      </w:r>
+      <w:r>
+        <w:rPr>
+          <w:b/>
+        </w:rPr>
+        <w:t>mechanism</w:t>
+      </w:r>
+      <w:r>
+        <w:rPr>
+          <w:b w:val="0"/>
+        </w:rPr>
+        <w:t xml:space="preserve"> rather than merely restate the original result.</w:t>
+      </w:r>
+    </w:p>
+    <w:p>
+      <w:pPr>
+        <w:pStyle w:val="Heading3"/>
+      </w:pPr>
+      <w:r>
         <w:t>Assess independent transfer</w:t>
       </w:r>
     </w:p>
     <w:p>
-      <w:r>
-        <w:t>Selected case: A defense has retrieval 8/10, support 6/10, fallback 3/4 and no measured latency. State the three rates and reject one unsupported claim.</w:t>
-      </w:r>
-    </w:p>
-    <w:p>
       <w:pPr>
         <w:pStyle w:val="Heading3"/>
       </w:pPr>
       <w:r>
+        <w:t>Independent question · withhold the key</w:t>
+      </w:r>
+    </w:p>
+    <w:p>
+      <w:pPr>
+        <w:spacing w:line="336" w:lineRule="auto" w:after="180"/>
+        <w:shd w:fill="F5F1FB"/>
+      </w:pPr>
+      <w:r>
+        <w:rPr>
+          <w:b w:val="0"/>
+        </w:rPr>
+        <w:t xml:space="preserve">Selected case: A </w:t>
+      </w:r>
+      <w:r>
+        <w:rPr>
+          <w:b/>
+        </w:rPr>
+        <w:t>defense</w:t>
+      </w:r>
+      <w:r>
+        <w:rPr>
+          <w:b w:val="0"/>
+        </w:rPr>
+        <w:t xml:space="preserve"> has retrieval 8/10, support 6/10, fallback 3/4 and no measured latency. State the three rates and reject one unsupported claim.</w:t>
+      </w:r>
+    </w:p>
+    <w:p>
+      <w:pPr>
+        <w:pStyle w:val="Heading3"/>
+      </w:pPr>
+      <w:r>
         <w:t>Selected case answer</w:t>
       </w:r>
     </w:p>
     <w:p>
-      <w:r>
-        <w:t>Teacher explanation: 80% retrieval, 60% support, 75% appropriate fallback; denominators differ. Speed and universal correctness are unmeasured; present limitations and source versions.</w:t>
+      <w:pPr>
+        <w:pStyle w:val="Heading3"/>
+      </w:pPr>
+      <w:r>
+        <w:t>Teacher key · Selected case answer</w:t>
+      </w:r>
+    </w:p>
+    <w:p>
+      <w:pPr>
+        <w:spacing w:line="336" w:lineRule="auto" w:after="180"/>
+        <w:shd w:fill="F1F6FC"/>
+      </w:pPr>
+      <w:r>
+        <w:rPr>
+          <w:b w:val="0"/>
+        </w:rPr>
+        <w:t xml:space="preserve">Teacher explanation: </w:t>
+      </w:r>
+      <w:r>
+        <w:rPr>
+          <w:b/>
+        </w:rPr>
+        <w:t>80%</w:t>
+      </w:r>
+      <w:r>
+        <w:rPr>
+          <w:b w:val="0"/>
+        </w:rPr>
+        <w:t xml:space="preserve"> retrieval, </w:t>
+      </w:r>
+      <w:r>
+        <w:rPr>
+          <w:b/>
+        </w:rPr>
+        <w:t>60%</w:t>
+      </w:r>
+      <w:r>
+        <w:rPr>
+          <w:b w:val="0"/>
+        </w:rPr>
+        <w:t xml:space="preserve"> support, 75% appropriate fallback; denominators differ. Speed and universal correctness are unmeasured; present </w:t>
+      </w:r>
+      <w:r>
+        <w:rPr>
+          <w:b/>
+        </w:rPr>
+        <w:t>limitation</w:t>
+      </w:r>
+      <w:r>
+        <w:rPr>
+          <w:b w:val="0"/>
+        </w:rPr>
+        <w:t>s and source versions.</w:t>
       </w:r>
     </w:p>
     <w:tbl>
@@ -2446,21 +5163,77 @@
       </w:tr>
     </w:tbl>
     <w:p>
-      <w:r>
-        <w:t>Record each dimension as not yet, with support, or independent. Accept a valid alternative procedure with a defensible trace. Do not penalise an honestly recorded model failure if the learner correctly explains its evidence and limits.</w:t>
-      </w:r>
-    </w:p>
-    <w:p>
       <w:pPr>
         <w:pStyle w:val="Heading3"/>
       </w:pPr>
       <w:r>
+        <w:t>Teacher key · Selected case answer</w:t>
+      </w:r>
+    </w:p>
+    <w:p>
+      <w:pPr>
+        <w:spacing w:line="336" w:lineRule="auto" w:after="180"/>
+        <w:shd w:fill="F1F6FC"/>
+      </w:pPr>
+      <w:r>
+        <w:rPr>
+          <w:b w:val="0"/>
+        </w:rPr>
+        <w:t>Record each dimension as not yet, with support, or independent. Accept a valid alternative procedure with a defensible trace.</w:t>
+      </w:r>
+    </w:p>
+    <w:p>
+      <w:pPr>
+        <w:spacing w:line="336" w:lineRule="auto" w:after="180"/>
+        <w:shd w:fill="F1F6FC"/>
+      </w:pPr>
+      <w:r>
+        <w:rPr>
+          <w:b w:val="0"/>
+        </w:rPr>
+        <w:t xml:space="preserve">Do not penalise an honestly recorded model failure if the learner correctly explains its </w:t>
+      </w:r>
+      <w:r>
+        <w:rPr>
+          <w:b/>
+        </w:rPr>
+        <w:t>evidence</w:t>
+      </w:r>
+      <w:r>
+        <w:rPr>
+          <w:b w:val="0"/>
+        </w:rPr>
+        <w:t xml:space="preserve"> and limits.</w:t>
+      </w:r>
+    </w:p>
+    <w:p>
+      <w:pPr>
+        <w:pStyle w:val="Heading3"/>
+      </w:pPr>
+      <w:r>
         <w:t>Feedback that the learner uses</w:t>
       </w:r>
     </w:p>
     <w:p>
-      <w:r>
-        <w:t>Name the earliest unsupported step and give one action to repair it. Have the learner make that repair now and explain why. Then assess the relevant skill on a fresh, fully specified case. Confirm it was not previously practised with feedback; solve and check the new case before assigning it. A follow-up design prompt is a starting brief, not automatically an equivalent test.</w:t>
+      <w:pPr>
+        <w:spacing w:line="336" w:lineRule="auto" w:after="180"/>
+      </w:pPr>
+      <w:r>
+        <w:rPr>
+          <w:b w:val="0"/>
+        </w:rPr>
+        <w:t>Name the earliest unsupported step and give one action to repair it. Have the learner make that repair now and explain why. Then assess the relevant skill on a fresh, fully specified case.</w:t>
+      </w:r>
+    </w:p>
+    <w:p>
+      <w:pPr>
+        <w:spacing w:line="336" w:lineRule="auto" w:after="180"/>
+      </w:pPr>
+      <w:r>
+        <w:rPr>
+          <w:b w:val="0"/>
+        </w:rPr>
+        <w:t>Confirm it was not previously practised with feedback; solve and check the new case before assigning it. A follow-up design prompt is a starting brief, not automatically an equivalent test.</w:t>
       </w:r>
     </w:p>
     <w:p>
@@ -2472,11 +5245,74 @@
       </w:r>
     </w:p>
     <w:p>
+      <w:r>
+        <w:t>Connect Creator Defense to Verified Study Buddy, adapt support and plan a later changed-case check.</w:t>
+      </w:r>
+    </w:p>
+    <w:p>
       <w:pPr>
         <w:pStyle w:val="Heading3"/>
       </w:pPr>
       <w:r>
-        <w:t>Connect and extend learning</w:t>
+        <w:t>Verified Study Buddy</w:t>
+      </w:r>
+    </w:p>
+    <w:p>
+      <w:pPr>
+        <w:spacing w:line="336" w:lineRule="auto" w:after="180"/>
+      </w:pPr>
+      <w:r>
+        <w:rPr>
+          <w:b w:val="0"/>
+        </w:rPr>
+        <w:t>Final product card documents purpose, system map, sources, evals, limits, risks, and human oversight.</w:t>
+      </w:r>
+    </w:p>
+    <w:p>
+      <w:pPr>
+        <w:spacing w:line="336" w:lineRule="auto" w:after="180"/>
+      </w:pPr>
+      <w:r>
+        <w:rPr>
+          <w:b w:val="0"/>
+        </w:rPr>
+        <w:t xml:space="preserve">Keep the decision, </w:t>
+      </w:r>
+      <w:r>
+        <w:rPr>
+          <w:b/>
+        </w:rPr>
+        <w:t>input</w:t>
+      </w:r>
+      <w:r>
+        <w:rPr>
+          <w:b w:val="0"/>
+        </w:rPr>
+        <w:t xml:space="preserve">, result, explanation and remaining </w:t>
+      </w:r>
+      <w:r>
+        <w:rPr>
+          <w:b/>
+        </w:rPr>
+        <w:t>limitation</w:t>
+      </w:r>
+      <w:r>
+        <w:rPr>
+          <w:b w:val="0"/>
+        </w:rPr>
+        <w:t xml:space="preserve"> in the project </w:t>
+      </w:r>
+      <w:r>
+        <w:rPr>
+          <w:b/>
+        </w:rPr>
+        <w:t>evidence</w:t>
+      </w:r>
+      <w:r>
+        <w:rPr>
+          <w:b w:val="0"/>
+        </w:rPr>
+        <w:t xml:space="preserve"> record. Retrieve this record next week rather than restarting the project.</w:t>
       </w:r>
     </w:p>
     <w:p>
@@ -2484,17 +5320,54 @@
         <w:pStyle w:val="Heading3"/>
       </w:pPr>
       <w:r>
-        <w:t>Verified Study Buddy</w:t>
-      </w:r>
-    </w:p>
-    <w:p>
-      <w:r>
-        <w:t>Final product card documents purpose, system map, sources, evals, limits, risks, and human oversight.</w:t>
-      </w:r>
-    </w:p>
-    <w:p>
-      <w:r>
-        <w:t>Keep the decision, input, result, explanation and remaining limitation in the project evidence record. Retrieve this record next week rather than restarting the project.</w:t>
+        <w:t>Support and stretch</w:t>
+      </w:r>
+    </w:p>
+    <w:p>
+      <w:pPr>
+        <w:spacing w:line="336" w:lineRule="auto" w:after="180"/>
+      </w:pPr>
+      <w:r>
+        <w:rPr>
+          <w:b w:val="0"/>
+        </w:rPr>
+        <w:t xml:space="preserve">Provide one short approved passage; separate instruction, </w:t>
+      </w:r>
+      <w:r>
+        <w:rPr>
+          <w:b/>
+        </w:rPr>
+        <w:t>input</w:t>
+      </w:r>
+      <w:r>
+        <w:rPr>
+          <w:b w:val="0"/>
+        </w:rPr>
+        <w:t xml:space="preserve">, </w:t>
+      </w:r>
+      <w:r>
+        <w:rPr>
+          <w:b/>
+        </w:rPr>
+        <w:t>output</w:t>
+      </w:r>
+      <w:r>
+        <w:rPr>
+          <w:b w:val="0"/>
+        </w:rPr>
+        <w:t xml:space="preserve"> and </w:t>
+      </w:r>
+      <w:r>
+        <w:rPr>
+          <w:b/>
+        </w:rPr>
+        <w:t>evidence</w:t>
+      </w:r>
+      <w:r>
+        <w:rPr>
+          <w:b w:val="0"/>
+        </w:rPr>
+        <w:t>. Stretch: introduce an unsupported claim or conflicting source and validate claim by claim with a fallback.</w:t>
       </w:r>
     </w:p>
     <w:p>
@@ -2502,12 +5375,30 @@
         <w:pStyle w:val="Heading3"/>
       </w:pPr>
       <w:r>
-        <w:t>Support and stretch</w:t>
-      </w:r>
-    </w:p>
-    <w:p>
-      <w:r>
-        <w:t>Provide one short approved passage; separate instruction, input, output and evidence. Stretch: introduce an unsupported claim or conflicting source and validate claim by claim with a fallback.</w:t>
+        <w:t>Exit reflection</w:t>
+      </w:r>
+    </w:p>
+    <w:p>
+      <w:pPr>
+        <w:spacing w:line="336" w:lineRule="auto" w:after="180"/>
+      </w:pPr>
+      <w:r>
+        <w:rPr>
+          <w:b w:val="0"/>
+        </w:rPr>
+        <w:t xml:space="preserve">Ask for one decision the learner can now justify and one situation requiring more </w:t>
+      </w:r>
+      <w:r>
+        <w:rPr>
+          <w:b/>
+        </w:rPr>
+        <w:t>evidence</w:t>
+      </w:r>
+      <w:r>
+        <w:rPr>
+          <w:b w:val="0"/>
+        </w:rPr>
+        <w:t xml:space="preserve"> or human review. Confidence ratings are separate from correct independent performance.</w:t>
       </w:r>
     </w:p>
     <w:p>
@@ -2515,12 +5406,30 @@
         <w:pStyle w:val="Heading3"/>
       </w:pPr>
       <w:r>
-        <w:t>Exit reflection</w:t>
-      </w:r>
-    </w:p>
-    <w:p>
-      <w:r>
-        <w:t>Ask for one decision the learner can now justify and one situation requiring more evidence or human review. Confidence ratings are separate from correct independent performance.</w:t>
+        <w:t>Bridge to the next week</w:t>
+      </w:r>
+    </w:p>
+    <w:p>
+      <w:pPr>
+        <w:spacing w:line="336" w:lineRule="auto" w:after="180"/>
+      </w:pPr>
+      <w:r>
+        <w:rPr>
+          <w:b w:val="0"/>
+        </w:rPr>
+        <w:t xml:space="preserve">Review the full project </w:t>
+      </w:r>
+      <w:r>
+        <w:rPr>
+          <w:b/>
+        </w:rPr>
+        <w:t>evidence</w:t>
+      </w:r>
+      <w:r>
+        <w:rPr>
+          <w:b w:val="0"/>
+        </w:rPr>
+        <w:t xml:space="preserve"> and choose concepts needing another independent attempt before the next level. One expo is not proof of mastery of all AI.</w:t>
       </w:r>
     </w:p>
     <w:p>
@@ -2528,12 +5437,156 @@
         <w:pStyle w:val="Heading3"/>
       </w:pPr>
       <w:r>
-        <w:t>Bridge to the next week</w:t>
-      </w:r>
-    </w:p>
-    <w:p>
-      <w:r>
-        <w:t>Review the full project evidence and choose concepts needing another independent attempt before the next level. One expo is not proof of mastery of all AI.</w:t>
+        <w:t>Support and fresh reassessment</w:t>
+      </w:r>
+    </w:p>
+    <w:p>
+      <w:pPr>
+        <w:spacing w:line="336" w:lineRule="auto" w:after="180"/>
+      </w:pPr>
+      <w:r>
+        <w:rPr>
+          <w:b w:val="0"/>
+        </w:rPr>
+        <w:t xml:space="preserve">Provide an </w:t>
+      </w:r>
+      <w:r>
+        <w:rPr>
+          <w:b/>
+        </w:rPr>
+        <w:t>input</w:t>
+      </w:r>
+      <w:r>
+        <w:rPr>
+          <w:b w:val="0"/>
+        </w:rPr>
+        <w:t>/procedure/result/limit frame and a calculator when needed. Ask students to identify the first step before completing the whole trace.</w:t>
+      </w:r>
+    </w:p>
+    <w:p>
+      <w:pPr>
+        <w:spacing w:line="336" w:lineRule="auto" w:after="180"/>
+      </w:pPr>
+      <w:r>
+        <w:rPr>
+          <w:b w:val="0"/>
+        </w:rPr>
+        <w:t xml:space="preserve">Extension: compare two concrete variants of this </w:t>
+      </w:r>
+      <w:r>
+        <w:rPr>
+          <w:b/>
+        </w:rPr>
+        <w:t>mechanism</w:t>
+      </w:r>
+      <w:r>
+        <w:rPr>
+          <w:b w:val="0"/>
+        </w:rPr>
+        <w:t xml:space="preserve"> while holding unrelated conditions fixed; report both successful and unsuccessful outcomes.</w:t>
+      </w:r>
+    </w:p>
+    <w:p>
+      <w:pPr>
+        <w:spacing w:line="336" w:lineRule="auto" w:after="180"/>
+      </w:pPr>
+      <w:r>
+        <w:rPr>
+          <w:b w:val="0"/>
+        </w:rPr>
+        <w:t xml:space="preserve">W4: </w:t>
+      </w:r>
+      <w:r>
+        <w:rPr>
+          <w:b/>
+        </w:rPr>
+        <w:t>80%</w:t>
+      </w:r>
+      <w:r>
+        <w:rPr>
+          <w:b w:val="0"/>
+        </w:rPr>
+        <w:t xml:space="preserve"> retrieval, </w:t>
+      </w:r>
+      <w:r>
+        <w:rPr>
+          <w:b/>
+        </w:rPr>
+        <w:t>60%</w:t>
+      </w:r>
+      <w:r>
+        <w:rPr>
+          <w:b w:val="0"/>
+        </w:rPr>
+        <w:t xml:space="preserve"> support, 75% appropriate fallback; denominators differ. Speed and universal correctness are unmeasured; present </w:t>
+      </w:r>
+      <w:r>
+        <w:rPr>
+          <w:b/>
+        </w:rPr>
+        <w:t>limitation</w:t>
+      </w:r>
+      <w:r>
+        <w:rPr>
+          <w:b w:val="0"/>
+        </w:rPr>
+        <w:t>s and source versions. Require intermediate reasoning and the stated scope.</w:t>
+      </w:r>
+    </w:p>
+    <w:p>
+      <w:pPr>
+        <w:spacing w:line="336" w:lineRule="auto" w:after="180"/>
+      </w:pPr>
+      <w:r>
+        <w:rPr>
+          <w:b w:val="0"/>
+        </w:rPr>
+        <w:t>Fresh retry: Retrieval 6/8, support 5/8, fallback 2/3; no energy measurement. Expected reasoning: 75%, 62.5%, 66.667% with stated denominators; energy efficiency cannot be claimed.</w:t>
+      </w:r>
+    </w:p>
+    <w:p>
+      <w:pPr>
+        <w:spacing w:line="336" w:lineRule="auto" w:after="180"/>
+      </w:pPr>
+      <w:r>
+        <w:rPr>
+          <w:b w:val="0"/>
+        </w:rPr>
+        <w:t>If students need support, record it and reassess with another new case rather than awarding independence to a copied answer.</w:t>
+      </w:r>
+    </w:p>
+    <w:p>
+      <w:pPr>
+        <w:spacing w:line="336" w:lineRule="auto" w:after="180"/>
+      </w:pPr>
+      <w:r>
+        <w:rPr>
+          <w:b w:val="0"/>
+        </w:rPr>
+        <w:t>Next connection: Explain token generation and attention at an appropriate level, build a grounded assistant and evaluate retrieval, claim support, fallback and permissions separately..</w:t>
+      </w:r>
+    </w:p>
+    <w:p>
+      <w:pPr>
+        <w:spacing w:line="336" w:lineRule="auto" w:after="180"/>
+      </w:pPr>
+      <w:r>
+        <w:rPr>
+          <w:b w:val="0"/>
+        </w:rPr>
+        <w:t xml:space="preserve">Preserve the current case record and retrieve its </w:t>
+      </w:r>
+      <w:r>
+        <w:rPr>
+          <w:b/>
+        </w:rPr>
+        <w:t>evidence</w:t>
+      </w:r>
+      <w:r>
+        <w:rPr>
+          <w:b w:val="0"/>
+        </w:rPr>
+        <w:t xml:space="preserve"> boundary before moving on.</w:t>
       </w:r>
     </w:p>
     <w:p>
@@ -2541,40 +5594,40 @@
         <w:pStyle w:val="Heading3"/>
       </w:pPr>
       <w:r>
-        <w:t>Support and fresh reassessment</w:t>
-      </w:r>
-    </w:p>
-    <w:p>
-      <w:r>
-        <w:t>Provide an input/procedure/result/limit frame and a calculator when needed. Ask students to identify the first step before completing the whole trace. Extension: compare two concrete variants of this mechanism while holding unrelated conditions fixed; report both successful and unsuccessful outcomes.</w:t>
-      </w:r>
-    </w:p>
-    <w:p>
-      <w:r>
-        <w:t>W4: 80% retrieval, 60% support, 75% appropriate fallback; denominators differ. Speed and universal correctness are unmeasured; present limitations and source versions. Require intermediate reasoning and the stated scope. Fresh retry: Retrieval 6/8, support 5/8, fallback 2/3; no energy measurement. Expected reasoning: 75%, 62.5%, 66.667% with stated denominators; energy efficiency cannot be claimed. If students need support, record it and reassess with another new case rather than awarding independence to a copied answer.</w:t>
-      </w:r>
-    </w:p>
-    <w:p>
-      <w:r>
-        <w:t>Next connection: Explain token generation and attention at an appropriate level, build a grounded assistant and evaluate retrieval, claim support, fallback and permissions separately.. Preserve the current case record and retrieve its evidence boundary before moving on.</w:t>
-      </w:r>
-    </w:p>
-    <w:p>
-      <w:pPr>
-        <w:pStyle w:val="Heading3"/>
-      </w:pPr>
-      <w:r>
         <w:t>Plan the delayed return</w:t>
       </w:r>
     </w:p>
     <w:p>
-      <w:r>
+      <w:pPr>
+        <w:spacing w:line="336" w:lineRule="auto" w:after="180"/>
+      </w:pPr>
+      <w:r>
+        <w:rPr>
+          <w:b w:val="0"/>
+        </w:rPr>
         <w:t>Suggested return points in this level: plan a review after the level ends. Use actual classroom dates, adjusting for holidays and gaps. One, three and six teaching weeks are scheduling choices, not a claimed optimal spacing.</w:t>
       </w:r>
     </w:p>
     <w:p>
-      <w:r>
-        <w:t>At a delayed check, ask for the idea from memory and a changed application. Compare with the earlier independent response and record support used. For a new level, revisit the previous capstone before checking the new prerequisites.</w:t>
+      <w:pPr>
+        <w:spacing w:line="336" w:lineRule="auto" w:after="180"/>
+      </w:pPr>
+      <w:r>
+        <w:rPr>
+          <w:b w:val="0"/>
+        </w:rPr>
+        <w:t>At a delayed check, ask for the idea from memory and a changed application. Compare with the earlier independent response and record support used.</w:t>
+      </w:r>
+    </w:p>
+    <w:p>
+      <w:pPr>
+        <w:spacing w:line="336" w:lineRule="auto" w:after="180"/>
+      </w:pPr>
+      <w:r>
+        <w:rPr>
+          <w:b w:val="0"/>
+        </w:rPr>
+        <w:t>For a new level, revisit the previous capstone before checking the new prerequisites.</w:t>
       </w:r>
     </w:p>
     <w:tbl>
@@ -2734,8 +5787,26 @@
       </w:tr>
     </w:tbl>
     <w:p>
-      <w:r>
-        <w:t>Use the evidence to choose reteaching or the next step. A completed page, confidence rating or attractive project does not by itself demonstrate understanding.</w:t>
+      <w:pPr>
+        <w:spacing w:line="336" w:lineRule="auto" w:after="180"/>
+      </w:pPr>
+      <w:r>
+        <w:rPr>
+          <w:b w:val="0"/>
+        </w:rPr>
+        <w:t xml:space="preserve">Use the </w:t>
+      </w:r>
+      <w:r>
+        <w:rPr>
+          <w:b/>
+        </w:rPr>
+        <w:t>evidence</w:t>
+      </w:r>
+      <w:r>
+        <w:rPr>
+          <w:b w:val="0"/>
+        </w:rPr>
+        <w:t xml:space="preserve"> to choose reteaching or the next step. A completed page, confidence rating or attractive project does not by itself demonstrate understanding.</w:t>
       </w:r>
     </w:p>
     <w:p>
@@ -2747,8 +5818,49 @@
       </w:r>
     </w:p>
     <w:p>
-      <w:r>
-        <w:t>For your Verified Study Buddy, save the input, procedure, observed result and limitation of this check. Label this worked example as practice; use a different, previously unreviewed case when checking independent understanding.</w:t>
+      <w:pPr>
+        <w:spacing w:line="336" w:lineRule="auto" w:after="180"/>
+      </w:pPr>
+      <w:r>
+        <w:rPr>
+          <w:b w:val="0"/>
+        </w:rPr>
+        <w:t xml:space="preserve">For your Verified Study Buddy, save the </w:t>
+      </w:r>
+      <w:r>
+        <w:rPr>
+          <w:b/>
+        </w:rPr>
+        <w:t>input</w:t>
+      </w:r>
+      <w:r>
+        <w:rPr>
+          <w:b w:val="0"/>
+        </w:rPr>
+        <w:t xml:space="preserve">, procedure, observed result and </w:t>
+      </w:r>
+      <w:r>
+        <w:rPr>
+          <w:b/>
+        </w:rPr>
+        <w:t>limitation</w:t>
+      </w:r>
+      <w:r>
+        <w:rPr>
+          <w:b w:val="0"/>
+        </w:rPr>
+        <w:t xml:space="preserve"> of this check.</w:t>
+      </w:r>
+    </w:p>
+    <w:p>
+      <w:pPr>
+        <w:spacing w:line="336" w:lineRule="auto" w:after="180"/>
+      </w:pPr>
+      <w:r>
+        <w:rPr>
+          <w:b w:val="0"/>
+        </w:rPr>
+        <w:t>Label this worked example as practice; use a different, previously unreviewed case when checking independent understanding.</w:t>
       </w:r>
     </w:p>
     <w:p>
@@ -2761,12 +5873,68 @@
     </w:p>
     <w:p>
       <w:r>
-        <w:t>Teaching target: Explain the mechanism and terminology of generative systems defense</w:t>
-      </w:r>
-    </w:p>
-    <w:p>
-      <w:r>
-        <w:t>Prepare the labelled worked-case picture, the matching workbook, fictional input cards and a place for individual responses. No paid AI account is required for the paper reasoning activities.</w:t>
+        <w:t>Use this preparation summary alongside the detailed Creator Defense lesson; it is a checklist rather than a replacement for the full sequence.</w:t>
+      </w:r>
+    </w:p>
+    <w:p>
+      <w:pPr>
+        <w:pStyle w:val="Heading3"/>
+      </w:pPr>
+      <w:r>
+        <w:t>Teaching target</w:t>
+      </w:r>
+    </w:p>
+    <w:p>
+      <w:pPr>
+        <w:spacing w:line="336" w:lineRule="auto" w:after="180"/>
+        <w:shd w:fill="EDF7F3"/>
+      </w:pPr>
+      <w:r>
+        <w:rPr>
+          <w:b w:val="0"/>
+        </w:rPr>
+        <w:t xml:space="preserve">Teaching target: Explain the </w:t>
+      </w:r>
+      <w:r>
+        <w:rPr>
+          <w:b/>
+        </w:rPr>
+        <w:t>mechanism</w:t>
+      </w:r>
+      <w:r>
+        <w:rPr>
+          <w:b w:val="0"/>
+        </w:rPr>
+        <w:t xml:space="preserve"> and terminology of generative systems </w:t>
+      </w:r>
+      <w:r>
+        <w:rPr>
+          <w:b/>
+        </w:rPr>
+        <w:t>defense</w:t>
+      </w:r>
+    </w:p>
+    <w:p>
+      <w:pPr>
+        <w:spacing w:line="336" w:lineRule="auto" w:after="180"/>
+      </w:pPr>
+      <w:r>
+        <w:rPr>
+          <w:b w:val="0"/>
+        </w:rPr>
+        <w:t xml:space="preserve">Prepare the labelled worked-case picture, the matching workbook, fictional </w:t>
+      </w:r>
+      <w:r>
+        <w:rPr>
+          <w:b/>
+        </w:rPr>
+        <w:t>input</w:t>
+      </w:r>
+      <w:r>
+        <w:rPr>
+          <w:b w:val="0"/>
+        </w:rPr>
+        <w:t xml:space="preserve"> cards and a place for individual responses. No paid AI account is required for the paper reasoning activities.</w:t>
       </w:r>
     </w:p>
     <w:tbl>
@@ -2913,37 +6081,266 @@
       </w:tr>
     </w:tbl>
     <w:p>
-      <w:r>
-        <w:t>Before class, solve the supported practice: System reports 9/10 retrieved relevant records, 7/10 supported answers and zero actions in a read-only run. Presenter claims 90% fully correct and faster than baseline. Show the intermediate steps and give the conclusion with its scope.</w:t>
-      </w:r>
-    </w:p>
-    <w:p>
-      <w:r>
-        <w:t>Reasoned practice answer: Teacher explanation: Retrieval rate 90% and support rate 70% differ. Action trace supports zero actions in that run; no timing evidence supports speed. Correct the full-correctness and speed claims.</w:t>
-      </w:r>
-    </w:p>
-    <w:p>
-      <w:r>
-        <w:t>Check every learner before discussion: Use the worked case for Generative systems defense. Proposed explanation: “The worked result establishes every future case”. Decide whether this explanation is supported. Point to the step or supplied fact that decides; explain your repair if needed.</w:t>
-      </w:r>
-    </w:p>
-    <w:p>
-      <w:r>
-        <w:t>Misconception repair: A defense should preserve negative evidence and uncertainty rather than treating polished presentation as proof.</w:t>
-      </w:r>
-    </w:p>
-    <w:p>
-      <w:r>
-        <w:t>Support: read the exact case aloud, enlarge the labelled picture, supply input cards and model only the first deciding step. Accept a spoken explanation or drawing; retain the reasoning goal.</w:t>
-      </w:r>
-    </w:p>
-    <w:p>
-      <w:r>
-        <w:t>Extension: Only the retrieval rate is put on the presentation poster. Require a prediction and a reason before comparing. Expected result: The poster omits the lower supported-answer rate and cannot imply 80% fully correct answers. Reason: Retrieving useful evidence is an intermediate step, not proof that the final answer uses it correctly.</w:t>
-      </w:r>
-    </w:p>
-    <w:p>
-      <w:r>
+      <w:pPr>
+        <w:spacing w:line="336" w:lineRule="auto" w:after="180"/>
+      </w:pPr>
+      <w:r>
+        <w:rPr>
+          <w:b w:val="0"/>
+        </w:rPr>
+        <w:t>Before class, solve the supported practice: System reports 9/10 retrieved relevant records, 7/10 supported answers and zero actions in a read-only run. Presenter claims 90% fully correct and faster than baseline.</w:t>
+      </w:r>
+    </w:p>
+    <w:p>
+      <w:pPr>
+        <w:spacing w:line="336" w:lineRule="auto" w:after="180"/>
+      </w:pPr>
+      <w:r>
+        <w:rPr>
+          <w:b w:val="0"/>
+        </w:rPr>
+        <w:t>Show the intermediate steps and give the conclusion with its scope.</w:t>
+      </w:r>
+    </w:p>
+    <w:p>
+      <w:pPr>
+        <w:pStyle w:val="Heading3"/>
+      </w:pPr>
+      <w:r>
+        <w:t>Supported practice answer</w:t>
+      </w:r>
+    </w:p>
+    <w:p>
+      <w:pPr>
+        <w:spacing w:line="336" w:lineRule="auto" w:after="180"/>
+        <w:shd w:fill="F1F6FC"/>
+      </w:pPr>
+      <w:r>
+        <w:rPr>
+          <w:b w:val="0"/>
+        </w:rPr>
+        <w:t xml:space="preserve">Reasoned practice answer: Teacher explanation: Retrieval rate 90% and support rate </w:t>
+      </w:r>
+      <w:r>
+        <w:rPr>
+          <w:b/>
+        </w:rPr>
+        <w:t>70%</w:t>
+      </w:r>
+      <w:r>
+        <w:rPr>
+          <w:b w:val="0"/>
+        </w:rPr>
+        <w:t xml:space="preserve"> differ. Action trace supports zero actions in that run; no timing </w:t>
+      </w:r>
+      <w:r>
+        <w:rPr>
+          <w:b/>
+        </w:rPr>
+        <w:t>evidence</w:t>
+      </w:r>
+      <w:r>
+        <w:rPr>
+          <w:b w:val="0"/>
+        </w:rPr>
+        <w:t xml:space="preserve"> supports speed. Correct the full-correctness and speed claims.</w:t>
+      </w:r>
+    </w:p>
+    <w:p>
+      <w:pPr>
+        <w:spacing w:line="336" w:lineRule="auto" w:after="180"/>
+      </w:pPr>
+      <w:r>
+        <w:rPr>
+          <w:b w:val="0"/>
+        </w:rPr>
+        <w:t xml:space="preserve">Check every learner before discussion: Use the worked case for Generative systems </w:t>
+      </w:r>
+      <w:r>
+        <w:rPr>
+          <w:b/>
+        </w:rPr>
+        <w:t>defense</w:t>
+      </w:r>
+      <w:r>
+        <w:rPr>
+          <w:b w:val="0"/>
+        </w:rPr>
+        <w:t>. Proposed explanation: “The worked result establishes every future case”. Decide whether this explanation is supported.</w:t>
+      </w:r>
+    </w:p>
+    <w:p>
+      <w:pPr>
+        <w:spacing w:line="336" w:lineRule="auto" w:after="180"/>
+      </w:pPr>
+      <w:r>
+        <w:rPr>
+          <w:b w:val="0"/>
+        </w:rPr>
+        <w:t>Point to the step or supplied fact that decides; explain your repair if needed.</w:t>
+      </w:r>
+    </w:p>
+    <w:p>
+      <w:pPr>
+        <w:pStyle w:val="Heading3"/>
+      </w:pPr>
+      <w:r>
+        <w:t>Repair the misconception</w:t>
+      </w:r>
+    </w:p>
+    <w:p>
+      <w:pPr>
+        <w:spacing w:line="336" w:lineRule="auto" w:after="180"/>
+        <w:shd w:fill="FFF5E6"/>
+      </w:pPr>
+      <w:r>
+        <w:rPr>
+          <w:b w:val="0"/>
+        </w:rPr>
+        <w:t xml:space="preserve">Misconception repair: A </w:t>
+      </w:r>
+      <w:r>
+        <w:rPr>
+          <w:b/>
+        </w:rPr>
+        <w:t>defense</w:t>
+      </w:r>
+      <w:r>
+        <w:rPr>
+          <w:b w:val="0"/>
+        </w:rPr>
+        <w:t xml:space="preserve"> should preserve negative </w:t>
+      </w:r>
+      <w:r>
+        <w:rPr>
+          <w:b/>
+        </w:rPr>
+        <w:t>evidence</w:t>
+      </w:r>
+      <w:r>
+        <w:rPr>
+          <w:b w:val="0"/>
+        </w:rPr>
+        <w:t xml:space="preserve"> and uncertainty rather than treating polished presentation as proof.</w:t>
+      </w:r>
+    </w:p>
+    <w:p>
+      <w:pPr>
+        <w:pStyle w:val="Heading3"/>
+      </w:pPr>
+      <w:r>
+        <w:t>Support without giving away the answer</w:t>
+      </w:r>
+    </w:p>
+    <w:p>
+      <w:pPr>
+        <w:spacing w:line="336" w:lineRule="auto" w:after="180"/>
+        <w:shd w:fill="F1F6F8"/>
+      </w:pPr>
+      <w:r>
+        <w:rPr>
+          <w:b w:val="0"/>
+        </w:rPr>
+        <w:t xml:space="preserve">Support: read the exact case aloud, enlarge the labelled picture, supply </w:t>
+      </w:r>
+      <w:r>
+        <w:rPr>
+          <w:b/>
+        </w:rPr>
+        <w:t>input</w:t>
+      </w:r>
+      <w:r>
+        <w:rPr>
+          <w:b w:val="0"/>
+        </w:rPr>
+        <w:t xml:space="preserve"> cards and model only the first deciding step. Accept a spoken explanation or drawing; retain the reasoning goal.</w:t>
+      </w:r>
+    </w:p>
+    <w:p>
+      <w:pPr>
+        <w:pStyle w:val="Heading3"/>
+      </w:pPr>
+      <w:r>
+        <w:t>Extend the reasoning</w:t>
+      </w:r>
+    </w:p>
+    <w:p>
+      <w:pPr>
+        <w:spacing w:line="336" w:lineRule="auto" w:after="180"/>
+        <w:shd w:fill="F5F1FB"/>
+      </w:pPr>
+      <w:r>
+        <w:rPr>
+          <w:b w:val="0"/>
+        </w:rPr>
+        <w:t xml:space="preserve">Extension: Only the retrieval rate is put on the presentation poster. Require a </w:t>
+      </w:r>
+      <w:r>
+        <w:rPr>
+          <w:b/>
+        </w:rPr>
+        <w:t>prediction</w:t>
+      </w:r>
+      <w:r>
+        <w:rPr>
+          <w:b w:val="0"/>
+        </w:rPr>
+        <w:t xml:space="preserve"> and a reason before comparing.</w:t>
+      </w:r>
+    </w:p>
+    <w:p>
+      <w:pPr>
+        <w:spacing w:line="336" w:lineRule="auto" w:after="180"/>
+        <w:shd w:fill="F5F1FB"/>
+      </w:pPr>
+      <w:r>
+        <w:rPr>
+          <w:b w:val="0"/>
+        </w:rPr>
+        <w:t xml:space="preserve">Expected result: The poster omits the lower supported-answer rate and cannot imply </w:t>
+      </w:r>
+      <w:r>
+        <w:rPr>
+          <w:b/>
+        </w:rPr>
+        <w:t>80%</w:t>
+      </w:r>
+      <w:r>
+        <w:rPr>
+          <w:b w:val="0"/>
+        </w:rPr>
+        <w:t xml:space="preserve"> fully correct answers. Reason: Retrieving useful </w:t>
+      </w:r>
+      <w:r>
+        <w:rPr>
+          <w:b/>
+        </w:rPr>
+        <w:t>evidence</w:t>
+      </w:r>
+      <w:r>
+        <w:rPr>
+          <w:b w:val="0"/>
+        </w:rPr>
+        <w:t xml:space="preserve"> is an intermediate step, not proof that the final answer uses it correctly.</w:t>
+      </w:r>
+    </w:p>
+    <w:p>
+      <w:pPr>
+        <w:pStyle w:val="Heading3"/>
+      </w:pPr>
+      <w:r>
+        <w:t>Protect the independent attempt</w:t>
+      </w:r>
+    </w:p>
+    <w:p>
+      <w:pPr>
+        <w:spacing w:line="336" w:lineRule="auto" w:after="180"/>
+        <w:shd w:fill="FFF5E6"/>
+      </w:pPr>
+      <w:r>
+        <w:rPr>
+          <w:b w:val="0"/>
+        </w:rPr>
         <w:t>Independent assessment: withhold the reserved answer until the learner has attempted the new case. Record support separately from correctness.</w:t>
       </w:r>
     </w:p>
@@ -3132,13 +6529,58 @@
       </w:tr>
     </w:tbl>
     <w:p>
-      <w:r>
-        <w:t>Project checkpoint: Present and defend. Demonstrate the system, explain one failure and justify the next improvement with evidence.</w:t>
-      </w:r>
-    </w:p>
-    <w:p>
-      <w:r>
-        <w:t>Use the weekly teacher answer for topic-specific reasoning. A saved progress tick is an activity record; judge mastery from the learner’s explanation and evidence.</w:t>
+      <w:pPr>
+        <w:pStyle w:val="Heading3"/>
+      </w:pPr>
+      <w:r>
+        <w:t>Project checkpoint</w:t>
+      </w:r>
+    </w:p>
+    <w:p>
+      <w:pPr>
+        <w:spacing w:line="336" w:lineRule="auto" w:after="180"/>
+        <w:shd w:fill="EDF7F3"/>
+      </w:pPr>
+      <w:r>
+        <w:rPr>
+          <w:b w:val="0"/>
+        </w:rPr>
+        <w:t xml:space="preserve">Project checkpoint: Present and defend. Demonstrate the system, explain one failure and justify the next improvement with </w:t>
+      </w:r>
+      <w:r>
+        <w:rPr>
+          <w:b/>
+        </w:rPr>
+        <w:t>evidence</w:t>
+      </w:r>
+      <w:r>
+        <w:rPr>
+          <w:b w:val="0"/>
+        </w:rPr>
+        <w:t>.</w:t>
+      </w:r>
+    </w:p>
+    <w:p>
+      <w:pPr>
+        <w:spacing w:line="336" w:lineRule="auto" w:after="180"/>
+      </w:pPr>
+      <w:r>
+        <w:rPr>
+          <w:b w:val="0"/>
+        </w:rPr>
+        <w:t xml:space="preserve">Use the weekly teacher answer for topic-specific reasoning. A saved progress tick is an activity record; judge mastery from the learner’s explanation and </w:t>
+      </w:r>
+      <w:r>
+        <w:rPr>
+          <w:b/>
+        </w:rPr>
+        <w:t>evidence</w:t>
+      </w:r>
+      <w:r>
+        <w:rPr>
+          <w:b w:val="0"/>
+        </w:rPr>
+        <w:t>.</w:t>
       </w:r>
     </w:p>
     <w:p>
@@ -3151,27 +6593,1212 @@
     </w:p>
     <w:p>
       <w:r>
-        <w:t>Use the two formative questions as supported practice, not as independent mastery scores. Discuss the deciding evidence rather than accepting a guessed selection.</w:t>
-      </w:r>
-    </w:p>
-    <w:p>
-      <w:r>
+        <w:t>Use feedback, earlier review and portfolios purposefully. Apply the coding routine only when this lesson has an executable lab.</w:t>
+      </w:r>
+    </w:p>
+    <w:p>
+      <w:pPr>
+        <w:spacing w:line="336" w:lineRule="auto" w:after="180"/>
+      </w:pPr>
+      <w:r>
+        <w:rPr>
+          <w:b w:val="0"/>
+        </w:rPr>
+        <w:t xml:space="preserve">Use the two formative questions as supported practice, not as independent mastery scores. Discuss the deciding </w:t>
+      </w:r>
+      <w:r>
+        <w:rPr>
+          <w:b/>
+        </w:rPr>
+        <w:t>evidence</w:t>
+      </w:r>
+      <w:r>
+        <w:rPr>
+          <w:b w:val="0"/>
+        </w:rPr>
+        <w:t xml:space="preserve"> rather than accepting a guessed selection.</w:t>
+      </w:r>
+    </w:p>
+    <w:p>
+      <w:pPr>
+        <w:spacing w:line="336" w:lineRule="auto" w:after="180"/>
+      </w:pPr>
+      <w:r>
+        <w:rPr>
+          <w:b w:val="0"/>
+        </w:rPr>
         <w:t>The feedback comes from the reviewed public worked case. Do not reveal the separately reserved independent teacher answer until the learner has attempted that case.</w:t>
       </w:r>
     </w:p>
     <w:p>
-      <w:r>
-        <w:t>Ask students to predict before running code. Preserve errors and actual outputs; collect a changed test and an explanation. The branch-boundary and indexing lessons deliberately include failure cases.</w:t>
-      </w:r>
-    </w:p>
-    <w:p>
-      <w:r>
+      <w:pPr>
+        <w:pStyle w:val="Heading3"/>
+      </w:pPr>
+      <w:r>
+        <w:t>For later coding lessons</w:t>
+      </w:r>
+    </w:p>
+    <w:p>
+      <w:r>
+        <w:t>This week has no code block. Use this routine when a later lesson includes an executable lab.</w:t>
+      </w:r>
+    </w:p>
+    <w:p>
+      <w:pPr>
+        <w:spacing w:line="336" w:lineRule="auto" w:after="180"/>
+        <w:shd w:fill="F1F6F8"/>
+      </w:pPr>
+      <w:r>
+        <w:rPr>
+          <w:b w:val="0"/>
+        </w:rPr>
+        <w:t xml:space="preserve">Ask students to predict before running code. Preserve errors and actual </w:t>
+      </w:r>
+      <w:r>
+        <w:rPr>
+          <w:b/>
+        </w:rPr>
+        <w:t>output</w:t>
+      </w:r>
+      <w:r>
+        <w:rPr>
+          <w:b w:val="0"/>
+        </w:rPr>
+        <w:t>s; collect a changed test and an explanation. The branch-boundary and indexing lessons deliberately include failure cases.</w:t>
+      </w:r>
+    </w:p>
+    <w:p>
+      <w:pPr>
+        <w:spacing w:line="336" w:lineRule="auto" w:after="180"/>
+      </w:pPr>
+      <w:r>
+        <w:rPr>
+          <w:b w:val="0"/>
+        </w:rPr>
         <w:t>Use the earlier worked-explanation links to address a specific missing building block, then return to the current question. Adapt this suggestion after observing the learner; it is not an automatic diagnosis.</w:t>
       </w:r>
     </w:p>
     <w:p>
-      <w:r>
-        <w:t>Collect the completed-work portfolio as evidence. Record support separately from correctness, and assess explanation, trace/test and limitations. Progress ticks and quiz selections alone do not establish mastery.</w:t>
+      <w:pPr>
+        <w:spacing w:line="336" w:lineRule="auto" w:after="180"/>
+      </w:pPr>
+      <w:r>
+        <w:rPr>
+          <w:b w:val="0"/>
+        </w:rPr>
+        <w:t xml:space="preserve">Collect the completed-work portfolio as </w:t>
+      </w:r>
+      <w:r>
+        <w:rPr>
+          <w:b/>
+        </w:rPr>
+        <w:t>evidence</w:t>
+      </w:r>
+      <w:r>
+        <w:rPr>
+          <w:b w:val="0"/>
+        </w:rPr>
+        <w:t xml:space="preserve">. Record support separately from correctness, and assess explanation, trace/test and </w:t>
+      </w:r>
+      <w:r>
+        <w:rPr>
+          <w:b/>
+        </w:rPr>
+        <w:t>limitation</w:t>
+      </w:r>
+      <w:r>
+        <w:rPr>
+          <w:b w:val="0"/>
+        </w:rPr>
+        <w:t>s. Progress ticks and quiz selections alone do not establish mastery.</w:t>
+      </w:r>
+    </w:p>
+    <w:p>
+      <w:pPr>
+        <w:pStyle w:val="Heading1"/>
+      </w:pPr>
+      <w:r>
+        <w:t>09. Visual concept journey</w:t>
+      </w:r>
+    </w:p>
+    <w:p>
+      <w:r>
+        <w:t>Show one Creator Defense graphic at a time, request a prediction and discuss its trace before the independent assessment.</w:t>
+      </w:r>
+    </w:p>
+    <w:p>
+      <w:pPr>
+        <w:spacing w:line="336" w:lineRule="auto" w:after="180"/>
+      </w:pPr>
+      <w:r>
+        <w:rPr>
+          <w:b w:val="0"/>
+        </w:rPr>
+        <w:t xml:space="preserve">Use one picture at a time. Hide a worked result before asking for a </w:t>
+      </w:r>
+      <w:r>
+        <w:rPr>
+          <w:b/>
+        </w:rPr>
+        <w:t>prediction</w:t>
+      </w:r>
+      <w:r>
+        <w:rPr>
+          <w:b w:val="0"/>
+        </w:rPr>
+        <w:t>, then reveal it for feedback. These are supported teaching cases; retain the separate independent assessment for a fresh first attempt.</w:t>
+      </w:r>
+    </w:p>
+    <w:p>
+      <w:pPr>
+        <w:pStyle w:val="Heading3"/>
+      </w:pPr>
+      <w:r>
+        <w:t>01. Creator Defense: the case</w:t>
+      </w:r>
+    </w:p>
+    <w:p>
+      <w:r>
+        <w:drawing>
+          <wp:inline xmlns:a="http://schemas.openxmlformats.org/drawingml/2006/main" xmlns:pic="http://schemas.openxmlformats.org/drawingml/2006/picture">
+            <wp:extent cx="5486400" cy="3288792"/>
+            <wp:docPr id="2" name="Picture 2" descr="Defend a study-buddy project using separate claims and matching evidence. Supplied facts: Set A: 15 answerable questions, with 12 relevant retrievals and 9 supported answers. Separate set B: 5 missing-source questions, with 4 appropriate fallbacks. No speed measurements exist. All inputs and outcomes in this worked example are invented classroom data; no real model run is claimed."/>
+            <wp:cNvGraphicFramePr>
+              <a:graphicFrameLocks noChangeAspect="1"/>
+            </wp:cNvGraphicFramePr>
+            <a:graphic>
+              <a:graphicData uri="http://schemas.openxmlformats.org/drawingml/2006/picture">
+                <pic:pic>
+                  <pic:nvPicPr>
+                    <pic:cNvPr id="0" name="academy-story-ai-3-36-01.png"/>
+                    <pic:cNvPicPr/>
+                  </pic:nvPicPr>
+                  <pic:blipFill>
+                    <a:blip r:embed="rId10"/>
+                    <a:stretch>
+                      <a:fillRect/>
+                    </a:stretch>
+                  </pic:blipFill>
+                  <pic:spPr>
+                    <a:xfrm>
+                      <a:off x="0" y="0"/>
+                      <a:ext cx="5486400" cy="3288792"/>
+                    </a:xfrm>
+                    <a:prstGeom prst="rect"/>
+                  </pic:spPr>
+                </pic:pic>
+              </a:graphicData>
+            </a:graphic>
+          </wp:inline>
+        </w:drawing>
+      </w:r>
+    </w:p>
+    <w:p>
+      <w:pPr>
+        <w:spacing w:line="336" w:lineRule="auto" w:after="180"/>
+      </w:pPr>
+      <w:r>
+        <w:rPr>
+          <w:b w:val="0"/>
+        </w:rPr>
+        <w:t xml:space="preserve">Defend a study-buddy project using separate claims and matching </w:t>
+      </w:r>
+      <w:r>
+        <w:rPr>
+          <w:b/>
+        </w:rPr>
+        <w:t>evidence</w:t>
+      </w:r>
+      <w:r>
+        <w:rPr>
+          <w:b w:val="0"/>
+        </w:rPr>
+        <w:t>. Supplied facts: Set A: 15 answerable questions, with 12 relevant retrievals and 9 supported answers.</w:t>
+      </w:r>
+    </w:p>
+    <w:p>
+      <w:pPr>
+        <w:spacing w:line="336" w:lineRule="auto" w:after="180"/>
+      </w:pPr>
+      <w:r>
+        <w:rPr>
+          <w:b w:val="0"/>
+        </w:rPr>
+        <w:t xml:space="preserve">Separate set B: 5 missing-source questions, with 4 appropriate fallbacks. No speed measurements exist. All </w:t>
+      </w:r>
+      <w:r>
+        <w:rPr>
+          <w:b/>
+        </w:rPr>
+        <w:t>input</w:t>
+      </w:r>
+      <w:r>
+        <w:rPr>
+          <w:b w:val="0"/>
+        </w:rPr>
+        <w:t>s and outcomes in this worked example are invented classroom data; no real model run is claimed.</w:t>
+      </w:r>
+    </w:p>
+    <w:p>
+      <w:pPr>
+        <w:spacing w:line="336" w:lineRule="auto" w:after="180"/>
+        <w:shd w:fill="F5F1FB"/>
+      </w:pPr>
+      <w:r>
+        <w:rPr>
+          <w:b w:val="0"/>
+        </w:rPr>
+        <w:t>Point to the given fact that matters most. Explain why it matters.</w:t>
+      </w:r>
+    </w:p>
+    <w:p>
+      <w:pPr>
+        <w:pStyle w:val="Heading3"/>
+      </w:pPr>
+      <w:r>
+        <w:t>Discuss while showing the picture</w:t>
+      </w:r>
+    </w:p>
+    <w:p>
+      <w:pPr>
+        <w:spacing w:line="336" w:lineRule="auto" w:after="180"/>
+        <w:shd w:fill="F1F6F8"/>
+      </w:pPr>
+      <w:r>
+        <w:rPr>
+          <w:b w:val="0"/>
+        </w:rPr>
+        <w:t>Teacher prompt: Point to the given fact that matters most. Explain why it matters. Ask learners to describe one label or arrow in ordinary words. Use the adjacent transcript if the image is difficult to see.</w:t>
+      </w:r>
+    </w:p>
+    <w:p>
+      <w:pPr>
+        <w:pStyle w:val="Heading3"/>
+      </w:pPr>
+      <w:r>
+        <w:t>02. Follow the deciding steps</w:t>
+      </w:r>
+    </w:p>
+    <w:p>
+      <w:r>
+        <w:drawing>
+          <wp:inline xmlns:a="http://schemas.openxmlformats.org/drawingml/2006/main" xmlns:pic="http://schemas.openxmlformats.org/drawingml/2006/picture">
+            <wp:extent cx="5486400" cy="3182112"/>
+            <wp:docPr id="3" name="Picture 3" descr="Retrieval claim: Relevant retrieval rate is 12/15=80%. → Answer claim: Supported-answer rate is 9/15=60%; retrieval success is not answer success. → Fallback claim: Appropriate fallback is 4/5=80%. Make no measured speed claim."/>
+            <wp:cNvGraphicFramePr>
+              <a:graphicFrameLocks noChangeAspect="1"/>
+            </wp:cNvGraphicFramePr>
+            <a:graphic>
+              <a:graphicData uri="http://schemas.openxmlformats.org/drawingml/2006/picture">
+                <pic:pic>
+                  <pic:nvPicPr>
+                    <pic:cNvPr id="0" name="academy-story-ai-3-36-02.png"/>
+                    <pic:cNvPicPr/>
+                  </pic:nvPicPr>
+                  <pic:blipFill>
+                    <a:blip r:embed="rId11"/>
+                    <a:stretch>
+                      <a:fillRect/>
+                    </a:stretch>
+                  </pic:blipFill>
+                  <pic:spPr>
+                    <a:xfrm>
+                      <a:off x="0" y="0"/>
+                      <a:ext cx="5486400" cy="3182112"/>
+                    </a:xfrm>
+                    <a:prstGeom prst="rect"/>
+                  </pic:spPr>
+                </pic:pic>
+              </a:graphicData>
+            </a:graphic>
+          </wp:inline>
+        </w:drawing>
+      </w:r>
+    </w:p>
+    <w:p>
+      <w:pPr>
+        <w:spacing w:line="336" w:lineRule="auto" w:after="180"/>
+      </w:pPr>
+      <w:r>
+        <w:rPr>
+          <w:b w:val="0"/>
+        </w:rPr>
+        <w:t>Retrieval claim: Relevant retrieval rate is 12/15=</w:t>
+      </w:r>
+      <w:r>
+        <w:rPr>
+          <w:b/>
+        </w:rPr>
+        <w:t>80%</w:t>
+      </w:r>
+      <w:r>
+        <w:rPr>
+          <w:b w:val="0"/>
+        </w:rPr>
+        <w:t>. → Answer claim: Supported-answer rate is 9/15=</w:t>
+      </w:r>
+      <w:r>
+        <w:rPr>
+          <w:b/>
+        </w:rPr>
+        <w:t>60%</w:t>
+      </w:r>
+      <w:r>
+        <w:rPr>
+          <w:b w:val="0"/>
+        </w:rPr>
+        <w:t>; retrieval success is not answer success. → Fallback claim: Appropriate fallback is 4/5=</w:t>
+      </w:r>
+      <w:r>
+        <w:rPr>
+          <w:b/>
+        </w:rPr>
+        <w:t>80%</w:t>
+      </w:r>
+      <w:r>
+        <w:rPr>
+          <w:b w:val="0"/>
+        </w:rPr>
+        <w:t>.</w:t>
+      </w:r>
+    </w:p>
+    <w:p>
+      <w:pPr>
+        <w:spacing w:line="336" w:lineRule="auto" w:after="180"/>
+      </w:pPr>
+      <w:r>
+        <w:rPr>
+          <w:b w:val="0"/>
+        </w:rPr>
+        <w:t>Make no measured speed claim.</w:t>
+      </w:r>
+    </w:p>
+    <w:p>
+      <w:pPr>
+        <w:spacing w:line="336" w:lineRule="auto" w:after="180"/>
+        <w:shd w:fill="F5F1FB"/>
+      </w:pPr>
+      <w:r>
+        <w:rPr>
+          <w:b w:val="0"/>
+        </w:rPr>
+        <w:t xml:space="preserve">Point to each numbered stage and explain which recorded </w:t>
+      </w:r>
+      <w:r>
+        <w:rPr>
+          <w:b/>
+        </w:rPr>
+        <w:t>input</w:t>
+      </w:r>
+      <w:r>
+        <w:rPr>
+          <w:b w:val="0"/>
+        </w:rPr>
+        <w:t xml:space="preserve"> it uses.</w:t>
+      </w:r>
+    </w:p>
+    <w:p>
+      <w:pPr>
+        <w:pStyle w:val="Heading3"/>
+      </w:pPr>
+      <w:r>
+        <w:t>Discuss while showing the picture</w:t>
+      </w:r>
+    </w:p>
+    <w:p>
+      <w:pPr>
+        <w:spacing w:line="336" w:lineRule="auto" w:after="180"/>
+        <w:shd w:fill="F1F6F8"/>
+      </w:pPr>
+      <w:r>
+        <w:rPr>
+          <w:b w:val="0"/>
+        </w:rPr>
+        <w:t xml:space="preserve">Teacher prompt: Point to each numbered stage and explain which recorded </w:t>
+      </w:r>
+      <w:r>
+        <w:rPr>
+          <w:b/>
+        </w:rPr>
+        <w:t>input</w:t>
+      </w:r>
+      <w:r>
+        <w:rPr>
+          <w:b w:val="0"/>
+        </w:rPr>
+        <w:t xml:space="preserve"> it uses. Ask learners to describe one label or arrow in ordinary words. Use the adjacent transcript if the image is difficult to see.</w:t>
+      </w:r>
+    </w:p>
+    <w:p>
+      <w:pPr>
+        <w:pStyle w:val="Heading3"/>
+      </w:pPr>
+      <w:r>
+        <w:t>03. Generative systems defense — evidence trace</w:t>
+      </w:r>
+    </w:p>
+    <w:p>
+      <w:r>
+        <w:drawing>
+          <wp:inline xmlns:a="http://schemas.openxmlformats.org/drawingml/2006/main" xmlns:pic="http://schemas.openxmlformats.org/drawingml/2006/picture">
+            <wp:extent cx="5486400" cy="3297936"/>
+            <wp:docPr id="4" name="Picture 4" descr="Generative systems defense — evidence trace. System reports 9/10 retrieved relevant records, 7/10 supported answers and zero actions in a read-only run. | Link each claim to a recorded result. State the distinction between retrieval relevance, claim support, fallback and permissions. Give a reproduction packet and answer challenges without inventing missing measurements. | Retrieval rate 90% and support rate 70% differ. Action trace supports zero actions in that run; no timing evidence supports speed. Correct the full-correctness and speed claims."/>
+            <wp:cNvGraphicFramePr>
+              <a:graphicFrameLocks noChangeAspect="1"/>
+            </wp:cNvGraphicFramePr>
+            <a:graphic>
+              <a:graphicData uri="http://schemas.openxmlformats.org/drawingml/2006/picture">
+                <pic:pic>
+                  <pic:nvPicPr>
+                    <pic:cNvPr id="0" name="academy-story-ai-3-36-03.png"/>
+                    <pic:cNvPicPr/>
+                  </pic:nvPicPr>
+                  <pic:blipFill>
+                    <a:blip r:embed="rId12"/>
+                    <a:stretch>
+                      <a:fillRect/>
+                    </a:stretch>
+                  </pic:blipFill>
+                  <pic:spPr>
+                    <a:xfrm>
+                      <a:off x="0" y="0"/>
+                      <a:ext cx="5486400" cy="3297936"/>
+                    </a:xfrm>
+                    <a:prstGeom prst="rect"/>
+                  </pic:spPr>
+                </pic:pic>
+              </a:graphicData>
+            </a:graphic>
+          </wp:inline>
+        </w:drawing>
+      </w:r>
+    </w:p>
+    <w:p>
+      <w:pPr>
+        <w:spacing w:line="336" w:lineRule="auto" w:after="180"/>
+      </w:pPr>
+      <w:r>
+        <w:rPr>
+          <w:b w:val="0"/>
+        </w:rPr>
+        <w:t xml:space="preserve">Generative systems </w:t>
+      </w:r>
+      <w:r>
+        <w:rPr>
+          <w:b/>
+        </w:rPr>
+        <w:t>defense</w:t>
+      </w:r>
+      <w:r>
+        <w:rPr>
+          <w:b w:val="0"/>
+        </w:rPr>
+        <w:t xml:space="preserve"> — </w:t>
+      </w:r>
+      <w:r>
+        <w:rPr>
+          <w:b/>
+        </w:rPr>
+        <w:t>evidence</w:t>
+      </w:r>
+      <w:r>
+        <w:rPr>
+          <w:b w:val="0"/>
+        </w:rPr>
+        <w:t xml:space="preserve"> trace. System reports 9/10 retrieved relevant records, 7/10 supported answers and zero actions in a read-only run. | Link each claim to a recorded result.</w:t>
+      </w:r>
+    </w:p>
+    <w:p>
+      <w:pPr>
+        <w:spacing w:line="336" w:lineRule="auto" w:after="180"/>
+      </w:pPr>
+      <w:r>
+        <w:rPr>
+          <w:b w:val="0"/>
+        </w:rPr>
+        <w:t>State the distinction between retrieval relevance, claim support, fallback and permissions.</w:t>
+      </w:r>
+    </w:p>
+    <w:p>
+      <w:pPr>
+        <w:spacing w:line="336" w:lineRule="auto" w:after="180"/>
+      </w:pPr>
+      <w:r>
+        <w:rPr>
+          <w:b w:val="0"/>
+        </w:rPr>
+        <w:t xml:space="preserve">Give a </w:t>
+      </w:r>
+      <w:r>
+        <w:rPr>
+          <w:b/>
+        </w:rPr>
+        <w:t>reproduction packet</w:t>
+      </w:r>
+      <w:r>
+        <w:rPr>
+          <w:b w:val="0"/>
+        </w:rPr>
+        <w:t xml:space="preserve"> and answer challenges without inventing missing measurements. | Retrieval rate 90% and support rate </w:t>
+      </w:r>
+      <w:r>
+        <w:rPr>
+          <w:b/>
+        </w:rPr>
+        <w:t>70%</w:t>
+      </w:r>
+      <w:r>
+        <w:rPr>
+          <w:b w:val="0"/>
+        </w:rPr>
+        <w:t xml:space="preserve"> differ. Action trace supports zero actions in that run; no timing </w:t>
+      </w:r>
+      <w:r>
+        <w:rPr>
+          <w:b/>
+        </w:rPr>
+        <w:t>evidence</w:t>
+      </w:r>
+      <w:r>
+        <w:rPr>
+          <w:b w:val="0"/>
+        </w:rPr>
+        <w:t xml:space="preserve"> supports speed.</w:t>
+      </w:r>
+    </w:p>
+    <w:p>
+      <w:pPr>
+        <w:spacing w:line="336" w:lineRule="auto" w:after="180"/>
+      </w:pPr>
+      <w:r>
+        <w:rPr>
+          <w:b w:val="0"/>
+        </w:rPr>
+        <w:t>Correct the full-correctness and speed claims.</w:t>
+      </w:r>
+    </w:p>
+    <w:p>
+      <w:pPr>
+        <w:spacing w:line="336" w:lineRule="auto" w:after="180"/>
+        <w:shd w:fill="F5F1FB"/>
+      </w:pPr>
+      <w:r>
+        <w:rPr>
+          <w:b w:val="0"/>
+        </w:rPr>
+        <w:t>Read the labels and values. Explain the relationship the model shows.</w:t>
+      </w:r>
+    </w:p>
+    <w:p>
+      <w:pPr>
+        <w:pStyle w:val="Heading3"/>
+      </w:pPr>
+      <w:r>
+        <w:t>Discuss while showing the picture</w:t>
+      </w:r>
+    </w:p>
+    <w:p>
+      <w:pPr>
+        <w:spacing w:line="336" w:lineRule="auto" w:after="180"/>
+        <w:shd w:fill="F1F6F8"/>
+      </w:pPr>
+      <w:r>
+        <w:rPr>
+          <w:b w:val="0"/>
+        </w:rPr>
+        <w:t>Teacher prompt: Read the labels and values. Explain the relationship the model shows. Ask learners to describe one label or arrow in ordinary words. Use the adjacent transcript if the image is difficult to see.</w:t>
+      </w:r>
+    </w:p>
+    <w:p>
+      <w:pPr>
+        <w:pStyle w:val="Heading3"/>
+      </w:pPr>
+      <w:r>
+        <w:t>04. Change one thing. Trace what follows.</w:t>
+      </w:r>
+    </w:p>
+    <w:p>
+      <w:r>
+        <w:drawing>
+          <wp:inline xmlns:a="http://schemas.openxmlformats.org/drawingml/2006/main" xmlns:pic="http://schemas.openxmlformats.org/drawingml/2006/picture">
+            <wp:extent cx="5486400" cy="3179064"/>
+            <wp:docPr id="5" name="Picture 5" descr="Original case: Appropriate fallback is 4/5=80%. Make no measured speed claim. Changed condition: Only the retrieval rate is put on the presentation poster. Expected result: The poster omits the lower supported-answer rate and cannot imply 80% fully correct answers. Reason: Retrieving useful evidence is an intermediate step, not proof that the final answer uses it correctly."/>
+            <wp:cNvGraphicFramePr>
+              <a:graphicFrameLocks noChangeAspect="1"/>
+            </wp:cNvGraphicFramePr>
+            <a:graphic>
+              <a:graphicData uri="http://schemas.openxmlformats.org/drawingml/2006/picture">
+                <pic:pic>
+                  <pic:nvPicPr>
+                    <pic:cNvPr id="0" name="academy-story-ai-3-36-04.png"/>
+                    <pic:cNvPicPr/>
+                  </pic:nvPicPr>
+                  <pic:blipFill>
+                    <a:blip r:embed="rId13"/>
+                    <a:stretch>
+                      <a:fillRect/>
+                    </a:stretch>
+                  </pic:blipFill>
+                  <pic:spPr>
+                    <a:xfrm>
+                      <a:off x="0" y="0"/>
+                      <a:ext cx="5486400" cy="3179064"/>
+                    </a:xfrm>
+                    <a:prstGeom prst="rect"/>
+                  </pic:spPr>
+                </pic:pic>
+              </a:graphicData>
+            </a:graphic>
+          </wp:inline>
+        </w:drawing>
+      </w:r>
+    </w:p>
+    <w:p>
+      <w:pPr>
+        <w:spacing w:line="336" w:lineRule="auto" w:after="180"/>
+      </w:pPr>
+      <w:r>
+        <w:rPr>
+          <w:b w:val="0"/>
+        </w:rPr>
+        <w:t>Original case: Appropriate fallback is 4/5=</w:t>
+      </w:r>
+      <w:r>
+        <w:rPr>
+          <w:b/>
+        </w:rPr>
+        <w:t>80%</w:t>
+      </w:r>
+      <w:r>
+        <w:rPr>
+          <w:b w:val="0"/>
+        </w:rPr>
+        <w:t>. Make no measured speed claim. Changed condition: Only the retrieval rate is put on the presentation poster.</w:t>
+      </w:r>
+    </w:p>
+    <w:p>
+      <w:pPr>
+        <w:spacing w:line="336" w:lineRule="auto" w:after="180"/>
+      </w:pPr>
+      <w:r>
+        <w:rPr>
+          <w:b w:val="0"/>
+        </w:rPr>
+        <w:t xml:space="preserve">Expected result: The poster omits the lower supported-answer rate and cannot imply </w:t>
+      </w:r>
+      <w:r>
+        <w:rPr>
+          <w:b/>
+        </w:rPr>
+        <w:t>80%</w:t>
+      </w:r>
+      <w:r>
+        <w:rPr>
+          <w:b w:val="0"/>
+        </w:rPr>
+        <w:t xml:space="preserve"> fully correct answers. Reason: Retrieving useful </w:t>
+      </w:r>
+      <w:r>
+        <w:rPr>
+          <w:b/>
+        </w:rPr>
+        <w:t>evidence</w:t>
+      </w:r>
+      <w:r>
+        <w:rPr>
+          <w:b w:val="0"/>
+        </w:rPr>
+        <w:t xml:space="preserve"> is an intermediate step, not proof that the final answer uses it correctly.</w:t>
+      </w:r>
+    </w:p>
+    <w:p>
+      <w:pPr>
+        <w:spacing w:line="336" w:lineRule="auto" w:after="180"/>
+        <w:shd w:fill="F5F1FB"/>
+      </w:pPr>
+      <w:r>
+        <w:rPr>
+          <w:b w:val="0"/>
+        </w:rPr>
+        <w:t>Predict before checking the worked changed-case result. Name what changed and what the supplied facts allow you to conclude.</w:t>
+      </w:r>
+    </w:p>
+    <w:p>
+      <w:pPr>
+        <w:pStyle w:val="Heading3"/>
+      </w:pPr>
+      <w:r>
+        <w:t>Discuss while showing the picture</w:t>
+      </w:r>
+    </w:p>
+    <w:p>
+      <w:pPr>
+        <w:spacing w:line="336" w:lineRule="auto" w:after="180"/>
+        <w:shd w:fill="F1F6F8"/>
+      </w:pPr>
+      <w:r>
+        <w:rPr>
+          <w:b w:val="0"/>
+        </w:rPr>
+        <w:t>Teacher prompt: Predict before checking the worked changed-case result. Name what changed and what the supplied facts allow you to conclude. Ask learners to describe one label or arrow in ordinary words.</w:t>
+      </w:r>
+    </w:p>
+    <w:p>
+      <w:pPr>
+        <w:spacing w:line="336" w:lineRule="auto" w:after="180"/>
+        <w:shd w:fill="F1F6F8"/>
+      </w:pPr>
+      <w:r>
+        <w:rPr>
+          <w:b w:val="0"/>
+        </w:rPr>
+        <w:t xml:space="preserve">Use the adjacent transcript if the image is difficult to see. Changed-case reasoning: Retrieving useful </w:t>
+      </w:r>
+      <w:r>
+        <w:rPr>
+          <w:b/>
+        </w:rPr>
+        <w:t>evidence</w:t>
+      </w:r>
+      <w:r>
+        <w:rPr>
+          <w:b w:val="0"/>
+        </w:rPr>
+        <w:t xml:space="preserve"> is an intermediate step, not proof that the final answer uses it correctly.</w:t>
+      </w:r>
+    </w:p>
+    <w:p>
+      <w:pPr>
+        <w:pStyle w:val="Heading3"/>
+      </w:pPr>
+      <w:r>
+        <w:t>05. Connect the explanation to its limit</w:t>
+      </w:r>
+    </w:p>
+    <w:p>
+      <w:r>
+        <w:drawing>
+          <wp:inline xmlns:a="http://schemas.openxmlformats.org/drawingml/2006/main" xmlns:pic="http://schemas.openxmlformats.org/drawingml/2006/picture">
+            <wp:extent cx="5486400" cy="2834640"/>
+            <wp:docPr id="6" name="Picture 6" descr="Read the picture in order. Appropriate fallback is 4/5=80%. Make no measured speed claim. The arrows show which recorded input or intermediate result each decision uses. Explain the deciding step aloud before checking the changed case; pointing to the final answer alone does not show how it follows. Limit: These invented counts illustrate defense structure; the class must replace them with its own documented evidence."/>
+            <wp:cNvGraphicFramePr>
+              <a:graphicFrameLocks noChangeAspect="1"/>
+            </wp:cNvGraphicFramePr>
+            <a:graphic>
+              <a:graphicData uri="http://schemas.openxmlformats.org/drawingml/2006/picture">
+                <pic:pic>
+                  <pic:nvPicPr>
+                    <pic:cNvPr id="0" name="academy-story-ai-3-36-05.png"/>
+                    <pic:cNvPicPr/>
+                  </pic:nvPicPr>
+                  <pic:blipFill>
+                    <a:blip r:embed="rId14"/>
+                    <a:stretch>
+                      <a:fillRect/>
+                    </a:stretch>
+                  </pic:blipFill>
+                  <pic:spPr>
+                    <a:xfrm>
+                      <a:off x="0" y="0"/>
+                      <a:ext cx="5486400" cy="2834640"/>
+                    </a:xfrm>
+                    <a:prstGeom prst="rect"/>
+                  </pic:spPr>
+                </pic:pic>
+              </a:graphicData>
+            </a:graphic>
+          </wp:inline>
+        </w:drawing>
+      </w:r>
+    </w:p>
+    <w:p>
+      <w:pPr>
+        <w:spacing w:line="336" w:lineRule="auto" w:after="180"/>
+      </w:pPr>
+      <w:r>
+        <w:rPr>
+          <w:b w:val="0"/>
+        </w:rPr>
+        <w:t>Read the picture in order. Appropriate fallback is 4/5=</w:t>
+      </w:r>
+      <w:r>
+        <w:rPr>
+          <w:b/>
+        </w:rPr>
+        <w:t>80%</w:t>
+      </w:r>
+      <w:r>
+        <w:rPr>
+          <w:b w:val="0"/>
+        </w:rPr>
+        <w:t xml:space="preserve">. Make no measured speed claim. The arrows show which recorded </w:t>
+      </w:r>
+      <w:r>
+        <w:rPr>
+          <w:b/>
+        </w:rPr>
+        <w:t>input</w:t>
+      </w:r>
+      <w:r>
+        <w:rPr>
+          <w:b w:val="0"/>
+        </w:rPr>
+        <w:t xml:space="preserve"> or intermediate result each decision uses.</w:t>
+      </w:r>
+    </w:p>
+    <w:p>
+      <w:pPr>
+        <w:spacing w:line="336" w:lineRule="auto" w:after="180"/>
+      </w:pPr>
+      <w:r>
+        <w:rPr>
+          <w:b w:val="0"/>
+        </w:rPr>
+        <w:t>Explain the deciding step aloud before checking the changed case; pointing to the final answer alone does not show how it follows.</w:t>
+      </w:r>
+    </w:p>
+    <w:p>
+      <w:pPr>
+        <w:spacing w:line="336" w:lineRule="auto" w:after="180"/>
+      </w:pPr>
+      <w:r>
+        <w:rPr>
+          <w:b w:val="0"/>
+        </w:rPr>
+        <w:t xml:space="preserve">Limit: These invented counts illustrate </w:t>
+      </w:r>
+      <w:r>
+        <w:rPr>
+          <w:b/>
+        </w:rPr>
+        <w:t>defense</w:t>
+      </w:r>
+      <w:r>
+        <w:rPr>
+          <w:b w:val="0"/>
+        </w:rPr>
+        <w:t xml:space="preserve"> structure; the class must replace them with its own documented </w:t>
+      </w:r>
+      <w:r>
+        <w:rPr>
+          <w:b/>
+        </w:rPr>
+        <w:t>evidence</w:t>
+      </w:r>
+      <w:r>
+        <w:rPr>
+          <w:b w:val="0"/>
+        </w:rPr>
+        <w:t>.</w:t>
+      </w:r>
+    </w:p>
+    <w:p>
+      <w:pPr>
+        <w:spacing w:line="336" w:lineRule="auto" w:after="180"/>
+        <w:shd w:fill="F5F1FB"/>
+      </w:pPr>
+      <w:r>
+        <w:rPr>
+          <w:b w:val="0"/>
+        </w:rPr>
+        <w:t>Explain the case, then point to a limit on the claim.</w:t>
+      </w:r>
+    </w:p>
+    <w:p>
+      <w:pPr>
+        <w:pStyle w:val="Heading3"/>
+      </w:pPr>
+      <w:r>
+        <w:t>Discuss while showing the picture</w:t>
+      </w:r>
+    </w:p>
+    <w:p>
+      <w:pPr>
+        <w:spacing w:line="336" w:lineRule="auto" w:after="180"/>
+        <w:shd w:fill="F1F6F8"/>
+      </w:pPr>
+      <w:r>
+        <w:rPr>
+          <w:b w:val="0"/>
+        </w:rPr>
+        <w:t>Teacher prompt: Explain the case, then point to a limit on the claim. Ask learners to describe one label or arrow in ordinary words. Use the adjacent transcript if the image is difficult to see.</w:t>
+      </w:r>
+    </w:p>
+    <w:p>
+      <w:pPr>
+        <w:spacing w:line="336" w:lineRule="auto" w:after="180"/>
+        <w:shd w:fill="F1F6F8"/>
+      </w:pPr>
+      <w:r>
+        <w:rPr>
+          <w:b w:val="0"/>
+        </w:rPr>
+        <w:t xml:space="preserve">Keep the stated scope: These invented counts illustrate </w:t>
+      </w:r>
+      <w:r>
+        <w:rPr>
+          <w:b/>
+        </w:rPr>
+        <w:t>defense</w:t>
+      </w:r>
+      <w:r>
+        <w:rPr>
+          <w:b w:val="0"/>
+        </w:rPr>
+        <w:t xml:space="preserve"> structure; the class must replace them with its own documented </w:t>
+      </w:r>
+      <w:r>
+        <w:rPr>
+          <w:b/>
+        </w:rPr>
+        <w:t>evidence</w:t>
+      </w:r>
+      <w:r>
+        <w:rPr>
+          <w:b w:val="0"/>
+        </w:rPr>
+        <w:t>.</w:t>
+      </w:r>
+    </w:p>
+    <w:p>
+      <w:pPr>
+        <w:pStyle w:val="Heading3"/>
+      </w:pPr>
+      <w:r>
+        <w:t>06. Make the idea visible in your project</w:t>
+      </w:r>
+    </w:p>
+    <w:p>
+      <w:r>
+        <w:drawing>
+          <wp:inline xmlns:a="http://schemas.openxmlformats.org/drawingml/2006/main" xmlns:pic="http://schemas.openxmlformats.org/drawingml/2006/picture">
+            <wp:extent cx="5486400" cy="3681984"/>
+            <wp:docPr id="7" name="Picture 7" descr="For your Verified Study Buddy, save the input, procedure, observed result and limitation of this check. Label this worked example as practice; use a different, previously unreviewed case when checking independent understanding. Draw your input, deciding step, result and limit. Supported question: Which numbers would you display to make the defense honest? Point to the relevant step in the picture, then write the changed result and the rule or evidence that supports it."/>
+            <wp:cNvGraphicFramePr>
+              <a:graphicFrameLocks noChangeAspect="1"/>
+            </wp:cNvGraphicFramePr>
+            <a:graphic>
+              <a:graphicData uri="http://schemas.openxmlformats.org/drawingml/2006/picture">
+                <pic:pic>
+                  <pic:nvPicPr>
+                    <pic:cNvPr id="0" name="academy-story-ai-3-36-06.png"/>
+                    <pic:cNvPicPr/>
+                  </pic:nvPicPr>
+                  <pic:blipFill>
+                    <a:blip r:embed="rId15"/>
+                    <a:stretch>
+                      <a:fillRect/>
+                    </a:stretch>
+                  </pic:blipFill>
+                  <pic:spPr>
+                    <a:xfrm>
+                      <a:off x="0" y="0"/>
+                      <a:ext cx="5486400" cy="3681984"/>
+                    </a:xfrm>
+                    <a:prstGeom prst="rect"/>
+                  </pic:spPr>
+                </pic:pic>
+              </a:graphicData>
+            </a:graphic>
+          </wp:inline>
+        </w:drawing>
+      </w:r>
+    </w:p>
+    <w:p>
+      <w:pPr>
+        <w:spacing w:line="336" w:lineRule="auto" w:after="180"/>
+      </w:pPr>
+      <w:r>
+        <w:rPr>
+          <w:b w:val="0"/>
+        </w:rPr>
+        <w:t xml:space="preserve">For your Verified Study Buddy, save the </w:t>
+      </w:r>
+      <w:r>
+        <w:rPr>
+          <w:b/>
+        </w:rPr>
+        <w:t>input</w:t>
+      </w:r>
+      <w:r>
+        <w:rPr>
+          <w:b w:val="0"/>
+        </w:rPr>
+        <w:t xml:space="preserve">, procedure, observed result and </w:t>
+      </w:r>
+      <w:r>
+        <w:rPr>
+          <w:b/>
+        </w:rPr>
+        <w:t>limitation</w:t>
+      </w:r>
+      <w:r>
+        <w:rPr>
+          <w:b w:val="0"/>
+        </w:rPr>
+        <w:t xml:space="preserve"> of this check.</w:t>
+      </w:r>
+    </w:p>
+    <w:p>
+      <w:pPr>
+        <w:spacing w:line="336" w:lineRule="auto" w:after="180"/>
+      </w:pPr>
+      <w:r>
+        <w:rPr>
+          <w:b w:val="0"/>
+        </w:rPr>
+        <w:t xml:space="preserve">Label this worked example as practice; use a different, previously unreviewed case when checking independent understanding. Draw your </w:t>
+      </w:r>
+      <w:r>
+        <w:rPr>
+          <w:b/>
+        </w:rPr>
+        <w:t>input</w:t>
+      </w:r>
+      <w:r>
+        <w:rPr>
+          <w:b w:val="0"/>
+        </w:rPr>
+        <w:t>, deciding step, result and limit.</w:t>
+      </w:r>
+    </w:p>
+    <w:p>
+      <w:pPr>
+        <w:spacing w:line="336" w:lineRule="auto" w:after="180"/>
+      </w:pPr>
+      <w:r>
+        <w:rPr>
+          <w:b w:val="0"/>
+        </w:rPr>
+        <w:t xml:space="preserve">Supported question: Which numbers would you display to make the </w:t>
+      </w:r>
+      <w:r>
+        <w:rPr>
+          <w:b/>
+        </w:rPr>
+        <w:t>defense</w:t>
+      </w:r>
+      <w:r>
+        <w:rPr>
+          <w:b w:val="0"/>
+        </w:rPr>
+        <w:t xml:space="preserve"> honest? Point to the relevant step in the picture, then write the changed result and the rule or </w:t>
+      </w:r>
+      <w:r>
+        <w:rPr>
+          <w:b/>
+        </w:rPr>
+        <w:t>evidence</w:t>
+      </w:r>
+      <w:r>
+        <w:rPr>
+          <w:b w:val="0"/>
+        </w:rPr>
+        <w:t xml:space="preserve"> that supports it.</w:t>
+      </w:r>
+    </w:p>
+    <w:p>
+      <w:pPr>
+        <w:spacing w:line="336" w:lineRule="auto" w:after="180"/>
+        <w:shd w:fill="F5F1FB"/>
+      </w:pPr>
+      <w:r>
+        <w:rPr>
+          <w:b w:val="0"/>
+        </w:rPr>
+        <w:t xml:space="preserve">Draw your project trace and justify the deciding step using </w:t>
+      </w:r>
+      <w:r>
+        <w:rPr>
+          <w:b/>
+        </w:rPr>
+        <w:t>evidence</w:t>
+      </w:r>
+      <w:r>
+        <w:rPr>
+          <w:b w:val="0"/>
+        </w:rPr>
+        <w:t>.</w:t>
+      </w:r>
+    </w:p>
+    <w:p>
+      <w:pPr>
+        <w:pStyle w:val="Heading3"/>
+      </w:pPr>
+      <w:r>
+        <w:t>Discuss while showing the picture</w:t>
+      </w:r>
+    </w:p>
+    <w:p>
+      <w:pPr>
+        <w:spacing w:line="336" w:lineRule="auto" w:after="180"/>
+        <w:shd w:fill="F1F6F8"/>
+      </w:pPr>
+      <w:r>
+        <w:rPr>
+          <w:b w:val="0"/>
+        </w:rPr>
+        <w:t xml:space="preserve">Teacher prompt: Draw your project trace and justify the deciding step using </w:t>
+      </w:r>
+      <w:r>
+        <w:rPr>
+          <w:b/>
+        </w:rPr>
+        <w:t>evidence</w:t>
+      </w:r>
+      <w:r>
+        <w:rPr>
+          <w:b w:val="0"/>
+        </w:rPr>
+        <w:t>. Ask learners to describe one label or arrow in ordinary words. Use the adjacent transcript if the image is difficult to see.</w:t>
+      </w:r>
+    </w:p>
+    <w:p>
+      <w:pPr>
+        <w:spacing w:line="336" w:lineRule="auto" w:after="180"/>
+        <w:shd w:fill="F1F6F8"/>
+      </w:pPr>
+      <w:r>
+        <w:rPr>
+          <w:b w:val="0"/>
+        </w:rPr>
+        <w:t>Supported practice key: Display 12/15 retrieval, 9/15 support and 4/5 fallback with separate set A and set B definitions; say speed was not measured.</w:t>
+      </w:r>
+    </w:p>
+    <w:p>
+      <w:pPr>
+        <w:spacing w:line="336" w:lineRule="auto" w:after="180"/>
+        <w:shd w:fill="F1F6F8"/>
+      </w:pPr>
+      <w:r>
+        <w:rPr>
+          <w:b w:val="0"/>
+        </w:rPr>
+        <w:t xml:space="preserve">Changed-case check: The poster omits the lower supported-answer rate and cannot imply </w:t>
+      </w:r>
+      <w:r>
+        <w:rPr>
+          <w:b/>
+        </w:rPr>
+        <w:t>80%</w:t>
+      </w:r>
+      <w:r>
+        <w:rPr>
+          <w:b w:val="0"/>
+        </w:rPr>
+        <w:t xml:space="preserve"> fully correct answers. Retrieving useful </w:t>
+      </w:r>
+      <w:r>
+        <w:rPr>
+          <w:b/>
+        </w:rPr>
+        <w:t>evidence</w:t>
+      </w:r>
+      <w:r>
+        <w:rPr>
+          <w:b w:val="0"/>
+        </w:rPr>
+        <w:t xml:space="preserve"> is an intermediate step, not proof that the final answer uses it correctly.</w:t>
       </w:r>
     </w:p>
     <w:sectPr>

--- a/downloads/teacher/ai-3-week-36.docx
+++ b/downloads/teacher/ai-3-week-36.docx
@@ -207,7 +207,7 @@
           </w:tcPr>
           <w:p>
             <w:r>
-              <w:t>Sections 9 and 11–14. Give extra time to finish the full task set; use Section 15 when the week includes a coding lab.</w:t>
+              <w:t>Use “Run the investigation”, “Connect your project”, “Show what you know”, “Study a complete case” and “Try a new case independently”. Give extra time for the full task set. If this week has a coding lab, use its named section; section numbers can change when extra explanations are included.</w:t>
             </w:r>
           </w:p>
         </w:tc>
@@ -6074,7 +6074,7 @@
           </w:tcPr>
           <w:p>
             <w:r>
-              <w:t>Sections 9 and 11–14. Give extra time to finish the full task set; use Section 15 when the week includes a coding lab.</w:t>
+              <w:t>Use “Run the investigation”, “Connect your project”, “Show what you know”, “Study a complete case” and “Try a new case independently”. Give extra time for the full task set. If this week has a coding lab, use its named section; section numbers can change when extra explanations are included.</w:t>
             </w:r>
           </w:p>
         </w:tc>

--- a/downloads/teacher/ai-3-week-36.docx
+++ b/downloads/teacher/ai-3-week-36.docx
@@ -25,20 +25,38 @@
         <w:pStyle w:val="Heading1"/>
       </w:pPr>
       <w:r>
-        <w:t>01. Creator Defense</w:t>
-      </w:r>
-    </w:p>
-    <w:p>
-      <w:r>
-        <w:t>Prepare Creator Defense: check the target, prerequisites, resources and adaptable teaching schedule.</w:t>
-      </w:r>
-    </w:p>
-    <w:p>
-      <w:pPr>
-        <w:pStyle w:val="Heading3"/>
-      </w:pPr>
-      <w:r>
-        <w:t>Teach the learning cycle</w:t>
+        <w:t>Teach explanation and evidence as the defence criteria.</w:t>
+      </w:r>
+    </w:p>
+    <w:p>
+      <w:r>
+        <w:t>Supply complete rehearsal records, identify packet gaps and assess fresh figures before feedback.</w:t>
+      </w:r>
+    </w:p>
+    <w:p>
+      <w:r>
+        <w:t>Ask which record supports the claim, which outcome is measured and which question the evidence cannot answer.</w:t>
+      </w:r>
+    </w:p>
+    <w:p>
+      <w:pPr>
+        <w:pStyle w:val="Heading1"/>
+      </w:pPr>
+      <w:r>
+        <w:t>01. Prepare this connected week</w:t>
+      </w:r>
+    </w:p>
+    <w:p>
+      <w:r>
+        <w:t>Use one main plan and keep practice separate from the independent first attempt.</w:t>
+      </w:r>
+    </w:p>
+    <w:p>
+      <w:pPr>
+        <w:pStyle w:val="Heading2"/>
+      </w:pPr>
+      <w:r>
+        <w:t>Learning goal and precision</w:t>
       </w:r>
     </w:p>
     <w:p>
@@ -68,6 +86,182 @@
           <w:b/>
         </w:rPr>
         <w:t>defense</w:t>
+      </w:r>
+    </w:p>
+    <w:p>
+      <w:pPr>
+        <w:spacing w:line="336" w:lineRule="auto" w:after="180"/>
+      </w:pPr>
+      <w:r>
+        <w:rPr>
+          <w:b w:val="0"/>
+        </w:rPr>
+        <w:t xml:space="preserve">Two 45-minute sessions. A generative-system </w:t>
+      </w:r>
+      <w:r>
+        <w:rPr>
+          <w:b/>
+        </w:rPr>
+        <w:t>defense</w:t>
+      </w:r>
+      <w:r>
+        <w:rPr>
+          <w:b w:val="0"/>
+        </w:rPr>
+        <w:t xml:space="preserve"> presents the question, </w:t>
+      </w:r>
+      <w:r>
+        <w:rPr>
+          <w:b/>
+        </w:rPr>
+        <w:t>architecture</w:t>
+      </w:r>
+      <w:r>
+        <w:rPr>
+          <w:b w:val="0"/>
+        </w:rPr>
+        <w:t>, corpus, permissions, baseline, evaluation and unresolved failures. Demonstration fluency is only one observable property.</w:t>
+      </w:r>
+    </w:p>
+    <w:p>
+      <w:pPr>
+        <w:spacing w:line="336" w:lineRule="auto" w:after="180"/>
+      </w:pPr>
+      <w:r>
+        <w:rPr>
+          <w:b w:val="0"/>
+        </w:rPr>
+        <w:t xml:space="preserve">Use the supplied constructed scenarios to make the </w:t>
+      </w:r>
+      <w:r>
+        <w:rPr>
+          <w:b/>
+        </w:rPr>
+        <w:t>mechanism</w:t>
+      </w:r>
+      <w:r>
+        <w:rPr>
+          <w:b w:val="0"/>
+        </w:rPr>
+        <w:t xml:space="preserve"> inspectable. Collect W4 before sharing solutions.</w:t>
+      </w:r>
+    </w:p>
+    <w:p>
+      <w:pPr>
+        <w:spacing w:line="336" w:lineRule="auto" w:after="180"/>
+      </w:pPr>
+      <w:r>
+        <w:rPr>
+          <w:b w:val="0"/>
+        </w:rPr>
+        <w:t xml:space="preserve">Students should name intermediate </w:t>
+      </w:r>
+      <w:r>
+        <w:rPr>
+          <w:b/>
+        </w:rPr>
+        <w:t>evidence</w:t>
+      </w:r>
+      <w:r>
+        <w:rPr>
+          <w:b w:val="0"/>
+        </w:rPr>
+        <w:t xml:space="preserve"> and </w:t>
+      </w:r>
+      <w:r>
+        <w:rPr>
+          <w:b/>
+        </w:rPr>
+        <w:t>limitation</w:t>
+      </w:r>
+      <w:r>
+        <w:rPr>
+          <w:b w:val="0"/>
+        </w:rPr>
+        <w:t>s; classroom pacing and learning effectiveness remain unvalidated.</w:t>
+      </w:r>
+    </w:p>
+    <w:p>
+      <w:pPr>
+        <w:spacing w:line="336" w:lineRule="auto" w:after="180"/>
+      </w:pPr>
+      <w:r>
+        <w:rPr>
+          <w:b w:val="0"/>
+        </w:rPr>
+        <w:t xml:space="preserve">By the end, I can explain creator </w:t>
+      </w:r>
+      <w:r>
+        <w:rPr>
+          <w:b/>
+        </w:rPr>
+        <w:t>defense</w:t>
+      </w:r>
+      <w:r>
+        <w:rPr>
+          <w:b w:val="0"/>
+        </w:rPr>
+        <w:t xml:space="preserve"> using a traced example and a stated </w:t>
+      </w:r>
+      <w:r>
+        <w:rPr>
+          <w:b/>
+        </w:rPr>
+        <w:t>limitation</w:t>
+      </w:r>
+      <w:r>
+        <w:rPr>
+          <w:b w:val="0"/>
+        </w:rPr>
+        <w:t>.</w:t>
+      </w:r>
+    </w:p>
+    <w:p>
+      <w:pPr>
+        <w:pStyle w:val="Heading2"/>
+      </w:pPr>
+      <w:r>
+        <w:t>What to prepare</w:t>
+      </w:r>
+    </w:p>
+    <w:p>
+      <w:pPr>
+        <w:pStyle w:val="ListBullet"/>
+      </w:pPr>
+      <w:r>
+        <w:t>Use the supplied scenario, student illustrations and blank paper. For numeric work, offer counters or a calculator after learners show the setup. Fictional records are supplied; personal data and paid accounts are unnecessary.</w:t>
+      </w:r>
+    </w:p>
+    <w:p>
+      <w:pPr>
+        <w:pStyle w:val="ListBullet"/>
+      </w:pPr>
+      <w:r>
+        <w:t>Lesson and workbook; paper and pencil</w:t>
+      </w:r>
+    </w:p>
+    <w:p>
+      <w:pPr>
+        <w:pStyle w:val="ListBullet"/>
+      </w:pPr>
+      <w:r>
+        <w:t>Calculator and optional local Python 3 for arithmetic; no live API or private data</w:t>
+      </w:r>
+    </w:p>
+    <w:p>
+      <w:pPr>
+        <w:pStyle w:val="ListBullet"/>
+      </w:pPr>
+      <w:r>
+        <w:t>Prepare the fresh retry separately and withhold its solution until after collection</w:t>
+      </w:r>
+    </w:p>
+    <w:p>
+      <w:pPr>
+        <w:pStyle w:val="Heading2"/>
+      </w:pPr>
+      <w:r>
+        <w:t>Main teaching plan</w:t>
       </w:r>
     </w:p>
     <w:tbl>
@@ -249,9 +443,328 @@
     </w:p>
     <w:p>
       <w:pPr>
+        <w:pStyle w:val="Heading2"/>
+      </w:pPr>
+      <w:r>
+        <w:t>Opening retrieval and readiness</w:t>
+      </w:r>
+    </w:p>
+    <w:p>
+      <w:pPr>
+        <w:spacing w:line="336" w:lineRule="auto" w:after="180"/>
+      </w:pPr>
+      <w:r>
+        <w:rPr>
+          <w:b w:val="0"/>
+        </w:rPr>
+        <w:t>Without opening the old lesson, explain one key idea from Capstone Evaluate and Improve. Give an example and a mistake that the idea helps you avoid.</w:t>
+      </w:r>
+    </w:p>
+    <w:p>
+      <w:pPr>
+        <w:spacing w:line="336" w:lineRule="auto" w:after="180"/>
+      </w:pPr>
+      <w:r>
+        <w:rPr>
+          <w:b w:val="0"/>
+        </w:rPr>
+        <w:t xml:space="preserve">Look for: Explain the </w:t>
+      </w:r>
+      <w:r>
+        <w:rPr>
+          <w:b/>
+        </w:rPr>
+        <w:t>mechanism</w:t>
+      </w:r>
+      <w:r>
+        <w:rPr>
+          <w:b w:val="0"/>
+        </w:rPr>
+        <w:t xml:space="preserve"> and terminology of capstone evaluation and revision</w:t>
+      </w:r>
+    </w:p>
+    <w:p>
+      <w:pPr>
+        <w:spacing w:line="336" w:lineRule="auto" w:after="180"/>
+      </w:pPr>
+      <w:r>
+        <w:rPr>
+          <w:b w:val="0"/>
+        </w:rPr>
+        <w:t>Reference example, not the only acceptable wording: Teacher explanation: Capstone evaluation compares the frozen assistant with a baseline on reserved cases and preserves failures.</w:t>
+      </w:r>
+    </w:p>
+    <w:p>
+      <w:pPr>
+        <w:spacing w:line="336" w:lineRule="auto" w:after="180"/>
+      </w:pPr>
+      <w:r>
+        <w:rPr>
+          <w:b w:val="0"/>
+        </w:rPr>
+        <w:t xml:space="preserve">Revision uses observed errors but needs fresh </w:t>
+      </w:r>
+      <w:r>
+        <w:rPr>
+          <w:b/>
+        </w:rPr>
+        <w:t>evidence</w:t>
+      </w:r>
+      <w:r>
+        <w:rPr>
+          <w:b w:val="0"/>
+        </w:rPr>
+        <w:t xml:space="preserve"> for new final claims. Report paired case outcomes, condition rates and permission violations separately.</w:t>
+      </w:r>
+    </w:p>
+    <w:p>
+      <w:pPr>
+        <w:spacing w:line="336" w:lineRule="auto" w:after="180"/>
+      </w:pPr>
+      <w:r>
+        <w:rPr>
+          <w:b w:val="0"/>
+        </w:rPr>
+        <w:t>A critical access failure can block release even when overall pass rate rises. Never overwrite the original final run.</w:t>
+      </w:r>
+    </w:p>
+    <w:p>
+      <w:pPr>
+        <w:spacing w:line="336" w:lineRule="auto" w:after="180"/>
+      </w:pPr>
+      <w:r>
+        <w:rPr>
+          <w:b w:val="0"/>
+        </w:rPr>
+        <w:t>Without opening the old lesson, explain one key idea from Capstone Design. Give an example and a mistake that the idea helps you avoid.</w:t>
+      </w:r>
+    </w:p>
+    <w:p>
+      <w:pPr>
+        <w:spacing w:line="336" w:lineRule="auto" w:after="180"/>
+      </w:pPr>
+      <w:r>
+        <w:rPr>
+          <w:b w:val="0"/>
+        </w:rPr>
+        <w:t xml:space="preserve">Look for: Explain the </w:t>
+      </w:r>
+      <w:r>
+        <w:rPr>
+          <w:b/>
+        </w:rPr>
+        <w:t>mechanism</w:t>
+      </w:r>
+      <w:r>
+        <w:rPr>
+          <w:b w:val="0"/>
+        </w:rPr>
+        <w:t xml:space="preserve"> and terminology of capstone requirements and corpus</w:t>
+      </w:r>
+    </w:p>
+    <w:p>
+      <w:pPr>
+        <w:spacing w:line="336" w:lineRule="auto" w:after="180"/>
+      </w:pPr>
+      <w:r>
+        <w:rPr>
+          <w:b w:val="0"/>
+        </w:rPr>
+        <w:t>Reference example, not the only acceptable wording: Teacher explanation: A grounded-assistant capstone begins with bounded requirements and a versioned permitted corpus.</w:t>
+      </w:r>
+    </w:p>
+    <w:p>
+      <w:pPr>
+        <w:spacing w:line="336" w:lineRule="auto" w:after="180"/>
+      </w:pPr>
+      <w:r>
+        <w:rPr>
+          <w:b w:val="0"/>
+        </w:rPr>
+        <w:t xml:space="preserve">A baseline can be a manual lookup </w:t>
+      </w:r>
+      <w:r>
+        <w:rPr>
+          <w:b/>
+        </w:rPr>
+        <w:t>process</w:t>
+      </w:r>
+      <w:r>
+        <w:rPr>
+          <w:b w:val="0"/>
+        </w:rPr>
+        <w:t xml:space="preserve"> using the same </w:t>
+      </w:r>
+      <w:r>
+        <w:rPr>
+          <w:b/>
+        </w:rPr>
+        <w:t>evidence</w:t>
+      </w:r>
+      <w:r>
+        <w:rPr>
+          <w:b w:val="0"/>
+        </w:rPr>
+        <w:t xml:space="preserve">. Specify the user question, source authority, access, </w:t>
+      </w:r>
+      <w:r>
+        <w:rPr>
+          <w:b/>
+        </w:rPr>
+        <w:t>output</w:t>
+      </w:r>
+      <w:r>
+        <w:rPr>
+          <w:b w:val="0"/>
+        </w:rPr>
+        <w:t>/fallback contract and evaluation plan. Freeze corpus IDs and split cases before implementation.</w:t>
+      </w:r>
+    </w:p>
+    <w:p>
+      <w:pPr>
+        <w:spacing w:line="336" w:lineRule="auto" w:after="180"/>
+      </w:pPr>
+      <w:r>
+        <w:rPr>
+          <w:b w:val="0"/>
+        </w:rPr>
+        <w:t>Keep teacher material out of student retrieval.</w:t>
+      </w:r>
+    </w:p>
+    <w:p>
+      <w:pPr>
+        <w:spacing w:line="336" w:lineRule="auto" w:after="180"/>
+      </w:pPr>
+      <w:r>
+        <w:rPr>
+          <w:b w:val="0"/>
+        </w:rPr>
+        <w:t>Without opening the old lesson, explain one key idea from Bias and Representation. Give an example and a mistake that the idea helps you avoid.</w:t>
+      </w:r>
+    </w:p>
+    <w:p>
+      <w:pPr>
+        <w:spacing w:line="336" w:lineRule="auto" w:after="180"/>
+      </w:pPr>
+      <w:r>
+        <w:rPr>
+          <w:b w:val="0"/>
+        </w:rPr>
+        <w:t xml:space="preserve">Look for: Explain the </w:t>
+      </w:r>
+      <w:r>
+        <w:rPr>
+          <w:b/>
+        </w:rPr>
+        <w:t>mechanism</w:t>
+      </w:r>
+      <w:r>
+        <w:rPr>
+          <w:b w:val="0"/>
+        </w:rPr>
+        <w:t xml:space="preserve"> and terminology of representation and bias evaluation</w:t>
+      </w:r>
+    </w:p>
+    <w:p>
+      <w:pPr>
+        <w:spacing w:line="336" w:lineRule="auto" w:after="180"/>
+      </w:pPr>
+      <w:r>
+        <w:rPr>
+          <w:b w:val="0"/>
+        </w:rPr>
+        <w:t>Reference example, not the only acceptable wording: Teacher explanation: Bias evaluation tests defined outcomes across relevant conditions.</w:t>
+      </w:r>
+    </w:p>
+    <w:p>
+      <w:pPr>
+        <w:spacing w:line="336" w:lineRule="auto" w:after="180"/>
+      </w:pPr>
+      <w:r>
+        <w:rPr>
+          <w:b w:val="0"/>
+        </w:rPr>
+        <w:t>Group averages can expose differences but cannot alone establish their cause or the correct remedy. Define the task, relevant groups, labels and denominators before comparing. Use fictional, non-identifying records.</w:t>
+      </w:r>
+    </w:p>
+    <w:p>
+      <w:pPr>
+        <w:spacing w:line="336" w:lineRule="auto" w:after="180"/>
+      </w:pPr>
+      <w:r>
+        <w:rPr>
+          <w:b w:val="0"/>
+        </w:rPr>
+        <w:t>Evaluate quality and fallback outcomes separately; preserve sample sizes and unresolved explanations.</w:t>
+      </w:r>
+    </w:p>
+    <w:p>
+      <w:pPr>
+        <w:spacing w:line="336" w:lineRule="auto" w:after="180"/>
+      </w:pPr>
+      <w:r>
+        <w:rPr>
+          <w:b w:val="0"/>
+        </w:rPr>
+        <w:t xml:space="preserve">A result depends on the </w:t>
+      </w:r>
+      <w:r>
+        <w:rPr>
+          <w:b/>
+        </w:rPr>
+        <w:t>input</w:t>
+      </w:r>
+      <w:r>
+        <w:rPr>
+          <w:b w:val="0"/>
+        </w:rPr>
+        <w:t xml:space="preserve">s, procedure and conditions that produced it. Preserve data roles and distinguish observed outcomes from </w:t>
+      </w:r>
+      <w:r>
+        <w:rPr>
+          <w:b/>
+        </w:rPr>
+        <w:t>prediction</w:t>
+      </w:r>
+      <w:r>
+        <w:rPr>
+          <w:b w:val="0"/>
+        </w:rPr>
+        <w:t>s or unmeasured conditions.</w:t>
+      </w:r>
+    </w:p>
+    <w:p>
+      <w:pPr>
+        <w:spacing w:line="336" w:lineRule="auto" w:after="180"/>
+      </w:pPr>
+      <w:r>
+        <w:rPr>
+          <w:b w:val="0"/>
+        </w:rPr>
+        <w:t>If the prior concept cannot be explained, use a short retrieval activity before this chapter.</w:t>
+      </w:r>
+    </w:p>
+    <w:p>
+      <w:pPr>
+        <w:pStyle w:val="Heading2"/>
+      </w:pPr>
+      <w:r>
+        <w:t>Earlier wording, alternatives and picture transcripts · reference / check after trying</w:t>
+      </w:r>
+    </w:p>
+    <w:p>
+      <w:pPr>
         <w:pStyle w:val="Heading3"/>
       </w:pPr>
       <w:r>
+        <w:t>Teach the learning cycle</w:t>
+      </w:r>
+    </w:p>
+    <w:p>
+      <w:pPr>
+        <w:pStyle w:val="Heading3"/>
+      </w:pPr>
+      <w:r>
         <w:t>Retrieval answer guidance</w:t>
       </w:r>
     </w:p>
@@ -265,85 +778,6 @@
     </w:p>
     <w:p>
       <w:pPr>
-        <w:spacing w:line="336" w:lineRule="auto" w:after="180"/>
-      </w:pPr>
-      <w:r>
-        <w:rPr>
-          <w:b w:val="0"/>
-        </w:rPr>
-        <w:t>Without opening the old lesson, explain one key idea from Capstone Evaluate and Improve. Give an example and a mistake that the idea helps you avoid.</w:t>
-      </w:r>
-    </w:p>
-    <w:p>
-      <w:pPr>
-        <w:spacing w:line="336" w:lineRule="auto" w:after="180"/>
-      </w:pPr>
-      <w:r>
-        <w:rPr>
-          <w:b w:val="0"/>
-        </w:rPr>
-        <w:t xml:space="preserve">Look for: Explain the </w:t>
-      </w:r>
-      <w:r>
-        <w:rPr>
-          <w:b/>
-        </w:rPr>
-        <w:t>mechanism</w:t>
-      </w:r>
-      <w:r>
-        <w:rPr>
-          <w:b w:val="0"/>
-        </w:rPr>
-        <w:t xml:space="preserve"> and terminology of capstone evaluation and revision</w:t>
-      </w:r>
-    </w:p>
-    <w:p>
-      <w:pPr>
-        <w:spacing w:line="336" w:lineRule="auto" w:after="180"/>
-      </w:pPr>
-      <w:r>
-        <w:rPr>
-          <w:b w:val="0"/>
-        </w:rPr>
-        <w:t>Reference example, not the only acceptable wording: Teacher explanation: Capstone evaluation compares the frozen assistant with a baseline on reserved cases and preserves failures.</w:t>
-      </w:r>
-    </w:p>
-    <w:p>
-      <w:pPr>
-        <w:spacing w:line="336" w:lineRule="auto" w:after="180"/>
-      </w:pPr>
-      <w:r>
-        <w:rPr>
-          <w:b w:val="0"/>
-        </w:rPr>
-        <w:t xml:space="preserve">Revision uses observed errors but needs fresh </w:t>
-      </w:r>
-      <w:r>
-        <w:rPr>
-          <w:b/>
-        </w:rPr>
-        <w:t>evidence</w:t>
-      </w:r>
-      <w:r>
-        <w:rPr>
-          <w:b w:val="0"/>
-        </w:rPr>
-        <w:t xml:space="preserve"> for new final claims. Report paired case outcomes, condition rates and permission violations separately.</w:t>
-      </w:r>
-    </w:p>
-    <w:p>
-      <w:pPr>
-        <w:spacing w:line="336" w:lineRule="auto" w:after="180"/>
-      </w:pPr>
-      <w:r>
-        <w:rPr>
-          <w:b w:val="0"/>
-        </w:rPr>
-        <w:t>A critical access failure can block release even when overall pass rate rises. Never overwrite the original final run.</w:t>
-      </w:r>
-    </w:p>
-    <w:p>
-      <w:pPr>
         <w:pStyle w:val="Heading3"/>
       </w:pPr>
       <w:r>
@@ -352,180 +786,10 @@
     </w:p>
     <w:p>
       <w:pPr>
-        <w:spacing w:line="336" w:lineRule="auto" w:after="180"/>
-      </w:pPr>
-      <w:r>
-        <w:rPr>
-          <w:b w:val="0"/>
-        </w:rPr>
-        <w:t>Without opening the old lesson, explain one key idea from Capstone Design. Give an example and a mistake that the idea helps you avoid.</w:t>
-      </w:r>
-    </w:p>
-    <w:p>
-      <w:pPr>
-        <w:spacing w:line="336" w:lineRule="auto" w:after="180"/>
-      </w:pPr>
-      <w:r>
-        <w:rPr>
-          <w:b w:val="0"/>
-        </w:rPr>
-        <w:t xml:space="preserve">Look for: Explain the </w:t>
-      </w:r>
-      <w:r>
-        <w:rPr>
-          <w:b/>
-        </w:rPr>
-        <w:t>mechanism</w:t>
-      </w:r>
-      <w:r>
-        <w:rPr>
-          <w:b w:val="0"/>
-        </w:rPr>
-        <w:t xml:space="preserve"> and terminology of capstone requirements and corpus</w:t>
-      </w:r>
-    </w:p>
-    <w:p>
-      <w:pPr>
-        <w:spacing w:line="336" w:lineRule="auto" w:after="180"/>
-      </w:pPr>
-      <w:r>
-        <w:rPr>
-          <w:b w:val="0"/>
-        </w:rPr>
-        <w:t>Reference example, not the only acceptable wording: Teacher explanation: A grounded-assistant capstone begins with bounded requirements and a versioned permitted corpus.</w:t>
-      </w:r>
-    </w:p>
-    <w:p>
-      <w:pPr>
-        <w:spacing w:line="336" w:lineRule="auto" w:after="180"/>
-      </w:pPr>
-      <w:r>
-        <w:rPr>
-          <w:b w:val="0"/>
-        </w:rPr>
-        <w:t xml:space="preserve">A baseline can be a manual lookup </w:t>
-      </w:r>
-      <w:r>
-        <w:rPr>
-          <w:b/>
-        </w:rPr>
-        <w:t>process</w:t>
-      </w:r>
-      <w:r>
-        <w:rPr>
-          <w:b w:val="0"/>
-        </w:rPr>
-        <w:t xml:space="preserve"> using the same </w:t>
-      </w:r>
-      <w:r>
-        <w:rPr>
-          <w:b/>
-        </w:rPr>
-        <w:t>evidence</w:t>
-      </w:r>
-      <w:r>
-        <w:rPr>
-          <w:b w:val="0"/>
-        </w:rPr>
-        <w:t xml:space="preserve">. Specify the user question, source authority, access, </w:t>
-      </w:r>
-      <w:r>
-        <w:rPr>
-          <w:b/>
-        </w:rPr>
-        <w:t>output</w:t>
-      </w:r>
-      <w:r>
-        <w:rPr>
-          <w:b w:val="0"/>
-        </w:rPr>
-        <w:t>/fallback contract and evaluation plan. Freeze corpus IDs and split cases before implementation.</w:t>
-      </w:r>
-    </w:p>
-    <w:p>
-      <w:pPr>
-        <w:spacing w:line="336" w:lineRule="auto" w:after="180"/>
-      </w:pPr>
-      <w:r>
-        <w:rPr>
-          <w:b w:val="0"/>
-        </w:rPr>
-        <w:t>Keep teacher material out of student retrieval.</w:t>
-      </w:r>
-    </w:p>
-    <w:p>
-      <w:pPr>
         <w:pStyle w:val="Heading3"/>
       </w:pPr>
       <w:r>
         <w:t>Bias and Representation</w:t>
-      </w:r>
-    </w:p>
-    <w:p>
-      <w:pPr>
-        <w:spacing w:line="336" w:lineRule="auto" w:after="180"/>
-      </w:pPr>
-      <w:r>
-        <w:rPr>
-          <w:b w:val="0"/>
-        </w:rPr>
-        <w:t>Without opening the old lesson, explain one key idea from Bias and Representation. Give an example and a mistake that the idea helps you avoid.</w:t>
-      </w:r>
-    </w:p>
-    <w:p>
-      <w:pPr>
-        <w:spacing w:line="336" w:lineRule="auto" w:after="180"/>
-      </w:pPr>
-      <w:r>
-        <w:rPr>
-          <w:b w:val="0"/>
-        </w:rPr>
-        <w:t xml:space="preserve">Look for: Explain the </w:t>
-      </w:r>
-      <w:r>
-        <w:rPr>
-          <w:b/>
-        </w:rPr>
-        <w:t>mechanism</w:t>
-      </w:r>
-      <w:r>
-        <w:rPr>
-          <w:b w:val="0"/>
-        </w:rPr>
-        <w:t xml:space="preserve"> and terminology of representation and bias evaluation</w:t>
-      </w:r>
-    </w:p>
-    <w:p>
-      <w:pPr>
-        <w:spacing w:line="336" w:lineRule="auto" w:after="180"/>
-      </w:pPr>
-      <w:r>
-        <w:rPr>
-          <w:b w:val="0"/>
-        </w:rPr>
-        <w:t>Reference example, not the only acceptable wording: Teacher explanation: Bias evaluation tests defined outcomes across relevant conditions.</w:t>
-      </w:r>
-    </w:p>
-    <w:p>
-      <w:pPr>
-        <w:spacing w:line="336" w:lineRule="auto" w:after="180"/>
-      </w:pPr>
-      <w:r>
-        <w:rPr>
-          <w:b w:val="0"/>
-        </w:rPr>
-        <w:t>Group averages can expose differences but cannot alone establish their cause or the correct remedy. Define the task, relevant groups, labels and denominators before comparing. Use fictional, non-identifying records.</w:t>
-      </w:r>
-    </w:p>
-    <w:p>
-      <w:pPr>
-        <w:spacing w:line="336" w:lineRule="auto" w:after="180"/>
-      </w:pPr>
-      <w:r>
-        <w:rPr>
-          <w:b w:val="0"/>
-        </w:rPr>
-        <w:t>Evaluate quality and fallback outcomes separately; preserve sample sizes and unresolved explanations.</w:t>
       </w:r>
     </w:p>
     <w:p>
@@ -758,6 +1022,11 @@
       </w:r>
     </w:p>
     <w:p>
+      <w:r>
+        <w:t>This compact option is not the full-week schedule. Use the main teaching cycle and allow extra sessions for the investigation, independent work and project.</w:t>
+      </w:r>
+    </w:p>
+    <w:p>
       <w:pPr>
         <w:spacing w:line="336" w:lineRule="auto" w:after="180"/>
       </w:pPr>
@@ -765,7 +1034,7 @@
         <w:rPr>
           <w:b w:val="0"/>
         </w:rPr>
-        <w:t>Use the supplied scenario, student illustrations and blank paper. For numeric work, offer counters or a calculator after learners show the setup. Fictional records are supplied; personal data and paid accounts are unnecessary.</w:t>
+        <w:t>Allow 80 minutes: recall 8; explanation 12; worked demonstration 15; guided practice 20; independent assessment 15; project and reflection 10. Extend the lab into a second session when needed.</w:t>
       </w:r>
     </w:p>
     <w:p>
@@ -773,24 +1042,532 @@
         <w:pStyle w:val="Heading3"/>
       </w:pPr>
       <w:r>
-        <w:t>Alternative compact allocation</w:t>
-      </w:r>
-    </w:p>
-    <w:p>
-      <w:r>
-        <w:t>This compact option is not the full-week schedule. Use the main teaching cycle and allow extra sessions for the investigation, independent work and project.</w:t>
+        <w:t>Preparation for the connected explanation</w:t>
+      </w:r>
+    </w:p>
+    <w:p>
+      <w:pPr>
+        <w:pStyle w:val="Heading3"/>
+      </w:pPr>
+      <w:r>
+        <w:t>Readiness answer</w:t>
+      </w:r>
+    </w:p>
+    <w:p>
+      <w:pPr>
+        <w:pStyle w:val="Heading3"/>
+      </w:pPr>
+      <w:r>
+        <w:t>End goal for the pictorial case</w:t>
       </w:r>
     </w:p>
     <w:p>
       <w:pPr>
         <w:spacing w:line="336" w:lineRule="auto" w:after="180"/>
-        <w:shd w:fill="F1F6F8"/>
-      </w:pPr>
-      <w:r>
-        <w:rPr>
-          <w:b w:val="0"/>
-        </w:rPr>
-        <w:t>Allow 80 minutes: recall 8; explanation 12; worked demonstration 15; guided practice 20; independent assessment 15; project and reflection 10. Extend the lab into a second session when needed.</w:t>
+      </w:pPr>
+      <w:r>
+        <w:rPr>
+          <w:b w:val="0"/>
+        </w:rPr>
+        <w:t>This added worked case illustrates the week’s main idea. Retain all original and connected topics; schedule its practice within the teaching cycle.</w:t>
+      </w:r>
+    </w:p>
+    <w:p>
+      <w:pPr>
+        <w:pStyle w:val="Heading1"/>
+      </w:pPr>
+      <w:r>
+        <w:t>02. Teach defensible claims with the matching units and records</w:t>
+      </w:r>
+    </w:p>
+    <w:p>
+      <w:r>
+        <w:t>Accept an explicit evidence gap when the packet does not supply the answer.</w:t>
+      </w:r>
+    </w:p>
+    <w:p>
+      <w:pPr>
+        <w:pStyle w:val="Heading2"/>
+      </w:pPr>
+      <w:r>
+        <w:t>State the defence evidence contract</w:t>
+      </w:r>
+    </w:p>
+    <w:tbl>
+      <w:tblPr>
+        <w:tblStyle w:val="LightShading-Accent1"/>
+        <w:tblW w:type="auto" w:w="0"/>
+        <w:tblLook w:firstColumn="1" w:firstRow="1" w:lastColumn="0" w:lastRow="0" w:noHBand="0" w:noVBand="1" w:val="04A0"/>
+      </w:tblPr>
+      <w:tblGrid>
+        <w:gridCol w:w="5112"/>
+        <w:gridCol w:w="5112"/>
+      </w:tblGrid>
+      <w:tr>
+        <w:trPr>
+          <w:tblHeader/>
+        </w:trPr>
+        <w:tc>
+          <w:tcPr>
+            <w:tcW w:type="dxa" w:w="5112"/>
+          </w:tcPr>
+          <w:p>
+            <w:r>
+              <w:t>Defence claim</w:t>
+            </w:r>
+          </w:p>
+        </w:tc>
+        <w:tc>
+          <w:tcPr>
+            <w:tcW w:type="dxa" w:w="5112"/>
+          </w:tcPr>
+          <w:p>
+            <w:r>
+              <w:t>Matching evidence and limitation</w:t>
+            </w:r>
+          </w:p>
+        </w:tc>
+      </w:tr>
+      <w:tr>
+        <w:tc>
+          <w:tcPr>
+            <w:tcW w:type="dxa" w:w="5112"/>
+          </w:tcPr>
+          <w:p>
+            <w:r>
+              <w:t>User value</w:t>
+            </w:r>
+          </w:p>
+        </w:tc>
+        <w:tc>
+          <w:tcPr>
+            <w:tcW w:type="dxa" w:w="5112"/>
+          </w:tcPr>
+          <w:p>
+            <w:r>
+              <w:t>Defined task and baseline comparison; no invented benefit</w:t>
+            </w:r>
+          </w:p>
+        </w:tc>
+      </w:tr>
+      <w:tr>
+        <w:tc>
+          <w:tcPr>
+            <w:tcW w:type="dxa" w:w="5112"/>
+          </w:tcPr>
+          <w:p>
+            <w:r>
+              <w:t>Architecture</w:t>
+            </w:r>
+          </w:p>
+        </w:tc>
+        <w:tc>
+          <w:tcPr>
+            <w:tcW w:type="dxa" w:w="5112"/>
+          </w:tcPr>
+          <w:p>
+            <w:r>
+              <w:t>Source/corpus versions, stages, permissions and owner map</w:t>
+            </w:r>
+          </w:p>
+        </w:tc>
+      </w:tr>
+      <w:tr>
+        <w:tc>
+          <w:tcPr>
+            <w:tcW w:type="dxa" w:w="5112"/>
+          </w:tcPr>
+          <w:p>
+            <w:r>
+              <w:t>Retrieval</w:t>
+            </w:r>
+          </w:p>
+        </w:tc>
+        <w:tc>
+          <w:tcPr>
+            <w:tcW w:type="dxa" w:w="5112"/>
+          </w:tcPr>
+          <w:p>
+            <w:r>
+              <w:t>Defined relevant-retrieval outcome and its own denominator</w:t>
+            </w:r>
+          </w:p>
+        </w:tc>
+      </w:tr>
+      <w:tr>
+        <w:tc>
+          <w:tcPr>
+            <w:tcW w:type="dxa" w:w="5112"/>
+          </w:tcPr>
+          <w:p>
+            <w:r>
+              <w:t>Answer support</w:t>
+            </w:r>
+          </w:p>
+        </w:tc>
+        <w:tc>
+          <w:tcPr>
+            <w:tcW w:type="dxa" w:w="5112"/>
+          </w:tcPr>
+          <w:p>
+            <w:r>
+              <w:t>Claim-level rubric and supported-answer denominator</w:t>
+            </w:r>
+          </w:p>
+        </w:tc>
+      </w:tr>
+      <w:tr>
+        <w:tc>
+          <w:tcPr>
+            <w:tcW w:type="dxa" w:w="5112"/>
+          </w:tcPr>
+          <w:p>
+            <w:r>
+              <w:t>Fallback</w:t>
+            </w:r>
+          </w:p>
+        </w:tc>
+        <w:tc>
+          <w:tcPr>
+            <w:tcW w:type="dxa" w:w="5112"/>
+          </w:tcPr>
+          <w:p>
+            <w:r>
+              <w:t>Missing-source cases and appropriate behavior rate</w:t>
+            </w:r>
+          </w:p>
+        </w:tc>
+      </w:tr>
+      <w:tr>
+        <w:tc>
+          <w:tcPr>
+            <w:tcW w:type="dxa" w:w="5112"/>
+          </w:tcPr>
+          <w:p>
+            <w:r>
+              <w:t>Actions and privacy</w:t>
+            </w:r>
+          </w:p>
+        </w:tc>
+        <w:tc>
+          <w:tcPr>
+            <w:tcW w:type="dxa" w:w="5112"/>
+          </w:tcPr>
+          <w:p>
+            <w:r>
+              <w:t>Actual recorded scope/trace; a zero in one run is not universal protection</w:t>
+            </w:r>
+          </w:p>
+        </w:tc>
+      </w:tr>
+      <w:tr>
+        <w:tc>
+          <w:tcPr>
+            <w:tcW w:type="dxa" w:w="5112"/>
+          </w:tcPr>
+          <w:p>
+            <w:r>
+              <w:t>Speed/resources</w:t>
+            </w:r>
+          </w:p>
+        </w:tc>
+        <w:tc>
+          <w:tcPr>
+            <w:tcW w:type="dxa" w:w="5112"/>
+          </w:tcPr>
+          <w:p>
+            <w:r>
+              <w:t>Timing/counts/tariff only when measured and defined</w:t>
+            </w:r>
+          </w:p>
+        </w:tc>
+      </w:tr>
+      <w:tr>
+        <w:tc>
+          <w:tcPr>
+            <w:tcW w:type="dxa" w:w="5112"/>
+          </w:tcPr>
+          <w:p>
+            <w:r>
+              <w:t>Reproduction</w:t>
+            </w:r>
+          </w:p>
+        </w:tc>
+        <w:tc>
+          <w:tcPr>
+            <w:tcW w:type="dxa" w:w="5112"/>
+          </w:tcPr>
+          <w:p>
+            <w:r>
+              <w:t>Exact versions/cases/outputs where available; mark missing packet fields</w:t>
+            </w:r>
+          </w:p>
+        </w:tc>
+      </w:tr>
+      <w:tr>
+        <w:tc>
+          <w:tcPr>
+            <w:tcW w:type="dxa" w:w="5112"/>
+          </w:tcPr>
+          <w:p>
+            <w:r>
+              <w:t>Fresh challenge</w:t>
+            </w:r>
+          </w:p>
+        </w:tc>
+        <w:tc>
+          <w:tcPr>
+            <w:tcW w:type="dxa" w:w="5112"/>
+          </w:tcPr>
+          <w:p>
+            <w:r>
+              <w:t>Predict, explain and record support; do not rewrite earlier evidence</w:t>
+            </w:r>
+          </w:p>
+        </w:tc>
+      </w:tr>
+    </w:tbl>
+    <w:p>
+      <w:pPr>
+        <w:spacing w:line="336" w:lineRule="auto" w:after="180"/>
+      </w:pPr>
+      <w:r>
+        <w:rPr>
+          <w:b w:val="0"/>
+        </w:rPr>
+        <w:t xml:space="preserve">A generative-system </w:t>
+      </w:r>
+      <w:r>
+        <w:rPr>
+          <w:b/>
+        </w:rPr>
+        <w:t>defense</w:t>
+      </w:r>
+      <w:r>
+        <w:rPr>
+          <w:b w:val="0"/>
+        </w:rPr>
+        <w:t xml:space="preserve"> presents the question, </w:t>
+      </w:r>
+      <w:r>
+        <w:rPr>
+          <w:b/>
+        </w:rPr>
+        <w:t>architecture</w:t>
+      </w:r>
+      <w:r>
+        <w:rPr>
+          <w:b w:val="0"/>
+        </w:rPr>
+        <w:t>, corpus, permissions, baseline, evaluation and unresolved failures. Demonstration fluency is only one observable property.</w:t>
+      </w:r>
+    </w:p>
+    <w:p>
+      <w:pPr>
+        <w:spacing w:line="336" w:lineRule="auto" w:after="180"/>
+      </w:pPr>
+      <w:r>
+        <w:rPr>
+          <w:b w:val="0"/>
+        </w:rPr>
+        <w:t xml:space="preserve">Link each claim to a recorded result. State the distinction between retrieval relevance, claim support, fallback and permissions. Give a </w:t>
+      </w:r>
+      <w:r>
+        <w:rPr>
+          <w:b/>
+        </w:rPr>
+        <w:t>reproduction packet</w:t>
+      </w:r>
+      <w:r>
+        <w:rPr>
+          <w:b w:val="0"/>
+        </w:rPr>
+        <w:t xml:space="preserve"> and answer challenges without inventing missing measurements.</w:t>
+      </w:r>
+    </w:p>
+    <w:p>
+      <w:pPr>
+        <w:pStyle w:val="Heading2"/>
+      </w:pPr>
+      <w:r>
+        <w:t>Trace separate W2 relevance/support/action figures</w:t>
+      </w:r>
+    </w:p>
+    <w:p>
+      <w:pPr>
+        <w:spacing w:line="336" w:lineRule="auto" w:after="180"/>
+      </w:pPr>
+      <w:r>
+        <w:rPr>
+          <w:b w:val="0"/>
+        </w:rPr>
+        <w:t>System reports 9/10 retrieved relevant records, 7/10 supported answers and zero actions in a read-only run. Presenter claims 90% fully correct and faster than baseline.</w:t>
+      </w:r>
+    </w:p>
+    <w:p>
+      <w:pPr>
+        <w:spacing w:line="336" w:lineRule="auto" w:after="180"/>
+      </w:pPr>
+      <w:r>
+        <w:rPr>
+          <w:b w:val="0"/>
+        </w:rPr>
+        <w:t xml:space="preserve">Retrieval rate 90% and support rate </w:t>
+      </w:r>
+      <w:r>
+        <w:rPr>
+          <w:b/>
+        </w:rPr>
+        <w:t>70%</w:t>
+      </w:r>
+      <w:r>
+        <w:rPr>
+          <w:b w:val="0"/>
+        </w:rPr>
+        <w:t xml:space="preserve"> differ. Action trace supports zero actions in that run; no timing </w:t>
+      </w:r>
+      <w:r>
+        <w:rPr>
+          <w:b/>
+        </w:rPr>
+        <w:t>evidence</w:t>
+      </w:r>
+      <w:r>
+        <w:rPr>
+          <w:b w:val="0"/>
+        </w:rPr>
+        <w:t xml:space="preserve"> supports speed. Correct the full-correctness and speed claims.</w:t>
+      </w:r>
+    </w:p>
+    <w:p>
+      <w:pPr>
+        <w:pStyle w:val="Heading2"/>
+      </w:pPr>
+      <w:r>
+        <w:t>Read complete D1 scope</w:t>
+      </w:r>
+    </w:p>
+    <w:p>
+      <w:pPr>
+        <w:spacing w:line="336" w:lineRule="auto" w:after="180"/>
+      </w:pPr>
+      <w:r>
+        <w:rPr>
+          <w:b w:val="0"/>
+        </w:rPr>
+        <w:t xml:space="preserve">Defend a study-buddy project using separate claims and matching </w:t>
+      </w:r>
+      <w:r>
+        <w:rPr>
+          <w:b/>
+        </w:rPr>
+        <w:t>evidence</w:t>
+      </w:r>
+      <w:r>
+        <w:rPr>
+          <w:b w:val="0"/>
+        </w:rPr>
+        <w:t>.</w:t>
+      </w:r>
+    </w:p>
+    <w:p>
+      <w:pPr>
+        <w:spacing w:line="336" w:lineRule="auto" w:after="180"/>
+      </w:pPr>
+      <w:r>
+        <w:rPr>
+          <w:b w:val="0"/>
+        </w:rPr>
+        <w:t>Set A: 15 answerable questions, with 12 relevant retrievals and 9 supported answers. Separate set B: 5 missing-source questions, with 4 appropriate fallbacks. No speed measurements exist.</w:t>
+      </w:r>
+    </w:p>
+    <w:p>
+      <w:pPr>
+        <w:spacing w:line="336" w:lineRule="auto" w:after="180"/>
+      </w:pPr>
+      <w:r>
+        <w:rPr>
+          <w:b w:val="0"/>
+        </w:rPr>
+        <w:t xml:space="preserve">All </w:t>
+      </w:r>
+      <w:r>
+        <w:rPr>
+          <w:b/>
+        </w:rPr>
+        <w:t>input</w:t>
+      </w:r>
+      <w:r>
+        <w:rPr>
+          <w:b w:val="0"/>
+        </w:rPr>
+        <w:t>s and outcomes in this worked example are invented classroom data; no real model run is claimed.</w:t>
+      </w:r>
+    </w:p>
+    <w:p>
+      <w:pPr>
+        <w:spacing w:line="336" w:lineRule="auto" w:after="180"/>
+      </w:pPr>
+      <w:r>
+        <w:rPr>
+          <w:b w:val="0"/>
+        </w:rPr>
+        <w:t>Practice packet D1 supplies aggregate counts only: 15 answerable questions, 12 with relevant retrieval and 9 with supported answers; separate 5 missing-source questions with 4 appropriate fallbacks. Treat retrieval as a per-question pass indicator in this fixture, not document precision@k. Rates 80%, 60%, 80% answer different questions.</w:t>
+      </w:r>
+    </w:p>
+    <w:p>
+      <w:pPr>
+        <w:spacing w:line="336" w:lineRule="auto" w:after="180"/>
+      </w:pPr>
+      <w:r>
+        <w:rPr>
+          <w:b w:val="0"/>
+        </w:rPr>
+        <w:t>No timing, energy, case-level failure outputs or complete reproduction packet is supplied. Do not invent a specific failure explanation or a speed comparison from these totals.</w:t>
+      </w:r>
+    </w:p>
+    <w:p>
+      <w:pPr>
+        <w:pStyle w:val="Heading2"/>
+      </w:pPr>
+      <w:r>
+        <w:t>Trace the three rates</w:t>
+      </w:r>
+    </w:p>
+    <w:p>
+      <w:r>
+        <w:drawing>
+          <wp:inline xmlns:a="http://schemas.openxmlformats.org/drawingml/2006/main" xmlns:pic="http://schemas.openxmlformats.org/drawingml/2006/picture">
+            <wp:extent cx="5486400" cy="3182112"/>
+            <wp:docPr id="1" name="Picture 1" descr="Retrieval claim: Relevant retrieval rate is 12/15=80%. → Answer claim: Supported-answer rate is 9/15=60%; retrieval success is not answer success. → Fallback claim: Appropriate fallback is 4/5=80%. Make no measured speed claim."/>
+            <wp:cNvGraphicFramePr>
+              <a:graphicFrameLocks noChangeAspect="1"/>
+            </wp:cNvGraphicFramePr>
+            <a:graphic>
+              <a:graphicData uri="http://schemas.openxmlformats.org/drawingml/2006/picture">
+                <pic:pic>
+                  <pic:nvPicPr>
+                    <pic:cNvPr id="0" name="academy-story-ai-3-36-02.png"/>
+                    <pic:cNvPicPr/>
+                  </pic:nvPicPr>
+                  <pic:blipFill>
+                    <a:blip r:embed="rId9"/>
+                    <a:stretch>
+                      <a:fillRect/>
+                    </a:stretch>
+                  </pic:blipFill>
+                  <pic:spPr>
+                    <a:xfrm>
+                      <a:off x="0" y="0"/>
+                      <a:ext cx="5486400" cy="3182112"/>
+                    </a:xfrm>
+                    <a:prstGeom prst="rect"/>
+                  </pic:spPr>
+                </pic:pic>
+              </a:graphicData>
+            </a:graphic>
+          </wp:inline>
+        </w:drawing>
       </w:r>
     </w:p>
     <w:p>
@@ -798,7 +1575,114 @@
         <w:pStyle w:val="Heading3"/>
       </w:pPr>
       <w:r>
-        <w:t>Preparation for the connected explanation</w:t>
+        <w:t>Read the picture one step at a time</w:t>
+      </w:r>
+    </w:p>
+    <w:tbl>
+      <w:tblPr>
+        <w:tblStyle w:val="LightShading-Accent1"/>
+        <w:tblW w:type="auto" w:w="0"/>
+        <w:tblLook w:firstColumn="1" w:firstRow="1" w:lastColumn="0" w:lastRow="0" w:noHBand="0" w:noVBand="1" w:val="04A0"/>
+      </w:tblPr>
+      <w:tblGrid>
+        <w:gridCol w:w="5112"/>
+        <w:gridCol w:w="5112"/>
+      </w:tblGrid>
+      <w:tr>
+        <w:trPr>
+          <w:tblHeader/>
+        </w:trPr>
+        <w:tc>
+          <w:tcPr>
+            <w:tcW w:type="dxa" w:w="5112"/>
+          </w:tcPr>
+          <w:p>
+            <w:r>
+              <w:t>Step</w:t>
+            </w:r>
+          </w:p>
+        </w:tc>
+        <w:tc>
+          <w:tcPr>
+            <w:tcW w:type="dxa" w:w="5112"/>
+          </w:tcPr>
+          <w:p>
+            <w:r>
+              <w:t>What happens and why</w:t>
+            </w:r>
+          </w:p>
+        </w:tc>
+      </w:tr>
+      <w:tr>
+        <w:tc>
+          <w:tcPr>
+            <w:tcW w:type="dxa" w:w="5112"/>
+          </w:tcPr>
+          <w:p>
+            <w:r>
+              <w:t>1. Retrieval claim</w:t>
+            </w:r>
+          </w:p>
+        </w:tc>
+        <w:tc>
+          <w:tcPr>
+            <w:tcW w:type="dxa" w:w="5112"/>
+          </w:tcPr>
+          <w:p>
+            <w:r>
+              <w:t>Relevant retrieval rate is 12/15=80%.</w:t>
+            </w:r>
+          </w:p>
+        </w:tc>
+      </w:tr>
+      <w:tr>
+        <w:tc>
+          <w:tcPr>
+            <w:tcW w:type="dxa" w:w="5112"/>
+          </w:tcPr>
+          <w:p>
+            <w:r>
+              <w:t>2. Answer claim</w:t>
+            </w:r>
+          </w:p>
+        </w:tc>
+        <w:tc>
+          <w:tcPr>
+            <w:tcW w:type="dxa" w:w="5112"/>
+          </w:tcPr>
+          <w:p>
+            <w:r>
+              <w:t>Supported-answer rate is 9/15=60%; retrieval success is not answer success.</w:t>
+            </w:r>
+          </w:p>
+        </w:tc>
+      </w:tr>
+      <w:tr>
+        <w:tc>
+          <w:tcPr>
+            <w:tcW w:type="dxa" w:w="5112"/>
+          </w:tcPr>
+          <w:p>
+            <w:r>
+              <w:t>3. Fallback claim</w:t>
+            </w:r>
+          </w:p>
+        </w:tc>
+        <w:tc>
+          <w:tcPr>
+            <w:tcW w:type="dxa" w:w="5112"/>
+          </w:tcPr>
+          <w:p>
+            <w:r>
+              <w:t>Appropriate fallback is 4/5=80%. Make no measured speed claim.</w:t>
+            </w:r>
+          </w:p>
+        </w:tc>
+      </w:tr>
+    </w:tbl>
+    <w:p>
+      <w:r>
+        <w:t>Match each pictured step to the supplied facts. This is a worked teaching case, not an independent assessment.</w:t>
       </w:r>
     </w:p>
     <w:p>
@@ -809,31 +1693,156 @@
         <w:rPr>
           <w:b w:val="0"/>
         </w:rPr>
-        <w:t xml:space="preserve">Two 45-minute sessions. A generative-system </w:t>
+        <w:t>Read the picture in order. Appropriate fallback is 4/5=</w:t>
       </w:r>
       <w:r>
         <w:rPr>
           <w:b/>
         </w:rPr>
+        <w:t>80%</w:t>
+      </w:r>
+      <w:r>
+        <w:rPr>
+          <w:b w:val="0"/>
+        </w:rPr>
+        <w:t xml:space="preserve">. Make no measured speed claim. The arrows show which recorded </w:t>
+      </w:r>
+      <w:r>
+        <w:rPr>
+          <w:b/>
+        </w:rPr>
+        <w:t>input</w:t>
+      </w:r>
+      <w:r>
+        <w:rPr>
+          <w:b w:val="0"/>
+        </w:rPr>
+        <w:t xml:space="preserve"> or intermediate result each decision uses.</w:t>
+      </w:r>
+    </w:p>
+    <w:p>
+      <w:pPr>
+        <w:spacing w:line="336" w:lineRule="auto" w:after="180"/>
+      </w:pPr>
+      <w:r>
+        <w:rPr>
+          <w:b w:val="0"/>
+        </w:rPr>
+        <w:t>Explain the deciding step aloud before checking the changed case; pointing to the final answer alone does not show how it follows.</w:t>
+      </w:r>
+    </w:p>
+    <w:p>
+      <w:pPr>
+        <w:pStyle w:val="Heading2"/>
+      </w:pPr>
+      <w:r>
+        <w:t>Predict the retrieval-only poster</w:t>
+      </w:r>
+    </w:p>
+    <w:p>
+      <w:pPr>
+        <w:spacing w:line="336" w:lineRule="auto" w:after="180"/>
+      </w:pPr>
+      <w:r>
+        <w:rPr>
+          <w:b w:val="0"/>
+        </w:rPr>
+        <w:t>Change: Only the retrieval rate is put on the presentation poster.</w:t>
+      </w:r>
+    </w:p>
+    <w:p>
+      <w:pPr>
+        <w:spacing w:line="336" w:lineRule="auto" w:after="180"/>
+      </w:pPr>
+      <w:r>
+        <w:rPr>
+          <w:b/>
+        </w:rPr>
+        <w:t>Prediction</w:t>
+      </w:r>
+      <w:r>
+        <w:rPr>
+          <w:b w:val="0"/>
+        </w:rPr>
+        <w:t xml:space="preserve">: The poster omits the lower supported-answer rate and cannot imply </w:t>
+      </w:r>
+      <w:r>
+        <w:rPr>
+          <w:b/>
+        </w:rPr>
+        <w:t>80%</w:t>
+      </w:r>
+      <w:r>
+        <w:rPr>
+          <w:b w:val="0"/>
+        </w:rPr>
+        <w:t xml:space="preserve"> fully correct answers.</w:t>
+      </w:r>
+    </w:p>
+    <w:p>
+      <w:pPr>
+        <w:spacing w:line="336" w:lineRule="auto" w:after="180"/>
+      </w:pPr>
+      <w:r>
+        <w:rPr>
+          <w:b w:val="0"/>
+        </w:rPr>
+        <w:t xml:space="preserve">Reason: Retrieving useful </w:t>
+      </w:r>
+      <w:r>
+        <w:rPr>
+          <w:b/>
+        </w:rPr>
+        <w:t>evidence</w:t>
+      </w:r>
+      <w:r>
+        <w:rPr>
+          <w:b w:val="0"/>
+        </w:rPr>
+        <w:t xml:space="preserve"> is an intermediate step, not proof that the final answer uses it correctly.</w:t>
+      </w:r>
+    </w:p>
+    <w:p>
+      <w:pPr>
+        <w:pStyle w:val="Heading2"/>
+      </w:pPr>
+      <w:r>
+        <w:t>State fictional and incomplete-packet limits</w:t>
+      </w:r>
+    </w:p>
+    <w:p>
+      <w:pPr>
+        <w:spacing w:line="336" w:lineRule="auto" w:after="180"/>
+      </w:pPr>
+      <w:r>
+        <w:rPr>
+          <w:b w:val="0"/>
+        </w:rPr>
+        <w:t xml:space="preserve">These invented counts illustrate </w:t>
+      </w:r>
+      <w:r>
+        <w:rPr>
+          <w:b/>
+        </w:rPr>
         <w:t>defense</w:t>
       </w:r>
       <w:r>
         <w:rPr>
           <w:b w:val="0"/>
         </w:rPr>
-        <w:t xml:space="preserve"> presents the question, </w:t>
+        <w:t xml:space="preserve"> structure; the class must replace them with its own documented </w:t>
       </w:r>
       <w:r>
         <w:rPr>
           <w:b/>
         </w:rPr>
-        <w:t>architecture</w:t>
-      </w:r>
-      <w:r>
-        <w:rPr>
-          <w:b w:val="0"/>
-        </w:rPr>
-        <w:t>, corpus, permissions, baseline, evaluation and unresolved failures. Demonstration fluency is only one observable property.</w:t>
+        <w:t>evidence</w:t>
+      </w:r>
+      <w:r>
+        <w:rPr>
+          <w:b w:val="0"/>
+        </w:rPr>
+        <w:t>.</w:t>
       </w:r>
     </w:p>
     <w:p>
@@ -844,19 +1853,31 @@
         <w:rPr>
           <w:b w:val="0"/>
         </w:rPr>
-        <w:t xml:space="preserve">Use the supplied constructed scenarios to make the </w:t>
+        <w:t xml:space="preserve">Cover the result. Ask learners to name the </w:t>
       </w:r>
       <w:r>
         <w:rPr>
           <w:b/>
         </w:rPr>
-        <w:t>mechanism</w:t>
-      </w:r>
-      <w:r>
-        <w:rPr>
-          <w:b w:val="0"/>
-        </w:rPr>
-        <w:t xml:space="preserve"> inspectable. Collect W4 before sharing solutions.</w:t>
+        <w:t>input</w:t>
+      </w:r>
+      <w:r>
+        <w:rPr>
+          <w:b w:val="0"/>
+        </w:rPr>
+        <w:t xml:space="preserve">s and predict the next step. Uncover one step, connect the icon to the actual procedure, and explain its </w:t>
+      </w:r>
+      <w:r>
+        <w:rPr>
+          <w:b/>
+        </w:rPr>
+        <w:t>evidence</w:t>
+      </w:r>
+      <w:r>
+        <w:rPr>
+          <w:b w:val="0"/>
+        </w:rPr>
+        <w:t>. Then change the supplied condition and compare.</w:t>
       </w:r>
     </w:p>
     <w:p>
@@ -867,7 +1888,48 @@
         <w:rPr>
           <w:b w:val="0"/>
         </w:rPr>
-        <w:t xml:space="preserve">Students should name intermediate </w:t>
+        <w:t>The picture is a representation; it does not document execution of a real AI model.</w:t>
+      </w:r>
+    </w:p>
+    <w:p>
+      <w:pPr>
+        <w:pStyle w:val="Heading2"/>
+      </w:pPr>
+      <w:r>
+        <w:t>Additional discussion · Never-hallucinates overclaim · reference / check after trying</w:t>
+      </w:r>
+    </w:p>
+    <w:p>
+      <w:pPr>
+        <w:spacing w:line="336" w:lineRule="auto" w:after="180"/>
+      </w:pPr>
+      <w:r>
+        <w:rPr>
+          <w:b w:val="0"/>
+        </w:rPr>
+        <w:t>Ten successful demos lead to a never hallucinates claim.</w:t>
+      </w:r>
+    </w:p>
+    <w:p>
+      <w:pPr>
+        <w:spacing w:line="336" w:lineRule="auto" w:after="180"/>
+      </w:pPr>
+      <w:r>
+        <w:rPr>
+          <w:b w:val="0"/>
+        </w:rPr>
+        <w:t>Write a defensible conclusion.</w:t>
+      </w:r>
+    </w:p>
+    <w:p>
+      <w:pPr>
+        <w:spacing w:line="336" w:lineRule="auto" w:after="180"/>
+      </w:pPr>
+      <w:r>
+        <w:rPr>
+          <w:b w:val="0"/>
+        </w:rPr>
+        <w:t xml:space="preserve">Report those ten specified passes, show </w:t>
       </w:r>
       <w:r>
         <w:rPr>
@@ -879,19 +1941,184 @@
         <w:rPr>
           <w:b w:val="0"/>
         </w:rPr>
-        <w:t xml:space="preserve"> and </w:t>
-      </w:r>
+        <w:t xml:space="preserve"> and fallback, and state untested conditions. Demonstrate an unanswerable question.</w:t>
+      </w:r>
+    </w:p>
+    <w:p>
+      <w:pPr>
+        <w:pStyle w:val="Heading2"/>
+      </w:pPr>
+      <w:r>
+        <w:t>Earlier wording, alternatives and picture transcripts · reference / check after trying</w:t>
+      </w:r>
+    </w:p>
+    <w:p>
+      <w:pPr>
+        <w:spacing w:line="336" w:lineRule="auto" w:after="180"/>
+      </w:pPr>
+      <w:r>
+        <w:rPr>
+          <w:b w:val="0"/>
+        </w:rPr>
+        <w:t>Explain the mechanism</w:t>
+      </w:r>
+    </w:p>
+    <w:p>
+      <w:pPr>
+        <w:spacing w:line="336" w:lineRule="auto" w:after="180"/>
+      </w:pPr>
       <w:r>
         <w:rPr>
           <w:b/>
         </w:rPr>
-        <w:t>limitation</w:t>
-      </w:r>
-      <w:r>
-        <w:rPr>
-          <w:b w:val="0"/>
-        </w:rPr>
-        <w:t>s; classroom pacing and learning effectiveness remain unvalidated.</w:t>
+        <w:t>Input</w:t>
+      </w:r>
+      <w:r>
+        <w:rPr>
+          <w:b w:val="0"/>
+        </w:rPr>
+        <w:t xml:space="preserve"> → </w:t>
+      </w:r>
+      <w:r>
+        <w:rPr>
+          <w:b/>
+        </w:rPr>
+        <w:t>Process</w:t>
+      </w:r>
+      <w:r>
+        <w:rPr>
+          <w:b w:val="0"/>
+        </w:rPr>
+        <w:t xml:space="preserve"> → </w:t>
+      </w:r>
+      <w:r>
+        <w:rPr>
+          <w:b/>
+        </w:rPr>
+        <w:t>Output</w:t>
+      </w:r>
+    </w:p>
+    <w:p>
+      <w:pPr>
+        <w:spacing w:line="336" w:lineRule="auto" w:after="180"/>
+      </w:pPr>
+      <w:r>
+        <w:rPr>
+          <w:b w:val="0"/>
+        </w:rPr>
+        <w:t>Trace the information. At each stage, ask what changed and how you could test it.</w:t>
+      </w:r>
+    </w:p>
+    <w:p>
+      <w:pPr>
+        <w:spacing w:line="336" w:lineRule="auto" w:after="180"/>
+      </w:pPr>
+      <w:r>
+        <w:rPr>
+          <w:b w:val="0"/>
+        </w:rPr>
+        <w:t>Which stage could fail even when the other two are correct? Explain:</w:t>
+      </w:r>
+    </w:p>
+    <w:p>
+      <w:pPr>
+        <w:spacing w:line="336" w:lineRule="auto" w:after="180"/>
+      </w:pPr>
+      <w:r>
+        <w:rPr>
+          <w:b w:val="0"/>
+        </w:rPr>
+        <w:t xml:space="preserve">Predict first. Then check each step. A correct answer without visible reasoning is incomplete </w:t>
+      </w:r>
+      <w:r>
+        <w:rPr>
+          <w:b/>
+        </w:rPr>
+        <w:t>evidence</w:t>
+      </w:r>
+      <w:r>
+        <w:rPr>
+          <w:b w:val="0"/>
+        </w:rPr>
+        <w:t>.</w:t>
+      </w:r>
+    </w:p>
+    <w:p>
+      <w:pPr>
+        <w:spacing w:line="336" w:lineRule="auto" w:after="180"/>
+      </w:pPr>
+      <w:r>
+        <w:rPr>
+          <w:b w:val="0"/>
+        </w:rPr>
+        <w:t>1. Trace one question through retrieval, generation, validation, and citation.</w:t>
+      </w:r>
+    </w:p>
+    <w:p>
+      <w:pPr>
+        <w:spacing w:line="336" w:lineRule="auto" w:after="180"/>
+      </w:pPr>
+      <w:r>
+        <w:rPr>
+          <w:b w:val="0"/>
+        </w:rPr>
+        <w:t>2. Recompute one evaluation score and show source support.</w:t>
+      </w:r>
+    </w:p>
+    <w:p>
+      <w:pPr>
+        <w:spacing w:line="336" w:lineRule="auto" w:after="180"/>
+      </w:pPr>
+      <w:r>
+        <w:rPr>
+          <w:b w:val="0"/>
+        </w:rPr>
+        <w:t>3. Run an unseen missing-source or conflicting-source case.</w:t>
+      </w:r>
+    </w:p>
+    <w:p>
+      <w:pPr>
+        <w:spacing w:line="336" w:lineRule="auto" w:after="180"/>
+      </w:pPr>
+      <w:r>
+        <w:rPr>
+          <w:b w:val="0"/>
+        </w:rPr>
+        <w:t>4. State intended use, do-not-use case, privacy/provenance controls, and human responsibility.</w:t>
+      </w:r>
+    </w:p>
+    <w:p>
+      <w:pPr>
+        <w:spacing w:line="336" w:lineRule="auto" w:after="180"/>
+      </w:pPr>
+      <w:r>
+        <w:rPr>
+          <w:b w:val="0"/>
+        </w:rPr>
+        <w:t>Recalculate, retrace, or restate the reasoning in your own representation:</w:t>
+      </w:r>
+    </w:p>
+    <w:p>
+      <w:pPr>
+        <w:spacing w:line="336" w:lineRule="auto" w:after="180"/>
+      </w:pPr>
+      <w:r>
+        <w:rPr>
+          <w:b w:val="0"/>
+        </w:rPr>
+        <w:t xml:space="preserve">CHECK Did the </w:t>
+      </w:r>
+      <w:r>
+        <w:rPr>
+          <w:b/>
+        </w:rPr>
+        <w:t>evidence</w:t>
+      </w:r>
+      <w:r>
+        <w:rPr>
+          <w:b w:val="0"/>
+        </w:rPr>
+        <w:t xml:space="preserve"> answer the exact question? Did the total, path, or source record stay consistent?</w:t>
       </w:r>
     </w:p>
     <w:p>
@@ -899,7 +2126,23 @@
         <w:pStyle w:val="Heading3"/>
       </w:pPr>
       <w:r>
-        <w:t>Readiness answer</w:t>
+        <w:t>Concrete teaching case</w:t>
+      </w:r>
+    </w:p>
+    <w:p>
+      <w:pPr>
+        <w:pStyle w:val="Heading3"/>
+      </w:pPr>
+      <w:r>
+        <w:t>Exact explanation to model</w:t>
+      </w:r>
+    </w:p>
+    <w:p>
+      <w:pPr>
+        <w:pStyle w:val="Heading3"/>
+      </w:pPr>
+      <w:r>
+        <w:t>Explain the added worked example</w:t>
       </w:r>
     </w:p>
     <w:p>
@@ -910,31 +2153,7 @@
         <w:rPr>
           <w:b w:val="0"/>
         </w:rPr>
-        <w:t xml:space="preserve">A result depends on the </w:t>
-      </w:r>
-      <w:r>
-        <w:rPr>
-          <w:b/>
-        </w:rPr>
-        <w:t>input</w:t>
-      </w:r>
-      <w:r>
-        <w:rPr>
-          <w:b w:val="0"/>
-        </w:rPr>
-        <w:t xml:space="preserve">s, procedure and conditions that produced it. Preserve data roles and distinguish observed outcomes from </w:t>
-      </w:r>
-      <w:r>
-        <w:rPr>
-          <w:b/>
-        </w:rPr>
-        <w:t>prediction</w:t>
-      </w:r>
-      <w:r>
-        <w:rPr>
-          <w:b w:val="0"/>
-        </w:rPr>
-        <w:t>s or unmeasured conditions.</w:t>
+        <w:t>Begin by writing the question the procedure is intended to answer. Identify the information already supplied, the information it will produce and the information still missing.</w:t>
       </w:r>
     </w:p>
     <w:p>
@@ -945,462 +2164,7 @@
         <w:rPr>
           <w:b w:val="0"/>
         </w:rPr>
-        <w:t>If the prior concept cannot be explained, use a short retrieval activity before this chapter.</w:t>
-      </w:r>
-    </w:p>
-    <w:p>
-      <w:pPr>
-        <w:spacing w:line="336" w:lineRule="auto" w:after="180"/>
-      </w:pPr>
-      <w:r>
-        <w:rPr>
-          <w:b w:val="0"/>
-        </w:rPr>
-        <w:t>Lesson and workbook; paper and pencil</w:t>
-      </w:r>
-    </w:p>
-    <w:p>
-      <w:pPr>
-        <w:spacing w:line="336" w:lineRule="auto" w:after="180"/>
-      </w:pPr>
-      <w:r>
-        <w:rPr>
-          <w:b w:val="0"/>
-        </w:rPr>
-        <w:t>Calculator and optional local Python 3 for arithmetic; no live API or private data</w:t>
-      </w:r>
-    </w:p>
-    <w:p>
-      <w:pPr>
-        <w:spacing w:line="336" w:lineRule="auto" w:after="180"/>
-      </w:pPr>
-      <w:r>
-        <w:rPr>
-          <w:b w:val="0"/>
-        </w:rPr>
-        <w:t>Prepare the fresh retry separately and withhold its solution until after collection</w:t>
-      </w:r>
-    </w:p>
-    <w:p>
-      <w:pPr>
-        <w:pStyle w:val="Heading3"/>
-      </w:pPr>
-      <w:r>
-        <w:t>End goal for the pictorial case</w:t>
-      </w:r>
-    </w:p>
-    <w:p>
-      <w:pPr>
-        <w:spacing w:line="336" w:lineRule="auto" w:after="180"/>
-      </w:pPr>
-      <w:r>
-        <w:rPr>
-          <w:b w:val="0"/>
-        </w:rPr>
-        <w:t xml:space="preserve">By the end, I can explain creator </w:t>
-      </w:r>
-      <w:r>
-        <w:rPr>
-          <w:b/>
-        </w:rPr>
-        <w:t>defense</w:t>
-      </w:r>
-      <w:r>
-        <w:rPr>
-          <w:b w:val="0"/>
-        </w:rPr>
-        <w:t xml:space="preserve"> using a traced example and a stated </w:t>
-      </w:r>
-      <w:r>
-        <w:rPr>
-          <w:b/>
-        </w:rPr>
-        <w:t>limitation</w:t>
-      </w:r>
-      <w:r>
-        <w:rPr>
-          <w:b w:val="0"/>
-        </w:rPr>
-        <w:t>.</w:t>
-      </w:r>
-    </w:p>
-    <w:p>
-      <w:pPr>
-        <w:spacing w:line="336" w:lineRule="auto" w:after="180"/>
-      </w:pPr>
-      <w:r>
-        <w:rPr>
-          <w:b w:val="0"/>
-        </w:rPr>
-        <w:t>This added worked case illustrates the week’s main idea. Retain all original and connected topics; schedule its practice within the teaching cycle.</w:t>
-      </w:r>
-    </w:p>
-    <w:p>
-      <w:pPr>
-        <w:pStyle w:val="Heading1"/>
-      </w:pPr>
-      <w:r>
-        <w:t>02. Explain the mechanism</w:t>
-      </w:r>
-    </w:p>
-    <w:p>
-      <w:r>
-        <w:t>Model Creator Defense using the supplied case, labelled mechanism and reasoning. Make the scope of each conclusion explicit.</w:t>
-      </w:r>
-    </w:p>
-    <w:p>
-      <w:pPr>
-        <w:spacing w:line="336" w:lineRule="auto" w:after="180"/>
-      </w:pPr>
-      <w:r>
-        <w:rPr>
-          <w:b/>
-        </w:rPr>
-        <w:t>Input</w:t>
-      </w:r>
-      <w:r>
-        <w:rPr>
-          <w:b w:val="0"/>
-        </w:rPr>
-        <w:t xml:space="preserve"> → </w:t>
-      </w:r>
-      <w:r>
-        <w:rPr>
-          <w:b/>
-        </w:rPr>
-        <w:t>Process</w:t>
-      </w:r>
-      <w:r>
-        <w:rPr>
-          <w:b w:val="0"/>
-        </w:rPr>
-        <w:t xml:space="preserve"> → </w:t>
-      </w:r>
-      <w:r>
-        <w:rPr>
-          <w:b/>
-        </w:rPr>
-        <w:t>Output</w:t>
-      </w:r>
-    </w:p>
-    <w:p>
-      <w:pPr>
-        <w:spacing w:line="336" w:lineRule="auto" w:after="180"/>
-      </w:pPr>
-      <w:r>
-        <w:rPr>
-          <w:b w:val="0"/>
-        </w:rPr>
-        <w:t>Trace the information. At each stage, ask what changed and how you could test it.</w:t>
-      </w:r>
-    </w:p>
-    <w:p>
-      <w:pPr>
-        <w:spacing w:line="336" w:lineRule="auto" w:after="180"/>
-      </w:pPr>
-      <w:r>
-        <w:rPr>
-          <w:b w:val="0"/>
-        </w:rPr>
-        <w:t>Which stage could fail even when the other two are correct? Explain:</w:t>
-      </w:r>
-    </w:p>
-    <w:p>
-      <w:pPr>
-        <w:spacing w:line="336" w:lineRule="auto" w:after="180"/>
-      </w:pPr>
-      <w:r>
-        <w:rPr>
-          <w:b w:val="0"/>
-        </w:rPr>
-        <w:t xml:space="preserve">Predict first. Then check each step. A correct answer without visible reasoning is incomplete </w:t>
-      </w:r>
-      <w:r>
-        <w:rPr>
-          <w:b/>
-        </w:rPr>
-        <w:t>evidence</w:t>
-      </w:r>
-      <w:r>
-        <w:rPr>
-          <w:b w:val="0"/>
-        </w:rPr>
-        <w:t>.</w:t>
-      </w:r>
-    </w:p>
-    <w:p>
-      <w:pPr>
-        <w:spacing w:line="336" w:lineRule="auto" w:after="180"/>
-        <w:shd w:fill="F4F9FC"/>
-      </w:pPr>
-      <w:r>
-        <w:rPr>
-          <w:b w:val="0"/>
-        </w:rPr>
-        <w:t>1. Trace one question through retrieval, generation, validation, and citation.</w:t>
-      </w:r>
-    </w:p>
-    <w:p>
-      <w:pPr>
-        <w:spacing w:line="336" w:lineRule="auto" w:after="180"/>
-        <w:shd w:fill="F4F9FC"/>
-      </w:pPr>
-      <w:r>
-        <w:rPr>
-          <w:b w:val="0"/>
-        </w:rPr>
-        <w:t>2. Recompute one evaluation score and show source support.</w:t>
-      </w:r>
-    </w:p>
-    <w:p>
-      <w:pPr>
-        <w:spacing w:line="336" w:lineRule="auto" w:after="180"/>
-        <w:shd w:fill="F4F9FC"/>
-      </w:pPr>
-      <w:r>
-        <w:rPr>
-          <w:b w:val="0"/>
-        </w:rPr>
-        <w:t>3. Run an unseen missing-source or conflicting-source case.</w:t>
-      </w:r>
-    </w:p>
-    <w:p>
-      <w:pPr>
-        <w:spacing w:line="336" w:lineRule="auto" w:after="180"/>
-        <w:shd w:fill="F4F9FC"/>
-      </w:pPr>
-      <w:r>
-        <w:rPr>
-          <w:b w:val="0"/>
-        </w:rPr>
-        <w:t>4. State intended use, do-not-use case, privacy/provenance controls, and human responsibility.</w:t>
-      </w:r>
-    </w:p>
-    <w:p>
-      <w:pPr>
-        <w:spacing w:line="336" w:lineRule="auto" w:after="180"/>
-      </w:pPr>
-      <w:r>
-        <w:rPr>
-          <w:b w:val="0"/>
-        </w:rPr>
-        <w:t>Recalculate, retrace, or restate the reasoning in your own representation:</w:t>
-      </w:r>
-    </w:p>
-    <w:p>
-      <w:pPr>
-        <w:spacing w:line="336" w:lineRule="auto" w:after="180"/>
-        <w:shd w:fill="F5F1FB"/>
-      </w:pPr>
-      <w:r>
-        <w:rPr>
-          <w:b w:val="0"/>
-        </w:rPr>
-        <w:t xml:space="preserve">CHECK Did the </w:t>
-      </w:r>
-      <w:r>
-        <w:rPr>
-          <w:b/>
-        </w:rPr>
-        <w:t>evidence</w:t>
-      </w:r>
-      <w:r>
-        <w:rPr>
-          <w:b w:val="0"/>
-        </w:rPr>
-        <w:t xml:space="preserve"> answer the exact question? Did the total, path, or source record stay consistent?</w:t>
-      </w:r>
-    </w:p>
-    <w:p>
-      <w:pPr>
-        <w:pStyle w:val="Heading3"/>
-      </w:pPr>
-      <w:r>
-        <w:t>Concrete teaching case</w:t>
-      </w:r>
-    </w:p>
-    <w:p>
-      <w:pPr>
-        <w:pStyle w:val="Heading3"/>
-      </w:pPr>
-      <w:r>
-        <w:t>The teaching case</w:t>
-      </w:r>
-    </w:p>
-    <w:p>
-      <w:pPr>
-        <w:spacing w:line="336" w:lineRule="auto" w:after="180"/>
-        <w:shd w:fill="F1F6FC"/>
-      </w:pPr>
-      <w:r>
-        <w:rPr>
-          <w:b w:val="0"/>
-        </w:rPr>
-        <w:t>Ten successful demos lead to a never hallucinates claim.</w:t>
-      </w:r>
-    </w:p>
-    <w:p>
-      <w:pPr>
-        <w:pStyle w:val="Heading3"/>
-      </w:pPr>
-      <w:r>
-        <w:t>The teaching case</w:t>
-      </w:r>
-    </w:p>
-    <w:p>
-      <w:pPr>
-        <w:spacing w:line="336" w:lineRule="auto" w:after="180"/>
-        <w:shd w:fill="F1F6FC"/>
-      </w:pPr>
-      <w:r>
-        <w:rPr>
-          <w:b w:val="0"/>
-        </w:rPr>
-        <w:t>Write a defensible conclusion.</w:t>
-      </w:r>
-    </w:p>
-    <w:p>
-      <w:pPr>
-        <w:pStyle w:val="Heading3"/>
-      </w:pPr>
-      <w:r>
-        <w:t>Exact explanation to model</w:t>
-      </w:r>
-    </w:p>
-    <w:p>
-      <w:pPr>
-        <w:pStyle w:val="Heading3"/>
-      </w:pPr>
-      <w:r>
-        <w:t>Why the result follows</w:t>
-      </w:r>
-    </w:p>
-    <w:p>
-      <w:pPr>
-        <w:spacing w:line="336" w:lineRule="auto" w:after="180"/>
-        <w:shd w:fill="F1F6FC"/>
-      </w:pPr>
-      <w:r>
-        <w:rPr>
-          <w:b w:val="0"/>
-        </w:rPr>
-        <w:t xml:space="preserve">Report those ten specified passes, show </w:t>
-      </w:r>
-      <w:r>
-        <w:rPr>
-          <w:b/>
-        </w:rPr>
-        <w:t>evidence</w:t>
-      </w:r>
-      <w:r>
-        <w:rPr>
-          <w:b w:val="0"/>
-        </w:rPr>
-        <w:t xml:space="preserve"> and fallback, and state untested conditions. Demonstrate an unanswerable question.</w:t>
-      </w:r>
-    </w:p>
-    <w:p>
-      <w:pPr>
-        <w:pStyle w:val="Heading3"/>
-      </w:pPr>
-      <w:r>
-        <w:t>Explain the added worked example</w:t>
-      </w:r>
-    </w:p>
-    <w:p>
-      <w:pPr>
-        <w:spacing w:line="336" w:lineRule="auto" w:after="180"/>
-      </w:pPr>
-      <w:r>
-        <w:rPr>
-          <w:b w:val="0"/>
-        </w:rPr>
-        <w:t xml:space="preserve">A generative-system </w:t>
-      </w:r>
-      <w:r>
-        <w:rPr>
-          <w:b/>
-        </w:rPr>
-        <w:t>defense</w:t>
-      </w:r>
-      <w:r>
-        <w:rPr>
-          <w:b w:val="0"/>
-        </w:rPr>
-        <w:t xml:space="preserve"> presents the question, </w:t>
-      </w:r>
-      <w:r>
-        <w:rPr>
-          <w:b/>
-        </w:rPr>
-        <w:t>architecture</w:t>
-      </w:r>
-      <w:r>
-        <w:rPr>
-          <w:b w:val="0"/>
-        </w:rPr>
-        <w:t>, corpus, permissions, baseline, evaluation and unresolved failures. Demonstration fluency is only one observable property.</w:t>
-      </w:r>
-    </w:p>
-    <w:p>
-      <w:pPr>
-        <w:pStyle w:val="Heading3"/>
-      </w:pPr>
-      <w:r>
-        <w:t>Explain the added worked example · 1</w:t>
-      </w:r>
-    </w:p>
-    <w:p>
-      <w:pPr>
-        <w:spacing w:line="336" w:lineRule="auto" w:after="180"/>
-      </w:pPr>
-      <w:r>
-        <w:rPr>
-          <w:b w:val="0"/>
-        </w:rPr>
-        <w:t>Begin by writing the question the procedure is intended to answer. Identify the information already supplied, the information it will produce and the information still missing.</w:t>
-      </w:r>
-    </w:p>
-    <w:p>
-      <w:pPr>
-        <w:spacing w:line="336" w:lineRule="auto" w:after="180"/>
-      </w:pPr>
-      <w:r>
-        <w:rPr>
-          <w:b w:val="0"/>
-        </w:rPr>
         <w:t>These are constructed classroom examples; they do not require live accounts, private records or an external service. Do not treat a plausible explanation as a measured outcome.</w:t>
-      </w:r>
-    </w:p>
-    <w:p>
-      <w:pPr>
-        <w:spacing w:line="336" w:lineRule="auto" w:after="180"/>
-      </w:pPr>
-      <w:r>
-        <w:rPr>
-          <w:b w:val="0"/>
-        </w:rPr>
-        <w:t xml:space="preserve">Link each claim to a recorded result. State the distinction between retrieval relevance, claim support, fallback and permissions. Give a </w:t>
-      </w:r>
-      <w:r>
-        <w:rPr>
-          <w:b/>
-        </w:rPr>
-        <w:t>reproduction packet</w:t>
-      </w:r>
-      <w:r>
-        <w:rPr>
-          <w:b w:val="0"/>
-        </w:rPr>
-        <w:t xml:space="preserve"> and answer challenges without inventing missing measurements.</w:t>
-      </w:r>
-    </w:p>
-    <w:p>
-      <w:pPr>
-        <w:pStyle w:val="Heading3"/>
-      </w:pPr>
-      <w:r>
-        <w:t>Explain the added worked example · 2</w:t>
       </w:r>
     </w:p>
     <w:p>
@@ -1609,60 +2373,6 @@
         <w:rPr>
           <w:b w:val="0"/>
         </w:rPr>
-        <w:t>System reports 9/10 retrieved relevant records, 7/10 supported answers and zero actions in a read-only run. Presenter claims 90% fully correct and faster than baseline.</w:t>
-      </w:r>
-    </w:p>
-    <w:p>
-      <w:pPr>
-        <w:spacing w:line="336" w:lineRule="auto" w:after="180"/>
-      </w:pPr>
-      <w:r>
-        <w:rPr>
-          <w:b w:val="0"/>
-        </w:rPr>
-        <w:t xml:space="preserve">Retrieval rate 90% and support rate </w:t>
-      </w:r>
-      <w:r>
-        <w:rPr>
-          <w:b/>
-        </w:rPr>
-        <w:t>70%</w:t>
-      </w:r>
-      <w:r>
-        <w:rPr>
-          <w:b w:val="0"/>
-        </w:rPr>
-        <w:t xml:space="preserve"> differ. Action trace supports zero actions in that run; no timing </w:t>
-      </w:r>
-      <w:r>
-        <w:rPr>
-          <w:b/>
-        </w:rPr>
-        <w:t>evidence</w:t>
-      </w:r>
-      <w:r>
-        <w:rPr>
-          <w:b w:val="0"/>
-        </w:rPr>
-        <w:t xml:space="preserve"> supports speed. Correct the full-correctness and speed claims.</w:t>
-      </w:r>
-    </w:p>
-    <w:p>
-      <w:pPr>
-        <w:pStyle w:val="Heading3"/>
-      </w:pPr>
-      <w:r>
-        <w:t>Model the reasoning aloud · 3</w:t>
-      </w:r>
-    </w:p>
-    <w:p>
-      <w:pPr>
-        <w:spacing w:line="336" w:lineRule="auto" w:after="180"/>
-      </w:pPr>
-      <w:r>
-        <w:rPr>
-          <w:b w:val="0"/>
-        </w:rPr>
         <w:t xml:space="preserve">Compare the intermediate </w:t>
       </w:r>
       <w:r>
@@ -1836,85 +2546,10 @@
     </w:p>
     <w:p>
       <w:pPr>
-        <w:spacing w:line="336" w:lineRule="auto" w:after="180"/>
-      </w:pPr>
-      <w:r>
-        <w:rPr>
-          <w:b w:val="0"/>
-        </w:rPr>
-        <w:t xml:space="preserve">Defend a study-buddy project using separate claims and matching </w:t>
-      </w:r>
-      <w:r>
-        <w:rPr>
-          <w:b/>
-        </w:rPr>
-        <w:t>evidence</w:t>
-      </w:r>
-      <w:r>
-        <w:rPr>
-          <w:b w:val="0"/>
-        </w:rPr>
-        <w:t>.</w:t>
-      </w:r>
-    </w:p>
-    <w:p>
-      <w:pPr>
         <w:pStyle w:val="Heading3"/>
       </w:pPr>
       <w:r>
         <w:t>The facts we will use</w:t>
-      </w:r>
-    </w:p>
-    <w:p>
-      <w:pPr>
-        <w:pStyle w:val="Heading3"/>
-      </w:pPr>
-      <w:r>
-        <w:t>Supplied facts</w:t>
-      </w:r>
-    </w:p>
-    <w:p>
-      <w:pPr>
-        <w:spacing w:line="336" w:lineRule="auto" w:after="180"/>
-        <w:shd w:fill="F1F6FC"/>
-      </w:pPr>
-      <w:r>
-        <w:rPr>
-          <w:b w:val="0"/>
-        </w:rPr>
-        <w:t>Set A: 15 answerable questions, with 12 relevant retrievals and 9 supported answers. Separate set B: 5 missing-source questions, with 4 appropriate fallbacks. No speed measurements exist.</w:t>
-      </w:r>
-    </w:p>
-    <w:p>
-      <w:pPr>
-        <w:pStyle w:val="Heading3"/>
-      </w:pPr>
-      <w:r>
-        <w:t>Supplied facts</w:t>
-      </w:r>
-    </w:p>
-    <w:p>
-      <w:pPr>
-        <w:spacing w:line="336" w:lineRule="auto" w:after="180"/>
-        <w:shd w:fill="F1F6FC"/>
-      </w:pPr>
-      <w:r>
-        <w:rPr>
-          <w:b w:val="0"/>
-        </w:rPr>
-        <w:t xml:space="preserve">All </w:t>
-      </w:r>
-      <w:r>
-        <w:rPr>
-          <w:b/>
-        </w:rPr>
-        <w:t>input</w:t>
-      </w:r>
-      <w:r>
-        <w:rPr>
-          <w:b w:val="0"/>
-        </w:rPr>
-        <w:t>s and outcomes in this worked example are invented classroom data; no real model run is claimed.</w:t>
       </w:r>
     </w:p>
     <w:p>
@@ -1922,7 +2557,7 @@
         <w:drawing>
           <wp:inline xmlns:a="http://schemas.openxmlformats.org/drawingml/2006/main" xmlns:pic="http://schemas.openxmlformats.org/drawingml/2006/picture">
             <wp:extent cx="5486400" cy="5225143"/>
-            <wp:docPr id="1" name="Picture 1" descr="Creator Defense. Retrieval claim: Relevant retrieval rate is 12/15=80%.. Answer claim: Supported-answer rate is 9/15=60%; retrieval success is not answer success.. Fallback claim: Appropriate fallback is 4/5=80%. Make no measured speed claim."/>
+            <wp:docPr id="2" name="Picture 2" descr="Creator Defense. Retrieval claim: Relevant retrieval rate is 12/15=80%.. Answer claim: Supported-answer rate is 9/15=60%; retrieval success is not answer success.. Fallback claim: Appropriate fallback is 4/5=80%. Make no measured speed claim."/>
             <wp:cNvGraphicFramePr>
               <a:graphicFrameLocks noChangeAspect="1"/>
             </wp:cNvGraphicFramePr>
@@ -1934,7 +2569,7 @@
                     <pic:cNvPicPr/>
                   </pic:nvPicPr>
                   <pic:blipFill>
-                    <a:blip r:embed="rId9"/>
+                    <a:blip r:embed="rId10"/>
                     <a:stretch>
                       <a:fillRect/>
                     </a:stretch>
@@ -1958,114 +2593,7 @@
         <w:pStyle w:val="Heading3"/>
       </w:pPr>
       <w:r>
-        <w:t>Read the picture one step at a time</w:t>
-      </w:r>
-    </w:p>
-    <w:tbl>
-      <w:tblPr>
-        <w:tblStyle w:val="LightShading-Accent1"/>
-        <w:tblW w:type="auto" w:w="0"/>
-        <w:tblLook w:firstColumn="1" w:firstRow="1" w:lastColumn="0" w:lastRow="0" w:noHBand="0" w:noVBand="1" w:val="04A0"/>
-      </w:tblPr>
-      <w:tblGrid>
-        <w:gridCol w:w="5112"/>
-        <w:gridCol w:w="5112"/>
-      </w:tblGrid>
-      <w:tr>
-        <w:trPr>
-          <w:tblHeader/>
-        </w:trPr>
-        <w:tc>
-          <w:tcPr>
-            <w:tcW w:type="dxa" w:w="5112"/>
-          </w:tcPr>
-          <w:p>
-            <w:r>
-              <w:t>Step</w:t>
-            </w:r>
-          </w:p>
-        </w:tc>
-        <w:tc>
-          <w:tcPr>
-            <w:tcW w:type="dxa" w:w="5112"/>
-          </w:tcPr>
-          <w:p>
-            <w:r>
-              <w:t>What happens and why</w:t>
-            </w:r>
-          </w:p>
-        </w:tc>
-      </w:tr>
-      <w:tr>
-        <w:tc>
-          <w:tcPr>
-            <w:tcW w:type="dxa" w:w="5112"/>
-          </w:tcPr>
-          <w:p>
-            <w:r>
-              <w:t>1. Retrieval claim</w:t>
-            </w:r>
-          </w:p>
-        </w:tc>
-        <w:tc>
-          <w:tcPr>
-            <w:tcW w:type="dxa" w:w="5112"/>
-          </w:tcPr>
-          <w:p>
-            <w:r>
-              <w:t>Relevant retrieval rate is 12/15=80%.</w:t>
-            </w:r>
-          </w:p>
-        </w:tc>
-      </w:tr>
-      <w:tr>
-        <w:tc>
-          <w:tcPr>
-            <w:tcW w:type="dxa" w:w="5112"/>
-          </w:tcPr>
-          <w:p>
-            <w:r>
-              <w:t>2. Answer claim</w:t>
-            </w:r>
-          </w:p>
-        </w:tc>
-        <w:tc>
-          <w:tcPr>
-            <w:tcW w:type="dxa" w:w="5112"/>
-          </w:tcPr>
-          <w:p>
-            <w:r>
-              <w:t>Supported-answer rate is 9/15=60%; retrieval success is not answer success.</w:t>
-            </w:r>
-          </w:p>
-        </w:tc>
-      </w:tr>
-      <w:tr>
-        <w:tc>
-          <w:tcPr>
-            <w:tcW w:type="dxa" w:w="5112"/>
-          </w:tcPr>
-          <w:p>
-            <w:r>
-              <w:t>3. Fallback claim</w:t>
-            </w:r>
-          </w:p>
-        </w:tc>
-        <w:tc>
-          <w:tcPr>
-            <w:tcW w:type="dxa" w:w="5112"/>
-          </w:tcPr>
-          <w:p>
-            <w:r>
-              <w:t>Appropriate fallback is 4/5=80%. Make no measured speed claim.</w:t>
-            </w:r>
-          </w:p>
-        </w:tc>
-      </w:tr>
-    </w:tbl>
-    <w:p>
-      <w:r>
-        <w:t>Match each pictured step to the supplied facts. This is a worked teaching case, not an independent assessment.</w:t>
+        <w:t>Why this result follows</w:t>
       </w:r>
     </w:p>
     <w:p>
@@ -2073,7 +2601,7 @@
         <w:pStyle w:val="Heading3"/>
       </w:pPr>
       <w:r>
-        <w:t>Why this result follows</w:t>
+        <w:t>What this example does not establish</w:t>
       </w:r>
     </w:p>
     <w:p>
@@ -2081,55 +2609,444 @@
         <w:pStyle w:val="Heading3"/>
       </w:pPr>
       <w:r>
-        <w:t>Why the result follows</w:t>
+        <w:t>Change one thing in the pictured case</w:t>
+      </w:r>
+    </w:p>
+    <w:p>
+      <w:pPr>
+        <w:pStyle w:val="Heading3"/>
+      </w:pPr>
+      <w:r>
+        <w:t>Ask while showing the picture</w:t>
+      </w:r>
+    </w:p>
+    <w:p>
+      <w:pPr>
+        <w:pStyle w:val="Heading1"/>
+      </w:pPr>
+      <w:r>
+        <w:t>03. Guide the explanation, then remove help</w:t>
+      </w:r>
+    </w:p>
+    <w:p>
+      <w:r>
+        <w:t>Collect each learner’s reasoning before showing feedback.</w:t>
+      </w:r>
+    </w:p>
+    <w:p>
+      <w:pPr>
+        <w:pStyle w:val="Heading2"/>
+      </w:pPr>
+      <w:r>
+        <w:t>Main completion prompt</w:t>
       </w:r>
     </w:p>
     <w:p>
       <w:pPr>
         <w:spacing w:line="336" w:lineRule="auto" w:after="180"/>
-        <w:shd w:fill="F1F6FC"/>
-      </w:pPr>
-      <w:r>
-        <w:rPr>
-          <w:b w:val="0"/>
-        </w:rPr>
-        <w:t>Read the picture in order. Appropriate fallback is 4/5=</w:t>
+      </w:pPr>
+      <w:r>
+        <w:rPr>
+          <w:b w:val="0"/>
+        </w:rPr>
+        <w:t>Completion task: System reports 9/10 retrieved relevant records, 7/10 supported answers and zero actions in a read-only run. Presenter claims 90% fully correct and faster than baseline.</w:t>
+      </w:r>
+    </w:p>
+    <w:p>
+      <w:pPr>
+        <w:spacing w:line="336" w:lineRule="auto" w:after="180"/>
+      </w:pPr>
+      <w:r>
+        <w:rPr>
+          <w:b w:val="0"/>
+        </w:rPr>
+        <w:t>Show the intermediate steps and give the conclusion with its scope.</w:t>
+      </w:r>
+    </w:p>
+    <w:p>
+      <w:pPr>
+        <w:pStyle w:val="Heading2"/>
+      </w:pPr>
+      <w:r>
+        <w:t>Expected reasoning and fading help</w:t>
+      </w:r>
+    </w:p>
+    <w:p>
+      <w:pPr>
+        <w:spacing w:line="336" w:lineRule="auto" w:after="180"/>
+      </w:pPr>
+      <w:r>
+        <w:rPr>
+          <w:b w:val="0"/>
+        </w:rPr>
+        <w:t xml:space="preserve">Teacher check: Teacher explanation: Retrieval rate 90% and support rate </w:t>
       </w:r>
       <w:r>
         <w:rPr>
           <w:b/>
         </w:rPr>
+        <w:t>70%</w:t>
+      </w:r>
+      <w:r>
+        <w:rPr>
+          <w:b w:val="0"/>
+        </w:rPr>
+        <w:t xml:space="preserve"> differ. Action trace supports zero actions in that run; no timing </w:t>
+      </w:r>
+      <w:r>
+        <w:rPr>
+          <w:b/>
+        </w:rPr>
+        <w:t>evidence</w:t>
+      </w:r>
+      <w:r>
+        <w:rPr>
+          <w:b w:val="0"/>
+        </w:rPr>
+        <w:t xml:space="preserve"> supports speed. Correct the full-correctness and speed claims.</w:t>
+      </w:r>
+    </w:p>
+    <w:p>
+      <w:pPr>
+        <w:spacing w:line="336" w:lineRule="auto" w:after="180"/>
+      </w:pPr>
+      <w:r>
+        <w:rPr>
+          <w:b w:val="0"/>
+        </w:rPr>
+        <w:t xml:space="preserve">Start by identifying the given </w:t>
+      </w:r>
+      <w:r>
+        <w:rPr>
+          <w:b/>
+        </w:rPr>
+        <w:t>input</w:t>
+      </w:r>
+      <w:r>
+        <w:rPr>
+          <w:b w:val="0"/>
+        </w:rPr>
+        <w:t>s together. Leave the intermediate steps blank. If needed, model one step, then withdraw that help on the next step. Move to a full trace only when the partial trace is understood.</w:t>
+      </w:r>
+    </w:p>
+    <w:p>
+      <w:pPr>
+        <w:spacing w:line="336" w:lineRule="auto" w:after="180"/>
+      </w:pPr>
+      <w:r>
+        <w:rPr>
+          <w:b w:val="0"/>
+        </w:rPr>
+        <w:t>For partners, alternate explainer and checker; collect a response from every learner before discussion.</w:t>
+      </w:r>
+    </w:p>
+    <w:p>
+      <w:pPr>
+        <w:pStyle w:val="Heading2"/>
+      </w:pPr>
+      <w:r>
+        <w:t>Individual misconception check</w:t>
+      </w:r>
+    </w:p>
+    <w:p>
+      <w:pPr>
+        <w:spacing w:line="336" w:lineRule="auto" w:after="180"/>
+      </w:pPr>
+      <w:r>
+        <w:rPr>
+          <w:b w:val="0"/>
+        </w:rPr>
+        <w:t xml:space="preserve">Use the worked case for Generative systems </w:t>
+      </w:r>
+      <w:r>
+        <w:rPr>
+          <w:b/>
+        </w:rPr>
+        <w:t>defense</w:t>
+      </w:r>
+      <w:r>
+        <w:rPr>
+          <w:b w:val="0"/>
+        </w:rPr>
+        <w:t>. Proposed explanation: “The worked result establishes every future case”. Decide whether this explanation is supported.</w:t>
+      </w:r>
+    </w:p>
+    <w:p>
+      <w:pPr>
+        <w:spacing w:line="336" w:lineRule="auto" w:after="180"/>
+      </w:pPr>
+      <w:r>
+        <w:rPr>
+          <w:b w:val="0"/>
+        </w:rPr>
+        <w:t>Point to the step or supplied fact that decides; explain your repair if needed.</w:t>
+      </w:r>
+    </w:p>
+    <w:p>
+      <w:pPr>
+        <w:spacing w:line="336" w:lineRule="auto" w:after="180"/>
+      </w:pPr>
+      <w:r>
+        <w:rPr>
+          <w:b w:val="0"/>
+        </w:rPr>
+        <w:t xml:space="preserve">Expected correction: A </w:t>
+      </w:r>
+      <w:r>
+        <w:rPr>
+          <w:b/>
+        </w:rPr>
+        <w:t>defense</w:t>
+      </w:r>
+      <w:r>
+        <w:rPr>
+          <w:b w:val="0"/>
+        </w:rPr>
+        <w:t xml:space="preserve"> should preserve negative </w:t>
+      </w:r>
+      <w:r>
+        <w:rPr>
+          <w:b/>
+        </w:rPr>
+        <w:t>evidence</w:t>
+      </w:r>
+      <w:r>
+        <w:rPr>
+          <w:b w:val="0"/>
+        </w:rPr>
+        <w:t xml:space="preserve"> and uncertainty rather than treating polished presentation as proof.</w:t>
+      </w:r>
+    </w:p>
+    <w:p>
+      <w:pPr>
+        <w:spacing w:line="336" w:lineRule="auto" w:after="180"/>
+      </w:pPr>
+      <w:r>
+        <w:rPr>
+          <w:b w:val="0"/>
+        </w:rPr>
+        <w:t>Collect explanations, not only yes/no votes. If a misunderstanding is common, re-model the relevant step for the class.</w:t>
+      </w:r>
+    </w:p>
+    <w:p>
+      <w:pPr>
+        <w:spacing w:line="336" w:lineRule="auto" w:after="180"/>
+      </w:pPr>
+      <w:r>
+        <w:rPr>
+          <w:b w:val="0"/>
+        </w:rPr>
+        <w:t>If it affects a few learners, give a short targeted group explanation while others solve a more demanding variation.</w:t>
+      </w:r>
+    </w:p>
+    <w:p>
+      <w:pPr>
+        <w:pStyle w:val="Heading2"/>
+      </w:pPr>
+      <w:r>
+        <w:t>Pictorial question and changed-case reasoning</w:t>
+      </w:r>
+    </w:p>
+    <w:p>
+      <w:pPr>
+        <w:spacing w:line="336" w:lineRule="auto" w:after="180"/>
+      </w:pPr>
+      <w:r>
+        <w:rPr>
+          <w:b w:val="0"/>
+        </w:rPr>
+        <w:t xml:space="preserve">Which numbers would you display to make the </w:t>
+      </w:r>
+      <w:r>
+        <w:rPr>
+          <w:b/>
+        </w:rPr>
+        <w:t>defense</w:t>
+      </w:r>
+      <w:r>
+        <w:rPr>
+          <w:b w:val="0"/>
+        </w:rPr>
+        <w:t xml:space="preserve"> honest? Point to the relevant step in the picture, then write the changed result and the rule or </w:t>
+      </w:r>
+      <w:r>
+        <w:rPr>
+          <w:b/>
+        </w:rPr>
+        <w:t>evidence</w:t>
+      </w:r>
+      <w:r>
+        <w:rPr>
+          <w:b w:val="0"/>
+        </w:rPr>
+        <w:t xml:space="preserve"> that supports it.</w:t>
+      </w:r>
+    </w:p>
+    <w:p>
+      <w:pPr>
+        <w:spacing w:line="336" w:lineRule="auto" w:after="180"/>
+      </w:pPr>
+      <w:r>
+        <w:rPr>
+          <w:b w:val="0"/>
+        </w:rPr>
+        <w:t>Display 12/15 retrieval, 9/15 support and 4/5 fallback with separate set A and set B definitions; say speed was not measured.</w:t>
+      </w:r>
+    </w:p>
+    <w:p>
+      <w:pPr>
+        <w:spacing w:line="336" w:lineRule="auto" w:after="180"/>
+      </w:pPr>
+      <w:r>
+        <w:rPr>
+          <w:b w:val="0"/>
+        </w:rPr>
+        <w:t xml:space="preserve">Changed-case check: The poster omits the lower supported-answer rate and cannot imply </w:t>
+      </w:r>
+      <w:r>
+        <w:rPr>
+          <w:b/>
+        </w:rPr>
         <w:t>80%</w:t>
       </w:r>
       <w:r>
         <w:rPr>
           <w:b w:val="0"/>
         </w:rPr>
-        <w:t xml:space="preserve">. Make no measured speed claim. The arrows show which recorded </w:t>
+        <w:t xml:space="preserve"> fully correct answers. Retrieving useful </w:t>
       </w:r>
       <w:r>
         <w:rPr>
           <w:b/>
         </w:rPr>
+        <w:t>evidence</w:t>
+      </w:r>
+      <w:r>
+        <w:rPr>
+          <w:b w:val="0"/>
+        </w:rPr>
+        <w:t xml:space="preserve"> is an intermediate step, not proof that the final answer uses it correctly.</w:t>
+      </w:r>
+    </w:p>
+    <w:p>
+      <w:pPr>
+        <w:spacing w:line="336" w:lineRule="auto" w:after="180"/>
+      </w:pPr>
+      <w:r>
+        <w:rPr>
+          <w:b w:val="0"/>
+        </w:rPr>
+        <w:t xml:space="preserve">Changed-case reasoning: The poster omits the lower supported-answer rate and cannot imply </w:t>
+      </w:r>
+      <w:r>
+        <w:rPr>
+          <w:b/>
+        </w:rPr>
+        <w:t>80%</w:t>
+      </w:r>
+      <w:r>
+        <w:rPr>
+          <w:b w:val="0"/>
+        </w:rPr>
+        <w:t xml:space="preserve"> fully correct answers. Retrieving useful </w:t>
+      </w:r>
+      <w:r>
+        <w:rPr>
+          <w:b/>
+        </w:rPr>
+        <w:t>evidence</w:t>
+      </w:r>
+      <w:r>
+        <w:rPr>
+          <w:b w:val="0"/>
+        </w:rPr>
+        <w:t xml:space="preserve"> is an intermediate step, not proof that the final answer uses it correctly.</w:t>
+      </w:r>
+    </w:p>
+    <w:p>
+      <w:pPr>
+        <w:spacing w:line="336" w:lineRule="auto" w:after="180"/>
+      </w:pPr>
+      <w:r>
+        <w:rPr>
+          <w:b w:val="0"/>
+        </w:rPr>
+        <w:t xml:space="preserve">Collect each learner’s explanation before discussion. Use the first missing connection between </w:t>
+      </w:r>
+      <w:r>
+        <w:rPr>
+          <w:b/>
+        </w:rPr>
         <w:t>input</w:t>
       </w:r>
       <w:r>
         <w:rPr>
           <w:b w:val="0"/>
         </w:rPr>
-        <w:t xml:space="preserve"> or intermediate result each decision uses.</w:t>
+        <w:t xml:space="preserve">, deciding step and result to choose support. This question is worked-case practice, not fresh mastery </w:t>
+      </w:r>
+      <w:r>
+        <w:rPr>
+          <w:b/>
+        </w:rPr>
+        <w:t>evidence</w:t>
+      </w:r>
+      <w:r>
+        <w:rPr>
+          <w:b w:val="0"/>
+        </w:rPr>
+        <w:t>.</w:t>
+      </w:r>
+    </w:p>
+    <w:p>
+      <w:pPr>
+        <w:pStyle w:val="Heading2"/>
+      </w:pPr>
+      <w:r>
+        <w:t>Keep each learner explaining</w:t>
+      </w:r>
+    </w:p>
+    <w:p>
+      <w:pPr>
+        <w:pStyle w:val="ListBullet"/>
+      </w:pPr>
+      <w:r>
+        <w:t>Ask: Which facts are given, and which would we have to assume? Learners mark relevant details before discussing answers.</w:t>
+      </w:r>
+    </w:p>
+    <w:p>
+      <w:pPr>
+        <w:pStyle w:val="ListBullet"/>
+      </w:pPr>
+      <w:r>
+        <w:t>Say: Predict first. Show the rule, information path or calculation that would produce the result. A correct guess is not yet an explanation.</w:t>
+      </w:r>
+    </w:p>
+    <w:p>
+      <w:pPr>
+        <w:pStyle w:val="ListBullet"/>
+      </w:pPr>
+      <w:r>
+        <w:t>In pairs, one learner solves while the other checks evidence; exchange roles. Remove the worked answer before independent assessment.</w:t>
+      </w:r>
+    </w:p>
+    <w:p>
+      <w:pPr>
+        <w:pStyle w:val="Heading2"/>
+      </w:pPr>
+      <w:r>
+        <w:t>Earlier wording, alternatives and picture transcripts · reference / check after trying</w:t>
       </w:r>
     </w:p>
     <w:p>
       <w:pPr>
         <w:spacing w:line="336" w:lineRule="auto" w:after="180"/>
-        <w:shd w:fill="F1F6FC"/>
-      </w:pPr>
-      <w:r>
-        <w:rPr>
-          <w:b w:val="0"/>
-        </w:rPr>
-        <w:t>Explain the deciding step aloud before checking the changed case; pointing to the final answer alone does not show how it follows.</w:t>
+      </w:pPr>
+      <w:r>
+        <w:rPr>
+          <w:b w:val="0"/>
+        </w:rPr>
+        <w:t>Demonstrate and guide practice</w:t>
       </w:r>
     </w:p>
     <w:p>
@@ -2137,7 +3054,75 @@
         <w:pStyle w:val="Heading3"/>
       </w:pPr>
       <w:r>
-        <w:t>What this example does not establish</w:t>
+        <w:t>Board sequence</w:t>
+      </w:r>
+    </w:p>
+    <w:p>
+      <w:pPr>
+        <w:spacing w:line="336" w:lineRule="auto" w:after="180"/>
+      </w:pPr>
+      <w:r>
+        <w:rPr>
+          <w:b w:val="0"/>
+        </w:rPr>
+        <w:t>Write the given facts: Ten successful demos lead to a never hallucinates claim.</w:t>
+      </w:r>
+    </w:p>
+    <w:p>
+      <w:pPr>
+        <w:spacing w:line="336" w:lineRule="auto" w:after="180"/>
+      </w:pPr>
+      <w:r>
+        <w:rPr>
+          <w:b w:val="0"/>
+        </w:rPr>
+        <w:t>Write the question to explain: Write a defensible conclusion.</w:t>
+      </w:r>
+    </w:p>
+    <w:p>
+      <w:pPr>
+        <w:spacing w:line="336" w:lineRule="auto" w:after="180"/>
+      </w:pPr>
+      <w:r>
+        <w:rPr>
+          <w:b w:val="0"/>
+        </w:rPr>
+        <w:t xml:space="preserve">Reveal after </w:t>
+      </w:r>
+      <w:r>
+        <w:rPr>
+          <w:b/>
+        </w:rPr>
+        <w:t>prediction</w:t>
+      </w:r>
+      <w:r>
+        <w:rPr>
+          <w:b w:val="0"/>
+        </w:rPr>
+        <w:t xml:space="preserve">s: Report those ten specified passes, show </w:t>
+      </w:r>
+      <w:r>
+        <w:rPr>
+          <w:b/>
+        </w:rPr>
+        <w:t>evidence</w:t>
+      </w:r>
+      <w:r>
+        <w:rPr>
+          <w:b w:val="0"/>
+        </w:rPr>
+        <w:t xml:space="preserve"> and fallback, and state untested conditions. Demonstrate an unanswerable question.</w:t>
+      </w:r>
+    </w:p>
+    <w:p>
+      <w:pPr>
+        <w:spacing w:line="336" w:lineRule="auto" w:after="180"/>
+      </w:pPr>
+      <w:r>
+        <w:rPr>
+          <w:b w:val="0"/>
+        </w:rPr>
+        <w:t>Use the earlier changed question as optional later practice. Reserve Defend the fresh outcome figures independently for the first independent attempt before hints or feedback.</w:t>
       </w:r>
     </w:p>
     <w:p>
@@ -2145,434 +3130,18 @@
         <w:pStyle w:val="Heading3"/>
       </w:pPr>
       <w:r>
-        <w:t>Keep the stated limit</w:t>
+        <w:t>Classroom dialogue</w:t>
       </w:r>
     </w:p>
     <w:p>
       <w:pPr>
         <w:spacing w:line="336" w:lineRule="auto" w:after="180"/>
-        <w:shd w:fill="FFF5E6"/>
-      </w:pPr>
-      <w:r>
-        <w:rPr>
-          <w:b w:val="0"/>
-        </w:rPr>
-        <w:t xml:space="preserve">These invented counts illustrate </w:t>
-      </w:r>
-      <w:r>
-        <w:rPr>
-          <w:b/>
-        </w:rPr>
-        <w:t>defense</w:t>
-      </w:r>
-      <w:r>
-        <w:rPr>
-          <w:b w:val="0"/>
-        </w:rPr>
-        <w:t xml:space="preserve"> structure; the class must replace them with its own documented </w:t>
-      </w:r>
-      <w:r>
-        <w:rPr>
-          <w:b/>
-        </w:rPr>
-        <w:t>evidence</w:t>
-      </w:r>
-      <w:r>
-        <w:rPr>
-          <w:b w:val="0"/>
-        </w:rPr>
-        <w:t>.</w:t>
-      </w:r>
-    </w:p>
-    <w:p>
-      <w:pPr>
-        <w:pStyle w:val="Heading3"/>
-      </w:pPr>
-      <w:r>
-        <w:t>Change one thing in the pictured case</w:t>
-      </w:r>
-    </w:p>
-    <w:p>
-      <w:pPr>
-        <w:pStyle w:val="Heading3"/>
-      </w:pPr>
-      <w:r>
-        <w:t>Change one thing</w:t>
-      </w:r>
-    </w:p>
-    <w:p>
-      <w:pPr>
-        <w:spacing w:line="336" w:lineRule="auto" w:after="180"/>
-        <w:shd w:fill="F5F1FB"/>
-      </w:pPr>
-      <w:r>
-        <w:rPr>
-          <w:b w:val="0"/>
-        </w:rPr>
-        <w:t>Change: Only the retrieval rate is put on the presentation poster.</w:t>
-      </w:r>
-    </w:p>
-    <w:p>
-      <w:pPr>
-        <w:pStyle w:val="Heading3"/>
-      </w:pPr>
-      <w:r>
-        <w:t>Predicted result</w:t>
-      </w:r>
-    </w:p>
-    <w:p>
-      <w:pPr>
-        <w:spacing w:line="336" w:lineRule="auto" w:after="180"/>
-        <w:shd w:fill="F1F6FC"/>
-      </w:pPr>
-      <w:r>
-        <w:rPr>
-          <w:b/>
-        </w:rPr>
-        <w:t>Prediction</w:t>
-      </w:r>
-      <w:r>
-        <w:rPr>
-          <w:b w:val="0"/>
-        </w:rPr>
-        <w:t xml:space="preserve">: The poster omits the lower supported-answer rate and cannot imply </w:t>
-      </w:r>
-      <w:r>
-        <w:rPr>
-          <w:b/>
-        </w:rPr>
-        <w:t>80%</w:t>
-      </w:r>
-      <w:r>
-        <w:rPr>
-          <w:b w:val="0"/>
-        </w:rPr>
-        <w:t xml:space="preserve"> fully correct answers.</w:t>
-      </w:r>
-    </w:p>
-    <w:p>
-      <w:pPr>
-        <w:pStyle w:val="Heading3"/>
-      </w:pPr>
-      <w:r>
-        <w:t>Why the result follows</w:t>
-      </w:r>
-    </w:p>
-    <w:p>
-      <w:pPr>
-        <w:spacing w:line="336" w:lineRule="auto" w:after="180"/>
-        <w:shd w:fill="F1F6FC"/>
-      </w:pPr>
-      <w:r>
-        <w:rPr>
-          <w:b w:val="0"/>
-        </w:rPr>
-        <w:t xml:space="preserve">Reason: Retrieving useful </w:t>
-      </w:r>
-      <w:r>
-        <w:rPr>
-          <w:b/>
-        </w:rPr>
-        <w:t>evidence</w:t>
-      </w:r>
-      <w:r>
-        <w:rPr>
-          <w:b w:val="0"/>
-        </w:rPr>
-        <w:t xml:space="preserve"> is an intermediate step, not proof that the final answer uses it correctly.</w:t>
-      </w:r>
-    </w:p>
-    <w:p>
-      <w:pPr>
-        <w:pStyle w:val="Heading3"/>
-      </w:pPr>
-      <w:r>
-        <w:t>Ask while showing the picture</w:t>
-      </w:r>
-    </w:p>
-    <w:p>
-      <w:pPr>
-        <w:pStyle w:val="Heading3"/>
-      </w:pPr>
-      <w:r>
-        <w:t>Ask while showing the picture · 4</w:t>
-      </w:r>
-    </w:p>
-    <w:p>
-      <w:pPr>
-        <w:spacing w:line="336" w:lineRule="auto" w:after="180"/>
-      </w:pPr>
-      <w:r>
-        <w:rPr>
-          <w:b w:val="0"/>
-        </w:rPr>
-        <w:t xml:space="preserve">Cover the result. Ask learners to name the </w:t>
-      </w:r>
-      <w:r>
-        <w:rPr>
-          <w:b/>
-        </w:rPr>
-        <w:t>input</w:t>
-      </w:r>
-      <w:r>
-        <w:rPr>
-          <w:b w:val="0"/>
-        </w:rPr>
-        <w:t xml:space="preserve">s and predict the next step. Uncover one step, connect the icon to the actual procedure, and explain its </w:t>
-      </w:r>
-      <w:r>
-        <w:rPr>
-          <w:b/>
-        </w:rPr>
-        <w:t>evidence</w:t>
-      </w:r>
-      <w:r>
-        <w:rPr>
-          <w:b w:val="0"/>
-        </w:rPr>
-        <w:t>. Then change the supplied condition and compare.</w:t>
-      </w:r>
-    </w:p>
-    <w:p>
-      <w:pPr>
-        <w:spacing w:line="336" w:lineRule="auto" w:after="180"/>
-      </w:pPr>
-      <w:r>
-        <w:rPr>
-          <w:b w:val="0"/>
-        </w:rPr>
-        <w:t>The picture is a representation; it does not document execution of a real AI model.</w:t>
-      </w:r>
-    </w:p>
-    <w:p>
-      <w:pPr>
-        <w:pStyle w:val="Heading1"/>
-      </w:pPr>
-      <w:r>
-        <w:t>03. Demonstrate and guide practice</w:t>
-      </w:r>
-    </w:p>
-    <w:p>
-      <w:r>
-        <w:t>Demonstrate Creator Defense, reduce support deliberately and check individual reasoning before discussing answers.</w:t>
-      </w:r>
-    </w:p>
-    <w:p>
-      <w:pPr>
-        <w:pStyle w:val="Heading3"/>
-      </w:pPr>
-      <w:r>
-        <w:t>Board sequence</w:t>
-      </w:r>
-    </w:p>
-    <w:p>
-      <w:pPr>
-        <w:pStyle w:val="Heading3"/>
-      </w:pPr>
-      <w:r>
-        <w:t>1. Put the facts on the board</w:t>
-      </w:r>
-    </w:p>
-    <w:p>
-      <w:pPr>
-        <w:spacing w:line="336" w:lineRule="auto" w:after="180"/>
-        <w:shd w:fill="F4F9FC"/>
-      </w:pPr>
-      <w:r>
-        <w:rPr>
-          <w:b w:val="0"/>
-        </w:rPr>
-        <w:t>Write the given facts: Ten successful demos lead to a never hallucinates claim.</w:t>
-      </w:r>
-    </w:p>
-    <w:p>
-      <w:pPr>
-        <w:pStyle w:val="Heading3"/>
-      </w:pPr>
-      <w:r>
-        <w:t>2. State the decision to explain</w:t>
-      </w:r>
-    </w:p>
-    <w:p>
-      <w:pPr>
-        <w:spacing w:line="336" w:lineRule="auto" w:after="180"/>
-        <w:shd w:fill="F4F9FC"/>
-      </w:pPr>
-      <w:r>
-        <w:rPr>
-          <w:b w:val="0"/>
-        </w:rPr>
-        <w:t>Write the question to explain: Write a defensible conclusion.</w:t>
-      </w:r>
-    </w:p>
-    <w:p>
-      <w:pPr>
-        <w:pStyle w:val="Heading3"/>
-      </w:pPr>
-      <w:r>
-        <w:t>3. Reveal the worked reasoning</w:t>
-      </w:r>
-    </w:p>
-    <w:p>
-      <w:pPr>
-        <w:spacing w:line="336" w:lineRule="auto" w:after="180"/>
-        <w:shd w:fill="F1F6FC"/>
-      </w:pPr>
-      <w:r>
-        <w:rPr>
-          <w:b w:val="0"/>
-        </w:rPr>
-        <w:t xml:space="preserve">Reveal after </w:t>
-      </w:r>
-      <w:r>
-        <w:rPr>
-          <w:b/>
-        </w:rPr>
-        <w:t>prediction</w:t>
-      </w:r>
-      <w:r>
-        <w:rPr>
-          <w:b w:val="0"/>
-        </w:rPr>
-        <w:t xml:space="preserve">s: Report those ten specified passes, show </w:t>
-      </w:r>
-      <w:r>
-        <w:rPr>
-          <w:b/>
-        </w:rPr>
-        <w:t>evidence</w:t>
-      </w:r>
-      <w:r>
-        <w:rPr>
-          <w:b w:val="0"/>
-        </w:rPr>
-        <w:t xml:space="preserve"> and fallback, and state untested conditions. Demonstrate an unanswerable question.</w:t>
-      </w:r>
-    </w:p>
-    <w:p>
-      <w:pPr>
-        <w:pStyle w:val="Heading3"/>
-      </w:pPr>
-      <w:r>
-        <w:t>Hold back the independent task</w:t>
-      </w:r>
-    </w:p>
-    <w:p>
-      <w:pPr>
-        <w:spacing w:line="336" w:lineRule="auto" w:after="180"/>
-        <w:shd w:fill="FFF5E6"/>
-      </w:pPr>
-      <w:r>
-        <w:rPr>
-          <w:b w:val="0"/>
-        </w:rPr>
-        <w:t xml:space="preserve">Keep for an independent attempt: An audience asks whether your assistant is always correct. Give an </w:t>
-      </w:r>
-      <w:r>
-        <w:rPr>
-          <w:b/>
-        </w:rPr>
-        <w:t>evidence</w:t>
-      </w:r>
-      <w:r>
-        <w:rPr>
-          <w:b w:val="0"/>
-        </w:rPr>
-        <w:t xml:space="preserve">-based </w:t>
-      </w:r>
-      <w:r>
-        <w:rPr>
-          <w:b/>
-        </w:rPr>
-        <w:t>defense</w:t>
-      </w:r>
-      <w:r>
-        <w:rPr>
-          <w:b w:val="0"/>
-        </w:rPr>
-        <w:t xml:space="preserve"> using results and a limit.</w:t>
-      </w:r>
-    </w:p>
-    <w:p>
-      <w:pPr>
-        <w:pStyle w:val="Heading3"/>
-      </w:pPr>
-      <w:r>
-        <w:t>Classroom dialogue</w:t>
-      </w:r>
-    </w:p>
-    <w:p>
-      <w:pPr>
-        <w:pStyle w:val="Heading3"/>
-      </w:pPr>
-      <w:r>
-        <w:t>Ask the class</w:t>
-      </w:r>
-    </w:p>
-    <w:p>
-      <w:pPr>
-        <w:spacing w:line="336" w:lineRule="auto" w:after="180"/>
-        <w:shd w:fill="F5F1FB"/>
-      </w:pPr>
-      <w:r>
-        <w:rPr>
-          <w:b w:val="0"/>
-        </w:rPr>
-        <w:t>Ask: Which facts are given, and which would we have to assume? Learners mark relevant details before discussing answers.</w:t>
-      </w:r>
-    </w:p>
-    <w:p>
-      <w:pPr>
-        <w:pStyle w:val="Heading3"/>
-      </w:pPr>
-      <w:r>
-        <w:t>Language to model</w:t>
-      </w:r>
-    </w:p>
-    <w:p>
-      <w:pPr>
-        <w:spacing w:line="336" w:lineRule="auto" w:after="180"/>
-        <w:shd w:fill="F1F6F8"/>
-      </w:pPr>
-      <w:r>
-        <w:rPr>
-          <w:b w:val="0"/>
-        </w:rPr>
-        <w:t>Say: Predict first. Show the rule, information path or calculation that would produce the result. A correct guess is not yet an explanation.</w:t>
-      </w:r>
-    </w:p>
-    <w:p>
-      <w:pPr>
-        <w:spacing w:line="336" w:lineRule="auto" w:after="180"/>
       </w:pPr>
       <w:r>
         <w:rPr>
           <w:b w:val="0"/>
         </w:rPr>
         <w:t>Reveal reasoning one step at a time. Explain why a tempting alternative fails. Write units and denominators for arithmetic, trace conditions for decisions, and identify supporting sources for claims.</w:t>
-      </w:r>
-    </w:p>
-    <w:p>
-      <w:pPr>
-        <w:spacing w:line="336" w:lineRule="auto" w:after="180"/>
-      </w:pPr>
-      <w:r>
-        <w:rPr>
-          <w:b w:val="0"/>
-        </w:rPr>
-        <w:t xml:space="preserve">In pairs, one learner solves while the other checks </w:t>
-      </w:r>
-      <w:r>
-        <w:rPr>
-          <w:b/>
-        </w:rPr>
-        <w:t>evidence</w:t>
-      </w:r>
-      <w:r>
-        <w:rPr>
-          <w:b w:val="0"/>
-        </w:rPr>
-        <w:t>; exchange roles. Remove the worked answer before independent assessment.</w:t>
       </w:r>
     </w:p>
     <w:p>
@@ -2921,518 +3490,114 @@
         <w:pStyle w:val="Heading3"/>
       </w:pPr>
       <w:r>
-        <w:t>Completion practice</w:t>
+        <w:t>Individual reasoning check</w:t>
+      </w:r>
+    </w:p>
+    <w:p>
+      <w:pPr>
+        <w:pStyle w:val="Heading3"/>
+      </w:pPr>
+      <w:r>
+        <w:t>Pictorial practice question</w:t>
+      </w:r>
+    </w:p>
+    <w:p>
+      <w:pPr>
+        <w:pStyle w:val="Heading3"/>
+      </w:pPr>
+      <w:r>
+        <w:t>Reasoned teacher answer</w:t>
+      </w:r>
+    </w:p>
+    <w:p>
+      <w:pPr>
+        <w:pStyle w:val="Heading1"/>
+      </w:pPr>
+      <w:r>
+        <w:t>04. Run the supplied investigation</w:t>
+      </w:r>
+    </w:p>
+    <w:p>
+      <w:r>
+        <w:t>Keep expected results, observed paper traces and remaining limits distinguishable.</w:t>
+      </w:r>
+    </w:p>
+    <w:p>
+      <w:pPr>
+        <w:pStyle w:val="Heading2"/>
+      </w:pPr>
+      <w:r>
+        <w:t>Supplied materials and answer guidance</w:t>
       </w:r>
     </w:p>
     <w:p>
       <w:pPr>
         <w:spacing w:line="336" w:lineRule="auto" w:after="180"/>
-        <w:shd w:fill="F5F1FB"/>
-      </w:pPr>
-      <w:r>
-        <w:rPr>
-          <w:b w:val="0"/>
-        </w:rPr>
-        <w:t>Completion task: System reports 9/10 retrieved relevant records, 7/10 supported answers and zero actions in a read-only run. Presenter claims 90% fully correct and faster than baseline.</w:t>
+      </w:pPr>
+      <w:r>
+        <w:rPr>
+          <w:b w:val="0"/>
+        </w:rPr>
+        <w:t>D1 rates 80% retrieval/60% support/80% fallback with different case roles; no speed or complete reproduction packet. D2 day Tuesday via C1-v1, leader absent. Do not invent six failure types from aggregate counts. W2 retrieval 90%, support 70%, zero actions only in supplied run. Independent 80%/60%/75% with denominators 10/10/4; no latency or universal correctness claim.</w:t>
       </w:r>
     </w:p>
     <w:p>
       <w:pPr>
         <w:spacing w:line="336" w:lineRule="auto" w:after="180"/>
-        <w:shd w:fill="F5F1FB"/>
-      </w:pPr>
-      <w:r>
-        <w:rPr>
-          <w:b w:val="0"/>
-        </w:rPr>
-        <w:t>Show the intermediate steps and give the conclusion with its scope.</w:t>
-      </w:r>
-    </w:p>
-    <w:p>
-      <w:pPr>
-        <w:pStyle w:val="Heading3"/>
-      </w:pPr>
-      <w:r>
-        <w:t>Reasoning to listen for</w:t>
-      </w:r>
-    </w:p>
-    <w:p>
-      <w:pPr>
-        <w:spacing w:line="336" w:lineRule="auto" w:after="180"/>
-        <w:shd w:fill="F1F6FC"/>
-      </w:pPr>
-      <w:r>
-        <w:rPr>
-          <w:b w:val="0"/>
-        </w:rPr>
-        <w:t xml:space="preserve">Teacher check: Teacher explanation: Retrieval rate 90% and support rate </w:t>
-      </w:r>
-      <w:r>
-        <w:rPr>
-          <w:b/>
-        </w:rPr>
-        <w:t>70%</w:t>
-      </w:r>
-      <w:r>
-        <w:rPr>
-          <w:b w:val="0"/>
-        </w:rPr>
-        <w:t xml:space="preserve"> differ. Action trace supports zero actions in that run; no timing </w:t>
-      </w:r>
-      <w:r>
-        <w:rPr>
-          <w:b/>
-        </w:rPr>
-        <w:t>evidence</w:t>
-      </w:r>
-      <w:r>
-        <w:rPr>
-          <w:b w:val="0"/>
-        </w:rPr>
-        <w:t xml:space="preserve"> supports speed. Correct the full-correctness and speed claims.</w:t>
-      </w:r>
-    </w:p>
-    <w:p>
-      <w:pPr>
-        <w:spacing w:line="336" w:lineRule="auto" w:after="180"/>
-      </w:pPr>
-      <w:r>
-        <w:rPr>
-          <w:b w:val="0"/>
-        </w:rPr>
-        <w:t xml:space="preserve">Start by identifying the given </w:t>
-      </w:r>
-      <w:r>
-        <w:rPr>
-          <w:b/>
-        </w:rPr>
-        <w:t>input</w:t>
-      </w:r>
-      <w:r>
-        <w:rPr>
-          <w:b w:val="0"/>
-        </w:rPr>
-        <w:t>s together. Leave the intermediate steps blank. If needed, model one step, then withdraw that help on the next step. Move to a full trace only when the partial trace is understood.</w:t>
-      </w:r>
-    </w:p>
-    <w:p>
-      <w:pPr>
-        <w:spacing w:line="336" w:lineRule="auto" w:after="180"/>
-      </w:pPr>
-      <w:r>
-        <w:rPr>
-          <w:b w:val="0"/>
-        </w:rPr>
-        <w:t>For partners, alternate explainer and checker; collect a response from every learner before discussion.</w:t>
-      </w:r>
-    </w:p>
-    <w:p>
-      <w:pPr>
-        <w:pStyle w:val="Heading3"/>
-      </w:pPr>
-      <w:r>
-        <w:t>Individual reasoning check</w:t>
-      </w:r>
-    </w:p>
-    <w:p>
-      <w:pPr>
-        <w:spacing w:line="336" w:lineRule="auto" w:after="180"/>
-      </w:pPr>
-      <w:r>
-        <w:rPr>
-          <w:b w:val="0"/>
-        </w:rPr>
-        <w:t xml:space="preserve">Use the worked case for Generative systems </w:t>
-      </w:r>
-      <w:r>
-        <w:rPr>
-          <w:b/>
-        </w:rPr>
-        <w:t>defense</w:t>
-      </w:r>
-      <w:r>
-        <w:rPr>
-          <w:b w:val="0"/>
-        </w:rPr>
-        <w:t>. Proposed explanation: “The worked result establishes every future case”. Decide whether this explanation is supported.</w:t>
-      </w:r>
-    </w:p>
-    <w:p>
-      <w:pPr>
-        <w:spacing w:line="336" w:lineRule="auto" w:after="180"/>
-      </w:pPr>
-      <w:r>
-        <w:rPr>
-          <w:b w:val="0"/>
-        </w:rPr>
-        <w:t>Point to the step or supplied fact that decides; explain your repair if needed.</w:t>
-      </w:r>
-    </w:p>
-    <w:p>
-      <w:pPr>
-        <w:pStyle w:val="Heading3"/>
-      </w:pPr>
-      <w:r>
-        <w:t>Expected repair</w:t>
-      </w:r>
-    </w:p>
-    <w:p>
-      <w:pPr>
-        <w:spacing w:line="336" w:lineRule="auto" w:after="180"/>
-        <w:shd w:fill="F1F6FC"/>
-      </w:pPr>
-      <w:r>
-        <w:rPr>
-          <w:b w:val="0"/>
-        </w:rPr>
-        <w:t xml:space="preserve">Expected correction: A </w:t>
-      </w:r>
-      <w:r>
-        <w:rPr>
-          <w:b/>
-        </w:rPr>
-        <w:t>defense</w:t>
-      </w:r>
-      <w:r>
-        <w:rPr>
-          <w:b w:val="0"/>
-        </w:rPr>
-        <w:t xml:space="preserve"> should preserve negative </w:t>
-      </w:r>
-      <w:r>
-        <w:rPr>
-          <w:b/>
-        </w:rPr>
-        <w:t>evidence</w:t>
-      </w:r>
-      <w:r>
-        <w:rPr>
-          <w:b w:val="0"/>
-        </w:rPr>
-        <w:t xml:space="preserve"> and uncertainty rather than treating polished presentation as proof.</w:t>
-      </w:r>
-    </w:p>
-    <w:p>
-      <w:pPr>
-        <w:spacing w:line="336" w:lineRule="auto" w:after="180"/>
-      </w:pPr>
-      <w:r>
-        <w:rPr>
-          <w:b w:val="0"/>
-        </w:rPr>
-        <w:t>Collect explanations, not only yes/no votes. If a misunderstanding is common, re-model the relevant step for the class.</w:t>
-      </w:r>
-    </w:p>
-    <w:p>
-      <w:pPr>
-        <w:spacing w:line="336" w:lineRule="auto" w:after="180"/>
-      </w:pPr>
-      <w:r>
-        <w:rPr>
-          <w:b w:val="0"/>
-        </w:rPr>
-        <w:t>If it affects a few learners, give a short targeted group explanation while others solve a more demanding variation.</w:t>
-      </w:r>
-    </w:p>
-    <w:p>
-      <w:pPr>
-        <w:pStyle w:val="Heading3"/>
-      </w:pPr>
-      <w:r>
-        <w:t>Pictorial practice question</w:t>
-      </w:r>
-    </w:p>
-    <w:p>
-      <w:pPr>
-        <w:spacing w:line="336" w:lineRule="auto" w:after="180"/>
-      </w:pPr>
-      <w:r>
-        <w:rPr>
-          <w:b w:val="0"/>
-        </w:rPr>
-        <w:t xml:space="preserve">Which numbers would you display to make the </w:t>
-      </w:r>
-      <w:r>
-        <w:rPr>
-          <w:b/>
-        </w:rPr>
-        <w:t>defense</w:t>
-      </w:r>
-      <w:r>
-        <w:rPr>
-          <w:b w:val="0"/>
-        </w:rPr>
-        <w:t xml:space="preserve"> honest? Point to the relevant step in the picture, then write the changed result and the rule or </w:t>
-      </w:r>
-      <w:r>
-        <w:rPr>
-          <w:b/>
-        </w:rPr>
-        <w:t>evidence</w:t>
-      </w:r>
-      <w:r>
-        <w:rPr>
-          <w:b w:val="0"/>
-        </w:rPr>
-        <w:t xml:space="preserve"> that supports it.</w:t>
-      </w:r>
-    </w:p>
-    <w:p>
-      <w:pPr>
-        <w:pStyle w:val="Heading3"/>
-      </w:pPr>
-      <w:r>
-        <w:t>Reasoned teacher answer</w:t>
-      </w:r>
-    </w:p>
-    <w:p>
-      <w:pPr>
-        <w:spacing w:line="336" w:lineRule="auto" w:after="180"/>
-      </w:pPr>
-      <w:r>
-        <w:rPr>
-          <w:b w:val="0"/>
-        </w:rPr>
-        <w:t>Display 12/15 retrieval, 9/15 support and 4/5 fallback with separate set A and set B definitions; say speed was not measured.</w:t>
-      </w:r>
-    </w:p>
-    <w:p>
-      <w:pPr>
-        <w:spacing w:line="336" w:lineRule="auto" w:after="180"/>
-      </w:pPr>
-      <w:r>
-        <w:rPr>
-          <w:b w:val="0"/>
-        </w:rPr>
-        <w:t xml:space="preserve">Changed-case check: The poster omits the lower supported-answer rate and cannot imply </w:t>
-      </w:r>
-      <w:r>
-        <w:rPr>
-          <w:b/>
-        </w:rPr>
-        <w:t>80%</w:t>
-      </w:r>
-      <w:r>
-        <w:rPr>
-          <w:b w:val="0"/>
-        </w:rPr>
-        <w:t xml:space="preserve"> fully correct answers. Retrieving useful </w:t>
-      </w:r>
-      <w:r>
-        <w:rPr>
-          <w:b/>
-        </w:rPr>
-        <w:t>evidence</w:t>
-      </w:r>
-      <w:r>
-        <w:rPr>
-          <w:b w:val="0"/>
-        </w:rPr>
-        <w:t xml:space="preserve"> is an intermediate step, not proof that the final answer uses it correctly.</w:t>
-      </w:r>
-    </w:p>
-    <w:p>
-      <w:pPr>
-        <w:spacing w:line="336" w:lineRule="auto" w:after="180"/>
-      </w:pPr>
-      <w:r>
-        <w:rPr>
-          <w:b w:val="0"/>
-        </w:rPr>
-        <w:t xml:space="preserve">Changed-case reasoning: The poster omits the lower supported-answer rate and cannot imply </w:t>
-      </w:r>
-      <w:r>
-        <w:rPr>
-          <w:b/>
-        </w:rPr>
-        <w:t>80%</w:t>
-      </w:r>
-      <w:r>
-        <w:rPr>
-          <w:b w:val="0"/>
-        </w:rPr>
-        <w:t xml:space="preserve"> fully correct answers. Retrieving useful </w:t>
-      </w:r>
-      <w:r>
-        <w:rPr>
-          <w:b/>
-        </w:rPr>
-        <w:t>evidence</w:t>
-      </w:r>
-      <w:r>
-        <w:rPr>
-          <w:b w:val="0"/>
-        </w:rPr>
-        <w:t xml:space="preserve"> is an intermediate step, not proof that the final answer uses it correctly.</w:t>
-      </w:r>
-    </w:p>
-    <w:p>
-      <w:pPr>
-        <w:spacing w:line="336" w:lineRule="auto" w:after="180"/>
-      </w:pPr>
-      <w:r>
-        <w:rPr>
-          <w:b w:val="0"/>
-        </w:rPr>
-        <w:t xml:space="preserve">Collect each learner’s explanation before discussion. Use the first missing connection between </w:t>
-      </w:r>
-      <w:r>
-        <w:rPr>
-          <w:b/>
-        </w:rPr>
-        <w:t>input</w:t>
-      </w:r>
-      <w:r>
-        <w:rPr>
-          <w:b w:val="0"/>
-        </w:rPr>
-        <w:t xml:space="preserve">, deciding step and result to choose support. This question is worked-case practice, not fresh mastery </w:t>
-      </w:r>
-      <w:r>
-        <w:rPr>
-          <w:b/>
-        </w:rPr>
-        <w:t>evidence</w:t>
-      </w:r>
-      <w:r>
-        <w:rPr>
-          <w:b w:val="0"/>
-        </w:rPr>
-        <w:t>.</w:t>
-      </w:r>
-    </w:p>
-    <w:p>
-      <w:pPr>
-        <w:pStyle w:val="Heading1"/>
-      </w:pPr>
-      <w:r>
-        <w:t>04. Run the weekly evidence lab</w:t>
-      </w:r>
-    </w:p>
-    <w:p>
-      <w:r>
-        <w:t>Run the Creator Defense investigation and use the first unsupported step to choose a teaching response.</w:t>
-      </w:r>
-    </w:p>
-    <w:p>
-      <w:pPr>
-        <w:spacing w:line="336" w:lineRule="auto" w:after="180"/>
-      </w:pPr>
-      <w:r>
-        <w:rPr>
-          <w:b w:val="0"/>
-        </w:rPr>
-        <w:t>Words You Can Use to Reason</w:t>
-      </w:r>
-    </w:p>
-    <w:p>
-      <w:pPr>
-        <w:spacing w:line="336" w:lineRule="auto" w:after="180"/>
-      </w:pPr>
-      <w:r>
-        <w:rPr>
-          <w:b w:val="0"/>
-        </w:rPr>
-        <w:t>A definition matters when you can recognize the idea, use it, and contrast it with a near-miss.</w:t>
-      </w:r>
-    </w:p>
-    <w:p>
-      <w:pPr>
-        <w:spacing w:line="336" w:lineRule="auto" w:after="180"/>
-      </w:pPr>
-      <w:r>
-        <w:rPr>
-          <w:b w:val="0"/>
-        </w:rPr>
+      </w:pPr>
+      <w:r>
+        <w:rPr>
+          <w:b w:val="0"/>
+        </w:rPr>
+        <w:t>Defend a bounded record rather than a perfect story.</w:t>
+      </w:r>
+    </w:p>
+    <w:p>
+      <w:pPr>
+        <w:pStyle w:val="Heading2"/>
+      </w:pPr>
+      <w:r>
+        <w:t>Run and record</w:t>
+      </w:r>
+    </w:p>
+    <w:p>
+      <w:pPr>
+        <w:pStyle w:val="ListNumber"/>
+      </w:pPr>
+      <w:r>
         <w:t>Predict → Test → Record → Explain</w:t>
       </w:r>
     </w:p>
     <w:p>
       <w:pPr>
-        <w:spacing w:line="336" w:lineRule="auto" w:after="180"/>
-      </w:pPr>
-      <w:r>
-        <w:rPr>
-          <w:b w:val="0"/>
-        </w:rPr>
+        <w:pStyle w:val="ListNumber"/>
+      </w:pPr>
+      <w:r>
         <w:t>Keep expected and actual results separate. Surprises are useful data when recorded honestly.</w:t>
       </w:r>
     </w:p>
     <w:p>
       <w:pPr>
-        <w:spacing w:line="336" w:lineRule="auto" w:after="180"/>
-      </w:pPr>
-      <w:r>
-        <w:rPr>
-          <w:b w:val="0"/>
-        </w:rPr>
-        <w:t xml:space="preserve">Present </w:t>
-      </w:r>
-      <w:r>
-        <w:rPr>
-          <w:b/>
-        </w:rPr>
-        <w:t>architecture</w:t>
-      </w:r>
-      <w:r>
-        <w:rPr>
-          <w:b w:val="0"/>
-        </w:rPr>
-        <w:t xml:space="preserve"> and </w:t>
-      </w:r>
-      <w:r>
-        <w:rPr>
-          <w:b/>
-        </w:rPr>
-        <w:t>evidence</w:t>
-      </w:r>
-      <w:r>
-        <w:rPr>
-          <w:b w:val="0"/>
-        </w:rPr>
-        <w:t xml:space="preserve"> bundle, accept a fresh case, explain a failure without hiding it, and defend one tradeoff.</w:t>
-      </w:r>
-    </w:p>
-    <w:p>
-      <w:pPr>
-        <w:spacing w:line="336" w:lineRule="auto" w:after="180"/>
-        <w:shd w:fill="F5F1FB"/>
-      </w:pPr>
-      <w:r>
-        <w:rPr>
-          <w:b w:val="0"/>
-        </w:rPr>
+        <w:pStyle w:val="ListNumber"/>
+      </w:pPr>
+      <w:r>
+        <w:t>Use the complete D1/D2 rehearsal packet and challenge cards. Present separate rates, trace a supplied supported/missing-source scenario, identify missing reproduction details and reject unmeasured speed claims. Label predictions, paper traces and actual project results separately; do not adopt fictional counts as student evidence.</w:t>
+      </w:r>
+    </w:p>
+    <w:p>
+      <w:pPr>
+        <w:pStyle w:val="ListNumber"/>
+      </w:pPr>
+      <w:r>
         <w:t>What did the hardest test teach you that the normal test did not?</w:t>
       </w:r>
     </w:p>
     <w:p>
       <w:pPr>
-        <w:pStyle w:val="Heading3"/>
-      </w:pPr>
-      <w:r>
-        <w:t>Make the lab runnable</w:t>
-      </w:r>
-    </w:p>
-    <w:p>
-      <w:pPr>
-        <w:spacing w:line="336" w:lineRule="auto" w:after="180"/>
-      </w:pPr>
-      <w:r>
-        <w:rPr>
-          <w:b w:val="0"/>
-        </w:rPr>
-        <w:t>Use the concrete case as the shared normal case and the independent question as a second case. Each pair creates a boundary or missing-information case and predicts its result before testing.</w:t>
-      </w:r>
-    </w:p>
-    <w:p>
-      <w:pPr>
-        <w:spacing w:line="336" w:lineRule="auto" w:after="180"/>
-      </w:pPr>
-      <w:r>
-        <w:rPr>
-          <w:b w:val="0"/>
-        </w:rPr>
-        <w:t>Keep the expected result separate from an observed mistake.</w:t>
+        <w:pStyle w:val="Heading2"/>
+      </w:pPr>
+      <w:r>
+        <w:t>Keep an inspectable record</w:t>
       </w:r>
     </w:p>
     <w:tbl>
@@ -3583,10 +3748,10 @@
     </w:tbl>
     <w:p>
       <w:pPr>
-        <w:pStyle w:val="Heading3"/>
-      </w:pPr>
-      <w:r>
-        <w:t>Diagnose and reteach</w:t>
+        <w:pStyle w:val="Heading2"/>
+      </w:pPr>
+      <w:r>
+        <w:t>Diagnose the first misunderstanding</w:t>
       </w:r>
     </w:p>
     <w:p>
@@ -3597,7 +3762,31 @@
         <w:rPr>
           <w:b w:val="0"/>
         </w:rPr>
-        <w:t>For guessing, return to given facts and request a trace. For vocabulary without application, use one example and one non-example. For arithmetic errors, check the setup before the calculation.</w:t>
+        <w:t xml:space="preserve">The worked result establishes every future case: A </w:t>
+      </w:r>
+      <w:r>
+        <w:rPr>
+          <w:b/>
+        </w:rPr>
+        <w:t>defense</w:t>
+      </w:r>
+      <w:r>
+        <w:rPr>
+          <w:b w:val="0"/>
+        </w:rPr>
+        <w:t xml:space="preserve"> should preserve negative </w:t>
+      </w:r>
+      <w:r>
+        <w:rPr>
+          <w:b/>
+        </w:rPr>
+        <w:t>evidence</w:t>
+      </w:r>
+      <w:r>
+        <w:rPr>
+          <w:b w:val="0"/>
+        </w:rPr>
+        <w:t xml:space="preserve"> and uncertainty rather than treating polished presentation as proof.</w:t>
       </w:r>
     </w:p>
     <w:p>
@@ -3608,15 +3797,31 @@
         <w:rPr>
           <w:b w:val="0"/>
         </w:rPr>
-        <w:t>Finish with a different uncoached case before recording mastery.</w:t>
-      </w:r>
-    </w:p>
-    <w:p>
-      <w:pPr>
-        <w:pStyle w:val="Heading3"/>
-      </w:pPr>
-      <w:r>
-        <w:t>Address these additional misconceptions</w:t>
+        <w:t xml:space="preserve">A missing </w:t>
+      </w:r>
+      <w:r>
+        <w:rPr>
+          <w:b/>
+        </w:rPr>
+        <w:t>input</w:t>
+      </w:r>
+      <w:r>
+        <w:rPr>
+          <w:b w:val="0"/>
+        </w:rPr>
+        <w:t xml:space="preserve"> may be replaced without recording the change: A replacement changes the </w:t>
+      </w:r>
+      <w:r>
+        <w:rPr>
+          <w:b/>
+        </w:rPr>
+        <w:t>evidence</w:t>
+      </w:r>
+      <w:r>
+        <w:rPr>
+          <w:b w:val="0"/>
+        </w:rPr>
+        <w:t xml:space="preserve"> or contract. Record the change and its justification; do not silently turn unknown into a measured value.</w:t>
       </w:r>
     </w:p>
     <w:p>
@@ -3627,97 +3832,27 @@
         <w:rPr>
           <w:b w:val="0"/>
         </w:rPr>
-        <w:t xml:space="preserve">The worked result establishes every future case: A </w:t>
+        <w:t xml:space="preserve">Repeating an assessed case is new independent </w:t>
       </w:r>
       <w:r>
         <w:rPr>
           <w:b/>
         </w:rPr>
-        <w:t>defense</w:t>
-      </w:r>
-      <w:r>
-        <w:rPr>
-          <w:b w:val="0"/>
-        </w:rPr>
-        <w:t xml:space="preserve"> should preserve negative </w:t>
-      </w:r>
-      <w:r>
-        <w:rPr>
-          <w:b/>
-        </w:rPr>
         <w:t>evidence</w:t>
       </w:r>
       <w:r>
         <w:rPr>
           <w:b w:val="0"/>
         </w:rPr>
-        <w:t xml:space="preserve"> and uncertainty rather than treating polished presentation as proof.</w:t>
-      </w:r>
-    </w:p>
-    <w:p>
-      <w:pPr>
-        <w:spacing w:line="336" w:lineRule="auto" w:after="180"/>
-      </w:pPr>
-      <w:r>
-        <w:rPr>
-          <w:b w:val="0"/>
-        </w:rPr>
-        <w:t xml:space="preserve">A missing </w:t>
-      </w:r>
-      <w:r>
-        <w:rPr>
-          <w:b/>
-        </w:rPr>
-        <w:t>input</w:t>
-      </w:r>
-      <w:r>
-        <w:rPr>
-          <w:b w:val="0"/>
-        </w:rPr>
-        <w:t xml:space="preserve"> may be replaced without recording the change: A replacement changes the </w:t>
-      </w:r>
-      <w:r>
-        <w:rPr>
-          <w:b/>
-        </w:rPr>
-        <w:t>evidence</w:t>
-      </w:r>
-      <w:r>
-        <w:rPr>
-          <w:b w:val="0"/>
-        </w:rPr>
-        <w:t xml:space="preserve"> or contract. Record the change and its justification; do not silently turn unknown into a measured value.</w:t>
-      </w:r>
-    </w:p>
-    <w:p>
-      <w:pPr>
-        <w:spacing w:line="336" w:lineRule="auto" w:after="180"/>
-      </w:pPr>
-      <w:r>
-        <w:rPr>
-          <w:b w:val="0"/>
-        </w:rPr>
-        <w:t xml:space="preserve">Repeating an assessed case is new independent </w:t>
-      </w:r>
-      <w:r>
-        <w:rPr>
-          <w:b/>
-        </w:rPr>
-        <w:t>evidence</w:t>
-      </w:r>
-      <w:r>
-        <w:rPr>
-          <w:b w:val="0"/>
-        </w:rPr>
         <w:t>: A replay checks consistency. An example used for feedback or revision cannot later be described as untouched final evaluation.</w:t>
       </w:r>
     </w:p>
     <w:p>
       <w:pPr>
-        <w:pStyle w:val="Heading3"/>
-      </w:pPr>
-      <w:r>
-        <w:t>Match the support to the first error</w:t>
+        <w:pStyle w:val="Heading2"/>
+      </w:pPr>
+      <w:r>
+        <w:t>Choose support from the response</w:t>
       </w:r>
     </w:p>
     <w:tbl>
@@ -3890,15 +4025,805 @@
     </w:p>
     <w:p>
       <w:pPr>
+        <w:pStyle w:val="Heading2"/>
+      </w:pPr>
+      <w:r>
+        <w:t>Earlier wording, alternatives and picture transcripts · reference / check after trying</w:t>
+      </w:r>
+    </w:p>
+    <w:p>
+      <w:pPr>
+        <w:spacing w:line="336" w:lineRule="auto" w:after="180"/>
+      </w:pPr>
+      <w:r>
+        <w:rPr>
+          <w:b w:val="0"/>
+        </w:rPr>
+        <w:t>Run the weekly evidence lab</w:t>
+      </w:r>
+    </w:p>
+    <w:p>
+      <w:pPr>
+        <w:spacing w:line="336" w:lineRule="auto" w:after="180"/>
+      </w:pPr>
+      <w:r>
+        <w:rPr>
+          <w:b w:val="0"/>
+        </w:rPr>
+        <w:t>Words You Can Use to Reason</w:t>
+      </w:r>
+    </w:p>
+    <w:p>
+      <w:pPr>
+        <w:spacing w:line="336" w:lineRule="auto" w:after="180"/>
+      </w:pPr>
+      <w:r>
+        <w:rPr>
+          <w:b w:val="0"/>
+        </w:rPr>
+        <w:t>A definition matters when you can recognize the idea, use it, and contrast it with a near-miss.</w:t>
+      </w:r>
+    </w:p>
+    <w:p>
+      <w:pPr>
+        <w:pStyle w:val="Heading3"/>
+      </w:pPr>
+      <w:r>
+        <w:t>Make the lab runnable</w:t>
+      </w:r>
+    </w:p>
+    <w:p>
+      <w:pPr>
+        <w:spacing w:line="336" w:lineRule="auto" w:after="180"/>
+      </w:pPr>
+      <w:r>
+        <w:rPr>
+          <w:b w:val="0"/>
+        </w:rPr>
+        <w:t>Use the supplied investigation for shared practice. Keep predictions and observed paper-trace results separate. Reserve Defend the fresh outcome figures independently for the individual first attempt before feedback; do not use the reserved case as a paired lab task.</w:t>
+      </w:r>
+    </w:p>
+    <w:p>
+      <w:pPr>
+        <w:pStyle w:val="Heading3"/>
+      </w:pPr>
+      <w:r>
+        <w:t>Diagnose and reteach</w:t>
+      </w:r>
+    </w:p>
+    <w:p>
+      <w:pPr>
+        <w:spacing w:line="336" w:lineRule="auto" w:after="180"/>
+      </w:pPr>
+      <w:r>
+        <w:rPr>
+          <w:b w:val="0"/>
+        </w:rPr>
+        <w:t>For guessing, return to given facts and request a trace. For vocabulary without application, use one example and one non-example. For arithmetic errors, check the setup before the calculation.</w:t>
+      </w:r>
+    </w:p>
+    <w:p>
+      <w:pPr>
+        <w:spacing w:line="336" w:lineRule="auto" w:after="180"/>
+      </w:pPr>
+      <w:r>
+        <w:rPr>
+          <w:b w:val="0"/>
+        </w:rPr>
+        <w:t>Finish with a different uncoached case before recording mastery.</w:t>
+      </w:r>
+    </w:p>
+    <w:p>
+      <w:pPr>
+        <w:pStyle w:val="Heading3"/>
+      </w:pPr>
+      <w:r>
+        <w:t>Address these additional misconceptions</w:t>
+      </w:r>
+    </w:p>
+    <w:p>
+      <w:pPr>
+        <w:pStyle w:val="Heading3"/>
+      </w:pPr>
+      <w:r>
+        <w:t>Match the support to the first error</w:t>
+      </w:r>
+    </w:p>
+    <w:p>
+      <w:pPr>
         <w:pStyle w:val="Heading1"/>
       </w:pPr>
       <w:r>
-        <w:t>05. Assess and explain the answers</w:t>
-      </w:r>
-    </w:p>
-    <w:p>
-      <w:r>
-        <w:t>Use the Creator Defense questions, teacher keys and criteria after the relevant attempts. Previously discussed cases are practice; protect the separately selected independent task.</w:t>
+        <w:t>05. Assess the selected new case</w:t>
+      </w:r>
+    </w:p>
+    <w:p>
+      <w:r>
+        <w:t>Keep this key until after the first attempt; accept valid alternatives with defensible reasoning.</w:t>
+      </w:r>
+    </w:p>
+    <w:p>
+      <w:pPr>
+        <w:pStyle w:val="Heading2"/>
+      </w:pPr>
+      <w:r>
+        <w:t>Selected independent question and key</w:t>
+      </w:r>
+    </w:p>
+    <w:p>
+      <w:pPr>
+        <w:spacing w:line="336" w:lineRule="auto" w:after="180"/>
+      </w:pPr>
+      <w:r>
+        <w:rPr>
+          <w:b w:val="0"/>
+        </w:rPr>
+        <w:t xml:space="preserve">Selected case: A </w:t>
+      </w:r>
+      <w:r>
+        <w:rPr>
+          <w:b/>
+        </w:rPr>
+        <w:t>defense</w:t>
+      </w:r>
+      <w:r>
+        <w:rPr>
+          <w:b w:val="0"/>
+        </w:rPr>
+        <w:t xml:space="preserve"> has retrieval 8/10, support 6/10, fallback 3/4 and no measured latency. State the three rates and reject one unsupported claim.</w:t>
+      </w:r>
+    </w:p>
+    <w:p>
+      <w:pPr>
+        <w:spacing w:line="336" w:lineRule="auto" w:after="180"/>
+      </w:pPr>
+      <w:r>
+        <w:rPr>
+          <w:b w:val="0"/>
+        </w:rPr>
+        <w:t xml:space="preserve">Teacher explanation: </w:t>
+      </w:r>
+      <w:r>
+        <w:rPr>
+          <w:b/>
+        </w:rPr>
+        <w:t>80%</w:t>
+      </w:r>
+      <w:r>
+        <w:rPr>
+          <w:b w:val="0"/>
+        </w:rPr>
+        <w:t xml:space="preserve"> retrieval, </w:t>
+      </w:r>
+      <w:r>
+        <w:rPr>
+          <w:b/>
+        </w:rPr>
+        <w:t>60%</w:t>
+      </w:r>
+      <w:r>
+        <w:rPr>
+          <w:b w:val="0"/>
+        </w:rPr>
+        <w:t xml:space="preserve"> support, 75% appropriate fallback; denominators differ. Speed and universal correctness are unmeasured; present </w:t>
+      </w:r>
+      <w:r>
+        <w:rPr>
+          <w:b/>
+        </w:rPr>
+        <w:t>limitation</w:t>
+      </w:r>
+      <w:r>
+        <w:rPr>
+          <w:b w:val="0"/>
+        </w:rPr>
+        <w:t>s and source versions.</w:t>
+      </w:r>
+    </w:p>
+    <w:p>
+      <w:pPr>
+        <w:pStyle w:val="Heading2"/>
+      </w:pPr>
+      <w:r>
+        <w:t>Judge explanation, trace and limits</w:t>
+      </w:r>
+    </w:p>
+    <w:tbl>
+      <w:tblPr>
+        <w:tblStyle w:val="LightShading-Accent1"/>
+        <w:tblW w:type="auto" w:w="0"/>
+        <w:tblLook w:firstColumn="1" w:firstRow="1" w:lastColumn="0" w:lastRow="0" w:noHBand="0" w:noVBand="1" w:val="04A0"/>
+      </w:tblPr>
+      <w:tblGrid>
+        <w:gridCol w:w="5112"/>
+        <w:gridCol w:w="5112"/>
+      </w:tblGrid>
+      <w:tr>
+        <w:trPr>
+          <w:tblHeader/>
+        </w:trPr>
+        <w:tc>
+          <w:tcPr>
+            <w:tcW w:type="dxa" w:w="5112"/>
+          </w:tcPr>
+          <w:p>
+            <w:r>
+              <w:t>Dimension</w:t>
+            </w:r>
+          </w:p>
+        </w:tc>
+        <w:tc>
+          <w:tcPr>
+            <w:tcW w:type="dxa" w:w="5112"/>
+          </w:tcPr>
+          <w:p>
+            <w:r>
+              <w:t>Evidence required</w:t>
+            </w:r>
+          </w:p>
+        </w:tc>
+      </w:tr>
+      <w:tr>
+        <w:tc>
+          <w:tcPr>
+            <w:tcW w:type="dxa" w:w="5112"/>
+          </w:tcPr>
+          <w:p>
+            <w:r>
+              <w:t>Explanation</w:t>
+            </w:r>
+          </w:p>
+        </w:tc>
+        <w:tc>
+          <w:tcPr>
+            <w:tcW w:type="dxa" w:w="5112"/>
+          </w:tcPr>
+          <w:p>
+            <w:r>
+              <w:t>Names the applicable idea or procedure and ties it to the supplied facts.</w:t>
+            </w:r>
+          </w:p>
+        </w:tc>
+      </w:tr>
+      <w:tr>
+        <w:tc>
+          <w:tcPr>
+            <w:tcW w:type="dxa" w:w="5112"/>
+          </w:tcPr>
+          <w:p>
+            <w:r>
+              <w:t>Trace and result</w:t>
+            </w:r>
+          </w:p>
+        </w:tc>
+        <w:tc>
+          <w:tcPr>
+            <w:tcW w:type="dxa" w:w="5112"/>
+          </w:tcPr>
+          <w:p>
+            <w:r>
+              <w:t>Preserves the given inputs and shows the relevant intermediate steps; distinguishes a prediction from an observed execution.</w:t>
+            </w:r>
+          </w:p>
+        </w:tc>
+      </w:tr>
+      <w:tr>
+        <w:tc>
+          <w:tcPr>
+            <w:tcW w:type="dxa" w:w="5112"/>
+          </w:tcPr>
+          <w:p>
+            <w:r>
+              <w:t>Limits</w:t>
+            </w:r>
+          </w:p>
+        </w:tc>
+        <w:tc>
+          <w:tcPr>
+            <w:tcW w:type="dxa" w:w="5112"/>
+          </w:tcPr>
+          <w:p>
+            <w:r>
+              <w:t>States the assumptions, missing evidence or conditions under which the result would change.</w:t>
+            </w:r>
+          </w:p>
+        </w:tc>
+      </w:tr>
+    </w:tbl>
+    <w:p>
+      <w:pPr>
+        <w:spacing w:line="336" w:lineRule="auto" w:after="180"/>
+      </w:pPr>
+      <w:r>
+        <w:rPr>
+          <w:b w:val="0"/>
+        </w:rPr>
+        <w:t>Record each dimension as not yet, with support, or independent. Accept a valid alternative procedure with a defensible trace.</w:t>
+      </w:r>
+    </w:p>
+    <w:p>
+      <w:pPr>
+        <w:spacing w:line="336" w:lineRule="auto" w:after="180"/>
+      </w:pPr>
+      <w:r>
+        <w:rPr>
+          <w:b w:val="0"/>
+        </w:rPr>
+        <w:t xml:space="preserve">Do not penalise an honestly recorded model failure if the learner correctly explains its </w:t>
+      </w:r>
+      <w:r>
+        <w:rPr>
+          <w:b/>
+        </w:rPr>
+        <w:t>evidence</w:t>
+      </w:r>
+      <w:r>
+        <w:rPr>
+          <w:b w:val="0"/>
+        </w:rPr>
+        <w:t xml:space="preserve"> and limits.</w:t>
+      </w:r>
+    </w:p>
+    <w:p>
+      <w:pPr>
+        <w:pStyle w:val="Heading2"/>
+      </w:pPr>
+      <w:r>
+        <w:t>Give one usable repair action</w:t>
+      </w:r>
+    </w:p>
+    <w:p>
+      <w:pPr>
+        <w:spacing w:line="336" w:lineRule="auto" w:after="180"/>
+      </w:pPr>
+      <w:r>
+        <w:rPr>
+          <w:b w:val="0"/>
+        </w:rPr>
+        <w:t>Name the earliest unsupported step and give one action to repair it. Have the learner make that repair now and explain why. Then assess the relevant skill on a fresh, fully specified case.</w:t>
+      </w:r>
+    </w:p>
+    <w:p>
+      <w:pPr>
+        <w:spacing w:line="336" w:lineRule="auto" w:after="180"/>
+      </w:pPr>
+      <w:r>
+        <w:rPr>
+          <w:b w:val="0"/>
+        </w:rPr>
+        <w:t>Confirm it was not previously practised with feedback; solve and check the new case before assigning it. A follow-up design prompt is a starting brief, not automatically an equivalent test.</w:t>
+      </w:r>
+    </w:p>
+    <w:p>
+      <w:pPr>
+        <w:pStyle w:val="Heading2"/>
+      </w:pPr>
+      <w:r>
+        <w:t>W1 Explain the mechanism</w:t>
+      </w:r>
+    </w:p>
+    <w:p>
+      <w:pPr>
+        <w:spacing w:line="336" w:lineRule="auto" w:after="180"/>
+      </w:pPr>
+      <w:r>
+        <w:rPr>
+          <w:b w:val="0"/>
+        </w:rPr>
+        <w:t xml:space="preserve">Explain the weekly </w:t>
+      </w:r>
+      <w:r>
+        <w:rPr>
+          <w:b/>
+        </w:rPr>
+        <w:t>mechanism</w:t>
+      </w:r>
+      <w:r>
+        <w:rPr>
+          <w:b w:val="0"/>
+        </w:rPr>
+        <w:t xml:space="preserve"> in your own words. Use the worked scenario to name its </w:t>
+      </w:r>
+      <w:r>
+        <w:rPr>
+          <w:b/>
+        </w:rPr>
+        <w:t>input</w:t>
+      </w:r>
+      <w:r>
+        <w:rPr>
+          <w:b w:val="0"/>
+        </w:rPr>
+        <w:t xml:space="preserve">, decision rule and </w:t>
+      </w:r>
+      <w:r>
+        <w:rPr>
+          <w:b/>
+        </w:rPr>
+        <w:t>output</w:t>
+      </w:r>
+      <w:r>
+        <w:rPr>
+          <w:b w:val="0"/>
+        </w:rPr>
+        <w:t>.</w:t>
+      </w:r>
+    </w:p>
+    <w:p>
+      <w:pPr>
+        <w:spacing w:line="336" w:lineRule="auto" w:after="180"/>
+      </w:pPr>
+      <w:r>
+        <w:rPr>
+          <w:b w:val="0"/>
+        </w:rPr>
+        <w:t xml:space="preserve">Teacher explanation: A generative-system </w:t>
+      </w:r>
+      <w:r>
+        <w:rPr>
+          <w:b/>
+        </w:rPr>
+        <w:t>defense</w:t>
+      </w:r>
+      <w:r>
+        <w:rPr>
+          <w:b w:val="0"/>
+        </w:rPr>
+        <w:t xml:space="preserve"> presents the question, </w:t>
+      </w:r>
+      <w:r>
+        <w:rPr>
+          <w:b/>
+        </w:rPr>
+        <w:t>architecture</w:t>
+      </w:r>
+      <w:r>
+        <w:rPr>
+          <w:b w:val="0"/>
+        </w:rPr>
+        <w:t>, corpus, permissions, baseline, evaluation and unresolved failures. Demonstration fluency is only one observable property.</w:t>
+      </w:r>
+    </w:p>
+    <w:p>
+      <w:pPr>
+        <w:spacing w:line="336" w:lineRule="auto" w:after="180"/>
+      </w:pPr>
+      <w:r>
+        <w:rPr>
+          <w:b w:val="0"/>
+        </w:rPr>
+        <w:t xml:space="preserve">Link each claim to a recorded result. State the distinction between retrieval relevance, claim support, fallback and permissions. Give a </w:t>
+      </w:r>
+      <w:r>
+        <w:rPr>
+          <w:b/>
+        </w:rPr>
+        <w:t>reproduction packet</w:t>
+      </w:r>
+      <w:r>
+        <w:rPr>
+          <w:b w:val="0"/>
+        </w:rPr>
+        <w:t xml:space="preserve"> and answer challenges without inventing missing measurements.</w:t>
+      </w:r>
+    </w:p>
+    <w:p>
+      <w:pPr>
+        <w:pStyle w:val="Heading2"/>
+      </w:pPr>
+      <w:r>
+        <w:t>W2 Trace the worked case</w:t>
+      </w:r>
+    </w:p>
+    <w:p>
+      <w:pPr>
+        <w:spacing w:line="336" w:lineRule="auto" w:after="180"/>
+      </w:pPr>
+      <w:r>
+        <w:rPr>
+          <w:b w:val="0"/>
+        </w:rPr>
+        <w:t>System reports 9/10 retrieved relevant records, 7/10 supported answers and zero actions in a read-only run. Presenter claims 90% fully correct and faster than baseline.</w:t>
+      </w:r>
+    </w:p>
+    <w:p>
+      <w:pPr>
+        <w:spacing w:line="336" w:lineRule="auto" w:after="180"/>
+      </w:pPr>
+      <w:r>
+        <w:rPr>
+          <w:b w:val="0"/>
+        </w:rPr>
+        <w:t>Show the intermediate steps and give the conclusion with its scope.</w:t>
+      </w:r>
+    </w:p>
+    <w:p>
+      <w:pPr>
+        <w:spacing w:line="336" w:lineRule="auto" w:after="180"/>
+      </w:pPr>
+      <w:r>
+        <w:rPr>
+          <w:b w:val="0"/>
+        </w:rPr>
+        <w:t xml:space="preserve">Teacher explanation: Retrieval rate 90% and support rate </w:t>
+      </w:r>
+      <w:r>
+        <w:rPr>
+          <w:b/>
+        </w:rPr>
+        <w:t>70%</w:t>
+      </w:r>
+      <w:r>
+        <w:rPr>
+          <w:b w:val="0"/>
+        </w:rPr>
+        <w:t xml:space="preserve"> differ. Action trace supports zero actions in that run; no timing </w:t>
+      </w:r>
+      <w:r>
+        <w:rPr>
+          <w:b/>
+        </w:rPr>
+        <w:t>evidence</w:t>
+      </w:r>
+      <w:r>
+        <w:rPr>
+          <w:b w:val="0"/>
+        </w:rPr>
+        <w:t xml:space="preserve"> supports speed. Correct the full-correctness and speed claims.</w:t>
+      </w:r>
+    </w:p>
+    <w:p>
+      <w:pPr>
+        <w:pStyle w:val="Heading2"/>
+      </w:pPr>
+      <w:r>
+        <w:t>W3 Audit the limit</w:t>
+      </w:r>
+    </w:p>
+    <w:p>
+      <w:pPr>
+        <w:spacing w:line="336" w:lineRule="auto" w:after="180"/>
+      </w:pPr>
+      <w:r>
+        <w:rPr>
+          <w:b w:val="0"/>
+        </w:rPr>
+        <w:t xml:space="preserve">A report omits this qualification: A </w:t>
+      </w:r>
+      <w:r>
+        <w:rPr>
+          <w:b/>
+        </w:rPr>
+        <w:t>defense</w:t>
+      </w:r>
+      <w:r>
+        <w:rPr>
+          <w:b w:val="0"/>
+        </w:rPr>
+        <w:t xml:space="preserve"> should preserve negative </w:t>
+      </w:r>
+      <w:r>
+        <w:rPr>
+          <w:b/>
+        </w:rPr>
+        <w:t>evidence</w:t>
+      </w:r>
+      <w:r>
+        <w:rPr>
+          <w:b w:val="0"/>
+        </w:rPr>
+        <w:t xml:space="preserve"> and uncertainty rather than treating polished presentation as proof.</w:t>
+      </w:r>
+    </w:p>
+    <w:p>
+      <w:pPr>
+        <w:spacing w:line="336" w:lineRule="auto" w:after="180"/>
+      </w:pPr>
+      <w:r>
+        <w:rPr>
+          <w:b w:val="0"/>
+        </w:rPr>
+        <w:t>Explain how omitting it could change a reader's interpretation, and write an accurate replacement.</w:t>
+      </w:r>
+    </w:p>
+    <w:p>
+      <w:pPr>
+        <w:spacing w:line="336" w:lineRule="auto" w:after="180"/>
+      </w:pPr>
+      <w:r>
+        <w:rPr>
+          <w:b w:val="0"/>
+        </w:rPr>
+        <w:t xml:space="preserve">Teacher explanation: A </w:t>
+      </w:r>
+      <w:r>
+        <w:rPr>
+          <w:b/>
+        </w:rPr>
+        <w:t>defense</w:t>
+      </w:r>
+      <w:r>
+        <w:rPr>
+          <w:b w:val="0"/>
+        </w:rPr>
+        <w:t xml:space="preserve"> should preserve negative </w:t>
+      </w:r>
+      <w:r>
+        <w:rPr>
+          <w:b/>
+        </w:rPr>
+        <w:t>evidence</w:t>
+      </w:r>
+      <w:r>
+        <w:rPr>
+          <w:b w:val="0"/>
+        </w:rPr>
+        <w:t xml:space="preserve"> and uncertainty rather than treating polished presentation as proof.</w:t>
+      </w:r>
+    </w:p>
+    <w:p>
+      <w:pPr>
+        <w:spacing w:line="336" w:lineRule="auto" w:after="180"/>
+      </w:pPr>
+      <w:r>
+        <w:rPr>
+          <w:b w:val="0"/>
+        </w:rPr>
+        <w:t xml:space="preserve">State the observed result separately from the unverified or out-of-scope claim; preserve the original </w:t>
+      </w:r>
+      <w:r>
+        <w:rPr>
+          <w:b/>
+        </w:rPr>
+        <w:t>evidence</w:t>
+      </w:r>
+      <w:r>
+        <w:rPr>
+          <w:b w:val="0"/>
+        </w:rPr>
+        <w:t xml:space="preserve"> rather than inventing a missing fact.</w:t>
+      </w:r>
+    </w:p>
+    <w:p>
+      <w:pPr>
+        <w:pStyle w:val="Heading2"/>
+      </w:pPr>
+      <w:r>
+        <w:t>W5 Design a revealing follow-up</w:t>
+      </w:r>
+    </w:p>
+    <w:p>
+      <w:pPr>
+        <w:spacing w:line="336" w:lineRule="auto" w:after="180"/>
+      </w:pPr>
+      <w:r>
+        <w:rPr>
+          <w:b w:val="0"/>
+        </w:rPr>
+        <w:t>For the worked scenario, propose one additional case that could reveal a failure, describe its expected outcome before running it, and explain what would need to remain fixed for a fair comparison.</w:t>
+      </w:r>
+    </w:p>
+    <w:p>
+      <w:pPr>
+        <w:spacing w:line="336" w:lineRule="auto" w:after="180"/>
+      </w:pPr>
+      <w:r>
+        <w:rPr>
+          <w:b w:val="0"/>
+        </w:rPr>
+        <w:t>Do not reuse W4 as a new final test after receiving feedback.</w:t>
+      </w:r>
+    </w:p>
+    <w:p>
+      <w:pPr>
+        <w:spacing w:line="336" w:lineRule="auto" w:after="180"/>
+      </w:pPr>
+      <w:r>
+        <w:rPr>
+          <w:b w:val="0"/>
+        </w:rPr>
+        <w:t xml:space="preserve">Teacher explanation: Accept a concrete variant of the worked </w:t>
+      </w:r>
+      <w:r>
+        <w:rPr>
+          <w:b/>
+        </w:rPr>
+        <w:t>input</w:t>
+      </w:r>
+      <w:r>
+        <w:rPr>
+          <w:b w:val="0"/>
+        </w:rPr>
+        <w:t xml:space="preserve"> or a missing/conflicting/boundary condition, with an expectation derived from the declared procedure.</w:t>
+      </w:r>
+    </w:p>
+    <w:p>
+      <w:pPr>
+        <w:spacing w:line="336" w:lineRule="auto" w:after="180"/>
+      </w:pPr>
+      <w:r>
+        <w:rPr>
+          <w:b w:val="0"/>
+        </w:rPr>
+        <w:t xml:space="preserve">Require preserved settings, original </w:t>
+      </w:r>
+      <w:r>
+        <w:rPr>
+          <w:b/>
+        </w:rPr>
+        <w:t>output</w:t>
+      </w:r>
+      <w:r>
+        <w:rPr>
+          <w:b w:val="0"/>
+        </w:rPr>
+        <w:t xml:space="preserve">s and data roles. A </w:t>
+      </w:r>
+      <w:r>
+        <w:rPr>
+          <w:b/>
+        </w:rPr>
+        <w:t>defense</w:t>
+      </w:r>
+      <w:r>
+        <w:rPr>
+          <w:b w:val="0"/>
+        </w:rPr>
+        <w:t xml:space="preserve"> should preserve negative </w:t>
+      </w:r>
+      <w:r>
+        <w:rPr>
+          <w:b/>
+        </w:rPr>
+        <w:t>evidence</w:t>
+      </w:r>
+      <w:r>
+        <w:rPr>
+          <w:b w:val="0"/>
+        </w:rPr>
+        <w:t xml:space="preserve"> and uncertainty rather than treating polished presentation as proof.</w:t>
+      </w:r>
+    </w:p>
+    <w:p>
+      <w:pPr>
+        <w:spacing w:line="336" w:lineRule="auto" w:after="180"/>
+      </w:pPr>
+      <w:r>
+        <w:rPr>
+          <w:b w:val="0"/>
+        </w:rPr>
+        <w:t xml:space="preserve">The new case should test this particular </w:t>
+      </w:r>
+      <w:r>
+        <w:rPr>
+          <w:b/>
+        </w:rPr>
+        <w:t>mechanism</w:t>
+      </w:r>
+      <w:r>
+        <w:rPr>
+          <w:b w:val="0"/>
+        </w:rPr>
+        <w:t xml:space="preserve"> rather than merely restate the original result.</w:t>
+      </w:r>
+    </w:p>
+    <w:p>
+      <w:pPr>
+        <w:pStyle w:val="Heading2"/>
+      </w:pPr>
+      <w:r>
+        <w:t>Earlier wording, alternatives and picture transcripts · reference / check after trying</w:t>
+      </w:r>
+    </w:p>
+    <w:p>
+      <w:pPr>
+        <w:spacing w:line="336" w:lineRule="auto" w:after="180"/>
+      </w:pPr>
+      <w:r>
+        <w:rPr>
+          <w:b w:val="0"/>
+        </w:rPr>
+        <w:t>Assess and explain the answers</w:t>
       </w:r>
     </w:p>
     <w:p>
@@ -3911,22 +4836,44 @@
     </w:p>
     <w:p>
       <w:pPr>
+        <w:spacing w:line="336" w:lineRule="auto" w:after="180"/>
+      </w:pPr>
+      <w:r>
+        <w:rPr>
+          <w:b w:val="0"/>
+        </w:rPr>
+        <w:t xml:space="preserve">Report those ten specified passes, show </w:t>
+      </w:r>
+      <w:r>
+        <w:rPr>
+          <w:b/>
+        </w:rPr>
+        <w:t>evidence</w:t>
+      </w:r>
+      <w:r>
+        <w:rPr>
+          <w:b w:val="0"/>
+        </w:rPr>
+        <w:t xml:space="preserve"> and fallback, and state untested conditions. Demonstrate an unanswerable question.</w:t>
+      </w:r>
+    </w:p>
+    <w:p>
+      <w:pPr>
         <w:pStyle w:val="Heading3"/>
       </w:pPr>
       <w:r>
-        <w:t>Teacher key · Worked case answer</w:t>
+        <w:t>Additional transfer practice question</w:t>
       </w:r>
     </w:p>
     <w:p>
       <w:pPr>
         <w:spacing w:line="336" w:lineRule="auto" w:after="180"/>
-        <w:shd w:fill="F1F6FC"/>
-      </w:pPr>
-      <w:r>
-        <w:rPr>
-          <w:b w:val="0"/>
-        </w:rPr>
-        <w:t xml:space="preserve">Report those ten specified passes, show </w:t>
+      </w:pPr>
+      <w:r>
+        <w:rPr>
+          <w:b w:val="0"/>
+        </w:rPr>
+        <w:t xml:space="preserve">An audience asks whether your assistant is always correct. Give an </w:t>
       </w:r>
       <w:r>
         <w:rPr>
@@ -3938,7 +4885,19 @@
         <w:rPr>
           <w:b w:val="0"/>
         </w:rPr>
-        <w:t xml:space="preserve"> and fallback, and state untested conditions. Demonstrate an unanswerable question.</w:t>
+        <w:t xml:space="preserve">-based </w:t>
+      </w:r>
+      <w:r>
+        <w:rPr>
+          <w:b/>
+        </w:rPr>
+        <w:t>defense</w:t>
+      </w:r>
+      <w:r>
+        <w:rPr>
+          <w:b w:val="0"/>
+        </w:rPr>
+        <w:t xml:space="preserve"> using results and a limit.</w:t>
       </w:r>
     </w:p>
     <w:p>
@@ -3946,73 +4905,12 @@
         <w:pStyle w:val="Heading3"/>
       </w:pPr>
       <w:r>
-        <w:t>Independent question</w:t>
-      </w:r>
-    </w:p>
-    <w:p>
-      <w:pPr>
-        <w:pStyle w:val="Heading3"/>
-      </w:pPr>
-      <w:r>
-        <w:t>Independent question · withhold the key</w:t>
+        <w:t>Reasoned practice answer</w:t>
       </w:r>
     </w:p>
     <w:p>
       <w:pPr>
         <w:spacing w:line="336" w:lineRule="auto" w:after="180"/>
-        <w:shd w:fill="F5F1FB"/>
-      </w:pPr>
-      <w:r>
-        <w:rPr>
-          <w:b w:val="0"/>
-        </w:rPr>
-        <w:t xml:space="preserve">An audience asks whether your assistant is always correct. Give an </w:t>
-      </w:r>
-      <w:r>
-        <w:rPr>
-          <w:b/>
-        </w:rPr>
-        <w:t>evidence</w:t>
-      </w:r>
-      <w:r>
-        <w:rPr>
-          <w:b w:val="0"/>
-        </w:rPr>
-        <w:t xml:space="preserve">-based </w:t>
-      </w:r>
-      <w:r>
-        <w:rPr>
-          <w:b/>
-        </w:rPr>
-        <w:t>defense</w:t>
-      </w:r>
-      <w:r>
-        <w:rPr>
-          <w:b w:val="0"/>
-        </w:rPr>
-        <w:t xml:space="preserve"> using results and a limit.</w:t>
-      </w:r>
-    </w:p>
-    <w:p>
-      <w:pPr>
-        <w:pStyle w:val="Heading3"/>
-      </w:pPr>
-      <w:r>
-        <w:t>Expected independent answer</w:t>
-      </w:r>
-    </w:p>
-    <w:p>
-      <w:pPr>
-        <w:pStyle w:val="Heading3"/>
-      </w:pPr>
-      <w:r>
-        <w:t>Teacher key · Expected independent answer</w:t>
-      </w:r>
-    </w:p>
-    <w:p>
-      <w:pPr>
-        <w:spacing w:line="336" w:lineRule="auto" w:after="180"/>
-        <w:shd w:fill="F1F6FC"/>
       </w:pPr>
       <w:r>
         <w:rPr>
@@ -4318,46 +5216,146 @@
     </w:p>
     <w:p>
       <w:pPr>
+        <w:spacing w:line="336" w:lineRule="auto" w:after="180"/>
+      </w:pPr>
+      <w:r>
+        <w:rPr>
+          <w:b w:val="0"/>
+        </w:rPr>
+        <w:t>Overall is 75%; direct facts 100%; difficult cases 50%. Prioritise clarification and abstention, retaining each failure record. Twelve questions do not establish broad reliability.</w:t>
+      </w:r>
+    </w:p>
+    <w:p>
+      <w:pPr>
+        <w:spacing w:line="336" w:lineRule="auto" w:after="180"/>
+      </w:pPr>
+      <w:r>
+        <w:rPr>
+          <w:b w:val="0"/>
+        </w:rPr>
+        <w:t xml:space="preserve">Demonstrate a correct unsupported-question response during the </w:t>
+      </w:r>
+      <w:r>
+        <w:rPr>
+          <w:b/>
+        </w:rPr>
+        <w:t>defense</w:t>
+      </w:r>
+      <w:r>
+        <w:rPr>
+          <w:b w:val="0"/>
+        </w:rPr>
+        <w:t>.</w:t>
+      </w:r>
+    </w:p>
+    <w:p>
+      <w:pPr>
         <w:pStyle w:val="Heading3"/>
       </w:pPr>
       <w:r>
-        <w:t>Teacher key · Original transfer answer</w:t>
+        <w:t>Explanations for the additional workbook examples</w:t>
+      </w:r>
+    </w:p>
+    <w:p>
+      <w:pPr>
+        <w:pStyle w:val="Heading3"/>
+      </w:pPr>
+      <w:r>
+        <w:t>W1 Explain the mechanism</w:t>
+      </w:r>
+    </w:p>
+    <w:p>
+      <w:pPr>
+        <w:pStyle w:val="Heading3"/>
+      </w:pPr>
+      <w:r>
+        <w:t>W2 Trace the worked case</w:t>
+      </w:r>
+    </w:p>
+    <w:p>
+      <w:pPr>
+        <w:pStyle w:val="Heading3"/>
+      </w:pPr>
+      <w:r>
+        <w:t>W3 Audit the limit</w:t>
+      </w:r>
+    </w:p>
+    <w:p>
+      <w:pPr>
+        <w:pStyle w:val="Heading3"/>
+      </w:pPr>
+      <w:r>
+        <w:t>W4 Apply a new case independently</w:t>
       </w:r>
     </w:p>
     <w:p>
       <w:pPr>
         <w:spacing w:line="336" w:lineRule="auto" w:after="180"/>
-        <w:shd w:fill="F1F6FC"/>
-      </w:pPr>
-      <w:r>
-        <w:rPr>
-          <w:b w:val="0"/>
-        </w:rPr>
-        <w:t>Overall is 75%; direct facts 100%; difficult cases 50%. Prioritise clarification and abstention, retaining each failure record. Twelve questions do not establish broad reliability.</w:t>
+      </w:pPr>
+      <w:r>
+        <w:rPr>
+          <w:b w:val="0"/>
+        </w:rPr>
+        <w:t xml:space="preserve">A </w:t>
+      </w:r>
+      <w:r>
+        <w:rPr>
+          <w:b/>
+        </w:rPr>
+        <w:t>defense</w:t>
+      </w:r>
+      <w:r>
+        <w:rPr>
+          <w:b w:val="0"/>
+        </w:rPr>
+        <w:t xml:space="preserve"> has retrieval 8/10, support 6/10, fallback 3/4 and no measured latency. State the three rates and reject one unsupported claim.</w:t>
       </w:r>
     </w:p>
     <w:p>
       <w:pPr>
         <w:spacing w:line="336" w:lineRule="auto" w:after="180"/>
-        <w:shd w:fill="F1F6FC"/>
-      </w:pPr>
-      <w:r>
-        <w:rPr>
-          <w:b w:val="0"/>
-        </w:rPr>
-        <w:t xml:space="preserve">Demonstrate a correct unsupported-question response during the </w:t>
+      </w:pPr>
+      <w:r>
+        <w:rPr>
+          <w:b w:val="0"/>
+        </w:rPr>
+        <w:t xml:space="preserve">Teacher explanation: </w:t>
       </w:r>
       <w:r>
         <w:rPr>
           <w:b/>
         </w:rPr>
-        <w:t>defense</w:t>
-      </w:r>
-      <w:r>
-        <w:rPr>
-          <w:b w:val="0"/>
-        </w:rPr>
-        <w:t>.</w:t>
+        <w:t>80%</w:t>
+      </w:r>
+      <w:r>
+        <w:rPr>
+          <w:b w:val="0"/>
+        </w:rPr>
+        <w:t xml:space="preserve"> retrieval, </w:t>
+      </w:r>
+      <w:r>
+        <w:rPr>
+          <w:b/>
+        </w:rPr>
+        <w:t>60%</w:t>
+      </w:r>
+      <w:r>
+        <w:rPr>
+          <w:b w:val="0"/>
+        </w:rPr>
+        <w:t xml:space="preserve"> support, 75% appropriate fallback; denominators differ. Speed and universal correctness are unmeasured; present </w:t>
+      </w:r>
+      <w:r>
+        <w:rPr>
+          <w:b/>
+        </w:rPr>
+        <w:t>limitation</w:t>
+      </w:r>
+      <w:r>
+        <w:rPr>
+          <w:b w:val="0"/>
+        </w:rPr>
+        <w:t>s and source versions.</w:t>
       </w:r>
     </w:p>
     <w:p>
@@ -4365,7 +5363,7 @@
         <w:pStyle w:val="Heading3"/>
       </w:pPr>
       <w:r>
-        <w:t>Explanations for the additional workbook examples</w:t>
+        <w:t>W5 Design a revealing follow-up</w:t>
       </w:r>
     </w:p>
     <w:p>
@@ -4373,7 +5371,7 @@
         <w:pStyle w:val="Heading3"/>
       </w:pPr>
       <w:r>
-        <w:t>W1 Explain the mechanism</w:t>
+        <w:t>Assess independent transfer</w:t>
       </w:r>
     </w:p>
     <w:p>
@@ -4381,1172 +5379,304 @@
         <w:pStyle w:val="Heading3"/>
       </w:pPr>
       <w:r>
-        <w:t>Workbook question · W1</w:t>
+        <w:t>Selected case answer</w:t>
+      </w:r>
+    </w:p>
+    <w:p>
+      <w:pPr>
+        <w:pStyle w:val="Heading3"/>
+      </w:pPr>
+      <w:r>
+        <w:t>Feedback that the learner uses</w:t>
+      </w:r>
+    </w:p>
+    <w:p>
+      <w:pPr>
+        <w:pStyle w:val="Heading1"/>
+      </w:pPr>
+      <w:r>
+        <w:t>06. Connect, adapt and return</w:t>
+      </w:r>
+    </w:p>
+    <w:p>
+      <w:r>
+        <w:t>Retain the project evidence and revisit the reasoning on a changed case.</w:t>
+      </w:r>
+    </w:p>
+    <w:p>
+      <w:pPr>
+        <w:pStyle w:val="Heading2"/>
+      </w:pPr>
+      <w:r>
+        <w:t>Project evidence to keep</w:t>
       </w:r>
     </w:p>
     <w:p>
       <w:pPr>
         <w:spacing w:line="336" w:lineRule="auto" w:after="180"/>
-        <w:shd w:fill="F5F1FB"/>
-      </w:pPr>
-      <w:r>
-        <w:rPr>
-          <w:b w:val="0"/>
-        </w:rPr>
-        <w:t xml:space="preserve">Explain the weekly </w:t>
+      </w:pPr>
+      <w:r>
+        <w:rPr>
+          <w:b w:val="0"/>
+        </w:rPr>
+        <w:t>Final product card documents purpose, system map, sources, evals, limits, risks, and human oversight.</w:t>
+      </w:r>
+    </w:p>
+    <w:p>
+      <w:pPr>
+        <w:spacing w:line="336" w:lineRule="auto" w:after="180"/>
+      </w:pPr>
+      <w:r>
+        <w:rPr>
+          <w:b w:val="0"/>
+        </w:rPr>
+        <w:t xml:space="preserve">Keep the decision, </w:t>
       </w:r>
       <w:r>
         <w:rPr>
           <w:b/>
         </w:rPr>
+        <w:t>input</w:t>
+      </w:r>
+      <w:r>
+        <w:rPr>
+          <w:b w:val="0"/>
+        </w:rPr>
+        <w:t xml:space="preserve">, result, explanation and remaining </w:t>
+      </w:r>
+      <w:r>
+        <w:rPr>
+          <w:b/>
+        </w:rPr>
+        <w:t>limitation</w:t>
+      </w:r>
+      <w:r>
+        <w:rPr>
+          <w:b w:val="0"/>
+        </w:rPr>
+        <w:t xml:space="preserve"> in the project </w:t>
+      </w:r>
+      <w:r>
+        <w:rPr>
+          <w:b/>
+        </w:rPr>
+        <w:t>evidence</w:t>
+      </w:r>
+      <w:r>
+        <w:rPr>
+          <w:b w:val="0"/>
+        </w:rPr>
+        <w:t xml:space="preserve"> record. Retrieve this record next week rather than restarting the project.</w:t>
+      </w:r>
+    </w:p>
+    <w:p>
+      <w:pPr>
+        <w:spacing w:line="336" w:lineRule="auto" w:after="180"/>
+      </w:pPr>
+      <w:r>
+        <w:rPr>
+          <w:b w:val="0"/>
+        </w:rPr>
+        <w:t xml:space="preserve">For your Verified Study Buddy, save the </w:t>
+      </w:r>
+      <w:r>
+        <w:rPr>
+          <w:b/>
+        </w:rPr>
+        <w:t>input</w:t>
+      </w:r>
+      <w:r>
+        <w:rPr>
+          <w:b w:val="0"/>
+        </w:rPr>
+        <w:t xml:space="preserve">, procedure, observed result and </w:t>
+      </w:r>
+      <w:r>
+        <w:rPr>
+          <w:b/>
+        </w:rPr>
+        <w:t>limitation</w:t>
+      </w:r>
+      <w:r>
+        <w:rPr>
+          <w:b w:val="0"/>
+        </w:rPr>
+        <w:t xml:space="preserve"> of this check.</w:t>
+      </w:r>
+    </w:p>
+    <w:p>
+      <w:pPr>
+        <w:spacing w:line="336" w:lineRule="auto" w:after="180"/>
+      </w:pPr>
+      <w:r>
+        <w:rPr>
+          <w:b w:val="0"/>
+        </w:rPr>
+        <w:t>Label this worked example as practice; use a different, previously unreviewed case when checking independent understanding.</w:t>
+      </w:r>
+    </w:p>
+    <w:p>
+      <w:pPr>
+        <w:pStyle w:val="Heading2"/>
+      </w:pPr>
+      <w:r>
+        <w:t>Support while preserving the reasoning goal</w:t>
+      </w:r>
+    </w:p>
+    <w:p>
+      <w:pPr>
+        <w:spacing w:line="336" w:lineRule="auto" w:after="180"/>
+      </w:pPr>
+      <w:r>
+        <w:rPr>
+          <w:b w:val="0"/>
+        </w:rPr>
+        <w:t xml:space="preserve">Provide one short approved passage; separate instruction, </w:t>
+      </w:r>
+      <w:r>
+        <w:rPr>
+          <w:b/>
+        </w:rPr>
+        <w:t>input</w:t>
+      </w:r>
+      <w:r>
+        <w:rPr>
+          <w:b w:val="0"/>
+        </w:rPr>
+        <w:t xml:space="preserve">, </w:t>
+      </w:r>
+      <w:r>
+        <w:rPr>
+          <w:b/>
+        </w:rPr>
+        <w:t>output</w:t>
+      </w:r>
+      <w:r>
+        <w:rPr>
+          <w:b w:val="0"/>
+        </w:rPr>
+        <w:t xml:space="preserve"> and </w:t>
+      </w:r>
+      <w:r>
+        <w:rPr>
+          <w:b/>
+        </w:rPr>
+        <w:t>evidence</w:t>
+      </w:r>
+      <w:r>
+        <w:rPr>
+          <w:b w:val="0"/>
+        </w:rPr>
+        <w:t>. Stretch: introduce an unsupported claim or conflicting source and validate claim by claim with a fallback.</w:t>
+      </w:r>
+    </w:p>
+    <w:p>
+      <w:pPr>
+        <w:spacing w:line="336" w:lineRule="auto" w:after="180"/>
+      </w:pPr>
+      <w:r>
+        <w:rPr>
+          <w:b w:val="0"/>
+        </w:rPr>
+        <w:t xml:space="preserve">Provide an </w:t>
+      </w:r>
+      <w:r>
+        <w:rPr>
+          <w:b/>
+        </w:rPr>
+        <w:t>input</w:t>
+      </w:r>
+      <w:r>
+        <w:rPr>
+          <w:b w:val="0"/>
+        </w:rPr>
+        <w:t>/procedure/result/limit frame and a calculator when needed. Ask students to identify the first step before completing the whole trace.</w:t>
+      </w:r>
+    </w:p>
+    <w:p>
+      <w:pPr>
+        <w:spacing w:line="336" w:lineRule="auto" w:after="180"/>
+      </w:pPr>
+      <w:r>
+        <w:rPr>
+          <w:b w:val="0"/>
+        </w:rPr>
+        <w:t xml:space="preserve">Extension: compare two concrete variants of this </w:t>
+      </w:r>
+      <w:r>
+        <w:rPr>
+          <w:b/>
+        </w:rPr>
         <w:t>mechanism</w:t>
       </w:r>
       <w:r>
         <w:rPr>
           <w:b w:val="0"/>
         </w:rPr>
-        <w:t xml:space="preserve"> in your own words. Use the worked scenario to name its </w:t>
+        <w:t xml:space="preserve"> while holding unrelated conditions fixed; report both successful and unsuccessful outcomes.</w:t>
+      </w:r>
+    </w:p>
+    <w:p>
+      <w:pPr>
+        <w:spacing w:line="336" w:lineRule="auto" w:after="180"/>
+      </w:pPr>
+      <w:r>
+        <w:rPr>
+          <w:b w:val="0"/>
+        </w:rPr>
+        <w:t xml:space="preserve">W4: </w:t>
       </w:r>
       <w:r>
         <w:rPr>
           <w:b/>
         </w:rPr>
-        <w:t>input</w:t>
-      </w:r>
-      <w:r>
-        <w:rPr>
-          <w:b w:val="0"/>
-        </w:rPr>
-        <w:t xml:space="preserve">, decision rule and </w:t>
+        <w:t>80%</w:t>
+      </w:r>
+      <w:r>
+        <w:rPr>
+          <w:b w:val="0"/>
+        </w:rPr>
+        <w:t xml:space="preserve"> retrieval, </w:t>
       </w:r>
       <w:r>
         <w:rPr>
           <w:b/>
         </w:rPr>
-        <w:t>output</w:t>
-      </w:r>
-      <w:r>
-        <w:rPr>
-          <w:b w:val="0"/>
-        </w:rPr>
-        <w:t>.</w:t>
-      </w:r>
-    </w:p>
-    <w:p>
-      <w:pPr>
-        <w:pStyle w:val="Heading3"/>
-      </w:pPr>
-      <w:r>
-        <w:t>Teacher reasoning · W1</w:t>
+        <w:t>60%</w:t>
+      </w:r>
+      <w:r>
+        <w:rPr>
+          <w:b w:val="0"/>
+        </w:rPr>
+        <w:t xml:space="preserve"> support, 75% appropriate fallback; denominators differ. Speed and universal correctness are unmeasured; present </w:t>
+      </w:r>
+      <w:r>
+        <w:rPr>
+          <w:b/>
+        </w:rPr>
+        <w:t>limitation</w:t>
+      </w:r>
+      <w:r>
+        <w:rPr>
+          <w:b w:val="0"/>
+        </w:rPr>
+        <w:t>s and source versions. Require intermediate reasoning and the stated scope.</w:t>
       </w:r>
     </w:p>
     <w:p>
       <w:pPr>
         <w:spacing w:line="336" w:lineRule="auto" w:after="180"/>
-        <w:shd w:fill="F1F6FC"/>
-      </w:pPr>
-      <w:r>
-        <w:rPr>
-          <w:b w:val="0"/>
-        </w:rPr>
-        <w:t xml:space="preserve">Teacher explanation: A generative-system </w:t>
-      </w:r>
-      <w:r>
-        <w:rPr>
-          <w:b/>
-        </w:rPr>
-        <w:t>defense</w:t>
-      </w:r>
-      <w:r>
-        <w:rPr>
-          <w:b w:val="0"/>
-        </w:rPr>
-        <w:t xml:space="preserve"> presents the question, </w:t>
-      </w:r>
-      <w:r>
-        <w:rPr>
-          <w:b/>
-        </w:rPr>
-        <w:t>architecture</w:t>
-      </w:r>
-      <w:r>
-        <w:rPr>
-          <w:b w:val="0"/>
-        </w:rPr>
-        <w:t>, corpus, permissions, baseline, evaluation and unresolved failures. Demonstration fluency is only one observable property.</w:t>
+      </w:pPr>
+      <w:r>
+        <w:rPr>
+          <w:b w:val="0"/>
+        </w:rPr>
+        <w:t>Fresh retry: Retrieval 6/8, support 5/8, fallback 2/3; no energy measurement. Expected reasoning: 75%, 62.5%, 66.667% with stated denominators; energy efficiency cannot be claimed.</w:t>
       </w:r>
     </w:p>
     <w:p>
       <w:pPr>
         <w:spacing w:line="336" w:lineRule="auto" w:after="180"/>
-        <w:shd w:fill="F1F6FC"/>
-      </w:pPr>
-      <w:r>
-        <w:rPr>
-          <w:b w:val="0"/>
-        </w:rPr>
-        <w:t xml:space="preserve">Link each claim to a recorded result. State the distinction between retrieval relevance, claim support, fallback and permissions. Give a </w:t>
-      </w:r>
-      <w:r>
-        <w:rPr>
-          <w:b/>
-        </w:rPr>
-        <w:t>reproduction packet</w:t>
-      </w:r>
-      <w:r>
-        <w:rPr>
-          <w:b w:val="0"/>
-        </w:rPr>
-        <w:t xml:space="preserve"> and answer challenges without inventing missing measurements.</w:t>
-      </w:r>
-    </w:p>
-    <w:p>
-      <w:pPr>
-        <w:pStyle w:val="Heading3"/>
-      </w:pPr>
-      <w:r>
-        <w:t>W2 Trace the worked case</w:t>
-      </w:r>
-    </w:p>
-    <w:p>
-      <w:pPr>
-        <w:pStyle w:val="Heading3"/>
-      </w:pPr>
-      <w:r>
-        <w:t>Workbook question · W2</w:t>
-      </w:r>
-    </w:p>
-    <w:p>
-      <w:pPr>
-        <w:spacing w:line="336" w:lineRule="auto" w:after="180"/>
-        <w:shd w:fill="F5F1FB"/>
-      </w:pPr>
-      <w:r>
-        <w:rPr>
-          <w:b w:val="0"/>
-        </w:rPr>
-        <w:t>System reports 9/10 retrieved relevant records, 7/10 supported answers and zero actions in a read-only run. Presenter claims 90% fully correct and faster than baseline.</w:t>
-      </w:r>
-    </w:p>
-    <w:p>
-      <w:pPr>
-        <w:spacing w:line="336" w:lineRule="auto" w:after="180"/>
-        <w:shd w:fill="F5F1FB"/>
-      </w:pPr>
-      <w:r>
-        <w:rPr>
-          <w:b w:val="0"/>
-        </w:rPr>
-        <w:t>Show the intermediate steps and give the conclusion with its scope.</w:t>
-      </w:r>
-    </w:p>
-    <w:p>
-      <w:pPr>
-        <w:pStyle w:val="Heading3"/>
-      </w:pPr>
-      <w:r>
-        <w:t>Teacher reasoning · W2</w:t>
-      </w:r>
-    </w:p>
-    <w:p>
-      <w:pPr>
-        <w:spacing w:line="336" w:lineRule="auto" w:after="180"/>
-        <w:shd w:fill="F1F6FC"/>
-      </w:pPr>
-      <w:r>
-        <w:rPr>
-          <w:b w:val="0"/>
-        </w:rPr>
-        <w:t xml:space="preserve">Teacher explanation: Retrieval rate 90% and support rate </w:t>
-      </w:r>
-      <w:r>
-        <w:rPr>
-          <w:b/>
-        </w:rPr>
-        <w:t>70%</w:t>
-      </w:r>
-      <w:r>
-        <w:rPr>
-          <w:b w:val="0"/>
-        </w:rPr>
-        <w:t xml:space="preserve"> differ. Action trace supports zero actions in that run; no timing </w:t>
-      </w:r>
-      <w:r>
-        <w:rPr>
-          <w:b/>
-        </w:rPr>
-        <w:t>evidence</w:t>
-      </w:r>
-      <w:r>
-        <w:rPr>
-          <w:b w:val="0"/>
-        </w:rPr>
-        <w:t xml:space="preserve"> supports speed. Correct the full-correctness and speed claims.</w:t>
-      </w:r>
-    </w:p>
-    <w:p>
-      <w:pPr>
-        <w:pStyle w:val="Heading3"/>
-      </w:pPr>
-      <w:r>
-        <w:t>W3 Audit the limit</w:t>
-      </w:r>
-    </w:p>
-    <w:p>
-      <w:pPr>
-        <w:pStyle w:val="Heading3"/>
-      </w:pPr>
-      <w:r>
-        <w:t>Workbook question · W3</w:t>
-      </w:r>
-    </w:p>
-    <w:p>
-      <w:pPr>
-        <w:spacing w:line="336" w:lineRule="auto" w:after="180"/>
-        <w:shd w:fill="F5F1FB"/>
-      </w:pPr>
-      <w:r>
-        <w:rPr>
-          <w:b w:val="0"/>
-        </w:rPr>
-        <w:t xml:space="preserve">A report omits this qualification: A </w:t>
-      </w:r>
-      <w:r>
-        <w:rPr>
-          <w:b/>
-        </w:rPr>
-        <w:t>defense</w:t>
-      </w:r>
-      <w:r>
-        <w:rPr>
-          <w:b w:val="0"/>
-        </w:rPr>
-        <w:t xml:space="preserve"> should preserve negative </w:t>
-      </w:r>
-      <w:r>
-        <w:rPr>
-          <w:b/>
-        </w:rPr>
-        <w:t>evidence</w:t>
-      </w:r>
-      <w:r>
-        <w:rPr>
-          <w:b w:val="0"/>
-        </w:rPr>
-        <w:t xml:space="preserve"> and uncertainty rather than treating polished presentation as proof.</w:t>
-      </w:r>
-    </w:p>
-    <w:p>
-      <w:pPr>
-        <w:spacing w:line="336" w:lineRule="auto" w:after="180"/>
-        <w:shd w:fill="F5F1FB"/>
-      </w:pPr>
-      <w:r>
-        <w:rPr>
-          <w:b w:val="0"/>
-        </w:rPr>
-        <w:t>Explain how omitting it could change a reader's interpretation, and write an accurate replacement.</w:t>
-      </w:r>
-    </w:p>
-    <w:p>
-      <w:pPr>
-        <w:pStyle w:val="Heading3"/>
-      </w:pPr>
-      <w:r>
-        <w:t>Teacher reasoning · W3</w:t>
-      </w:r>
-    </w:p>
-    <w:p>
-      <w:pPr>
-        <w:spacing w:line="336" w:lineRule="auto" w:after="180"/>
-        <w:shd w:fill="F1F6FC"/>
-      </w:pPr>
-      <w:r>
-        <w:rPr>
-          <w:b w:val="0"/>
-        </w:rPr>
-        <w:t xml:space="preserve">Teacher explanation: A </w:t>
-      </w:r>
-      <w:r>
-        <w:rPr>
-          <w:b/>
-        </w:rPr>
-        <w:t>defense</w:t>
-      </w:r>
-      <w:r>
-        <w:rPr>
-          <w:b w:val="0"/>
-        </w:rPr>
-        <w:t xml:space="preserve"> should preserve negative </w:t>
-      </w:r>
-      <w:r>
-        <w:rPr>
-          <w:b/>
-        </w:rPr>
-        <w:t>evidence</w:t>
-      </w:r>
-      <w:r>
-        <w:rPr>
-          <w:b w:val="0"/>
-        </w:rPr>
-        <w:t xml:space="preserve"> and uncertainty rather than treating polished presentation as proof.</w:t>
-      </w:r>
-    </w:p>
-    <w:p>
-      <w:pPr>
-        <w:spacing w:line="336" w:lineRule="auto" w:after="180"/>
-        <w:shd w:fill="F1F6FC"/>
-      </w:pPr>
-      <w:r>
-        <w:rPr>
-          <w:b w:val="0"/>
-        </w:rPr>
-        <w:t xml:space="preserve">State the observed result separately from the unverified or out-of-scope claim; preserve the original </w:t>
-      </w:r>
-      <w:r>
-        <w:rPr>
-          <w:b/>
-        </w:rPr>
-        <w:t>evidence</w:t>
-      </w:r>
-      <w:r>
-        <w:rPr>
-          <w:b w:val="0"/>
-        </w:rPr>
-        <w:t xml:space="preserve"> rather than inventing a missing fact.</w:t>
-      </w:r>
-    </w:p>
-    <w:p>
-      <w:pPr>
-        <w:pStyle w:val="Heading3"/>
-      </w:pPr>
-      <w:r>
-        <w:t>W4 Apply a new case independently</w:t>
-      </w:r>
-    </w:p>
-    <w:p>
-      <w:pPr>
-        <w:pStyle w:val="Heading3"/>
-      </w:pPr>
-      <w:r>
-        <w:t>Workbook question · W4</w:t>
-      </w:r>
-    </w:p>
-    <w:p>
-      <w:pPr>
-        <w:spacing w:line="336" w:lineRule="auto" w:after="180"/>
-        <w:shd w:fill="F5F1FB"/>
-      </w:pPr>
-      <w:r>
-        <w:rPr>
-          <w:b w:val="0"/>
-        </w:rPr>
-        <w:t xml:space="preserve">A </w:t>
-      </w:r>
-      <w:r>
-        <w:rPr>
-          <w:b/>
-        </w:rPr>
-        <w:t>defense</w:t>
-      </w:r>
-      <w:r>
-        <w:rPr>
-          <w:b w:val="0"/>
-        </w:rPr>
-        <w:t xml:space="preserve"> has retrieval 8/10, support 6/10, fallback 3/4 and no measured latency. State the three rates and reject one unsupported claim.</w:t>
-      </w:r>
-    </w:p>
-    <w:p>
-      <w:pPr>
-        <w:pStyle w:val="Heading3"/>
-      </w:pPr>
-      <w:r>
-        <w:t>Teacher reasoning · W4</w:t>
-      </w:r>
-    </w:p>
-    <w:p>
-      <w:pPr>
-        <w:spacing w:line="336" w:lineRule="auto" w:after="180"/>
-        <w:shd w:fill="F1F6FC"/>
-      </w:pPr>
-      <w:r>
-        <w:rPr>
-          <w:b w:val="0"/>
-        </w:rPr>
-        <w:t xml:space="preserve">Teacher explanation: </w:t>
-      </w:r>
-      <w:r>
-        <w:rPr>
-          <w:b/>
-        </w:rPr>
-        <w:t>80%</w:t>
-      </w:r>
-      <w:r>
-        <w:rPr>
-          <w:b w:val="0"/>
-        </w:rPr>
-        <w:t xml:space="preserve"> retrieval, </w:t>
-      </w:r>
-      <w:r>
-        <w:rPr>
-          <w:b/>
-        </w:rPr>
-        <w:t>60%</w:t>
-      </w:r>
-      <w:r>
-        <w:rPr>
-          <w:b w:val="0"/>
-        </w:rPr>
-        <w:t xml:space="preserve"> support, 75% appropriate fallback; denominators differ. Speed and universal correctness are unmeasured; present </w:t>
-      </w:r>
-      <w:r>
-        <w:rPr>
-          <w:b/>
-        </w:rPr>
-        <w:t>limitation</w:t>
-      </w:r>
-      <w:r>
-        <w:rPr>
-          <w:b w:val="0"/>
-        </w:rPr>
-        <w:t>s and source versions.</w:t>
-      </w:r>
-    </w:p>
-    <w:p>
-      <w:pPr>
-        <w:pStyle w:val="Heading3"/>
-      </w:pPr>
-      <w:r>
-        <w:t>W5 Design a revealing follow-up</w:t>
-      </w:r>
-    </w:p>
-    <w:p>
-      <w:pPr>
-        <w:pStyle w:val="Heading3"/>
-      </w:pPr>
-      <w:r>
-        <w:t>Workbook question · W5</w:t>
-      </w:r>
-    </w:p>
-    <w:p>
-      <w:pPr>
-        <w:spacing w:line="336" w:lineRule="auto" w:after="180"/>
-        <w:shd w:fill="F5F1FB"/>
-      </w:pPr>
-      <w:r>
-        <w:rPr>
-          <w:b w:val="0"/>
-        </w:rPr>
-        <w:t>For the worked scenario, propose one additional case that could reveal a failure, describe its expected outcome before running it, and explain what would need to remain fixed for a fair comparison.</w:t>
-      </w:r>
-    </w:p>
-    <w:p>
-      <w:pPr>
-        <w:spacing w:line="336" w:lineRule="auto" w:after="180"/>
-        <w:shd w:fill="F5F1FB"/>
-      </w:pPr>
-      <w:r>
-        <w:rPr>
-          <w:b w:val="0"/>
-        </w:rPr>
-        <w:t>Do not reuse W4 as a new final test after receiving feedback.</w:t>
-      </w:r>
-    </w:p>
-    <w:p>
-      <w:pPr>
-        <w:pStyle w:val="Heading3"/>
-      </w:pPr>
-      <w:r>
-        <w:t>Teacher reasoning · W5</w:t>
-      </w:r>
-    </w:p>
-    <w:p>
-      <w:pPr>
-        <w:spacing w:line="336" w:lineRule="auto" w:after="180"/>
-        <w:shd w:fill="F1F6FC"/>
-      </w:pPr>
-      <w:r>
-        <w:rPr>
-          <w:b w:val="0"/>
-        </w:rPr>
-        <w:t xml:space="preserve">Teacher explanation: Accept a concrete variant of the worked </w:t>
-      </w:r>
-      <w:r>
-        <w:rPr>
-          <w:b/>
-        </w:rPr>
-        <w:t>input</w:t>
-      </w:r>
-      <w:r>
-        <w:rPr>
-          <w:b w:val="0"/>
-        </w:rPr>
-        <w:t xml:space="preserve"> or a missing/conflicting/boundary condition, with an expectation derived from the declared procedure.</w:t>
-      </w:r>
-    </w:p>
-    <w:p>
-      <w:pPr>
-        <w:spacing w:line="336" w:lineRule="auto" w:after="180"/>
-        <w:shd w:fill="F1F6FC"/>
-      </w:pPr>
-      <w:r>
-        <w:rPr>
-          <w:b w:val="0"/>
-        </w:rPr>
-        <w:t xml:space="preserve">Require preserved settings, original </w:t>
-      </w:r>
-      <w:r>
-        <w:rPr>
-          <w:b/>
-        </w:rPr>
-        <w:t>output</w:t>
-      </w:r>
-      <w:r>
-        <w:rPr>
-          <w:b w:val="0"/>
-        </w:rPr>
-        <w:t xml:space="preserve">s and data roles. A </w:t>
-      </w:r>
-      <w:r>
-        <w:rPr>
-          <w:b/>
-        </w:rPr>
-        <w:t>defense</w:t>
-      </w:r>
-      <w:r>
-        <w:rPr>
-          <w:b w:val="0"/>
-        </w:rPr>
-        <w:t xml:space="preserve"> should preserve negative </w:t>
-      </w:r>
-      <w:r>
-        <w:rPr>
-          <w:b/>
-        </w:rPr>
-        <w:t>evidence</w:t>
-      </w:r>
-      <w:r>
-        <w:rPr>
-          <w:b w:val="0"/>
-        </w:rPr>
-        <w:t xml:space="preserve"> and uncertainty rather than treating polished presentation as proof.</w:t>
-      </w:r>
-    </w:p>
-    <w:p>
-      <w:pPr>
-        <w:spacing w:line="336" w:lineRule="auto" w:after="180"/>
-        <w:shd w:fill="F1F6FC"/>
-      </w:pPr>
-      <w:r>
-        <w:rPr>
-          <w:b w:val="0"/>
-        </w:rPr>
-        <w:t xml:space="preserve">The new case should test this particular </w:t>
-      </w:r>
-      <w:r>
-        <w:rPr>
-          <w:b/>
-        </w:rPr>
-        <w:t>mechanism</w:t>
-      </w:r>
-      <w:r>
-        <w:rPr>
-          <w:b w:val="0"/>
-        </w:rPr>
-        <w:t xml:space="preserve"> rather than merely restate the original result.</w:t>
-      </w:r>
-    </w:p>
-    <w:p>
-      <w:pPr>
-        <w:pStyle w:val="Heading3"/>
-      </w:pPr>
-      <w:r>
-        <w:t>Assess independent transfer</w:t>
-      </w:r>
-    </w:p>
-    <w:p>
-      <w:pPr>
-        <w:pStyle w:val="Heading3"/>
-      </w:pPr>
-      <w:r>
-        <w:t>Independent question · withhold the key</w:t>
-      </w:r>
-    </w:p>
-    <w:p>
-      <w:pPr>
-        <w:spacing w:line="336" w:lineRule="auto" w:after="180"/>
-        <w:shd w:fill="F5F1FB"/>
-      </w:pPr>
-      <w:r>
-        <w:rPr>
-          <w:b w:val="0"/>
-        </w:rPr>
-        <w:t xml:space="preserve">Selected case: A </w:t>
-      </w:r>
-      <w:r>
-        <w:rPr>
-          <w:b/>
-        </w:rPr>
-        <w:t>defense</w:t>
-      </w:r>
-      <w:r>
-        <w:rPr>
-          <w:b w:val="0"/>
-        </w:rPr>
-        <w:t xml:space="preserve"> has retrieval 8/10, support 6/10, fallback 3/4 and no measured latency. State the three rates and reject one unsupported claim.</w:t>
-      </w:r>
-    </w:p>
-    <w:p>
-      <w:pPr>
-        <w:pStyle w:val="Heading3"/>
-      </w:pPr>
-      <w:r>
-        <w:t>Selected case answer</w:t>
-      </w:r>
-    </w:p>
-    <w:p>
-      <w:pPr>
-        <w:pStyle w:val="Heading3"/>
-      </w:pPr>
-      <w:r>
-        <w:t>Teacher key · Selected case answer</w:t>
-      </w:r>
-    </w:p>
-    <w:p>
-      <w:pPr>
-        <w:spacing w:line="336" w:lineRule="auto" w:after="180"/>
-        <w:shd w:fill="F1F6FC"/>
-      </w:pPr>
-      <w:r>
-        <w:rPr>
-          <w:b w:val="0"/>
-        </w:rPr>
-        <w:t xml:space="preserve">Teacher explanation: </w:t>
-      </w:r>
-      <w:r>
-        <w:rPr>
-          <w:b/>
-        </w:rPr>
-        <w:t>80%</w:t>
-      </w:r>
-      <w:r>
-        <w:rPr>
-          <w:b w:val="0"/>
-        </w:rPr>
-        <w:t xml:space="preserve"> retrieval, </w:t>
-      </w:r>
-      <w:r>
-        <w:rPr>
-          <w:b/>
-        </w:rPr>
-        <w:t>60%</w:t>
-      </w:r>
-      <w:r>
-        <w:rPr>
-          <w:b w:val="0"/>
-        </w:rPr>
-        <w:t xml:space="preserve"> support, 75% appropriate fallback; denominators differ. Speed and universal correctness are unmeasured; present </w:t>
-      </w:r>
-      <w:r>
-        <w:rPr>
-          <w:b/>
-        </w:rPr>
-        <w:t>limitation</w:t>
-      </w:r>
-      <w:r>
-        <w:rPr>
-          <w:b w:val="0"/>
-        </w:rPr>
-        <w:t>s and source versions.</w:t>
-      </w:r>
-    </w:p>
-    <w:tbl>
-      <w:tblPr>
-        <w:tblStyle w:val="LightShading-Accent1"/>
-        <w:tblW w:type="auto" w:w="0"/>
-        <w:tblLook w:firstColumn="1" w:firstRow="1" w:lastColumn="0" w:lastRow="0" w:noHBand="0" w:noVBand="1" w:val="04A0"/>
-      </w:tblPr>
-      <w:tblGrid>
-        <w:gridCol w:w="5112"/>
-        <w:gridCol w:w="5112"/>
-      </w:tblGrid>
-      <w:tr>
-        <w:trPr>
-          <w:tblHeader/>
-        </w:trPr>
-        <w:tc>
-          <w:tcPr>
-            <w:tcW w:type="dxa" w:w="5112"/>
-          </w:tcPr>
-          <w:p>
-            <w:r>
-              <w:t>Dimension</w:t>
-            </w:r>
-          </w:p>
-        </w:tc>
-        <w:tc>
-          <w:tcPr>
-            <w:tcW w:type="dxa" w:w="5112"/>
-          </w:tcPr>
-          <w:p>
-            <w:r>
-              <w:t>Evidence required</w:t>
-            </w:r>
-          </w:p>
-        </w:tc>
-      </w:tr>
-      <w:tr>
-        <w:tc>
-          <w:tcPr>
-            <w:tcW w:type="dxa" w:w="5112"/>
-          </w:tcPr>
-          <w:p>
-            <w:r>
-              <w:t>Explanation</w:t>
-            </w:r>
-          </w:p>
-        </w:tc>
-        <w:tc>
-          <w:tcPr>
-            <w:tcW w:type="dxa" w:w="5112"/>
-          </w:tcPr>
-          <w:p>
-            <w:r>
-              <w:t>Names the applicable idea or procedure and ties it to the supplied facts.</w:t>
-            </w:r>
-          </w:p>
-        </w:tc>
-      </w:tr>
-      <w:tr>
-        <w:tc>
-          <w:tcPr>
-            <w:tcW w:type="dxa" w:w="5112"/>
-          </w:tcPr>
-          <w:p>
-            <w:r>
-              <w:t>Trace and result</w:t>
-            </w:r>
-          </w:p>
-        </w:tc>
-        <w:tc>
-          <w:tcPr>
-            <w:tcW w:type="dxa" w:w="5112"/>
-          </w:tcPr>
-          <w:p>
-            <w:r>
-              <w:t>Preserves the given inputs and shows the relevant intermediate steps; distinguishes a prediction from an observed execution.</w:t>
-            </w:r>
-          </w:p>
-        </w:tc>
-      </w:tr>
-      <w:tr>
-        <w:tc>
-          <w:tcPr>
-            <w:tcW w:type="dxa" w:w="5112"/>
-          </w:tcPr>
-          <w:p>
-            <w:r>
-              <w:t>Limits</w:t>
-            </w:r>
-          </w:p>
-        </w:tc>
-        <w:tc>
-          <w:tcPr>
-            <w:tcW w:type="dxa" w:w="5112"/>
-          </w:tcPr>
-          <w:p>
-            <w:r>
-              <w:t>States the assumptions, missing evidence or conditions under which the result would change.</w:t>
-            </w:r>
-          </w:p>
-        </w:tc>
-      </w:tr>
-    </w:tbl>
-    <w:p>
-      <w:pPr>
-        <w:pStyle w:val="Heading3"/>
-      </w:pPr>
-      <w:r>
-        <w:t>Teacher key · Selected case answer</w:t>
-      </w:r>
-    </w:p>
-    <w:p>
-      <w:pPr>
-        <w:spacing w:line="336" w:lineRule="auto" w:after="180"/>
-        <w:shd w:fill="F1F6FC"/>
-      </w:pPr>
-      <w:r>
-        <w:rPr>
-          <w:b w:val="0"/>
-        </w:rPr>
-        <w:t>Record each dimension as not yet, with support, or independent. Accept a valid alternative procedure with a defensible trace.</w:t>
-      </w:r>
-    </w:p>
-    <w:p>
-      <w:pPr>
-        <w:spacing w:line="336" w:lineRule="auto" w:after="180"/>
-        <w:shd w:fill="F1F6FC"/>
-      </w:pPr>
-      <w:r>
-        <w:rPr>
-          <w:b w:val="0"/>
-        </w:rPr>
-        <w:t xml:space="preserve">Do not penalise an honestly recorded model failure if the learner correctly explains its </w:t>
-      </w:r>
-      <w:r>
-        <w:rPr>
-          <w:b/>
-        </w:rPr>
-        <w:t>evidence</w:t>
-      </w:r>
-      <w:r>
-        <w:rPr>
-          <w:b w:val="0"/>
-        </w:rPr>
-        <w:t xml:space="preserve"> and limits.</w:t>
-      </w:r>
-    </w:p>
-    <w:p>
-      <w:pPr>
-        <w:pStyle w:val="Heading3"/>
-      </w:pPr>
-      <w:r>
-        <w:t>Feedback that the learner uses</w:t>
-      </w:r>
-    </w:p>
-    <w:p>
-      <w:pPr>
-        <w:spacing w:line="336" w:lineRule="auto" w:after="180"/>
-      </w:pPr>
-      <w:r>
-        <w:rPr>
-          <w:b w:val="0"/>
-        </w:rPr>
-        <w:t>Name the earliest unsupported step and give one action to repair it. Have the learner make that repair now and explain why. Then assess the relevant skill on a fresh, fully specified case.</w:t>
-      </w:r>
-    </w:p>
-    <w:p>
-      <w:pPr>
-        <w:spacing w:line="336" w:lineRule="auto" w:after="180"/>
-      </w:pPr>
-      <w:r>
-        <w:rPr>
-          <w:b w:val="0"/>
-        </w:rPr>
-        <w:t>Confirm it was not previously practised with feedback; solve and check the new case before assigning it. A follow-up design prompt is a starting brief, not automatically an equivalent test.</w:t>
-      </w:r>
-    </w:p>
-    <w:p>
-      <w:pPr>
-        <w:pStyle w:val="Heading1"/>
-      </w:pPr>
-      <w:r>
-        <w:t>06. Connect and extend learning</w:t>
-      </w:r>
-    </w:p>
-    <w:p>
-      <w:r>
-        <w:t>Connect Creator Defense to Verified Study Buddy, adapt support and plan a later changed-case check.</w:t>
-      </w:r>
-    </w:p>
-    <w:p>
-      <w:pPr>
-        <w:pStyle w:val="Heading3"/>
-      </w:pPr>
-      <w:r>
-        <w:t>Verified Study Buddy</w:t>
-      </w:r>
-    </w:p>
-    <w:p>
-      <w:pPr>
-        <w:spacing w:line="336" w:lineRule="auto" w:after="180"/>
-      </w:pPr>
-      <w:r>
-        <w:rPr>
-          <w:b w:val="0"/>
-        </w:rPr>
-        <w:t>Final product card documents purpose, system map, sources, evals, limits, risks, and human oversight.</w:t>
-      </w:r>
-    </w:p>
-    <w:p>
-      <w:pPr>
-        <w:spacing w:line="336" w:lineRule="auto" w:after="180"/>
-      </w:pPr>
-      <w:r>
-        <w:rPr>
-          <w:b w:val="0"/>
-        </w:rPr>
-        <w:t xml:space="preserve">Keep the decision, </w:t>
-      </w:r>
-      <w:r>
-        <w:rPr>
-          <w:b/>
-        </w:rPr>
-        <w:t>input</w:t>
-      </w:r>
-      <w:r>
-        <w:rPr>
-          <w:b w:val="0"/>
-        </w:rPr>
-        <w:t xml:space="preserve">, result, explanation and remaining </w:t>
-      </w:r>
-      <w:r>
-        <w:rPr>
-          <w:b/>
-        </w:rPr>
-        <w:t>limitation</w:t>
-      </w:r>
-      <w:r>
-        <w:rPr>
-          <w:b w:val="0"/>
-        </w:rPr>
-        <w:t xml:space="preserve"> in the project </w:t>
-      </w:r>
-      <w:r>
-        <w:rPr>
-          <w:b/>
-        </w:rPr>
-        <w:t>evidence</w:t>
-      </w:r>
-      <w:r>
-        <w:rPr>
-          <w:b w:val="0"/>
-        </w:rPr>
-        <w:t xml:space="preserve"> record. Retrieve this record next week rather than restarting the project.</w:t>
-      </w:r>
-    </w:p>
-    <w:p>
-      <w:pPr>
-        <w:pStyle w:val="Heading3"/>
-      </w:pPr>
-      <w:r>
-        <w:t>Support and stretch</w:t>
-      </w:r>
-    </w:p>
-    <w:p>
-      <w:pPr>
-        <w:spacing w:line="336" w:lineRule="auto" w:after="180"/>
-      </w:pPr>
-      <w:r>
-        <w:rPr>
-          <w:b w:val="0"/>
-        </w:rPr>
-        <w:t xml:space="preserve">Provide one short approved passage; separate instruction, </w:t>
-      </w:r>
-      <w:r>
-        <w:rPr>
-          <w:b/>
-        </w:rPr>
-        <w:t>input</w:t>
-      </w:r>
-      <w:r>
-        <w:rPr>
-          <w:b w:val="0"/>
-        </w:rPr>
-        <w:t xml:space="preserve">, </w:t>
-      </w:r>
-      <w:r>
-        <w:rPr>
-          <w:b/>
-        </w:rPr>
-        <w:t>output</w:t>
-      </w:r>
-      <w:r>
-        <w:rPr>
-          <w:b w:val="0"/>
-        </w:rPr>
-        <w:t xml:space="preserve"> and </w:t>
-      </w:r>
-      <w:r>
-        <w:rPr>
-          <w:b/>
-        </w:rPr>
-        <w:t>evidence</w:t>
-      </w:r>
-      <w:r>
-        <w:rPr>
-          <w:b w:val="0"/>
-        </w:rPr>
-        <w:t>. Stretch: introduce an unsupported claim or conflicting source and validate claim by claim with a fallback.</w:t>
-      </w:r>
-    </w:p>
-    <w:p>
-      <w:pPr>
-        <w:pStyle w:val="Heading3"/>
-      </w:pPr>
-      <w:r>
-        <w:t>Exit reflection</w:t>
-      </w:r>
-    </w:p>
-    <w:p>
-      <w:pPr>
-        <w:spacing w:line="336" w:lineRule="auto" w:after="180"/>
-      </w:pPr>
-      <w:r>
-        <w:rPr>
-          <w:b w:val="0"/>
-        </w:rPr>
-        <w:t xml:space="preserve">Ask for one decision the learner can now justify and one situation requiring more </w:t>
-      </w:r>
-      <w:r>
-        <w:rPr>
-          <w:b/>
-        </w:rPr>
-        <w:t>evidence</w:t>
-      </w:r>
-      <w:r>
-        <w:rPr>
-          <w:b w:val="0"/>
-        </w:rPr>
-        <w:t xml:space="preserve"> or human review. Confidence ratings are separate from correct independent performance.</w:t>
-      </w:r>
-    </w:p>
-    <w:p>
-      <w:pPr>
-        <w:pStyle w:val="Heading3"/>
-      </w:pPr>
-      <w:r>
-        <w:t>Bridge to the next week</w:t>
-      </w:r>
-    </w:p>
-    <w:p>
-      <w:pPr>
-        <w:spacing w:line="336" w:lineRule="auto" w:after="180"/>
-      </w:pPr>
-      <w:r>
-        <w:rPr>
-          <w:b w:val="0"/>
-        </w:rPr>
-        <w:t xml:space="preserve">Review the full project </w:t>
-      </w:r>
-      <w:r>
-        <w:rPr>
-          <w:b/>
-        </w:rPr>
-        <w:t>evidence</w:t>
-      </w:r>
-      <w:r>
-        <w:rPr>
-          <w:b w:val="0"/>
-        </w:rPr>
-        <w:t xml:space="preserve"> and choose concepts needing another independent attempt before the next level. One expo is not proof of mastery of all AI.</w:t>
-      </w:r>
-    </w:p>
-    <w:p>
-      <w:pPr>
-        <w:pStyle w:val="Heading3"/>
-      </w:pPr>
-      <w:r>
-        <w:t>Support and fresh reassessment</w:t>
-      </w:r>
-    </w:p>
-    <w:p>
-      <w:pPr>
-        <w:spacing w:line="336" w:lineRule="auto" w:after="180"/>
-      </w:pPr>
-      <w:r>
-        <w:rPr>
-          <w:b w:val="0"/>
-        </w:rPr>
-        <w:t xml:space="preserve">Provide an </w:t>
-      </w:r>
-      <w:r>
-        <w:rPr>
-          <w:b/>
-        </w:rPr>
-        <w:t>input</w:t>
-      </w:r>
-      <w:r>
-        <w:rPr>
-          <w:b w:val="0"/>
-        </w:rPr>
-        <w:t>/procedure/result/limit frame and a calculator when needed. Ask students to identify the first step before completing the whole trace.</w:t>
-      </w:r>
-    </w:p>
-    <w:p>
-      <w:pPr>
-        <w:spacing w:line="336" w:lineRule="auto" w:after="180"/>
-      </w:pPr>
-      <w:r>
-        <w:rPr>
-          <w:b w:val="0"/>
-        </w:rPr>
-        <w:t xml:space="preserve">Extension: compare two concrete variants of this </w:t>
-      </w:r>
-      <w:r>
-        <w:rPr>
-          <w:b/>
-        </w:rPr>
-        <w:t>mechanism</w:t>
-      </w:r>
-      <w:r>
-        <w:rPr>
-          <w:b w:val="0"/>
-        </w:rPr>
-        <w:t xml:space="preserve"> while holding unrelated conditions fixed; report both successful and unsuccessful outcomes.</w:t>
-      </w:r>
-    </w:p>
-    <w:p>
-      <w:pPr>
-        <w:spacing w:line="336" w:lineRule="auto" w:after="180"/>
-      </w:pPr>
-      <w:r>
-        <w:rPr>
-          <w:b w:val="0"/>
-        </w:rPr>
-        <w:t xml:space="preserve">W4: </w:t>
-      </w:r>
-      <w:r>
-        <w:rPr>
-          <w:b/>
-        </w:rPr>
-        <w:t>80%</w:t>
-      </w:r>
-      <w:r>
-        <w:rPr>
-          <w:b w:val="0"/>
-        </w:rPr>
-        <w:t xml:space="preserve"> retrieval, </w:t>
-      </w:r>
-      <w:r>
-        <w:rPr>
-          <w:b/>
-        </w:rPr>
-        <w:t>60%</w:t>
-      </w:r>
-      <w:r>
-        <w:rPr>
-          <w:b w:val="0"/>
-        </w:rPr>
-        <w:t xml:space="preserve"> support, 75% appropriate fallback; denominators differ. Speed and universal correctness are unmeasured; present </w:t>
-      </w:r>
-      <w:r>
-        <w:rPr>
-          <w:b/>
-        </w:rPr>
-        <w:t>limitation</w:t>
-      </w:r>
-      <w:r>
-        <w:rPr>
-          <w:b w:val="0"/>
-        </w:rPr>
-        <w:t>s and source versions. Require intermediate reasoning and the stated scope.</w:t>
-      </w:r>
-    </w:p>
-    <w:p>
-      <w:pPr>
-        <w:spacing w:line="336" w:lineRule="auto" w:after="180"/>
-      </w:pPr>
-      <w:r>
-        <w:rPr>
-          <w:b w:val="0"/>
-        </w:rPr>
-        <w:t>Fresh retry: Retrieval 6/8, support 5/8, fallback 2/3; no energy measurement. Expected reasoning: 75%, 62.5%, 66.667% with stated denominators; energy efficiency cannot be claimed.</w:t>
-      </w:r>
-    </w:p>
-    <w:p>
-      <w:pPr>
-        <w:spacing w:line="336" w:lineRule="auto" w:after="180"/>
       </w:pPr>
       <w:r>
         <w:rPr>
@@ -5557,44 +5687,10 @@
     </w:p>
     <w:p>
       <w:pPr>
-        <w:spacing w:line="336" w:lineRule="auto" w:after="180"/>
-      </w:pPr>
-      <w:r>
-        <w:rPr>
-          <w:b w:val="0"/>
-        </w:rPr>
-        <w:t>Next connection: Explain token generation and attention at an appropriate level, build a grounded assistant and evaluate retrieval, claim support, fallback and permissions separately..</w:t>
-      </w:r>
-    </w:p>
-    <w:p>
-      <w:pPr>
-        <w:spacing w:line="336" w:lineRule="auto" w:after="180"/>
-      </w:pPr>
-      <w:r>
-        <w:rPr>
-          <w:b w:val="0"/>
-        </w:rPr>
-        <w:t xml:space="preserve">Preserve the current case record and retrieve its </w:t>
-      </w:r>
-      <w:r>
-        <w:rPr>
-          <w:b/>
-        </w:rPr>
-        <w:t>evidence</w:t>
-      </w:r>
-      <w:r>
-        <w:rPr>
-          <w:b w:val="0"/>
-        </w:rPr>
-        <w:t xml:space="preserve"> boundary before moving on.</w:t>
-      </w:r>
-    </w:p>
-    <w:p>
-      <w:pPr>
-        <w:pStyle w:val="Heading3"/>
-      </w:pPr>
-      <w:r>
-        <w:t>Plan the delayed return</w:t>
+        <w:pStyle w:val="Heading2"/>
+      </w:pPr>
+      <w:r>
+        <w:t>Plan the delayed check</w:t>
       </w:r>
     </w:p>
     <w:p>
@@ -5811,83 +5907,188 @@
     </w:p>
     <w:p>
       <w:pPr>
+        <w:pStyle w:val="Heading2"/>
+      </w:pPr>
+      <w:r>
+        <w:t>Bridge to next week</w:t>
+      </w:r>
+    </w:p>
+    <w:p>
+      <w:pPr>
+        <w:spacing w:line="336" w:lineRule="auto" w:after="180"/>
+      </w:pPr>
+      <w:r>
+        <w:rPr>
+          <w:b w:val="0"/>
+        </w:rPr>
+        <w:t xml:space="preserve">Ask for one decision the learner can now justify and one situation requiring more </w:t>
+      </w:r>
+      <w:r>
+        <w:rPr>
+          <w:b/>
+        </w:rPr>
+        <w:t>evidence</w:t>
+      </w:r>
+      <w:r>
+        <w:rPr>
+          <w:b w:val="0"/>
+        </w:rPr>
+        <w:t xml:space="preserve"> or human review. Confidence ratings are separate from correct independent performance.</w:t>
+      </w:r>
+    </w:p>
+    <w:p>
+      <w:pPr>
+        <w:spacing w:line="336" w:lineRule="auto" w:after="180"/>
+      </w:pPr>
+      <w:r>
+        <w:rPr>
+          <w:b w:val="0"/>
+        </w:rPr>
+        <w:t xml:space="preserve">Review the full project </w:t>
+      </w:r>
+      <w:r>
+        <w:rPr>
+          <w:b/>
+        </w:rPr>
+        <w:t>evidence</w:t>
+      </w:r>
+      <w:r>
+        <w:rPr>
+          <w:b w:val="0"/>
+        </w:rPr>
+        <w:t xml:space="preserve"> and choose concepts needing another independent attempt before the next level. One expo is not proof of mastery of all AI.</w:t>
+      </w:r>
+    </w:p>
+    <w:p>
+      <w:pPr>
+        <w:spacing w:line="336" w:lineRule="auto" w:after="180"/>
+      </w:pPr>
+      <w:r>
+        <w:rPr>
+          <w:b w:val="0"/>
+        </w:rPr>
+        <w:t xml:space="preserve">After Level 3, use the Python bridge programme before Level 4. Carry forward explicit input contracts, source/data roles, reproducible code and honest test </w:t>
+      </w:r>
+      <w:r>
+        <w:rPr>
+          <w:b/>
+        </w:rPr>
+        <w:t>evidence</w:t>
+      </w:r>
+      <w:r>
+        <w:rPr>
+          <w:b w:val="0"/>
+        </w:rPr>
+        <w:t>. Revisit the capstone on a fresh case after the level ends; record support used.</w:t>
+      </w:r>
+    </w:p>
+    <w:p>
+      <w:pPr>
+        <w:pStyle w:val="Heading2"/>
+      </w:pPr>
+      <w:r>
+        <w:t>Earlier wording, alternatives and picture transcripts · reference / check after trying</w:t>
+      </w:r>
+    </w:p>
+    <w:p>
+      <w:pPr>
+        <w:spacing w:line="336" w:lineRule="auto" w:after="180"/>
+      </w:pPr>
+      <w:r>
+        <w:rPr>
+          <w:b w:val="0"/>
+        </w:rPr>
+        <w:t>Connect and extend learning</w:t>
+      </w:r>
+    </w:p>
+    <w:p>
+      <w:pPr>
         <w:pStyle w:val="Heading3"/>
       </w:pPr>
       <w:r>
+        <w:t>Verified Study Buddy</w:t>
+      </w:r>
+    </w:p>
+    <w:p>
+      <w:pPr>
+        <w:pStyle w:val="Heading3"/>
+      </w:pPr>
+      <w:r>
+        <w:t>Support and stretch</w:t>
+      </w:r>
+    </w:p>
+    <w:p>
+      <w:pPr>
+        <w:pStyle w:val="Heading3"/>
+      </w:pPr>
+      <w:r>
+        <w:t>Exit reflection</w:t>
+      </w:r>
+    </w:p>
+    <w:p>
+      <w:pPr>
+        <w:pStyle w:val="Heading3"/>
+      </w:pPr>
+      <w:r>
+        <w:t>Bridge to the next week</w:t>
+      </w:r>
+    </w:p>
+    <w:p>
+      <w:pPr>
+        <w:pStyle w:val="Heading3"/>
+      </w:pPr>
+      <w:r>
+        <w:t>Support and fresh reassessment</w:t>
+      </w:r>
+    </w:p>
+    <w:p>
+      <w:pPr>
+        <w:pStyle w:val="Heading3"/>
+      </w:pPr>
+      <w:r>
+        <w:t>Plan the delayed return</w:t>
+      </w:r>
+    </w:p>
+    <w:p>
+      <w:pPr>
+        <w:pStyle w:val="Heading3"/>
+      </w:pPr>
+      <w:r>
         <w:t>Project evidence from this case</w:t>
       </w:r>
     </w:p>
     <w:p>
       <w:pPr>
+        <w:pStyle w:val="Heading1"/>
+      </w:pPr>
+      <w:r>
+        <w:t>Reference bank and extra practice</w:t>
+      </w:r>
+    </w:p>
+    <w:p>
+      <w:pPr>
+        <w:pStyle w:val="Heading1"/>
+      </w:pPr>
+      <w:r>
+        <w:t>07. Reference: alternative planning checklist</w:t>
+      </w:r>
+    </w:p>
+    <w:p>
+      <w:r>
+        <w:t>Use as a reminder alongside the main route rather than teaching the cycle twice.</w:t>
+      </w:r>
+    </w:p>
+    <w:p>
+      <w:pPr>
+        <w:pStyle w:val="Heading2"/>
+      </w:pPr>
+      <w:r>
+        <w:t>Preparation and schedule</w:t>
+      </w:r>
+    </w:p>
+    <w:p>
+      <w:pPr>
         <w:spacing w:line="336" w:lineRule="auto" w:after="180"/>
-      </w:pPr>
-      <w:r>
-        <w:rPr>
-          <w:b w:val="0"/>
-        </w:rPr>
-        <w:t xml:space="preserve">For your Verified Study Buddy, save the </w:t>
-      </w:r>
-      <w:r>
-        <w:rPr>
-          <w:b/>
-        </w:rPr>
-        <w:t>input</w:t>
-      </w:r>
-      <w:r>
-        <w:rPr>
-          <w:b w:val="0"/>
-        </w:rPr>
-        <w:t xml:space="preserve">, procedure, observed result and </w:t>
-      </w:r>
-      <w:r>
-        <w:rPr>
-          <w:b/>
-        </w:rPr>
-        <w:t>limitation</w:t>
-      </w:r>
-      <w:r>
-        <w:rPr>
-          <w:b w:val="0"/>
-        </w:rPr>
-        <w:t xml:space="preserve"> of this check.</w:t>
-      </w:r>
-    </w:p>
-    <w:p>
-      <w:pPr>
-        <w:spacing w:line="336" w:lineRule="auto" w:after="180"/>
-      </w:pPr>
-      <w:r>
-        <w:rPr>
-          <w:b w:val="0"/>
-        </w:rPr>
-        <w:t>Label this worked example as practice; use a different, previously unreviewed case when checking independent understanding.</w:t>
-      </w:r>
-    </w:p>
-    <w:p>
-      <w:pPr>
-        <w:pStyle w:val="Heading1"/>
-      </w:pPr>
-      <w:r>
-        <w:t>07. Prepare, teach and assess</w:t>
-      </w:r>
-    </w:p>
-    <w:p>
-      <w:r>
-        <w:t>Use this preparation summary alongside the detailed Creator Defense lesson; it is a checklist rather than a replacement for the full sequence.</w:t>
-      </w:r>
-    </w:p>
-    <w:p>
-      <w:pPr>
-        <w:pStyle w:val="Heading3"/>
-      </w:pPr>
-      <w:r>
-        <w:t>Teaching target</w:t>
-      </w:r>
-    </w:p>
-    <w:p>
-      <w:pPr>
-        <w:spacing w:line="336" w:lineRule="auto" w:after="180"/>
-        <w:shd w:fill="EDF7F3"/>
       </w:pPr>
       <w:r>
         <w:rPr>
@@ -6082,6 +6283,14 @@
     </w:tbl>
     <w:p>
       <w:pPr>
+        <w:pStyle w:val="Heading2"/>
+      </w:pPr>
+      <w:r>
+        <w:t>Practice and assessment reminders</w:t>
+      </w:r>
+    </w:p>
+    <w:p>
+      <w:pPr>
         <w:spacing w:line="336" w:lineRule="auto" w:after="180"/>
       </w:pPr>
       <w:r>
@@ -6104,16 +6313,7 @@
     </w:p>
     <w:p>
       <w:pPr>
-        <w:pStyle w:val="Heading3"/>
-      </w:pPr>
-      <w:r>
-        <w:t>Supported practice answer</w:t>
-      </w:r>
-    </w:p>
-    <w:p>
-      <w:pPr>
         <w:spacing w:line="336" w:lineRule="auto" w:after="180"/>
-        <w:shd w:fill="F1F6FC"/>
       </w:pPr>
       <w:r>
         <w:rPr>
@@ -6182,16 +6382,7 @@
     </w:p>
     <w:p>
       <w:pPr>
-        <w:pStyle w:val="Heading3"/>
-      </w:pPr>
-      <w:r>
-        <w:t>Repair the misconception</w:t>
-      </w:r>
-    </w:p>
-    <w:p>
-      <w:pPr>
         <w:spacing w:line="336" w:lineRule="auto" w:after="180"/>
-        <w:shd w:fill="FFF5E6"/>
       </w:pPr>
       <w:r>
         <w:rPr>
@@ -6226,16 +6417,7 @@
     </w:p>
     <w:p>
       <w:pPr>
-        <w:pStyle w:val="Heading3"/>
-      </w:pPr>
-      <w:r>
-        <w:t>Support without giving away the answer</w:t>
-      </w:r>
-    </w:p>
-    <w:p>
-      <w:pPr>
         <w:spacing w:line="336" w:lineRule="auto" w:after="180"/>
-        <w:shd w:fill="F1F6F8"/>
       </w:pPr>
       <w:r>
         <w:rPr>
@@ -6258,16 +6440,7 @@
     </w:p>
     <w:p>
       <w:pPr>
-        <w:pStyle w:val="Heading3"/>
-      </w:pPr>
-      <w:r>
-        <w:t>Extend the reasoning</w:t>
-      </w:r>
-    </w:p>
-    <w:p>
-      <w:pPr>
         <w:spacing w:line="336" w:lineRule="auto" w:after="180"/>
-        <w:shd w:fill="F5F1FB"/>
       </w:pPr>
       <w:r>
         <w:rPr>
@@ -6291,7 +6464,6 @@
     <w:p>
       <w:pPr>
         <w:spacing w:line="336" w:lineRule="auto" w:after="180"/>
-        <w:shd w:fill="F5F1FB"/>
       </w:pPr>
       <w:r>
         <w:rPr>
@@ -6326,16 +6498,7 @@
     </w:p>
     <w:p>
       <w:pPr>
-        <w:pStyle w:val="Heading3"/>
-      </w:pPr>
-      <w:r>
-        <w:t>Protect the independent attempt</w:t>
-      </w:r>
-    </w:p>
-    <w:p>
-      <w:pPr>
         <w:spacing w:line="336" w:lineRule="auto" w:after="180"/>
-        <w:shd w:fill="FFF5E6"/>
       </w:pPr>
       <w:r>
         <w:rPr>
@@ -6530,16 +6693,7 @@
     </w:tbl>
     <w:p>
       <w:pPr>
-        <w:pStyle w:val="Heading3"/>
-      </w:pPr>
-      <w:r>
-        <w:t>Project checkpoint</w:t>
-      </w:r>
-    </w:p>
-    <w:p>
-      <w:pPr>
         <w:spacing w:line="336" w:lineRule="auto" w:after="180"/>
-        <w:shd w:fill="EDF7F3"/>
       </w:pPr>
       <w:r>
         <w:rPr>
@@ -6588,12 +6742,20 @@
         <w:pStyle w:val="Heading1"/>
       </w:pPr>
       <w:r>
-        <w:t>08. Use feedback, labs and repair paths</w:t>
-      </w:r>
-    </w:p>
-    <w:p>
-      <w:r>
-        <w:t>Use feedback, earlier review and portfolios purposefully. Apply the coding routine only when this lesson has an executable lab.</w:t>
+        <w:t>08. Reference: feedback and records</w:t>
+      </w:r>
+    </w:p>
+    <w:p>
+      <w:r>
+        <w:t>Use digital tools where they help retain an explanation and its evidence.</w:t>
+      </w:r>
+    </w:p>
+    <w:p>
+      <w:pPr>
+        <w:pStyle w:val="Heading2"/>
+      </w:pPr>
+      <w:r>
+        <w:t>Keep practice and independent evidence separate</w:t>
       </w:r>
     </w:p>
     <w:p>
@@ -6632,10 +6794,64 @@
     </w:p>
     <w:p>
       <w:pPr>
-        <w:pStyle w:val="Heading3"/>
-      </w:pPr>
-      <w:r>
-        <w:t>For later coding lessons</w:t>
+        <w:pStyle w:val="Heading2"/>
+      </w:pPr>
+      <w:r>
+        <w:t>Repair and portfolio records</w:t>
+      </w:r>
+    </w:p>
+    <w:p>
+      <w:pPr>
+        <w:spacing w:line="336" w:lineRule="auto" w:after="180"/>
+      </w:pPr>
+      <w:r>
+        <w:rPr>
+          <w:b w:val="0"/>
+        </w:rPr>
+        <w:t>Use the earlier worked-explanation links to address a specific missing building block, then return to the current question. Adapt this suggestion after observing the learner; it is not an automatic diagnosis.</w:t>
+      </w:r>
+    </w:p>
+    <w:p>
+      <w:pPr>
+        <w:spacing w:line="336" w:lineRule="auto" w:after="180"/>
+      </w:pPr>
+      <w:r>
+        <w:rPr>
+          <w:b w:val="0"/>
+        </w:rPr>
+        <w:t xml:space="preserve">Collect the completed-work portfolio as </w:t>
+      </w:r>
+      <w:r>
+        <w:rPr>
+          <w:b/>
+        </w:rPr>
+        <w:t>evidence</w:t>
+      </w:r>
+      <w:r>
+        <w:rPr>
+          <w:b w:val="0"/>
+        </w:rPr>
+        <w:t xml:space="preserve">. Record support separately from correctness, and assess explanation, trace/test and </w:t>
+      </w:r>
+      <w:r>
+        <w:rPr>
+          <w:b/>
+        </w:rPr>
+        <w:t>limitation</w:t>
+      </w:r>
+      <w:r>
+        <w:rPr>
+          <w:b w:val="0"/>
+        </w:rPr>
+        <w:t>s. Progress ticks and quiz selections alone do not establish mastery.</w:t>
+      </w:r>
+    </w:p>
+    <w:p>
+      <w:pPr>
+        <w:pStyle w:val="Heading2"/>
+      </w:pPr>
+      <w:r>
+        <w:t>Earlier wording, alternatives and picture transcripts · reference / check after trying</w:t>
       </w:r>
     </w:p>
     <w:p>
@@ -6646,7 +6862,6 @@
     <w:p>
       <w:pPr>
         <w:spacing w:line="336" w:lineRule="auto" w:after="180"/>
-        <w:shd w:fill="F1F6F8"/>
       </w:pPr>
       <w:r>
         <w:rPr>
@@ -6669,89 +6884,20 @@
     </w:p>
     <w:p>
       <w:pPr>
-        <w:spacing w:line="336" w:lineRule="auto" w:after="180"/>
-      </w:pPr>
-      <w:r>
-        <w:rPr>
-          <w:b w:val="0"/>
-        </w:rPr>
-        <w:t>Use the earlier worked-explanation links to address a specific missing building block, then return to the current question. Adapt this suggestion after observing the learner; it is not an automatic diagnosis.</w:t>
-      </w:r>
-    </w:p>
-    <w:p>
-      <w:pPr>
-        <w:spacing w:line="336" w:lineRule="auto" w:after="180"/>
-      </w:pPr>
-      <w:r>
-        <w:rPr>
-          <w:b w:val="0"/>
-        </w:rPr>
-        <w:t xml:space="preserve">Collect the completed-work portfolio as </w:t>
-      </w:r>
-      <w:r>
-        <w:rPr>
-          <w:b/>
-        </w:rPr>
-        <w:t>evidence</w:t>
-      </w:r>
-      <w:r>
-        <w:rPr>
-          <w:b w:val="0"/>
-        </w:rPr>
-        <w:t xml:space="preserve">. Record support separately from correctness, and assess explanation, trace/test and </w:t>
-      </w:r>
-      <w:r>
-        <w:rPr>
-          <w:b/>
-        </w:rPr>
-        <w:t>limitation</w:t>
-      </w:r>
-      <w:r>
-        <w:rPr>
-          <w:b w:val="0"/>
-        </w:rPr>
-        <w:t>s. Progress ticks and quiz selections alone do not establish mastery.</w:t>
-      </w:r>
-    </w:p>
-    <w:p>
-      <w:pPr>
         <w:pStyle w:val="Heading1"/>
       </w:pPr>
       <w:r>
-        <w:t>09. Visual concept journey</w:t>
-      </w:r>
-    </w:p>
-    <w:p>
-      <w:r>
-        <w:t>Show one Creator Defense graphic at a time, request a prediction and discuss its trace before the independent assessment.</w:t>
-      </w:r>
-    </w:p>
-    <w:p>
-      <w:pPr>
-        <w:spacing w:line="336" w:lineRule="auto" w:after="180"/>
-      </w:pPr>
-      <w:r>
-        <w:rPr>
-          <w:b w:val="0"/>
-        </w:rPr>
-        <w:t xml:space="preserve">Use one picture at a time. Hide a worked result before asking for a </w:t>
-      </w:r>
-      <w:r>
-        <w:rPr>
-          <w:b/>
-        </w:rPr>
-        <w:t>prediction</w:t>
-      </w:r>
-      <w:r>
-        <w:rPr>
-          <w:b w:val="0"/>
-        </w:rPr>
-        <w:t>, then reveal it for feedback. These are supported teaching cases; retain the separate independent assessment for a fresh first attempt.</w:t>
-      </w:r>
-    </w:p>
-    <w:p>
-      <w:pPr>
-        <w:pStyle w:val="Heading3"/>
+        <w:t>09. Reference: teach with the six pictures</w:t>
+      </w:r>
+    </w:p>
+    <w:p>
+      <w:r>
+        <w:t>Choose the picture for the teaching move and connect it to the explanation.</w:t>
+      </w:r>
+    </w:p>
+    <w:p>
+      <w:pPr>
+        <w:pStyle w:val="Heading2"/>
       </w:pPr>
       <w:r>
         <w:t>01. Creator Defense: the case</w:t>
@@ -6762,7 +6908,7 @@
         <w:drawing>
           <wp:inline xmlns:a="http://schemas.openxmlformats.org/drawingml/2006/main" xmlns:pic="http://schemas.openxmlformats.org/drawingml/2006/picture">
             <wp:extent cx="5486400" cy="3288792"/>
-            <wp:docPr id="2" name="Picture 2" descr="Defend a study-buddy project using separate claims and matching evidence. Supplied facts: Set A: 15 answerable questions, with 12 relevant retrievals and 9 supported answers. Separate set B: 5 missing-source questions, with 4 appropriate fallbacks. No speed measurements exist. All inputs and outcomes in this worked example are invented classroom data; no real model run is claimed."/>
+            <wp:docPr id="3" name="Picture 3" descr="Defend a study-buddy project using separate claims and matching evidence. Supplied facts: Set A: 15 answerable questions, with 12 relevant retrievals and 9 supported answers. Separate set B: 5 missing-source questions, with 4 appropriate fallbacks. No speed measurements exist. All inputs and outcomes in this worked example are invented classroom data; no real model run is claimed."/>
             <wp:cNvGraphicFramePr>
               <a:graphicFrameLocks noChangeAspect="1"/>
             </wp:cNvGraphicFramePr>
@@ -6774,7 +6920,7 @@
                     <pic:cNvPicPr/>
                   </pic:nvPicPr>
                   <pic:blipFill>
-                    <a:blip r:embed="rId10"/>
+                    <a:blip r:embed="rId11"/>
                     <a:stretch>
                       <a:fillRect/>
                     </a:stretch>
@@ -6842,7 +6988,6 @@
     <w:p>
       <w:pPr>
         <w:spacing w:line="336" w:lineRule="auto" w:after="180"/>
-        <w:shd w:fill="F5F1FB"/>
       </w:pPr>
       <w:r>
         <w:rPr>
@@ -6853,16 +6998,7 @@
     </w:p>
     <w:p>
       <w:pPr>
-        <w:pStyle w:val="Heading3"/>
-      </w:pPr>
-      <w:r>
-        <w:t>Discuss while showing the picture</w:t>
-      </w:r>
-    </w:p>
-    <w:p>
-      <w:pPr>
         <w:spacing w:line="336" w:lineRule="auto" w:after="180"/>
-        <w:shd w:fill="F1F6F8"/>
       </w:pPr>
       <w:r>
         <w:rPr>
@@ -6873,7 +7009,7 @@
     </w:p>
     <w:p>
       <w:pPr>
-        <w:pStyle w:val="Heading3"/>
+        <w:pStyle w:val="Heading2"/>
       </w:pPr>
       <w:r>
         <w:t>02. Follow the deciding steps</w:t>
@@ -6884,7 +7020,7 @@
         <w:drawing>
           <wp:inline xmlns:a="http://schemas.openxmlformats.org/drawingml/2006/main" xmlns:pic="http://schemas.openxmlformats.org/drawingml/2006/picture">
             <wp:extent cx="5486400" cy="3182112"/>
-            <wp:docPr id="3" name="Picture 3" descr="Retrieval claim: Relevant retrieval rate is 12/15=80%. → Answer claim: Supported-answer rate is 9/15=60%; retrieval success is not answer success. → Fallback claim: Appropriate fallback is 4/5=80%. Make no measured speed claim."/>
+            <wp:docPr id="4" name="Picture 4" descr="Retrieval claim: Relevant retrieval rate is 12/15=80%. → Answer claim: Supported-answer rate is 9/15=60%; retrieval success is not answer success. → Fallback claim: Appropriate fallback is 4/5=80%. Make no measured speed claim."/>
             <wp:cNvGraphicFramePr>
               <a:graphicFrameLocks noChangeAspect="1"/>
             </wp:cNvGraphicFramePr>
@@ -6896,7 +7032,7 @@
                     <pic:cNvPicPr/>
                   </pic:nvPicPr>
                   <pic:blipFill>
-                    <a:blip r:embed="rId11"/>
+                    <a:blip r:embed="rId9"/>
                     <a:stretch>
                       <a:fillRect/>
                     </a:stretch>
@@ -6976,7 +7112,6 @@
     <w:p>
       <w:pPr>
         <w:spacing w:line="336" w:lineRule="auto" w:after="180"/>
-        <w:shd w:fill="F5F1FB"/>
       </w:pPr>
       <w:r>
         <w:rPr>
@@ -6999,16 +7134,7 @@
     </w:p>
     <w:p>
       <w:pPr>
-        <w:pStyle w:val="Heading3"/>
-      </w:pPr>
-      <w:r>
-        <w:t>Discuss while showing the picture</w:t>
-      </w:r>
-    </w:p>
-    <w:p>
-      <w:pPr>
         <w:spacing w:line="336" w:lineRule="auto" w:after="180"/>
-        <w:shd w:fill="F1F6F8"/>
       </w:pPr>
       <w:r>
         <w:rPr>
@@ -7031,7 +7157,7 @@
     </w:p>
     <w:p>
       <w:pPr>
-        <w:pStyle w:val="Heading3"/>
+        <w:pStyle w:val="Heading2"/>
       </w:pPr>
       <w:r>
         <w:t>03. Generative systems defense — evidence trace</w:t>
@@ -7042,7 +7168,7 @@
         <w:drawing>
           <wp:inline xmlns:a="http://schemas.openxmlformats.org/drawingml/2006/main" xmlns:pic="http://schemas.openxmlformats.org/drawingml/2006/picture">
             <wp:extent cx="5486400" cy="3297936"/>
-            <wp:docPr id="4" name="Picture 4" descr="Generative systems defense — evidence trace. System reports 9/10 retrieved relevant records, 7/10 supported answers and zero actions in a read-only run. | Link each claim to a recorded result. State the distinction between retrieval relevance, claim support, fallback and permissions. Give a reproduction packet and answer challenges without inventing missing measurements. | Retrieval rate 90% and support rate 70% differ. Action trace supports zero actions in that run; no timing evidence supports speed. Correct the full-correctness and speed claims."/>
+            <wp:docPr id="5" name="Picture 5" descr="Generative systems defense — evidence trace. System reports 9/10 retrieved relevant records, 7/10 supported answers and zero actions in a read-only run. | Link each claim to a recorded result. State the distinction between retrieval relevance, claim support, fallback and permissions. Give a reproduction packet and answer challenges without inventing missing measurements. | Retrieval rate 90% and support rate 70% differ. Action trace supports zero actions in that run; no timing evidence supports speed. Correct the full-correctness and speed claims."/>
             <wp:cNvGraphicFramePr>
               <a:graphicFrameLocks noChangeAspect="1"/>
             </wp:cNvGraphicFramePr>
@@ -7180,7 +7306,6 @@
     <w:p>
       <w:pPr>
         <w:spacing w:line="336" w:lineRule="auto" w:after="180"/>
-        <w:shd w:fill="F5F1FB"/>
       </w:pPr>
       <w:r>
         <w:rPr>
@@ -7191,16 +7316,7 @@
     </w:p>
     <w:p>
       <w:pPr>
-        <w:pStyle w:val="Heading3"/>
-      </w:pPr>
-      <w:r>
-        <w:t>Discuss while showing the picture</w:t>
-      </w:r>
-    </w:p>
-    <w:p>
-      <w:pPr>
         <w:spacing w:line="336" w:lineRule="auto" w:after="180"/>
-        <w:shd w:fill="F1F6F8"/>
       </w:pPr>
       <w:r>
         <w:rPr>
@@ -7211,7 +7327,7 @@
     </w:p>
     <w:p>
       <w:pPr>
-        <w:pStyle w:val="Heading3"/>
+        <w:pStyle w:val="Heading2"/>
       </w:pPr>
       <w:r>
         <w:t>04. Change one thing. Trace what follows.</w:t>
@@ -7222,7 +7338,7 @@
         <w:drawing>
           <wp:inline xmlns:a="http://schemas.openxmlformats.org/drawingml/2006/main" xmlns:pic="http://schemas.openxmlformats.org/drawingml/2006/picture">
             <wp:extent cx="5486400" cy="3179064"/>
-            <wp:docPr id="5" name="Picture 5" descr="Original case: Appropriate fallback is 4/5=80%. Make no measured speed claim. Changed condition: Only the retrieval rate is put on the presentation poster. Expected result: The poster omits the lower supported-answer rate and cannot imply 80% fully correct answers. Reason: Retrieving useful evidence is an intermediate step, not proof that the final answer uses it correctly."/>
+            <wp:docPr id="6" name="Picture 6" descr="Original case: Appropriate fallback is 4/5=80%. Make no measured speed claim. Changed condition: Only the retrieval rate is put on the presentation poster. Expected result: The poster omits the lower supported-answer rate and cannot imply 80% fully correct answers. Reason: Retrieving useful evidence is an intermediate step, not proof that the final answer uses it correctly."/>
             <wp:cNvGraphicFramePr>
               <a:graphicFrameLocks noChangeAspect="1"/>
             </wp:cNvGraphicFramePr>
@@ -7314,7 +7430,6 @@
     <w:p>
       <w:pPr>
         <w:spacing w:line="336" w:lineRule="auto" w:after="180"/>
-        <w:shd w:fill="F5F1FB"/>
       </w:pPr>
       <w:r>
         <w:rPr>
@@ -7325,16 +7440,7 @@
     </w:p>
     <w:p>
       <w:pPr>
-        <w:pStyle w:val="Heading3"/>
-      </w:pPr>
-      <w:r>
-        <w:t>Discuss while showing the picture</w:t>
-      </w:r>
-    </w:p>
-    <w:p>
-      <w:pPr>
         <w:spacing w:line="336" w:lineRule="auto" w:after="180"/>
-        <w:shd w:fill="F1F6F8"/>
       </w:pPr>
       <w:r>
         <w:rPr>
@@ -7346,7 +7452,6 @@
     <w:p>
       <w:pPr>
         <w:spacing w:line="336" w:lineRule="auto" w:after="180"/>
-        <w:shd w:fill="F1F6F8"/>
       </w:pPr>
       <w:r>
         <w:rPr>
@@ -7369,7 +7474,7 @@
     </w:p>
     <w:p>
       <w:pPr>
-        <w:pStyle w:val="Heading3"/>
+        <w:pStyle w:val="Heading2"/>
       </w:pPr>
       <w:r>
         <w:t>05. Connect the explanation to its limit</w:t>
@@ -7380,7 +7485,7 @@
         <w:drawing>
           <wp:inline xmlns:a="http://schemas.openxmlformats.org/drawingml/2006/main" xmlns:pic="http://schemas.openxmlformats.org/drawingml/2006/picture">
             <wp:extent cx="5486400" cy="2834640"/>
-            <wp:docPr id="6" name="Picture 6" descr="Read the picture in order. Appropriate fallback is 4/5=80%. Make no measured speed claim. The arrows show which recorded input or intermediate result each decision uses. Explain the deciding step aloud before checking the changed case; pointing to the final answer alone does not show how it follows. Limit: These invented counts illustrate defense structure; the class must replace them with its own documented evidence."/>
+            <wp:docPr id="7" name="Picture 7" descr="Read the picture in order. Appropriate fallback is 4/5=80%. Make no measured speed claim. The arrows show which recorded input or intermediate result each decision uses. Explain the deciding step aloud before checking the changed case; pointing to the final answer alone does not show how it follows. Limit: These invented counts illustrate defense structure; the class must replace them with its own documented evidence."/>
             <wp:cNvGraphicFramePr>
               <a:graphicFrameLocks noChangeAspect="1"/>
             </wp:cNvGraphicFramePr>
@@ -7495,7 +7600,6 @@
     <w:p>
       <w:pPr>
         <w:spacing w:line="336" w:lineRule="auto" w:after="180"/>
-        <w:shd w:fill="F5F1FB"/>
       </w:pPr>
       <w:r>
         <w:rPr>
@@ -7506,16 +7610,7 @@
     </w:p>
     <w:p>
       <w:pPr>
-        <w:pStyle w:val="Heading3"/>
-      </w:pPr>
-      <w:r>
-        <w:t>Discuss while showing the picture</w:t>
-      </w:r>
-    </w:p>
-    <w:p>
-      <w:pPr>
         <w:spacing w:line="336" w:lineRule="auto" w:after="180"/>
-        <w:shd w:fill="F1F6F8"/>
       </w:pPr>
       <w:r>
         <w:rPr>
@@ -7527,7 +7622,6 @@
     <w:p>
       <w:pPr>
         <w:spacing w:line="336" w:lineRule="auto" w:after="180"/>
-        <w:shd w:fill="F1F6F8"/>
       </w:pPr>
       <w:r>
         <w:rPr>
@@ -7562,7 +7656,7 @@
     </w:p>
     <w:p>
       <w:pPr>
-        <w:pStyle w:val="Heading3"/>
+        <w:pStyle w:val="Heading2"/>
       </w:pPr>
       <w:r>
         <w:t>06. Make the idea visible in your project</w:t>
@@ -7573,7 +7667,7 @@
         <w:drawing>
           <wp:inline xmlns:a="http://schemas.openxmlformats.org/drawingml/2006/main" xmlns:pic="http://schemas.openxmlformats.org/drawingml/2006/picture">
             <wp:extent cx="5486400" cy="3681984"/>
-            <wp:docPr id="7" name="Picture 7" descr="For your Verified Study Buddy, save the input, procedure, observed result and limitation of this check. Label this worked example as practice; use a different, previously unreviewed case when checking independent understanding. Draw your input, deciding step, result and limit. Supported question: Which numbers would you display to make the defense honest? Point to the relevant step in the picture, then write the changed result and the rule or evidence that supports it."/>
+            <wp:docPr id="8" name="Picture 8" descr="For your Verified Study Buddy, save the input, procedure, observed result and limitation of this check. Label this worked example as practice; use a different, previously unreviewed case when checking independent understanding. Draw your input, deciding step, result and limit. Supported question: Which numbers would you display to make the defense honest? Point to the relevant step in the picture, then write the changed result and the rule or evidence that supports it."/>
             <wp:cNvGraphicFramePr>
               <a:graphicFrameLocks noChangeAspect="1"/>
             </wp:cNvGraphicFramePr>
@@ -7700,7 +7794,6 @@
     <w:p>
       <w:pPr>
         <w:spacing w:line="336" w:lineRule="auto" w:after="180"/>
-        <w:shd w:fill="F5F1FB"/>
       </w:pPr>
       <w:r>
         <w:rPr>
@@ -7723,82 +7816,150 @@
     </w:p>
     <w:p>
       <w:pPr>
+        <w:spacing w:line="336" w:lineRule="auto" w:after="180"/>
+      </w:pPr>
+      <w:r>
+        <w:rPr>
+          <w:b w:val="0"/>
+        </w:rPr>
+        <w:t xml:space="preserve">Teacher prompt: Draw your project trace and justify the deciding step using </w:t>
+      </w:r>
+      <w:r>
+        <w:rPr>
+          <w:b/>
+        </w:rPr>
+        <w:t>evidence</w:t>
+      </w:r>
+      <w:r>
+        <w:rPr>
+          <w:b w:val="0"/>
+        </w:rPr>
+        <w:t>. Ask learners to describe one label or arrow in ordinary words. Use the adjacent transcript if the image is difficult to see.</w:t>
+      </w:r>
+    </w:p>
+    <w:p>
+      <w:pPr>
+        <w:spacing w:line="336" w:lineRule="auto" w:after="180"/>
+      </w:pPr>
+      <w:r>
+        <w:rPr>
+          <w:b w:val="0"/>
+        </w:rPr>
+        <w:t>Supported practice key: Display 12/15 retrieval, 9/15 support and 4/5 fallback with separate set A and set B definitions; say speed was not measured.</w:t>
+      </w:r>
+    </w:p>
+    <w:p>
+      <w:pPr>
+        <w:spacing w:line="336" w:lineRule="auto" w:after="180"/>
+      </w:pPr>
+      <w:r>
+        <w:rPr>
+          <w:b w:val="0"/>
+        </w:rPr>
+        <w:t xml:space="preserve">Changed-case check: The poster omits the lower supported-answer rate and cannot imply </w:t>
+      </w:r>
+      <w:r>
+        <w:rPr>
+          <w:b/>
+        </w:rPr>
+        <w:t>80%</w:t>
+      </w:r>
+      <w:r>
+        <w:rPr>
+          <w:b w:val="0"/>
+        </w:rPr>
+        <w:t xml:space="preserve"> fully correct answers. Retrieving useful </w:t>
+      </w:r>
+      <w:r>
+        <w:rPr>
+          <w:b/>
+        </w:rPr>
+        <w:t>evidence</w:t>
+      </w:r>
+      <w:r>
+        <w:rPr>
+          <w:b w:val="0"/>
+        </w:rPr>
+        <w:t xml:space="preserve"> is an intermediate step, not proof that the final answer uses it correctly.</w:t>
+      </w:r>
+    </w:p>
+    <w:p>
+      <w:pPr>
+        <w:pStyle w:val="Heading2"/>
+      </w:pPr>
+      <w:r>
+        <w:t>Earlier wording, alternatives and picture transcripts · reference / check after trying</w:t>
+      </w:r>
+    </w:p>
+    <w:p>
+      <w:pPr>
+        <w:spacing w:line="336" w:lineRule="auto" w:after="180"/>
+      </w:pPr>
+      <w:r>
+        <w:rPr>
+          <w:b w:val="0"/>
+        </w:rPr>
+        <w:t xml:space="preserve">Use one picture at a time. Hide a worked result before asking for a </w:t>
+      </w:r>
+      <w:r>
+        <w:rPr>
+          <w:b/>
+        </w:rPr>
+        <w:t>prediction</w:t>
+      </w:r>
+      <w:r>
+        <w:rPr>
+          <w:b w:val="0"/>
+        </w:rPr>
+        <w:t>, then reveal it for feedback. These are supported teaching cases; retain the separate independent assessment for a fresh first attempt.</w:t>
+      </w:r>
+    </w:p>
+    <w:p>
+      <w:pPr>
         <w:pStyle w:val="Heading3"/>
       </w:pPr>
       <w:r>
-        <w:t>Discuss while showing the picture</w:t>
-      </w:r>
-    </w:p>
-    <w:p>
-      <w:pPr>
-        <w:spacing w:line="336" w:lineRule="auto" w:after="180"/>
-        <w:shd w:fill="F1F6F8"/>
-      </w:pPr>
-      <w:r>
-        <w:rPr>
-          <w:b w:val="0"/>
-        </w:rPr>
-        <w:t xml:space="preserve">Teacher prompt: Draw your project trace and justify the deciding step using </w:t>
-      </w:r>
-      <w:r>
-        <w:rPr>
-          <w:b/>
-        </w:rPr>
-        <w:t>evidence</w:t>
-      </w:r>
-      <w:r>
-        <w:rPr>
-          <w:b w:val="0"/>
-        </w:rPr>
-        <w:t>. Ask learners to describe one label or arrow in ordinary words. Use the adjacent transcript if the image is difficult to see.</w:t>
-      </w:r>
-    </w:p>
-    <w:p>
-      <w:pPr>
-        <w:spacing w:line="336" w:lineRule="auto" w:after="180"/>
-        <w:shd w:fill="F1F6F8"/>
-      </w:pPr>
-      <w:r>
-        <w:rPr>
-          <w:b w:val="0"/>
-        </w:rPr>
-        <w:t>Supported practice key: Display 12/15 retrieval, 9/15 support and 4/5 fallback with separate set A and set B definitions; say speed was not measured.</w:t>
-      </w:r>
-    </w:p>
-    <w:p>
-      <w:pPr>
-        <w:spacing w:line="336" w:lineRule="auto" w:after="180"/>
-        <w:shd w:fill="F1F6F8"/>
-      </w:pPr>
-      <w:r>
-        <w:rPr>
-          <w:b w:val="0"/>
-        </w:rPr>
-        <w:t xml:space="preserve">Changed-case check: The poster omits the lower supported-answer rate and cannot imply </w:t>
-      </w:r>
-      <w:r>
-        <w:rPr>
-          <w:b/>
-        </w:rPr>
-        <w:t>80%</w:t>
-      </w:r>
-      <w:r>
-        <w:rPr>
-          <w:b w:val="0"/>
-        </w:rPr>
-        <w:t xml:space="preserve"> fully correct answers. Retrieving useful </w:t>
-      </w:r>
-      <w:r>
-        <w:rPr>
-          <w:b/>
-        </w:rPr>
-        <w:t>evidence</w:t>
-      </w:r>
-      <w:r>
-        <w:rPr>
-          <w:b w:val="0"/>
-        </w:rPr>
-        <w:t xml:space="preserve"> is an intermediate step, not proof that the final answer uses it correctly.</w:t>
+        <w:t>01. Creator Defense: the case</w:t>
+      </w:r>
+    </w:p>
+    <w:p>
+      <w:pPr>
+        <w:pStyle w:val="Heading3"/>
+      </w:pPr>
+      <w:r>
+        <w:t>02. Follow the deciding steps</w:t>
+      </w:r>
+    </w:p>
+    <w:p>
+      <w:pPr>
+        <w:pStyle w:val="Heading3"/>
+      </w:pPr>
+      <w:r>
+        <w:t>03. Generative systems defense — evidence trace</w:t>
+      </w:r>
+    </w:p>
+    <w:p>
+      <w:pPr>
+        <w:pStyle w:val="Heading3"/>
+      </w:pPr>
+      <w:r>
+        <w:t>04. Change one thing. Trace what follows.</w:t>
+      </w:r>
+    </w:p>
+    <w:p>
+      <w:pPr>
+        <w:pStyle w:val="Heading3"/>
+      </w:pPr>
+      <w:r>
+        <w:t>05. Connect the explanation to its limit</w:t>
+      </w:r>
+    </w:p>
+    <w:p>
+      <w:pPr>
+        <w:pStyle w:val="Heading3"/>
+      </w:pPr>
+      <w:r>
+        <w:t>06. Make the idea visible in your project</w:t>
       </w:r>
     </w:p>
     <w:sectPr>
